--- a/6.docx
+++ b/6.docx
@@ -1,6 +1,6 @@
 
 <file path=word/document.xml><?xml version="1.0" encoding="utf-8"?>
-<w:document xmlns:wpc="http://schemas.microsoft.com/office/word/2010/wordprocessingCanvas" xmlns:cx="http://schemas.microsoft.com/office/drawing/2014/chartex" xmlns:cx1="http://schemas.microsoft.com/office/drawing/2015/9/8/chartex" xmlns:cx2="http://schemas.microsoft.com/office/drawing/2015/10/21/chartex" xmlns:cx3="http://schemas.microsoft.com/office/drawing/2016/5/9/chartex" xmlns:cx4="http://schemas.microsoft.com/office/drawing/2016/5/10/chartex" xmlns:cx5="http://schemas.microsoft.com/office/drawing/2016/5/11/chartex" xmlns:cx6="http://schemas.microsoft.com/office/drawing/2016/5/12/chartex" xmlns:cx7="http://schemas.microsoft.com/office/drawing/2016/5/13/chartex" xmlns:cx8="http://schemas.microsoft.com/office/drawing/2016/5/14/chartex" xmlns:mc="http://schemas.openxmlformats.org/markup-compatibility/2006" xmlns:aink="http://schemas.microsoft.com/office/drawing/2016/ink" xmlns:am3d="http://schemas.microsoft.com/office/drawing/2017/model3d" xmlns:o="urn:schemas-microsoft-com:office:office" xmlns:r="http://schemas.openxmlformats.org/officeDocument/2006/relationships" xmlns:m="http://schemas.openxmlformats.org/officeDocument/2006/math" xmlns:v="urn:schemas-microsoft-com:vml" xmlns:wp14="http://schemas.microsoft.com/office/word/2010/wordprocessingDrawing" xmlns:wp="http://schemas.openxmlformats.org/drawingml/2006/wordprocessingDrawing" xmlns:w10="urn:schemas-microsoft-com:office:word" xmlns:w="http://schemas.openxmlformats.org/wordprocessingml/2006/main" xmlns:w14="http://schemas.microsoft.com/office/word/2010/wordml" xmlns:w15="http://schemas.microsoft.com/office/word/2012/wordml" xmlns:w16cid="http://schemas.microsoft.com/office/word/2016/wordml/cid" xmlns:w16se="http://schemas.microsoft.com/office/word/2015/wordml/symex" xmlns:wpg="http://schemas.microsoft.com/office/word/2010/wordprocessingGroup" xmlns:wpi="http://schemas.microsoft.com/office/word/2010/wordprocessingInk" xmlns:wne="http://schemas.microsoft.com/office/word/2006/wordml" xmlns:wps="http://schemas.microsoft.com/office/word/2010/wordprocessingShape" mc:Ignorable="w14 w15 w16se w16cid wp14">
+<w:document xmlns:wpc="http://schemas.microsoft.com/office/word/2010/wordprocessingCanvas" xmlns:cx="http://schemas.microsoft.com/office/drawing/2014/chartex" xmlns:cx1="http://schemas.microsoft.com/office/drawing/2015/9/8/chartex" xmlns:cx2="http://schemas.microsoft.com/office/drawing/2015/10/21/chartex" xmlns:cx3="http://schemas.microsoft.com/office/drawing/2016/5/9/chartex" xmlns:cx4="http://schemas.microsoft.com/office/drawing/2016/5/10/chartex" xmlns:cx5="http://schemas.microsoft.com/office/drawing/2016/5/11/chartex" xmlns:cx6="http://schemas.microsoft.com/office/drawing/2016/5/12/chartex" xmlns:cx7="http://schemas.microsoft.com/office/drawing/2016/5/13/chartex" xmlns:cx8="http://schemas.microsoft.com/office/drawing/2016/5/14/chartex" xmlns:mc="http://schemas.openxmlformats.org/markup-compatibility/2006" xmlns:aink="http://schemas.microsoft.com/office/drawing/2016/ink" xmlns:am3d="http://schemas.microsoft.com/office/drawing/2017/model3d" xmlns:o="urn:schemas-microsoft-com:office:office" xmlns:r="http://schemas.openxmlformats.org/officeDocument/2006/relationships" xmlns:m="http://schemas.openxmlformats.org/officeDocument/2006/math" xmlns:v="urn:schemas-microsoft-com:vml" xmlns:wp14="http://schemas.microsoft.com/office/word/2010/wordprocessingDrawing" xmlns:wp="http://schemas.openxmlformats.org/drawingml/2006/wordprocessingDrawing" xmlns:w10="urn:schemas-microsoft-com:office:word" xmlns:w="http://schemas.openxmlformats.org/wordprocessingml/2006/main" xmlns:w14="http://schemas.microsoft.com/office/word/2010/wordml" xmlns:w15="http://schemas.microsoft.com/office/word/2012/wordml" xmlns:w16cex="http://schemas.microsoft.com/office/word/2018/wordml/cex" xmlns:w16cid="http://schemas.microsoft.com/office/word/2016/wordml/cid" xmlns:w16="http://schemas.microsoft.com/office/word/2018/wordml" xmlns:w16sdtdh="http://schemas.microsoft.com/office/word/2020/wordml/sdtdatahash" xmlns:w16se="http://schemas.microsoft.com/office/word/2015/wordml/symex" xmlns:wpg="http://schemas.microsoft.com/office/word/2010/wordprocessingGroup" xmlns:wpi="http://schemas.microsoft.com/office/word/2010/wordprocessingInk" xmlns:wne="http://schemas.microsoft.com/office/word/2006/wordml" xmlns:wps="http://schemas.microsoft.com/office/word/2010/wordprocessingShape" mc:Ignorable="w14 w15 w16se w16cid w16 w16cex w16sdtdh wp14">
   <w:body>
     <w:p>
       <w:pPr>
@@ -11,15 +11,13 @@
         <w:spacing w:after="200" w:line="360" w:lineRule="auto"/>
         <w:jc w:val="center"/>
         <w:rPr>
-          <w:rFonts w:ascii="Times New Roman" w:hAnsi="Times New Roman" w:cs="Times New Roman"/>
-          <w:sz w:val="28"/>
+          <w:rFonts w:cs="Times New Roman"/>
           <w:szCs w:val="28"/>
         </w:rPr>
       </w:pPr>
       <w:r>
         <w:rPr>
-          <w:rFonts w:ascii="Times New Roman" w:hAnsi="Times New Roman" w:cs="Times New Roman"/>
-          <w:sz w:val="28"/>
+          <w:rFonts w:cs="Times New Roman"/>
           <w:szCs w:val="28"/>
         </w:rPr>
         <w:t>Министерство образования Свердловской области</w:t>
@@ -34,15 +32,13 @@
         <w:spacing w:after="200" w:line="360" w:lineRule="auto"/>
         <w:jc w:val="center"/>
         <w:rPr>
-          <w:rFonts w:ascii="Times New Roman" w:hAnsi="Times New Roman" w:cs="Times New Roman"/>
-          <w:sz w:val="28"/>
+          <w:rFonts w:cs="Times New Roman"/>
           <w:szCs w:val="28"/>
         </w:rPr>
       </w:pPr>
       <w:r>
         <w:rPr>
-          <w:rFonts w:ascii="Times New Roman" w:hAnsi="Times New Roman" w:cs="Times New Roman"/>
-          <w:sz w:val="28"/>
+          <w:rFonts w:cs="Times New Roman"/>
           <w:szCs w:val="28"/>
         </w:rPr>
         <w:t>ГАПОУ СО «Екатеринбургский колледж транспортного строительства»</w:t>
@@ -56,8 +52,7 @@
         <w:adjustRightInd w:val="0"/>
         <w:spacing w:after="200" w:line="360" w:lineRule="auto"/>
         <w:rPr>
-          <w:rFonts w:ascii="Times New Roman" w:hAnsi="Times New Roman" w:cs="Times New Roman"/>
-          <w:sz w:val="28"/>
+          <w:rFonts w:cs="Times New Roman"/>
           <w:szCs w:val="28"/>
         </w:rPr>
       </w:pPr>
@@ -70,8 +65,7 @@
         <w:adjustRightInd w:val="0"/>
         <w:spacing w:after="200" w:line="360" w:lineRule="auto"/>
         <w:rPr>
-          <w:rFonts w:ascii="Times New Roman" w:hAnsi="Times New Roman" w:cs="Times New Roman"/>
-          <w:sz w:val="28"/>
+          <w:rFonts w:cs="Times New Roman"/>
           <w:szCs w:val="28"/>
         </w:rPr>
       </w:pPr>
@@ -84,8 +78,7 @@
         <w:adjustRightInd w:val="0"/>
         <w:spacing w:after="200" w:line="360" w:lineRule="auto"/>
         <w:rPr>
-          <w:rFonts w:ascii="Times New Roman" w:hAnsi="Times New Roman" w:cs="Times New Roman"/>
-          <w:sz w:val="28"/>
+          <w:rFonts w:cs="Times New Roman"/>
           <w:szCs w:val="28"/>
         </w:rPr>
       </w:pPr>
@@ -98,8 +91,7 @@
         <w:adjustRightInd w:val="0"/>
         <w:spacing w:after="200" w:line="360" w:lineRule="auto"/>
         <w:rPr>
-          <w:rFonts w:ascii="Times New Roman" w:hAnsi="Times New Roman" w:cs="Times New Roman"/>
-          <w:sz w:val="28"/>
+          <w:rFonts w:cs="Times New Roman"/>
           <w:szCs w:val="28"/>
         </w:rPr>
       </w:pPr>
@@ -112,8 +104,7 @@
         <w:adjustRightInd w:val="0"/>
         <w:spacing w:after="200" w:line="360" w:lineRule="auto"/>
         <w:rPr>
-          <w:rFonts w:ascii="Times New Roman" w:hAnsi="Times New Roman" w:cs="Times New Roman"/>
-          <w:sz w:val="28"/>
+          <w:rFonts w:cs="Times New Roman"/>
           <w:szCs w:val="28"/>
         </w:rPr>
       </w:pPr>
@@ -126,8 +117,7 @@
         <w:adjustRightInd w:val="0"/>
         <w:spacing w:after="200" w:line="360" w:lineRule="auto"/>
         <w:rPr>
-          <w:rFonts w:ascii="Times New Roman" w:hAnsi="Times New Roman" w:cs="Times New Roman"/>
-          <w:sz w:val="28"/>
+          <w:rFonts w:cs="Times New Roman"/>
           <w:szCs w:val="28"/>
         </w:rPr>
       </w:pPr>
@@ -141,26 +131,16 @@
         <w:spacing w:after="200" w:line="360" w:lineRule="auto"/>
         <w:jc w:val="center"/>
         <w:rPr>
-          <w:rFonts w:ascii="Times New Roman" w:hAnsi="Times New Roman" w:cs="Times New Roman"/>
-          <w:sz w:val="28"/>
+          <w:rFonts w:cs="Times New Roman"/>
           <w:szCs w:val="28"/>
         </w:rPr>
       </w:pPr>
       <w:r>
         <w:rPr>
-          <w:rFonts w:ascii="Times New Roman" w:hAnsi="Times New Roman" w:cs="Times New Roman"/>
-          <w:sz w:val="28"/>
+          <w:rFonts w:cs="Times New Roman"/>
           <w:szCs w:val="28"/>
         </w:rPr>
-        <w:t>Отчет по практической работе</w:t>
-      </w:r>
-      <w:r>
-        <w:rPr>
-          <w:rFonts w:ascii="Times New Roman" w:hAnsi="Times New Roman" w:cs="Times New Roman"/>
-          <w:sz w:val="28"/>
-          <w:szCs w:val="28"/>
-        </w:rPr>
-        <w:t xml:space="preserve"> №6</w:t>
+        <w:t>Отчет по практической работе №6</w:t>
       </w:r>
     </w:p>
     <w:p>
@@ -172,26 +152,16 @@
         <w:spacing w:after="200" w:line="360" w:lineRule="auto"/>
         <w:jc w:val="center"/>
         <w:rPr>
-          <w:rFonts w:ascii="Times New Roman" w:hAnsi="Times New Roman" w:cs="Times New Roman"/>
-          <w:sz w:val="28"/>
+          <w:rFonts w:cs="Times New Roman"/>
           <w:szCs w:val="28"/>
         </w:rPr>
       </w:pPr>
       <w:r>
         <w:rPr>
-          <w:rFonts w:ascii="Times New Roman" w:hAnsi="Times New Roman" w:cs="Times New Roman"/>
-          <w:sz w:val="28"/>
+          <w:rFonts w:cs="Times New Roman"/>
           <w:szCs w:val="28"/>
         </w:rPr>
-        <w:t xml:space="preserve">на тему: </w:t>
-      </w:r>
-      <w:r>
-        <w:rPr>
-          <w:rFonts w:ascii="Times New Roman" w:hAnsi="Times New Roman" w:cs="Times New Roman"/>
-          <w:sz w:val="28"/>
-          <w:szCs w:val="28"/>
-        </w:rPr>
-        <w:t>Модель угроз</w:t>
+        <w:t>на тему: Модель угроз</w:t>
       </w:r>
     </w:p>
     <w:p>
@@ -203,8 +173,7 @@
         <w:spacing w:after="200" w:line="360" w:lineRule="auto"/>
         <w:jc w:val="center"/>
         <w:rPr>
-          <w:rFonts w:ascii="Times New Roman" w:hAnsi="Times New Roman" w:cs="Times New Roman"/>
-          <w:sz w:val="28"/>
+          <w:rFonts w:cs="Times New Roman"/>
           <w:szCs w:val="28"/>
         </w:rPr>
       </w:pPr>
@@ -217,8 +186,7 @@
         <w:adjustRightInd w:val="0"/>
         <w:spacing w:after="200" w:line="360" w:lineRule="auto"/>
         <w:rPr>
-          <w:rFonts w:ascii="Times New Roman" w:hAnsi="Times New Roman" w:cs="Times New Roman"/>
-          <w:sz w:val="28"/>
+          <w:rFonts w:cs="Times New Roman"/>
           <w:szCs w:val="28"/>
         </w:rPr>
       </w:pPr>
@@ -231,8 +199,7 @@
         <w:adjustRightInd w:val="0"/>
         <w:spacing w:after="200" w:line="360" w:lineRule="auto"/>
         <w:rPr>
-          <w:rFonts w:ascii="Times New Roman" w:hAnsi="Times New Roman" w:cs="Times New Roman"/>
-          <w:sz w:val="28"/>
+          <w:rFonts w:cs="Times New Roman"/>
           <w:szCs w:val="28"/>
         </w:rPr>
       </w:pPr>
@@ -245,8 +212,7 @@
         <w:adjustRightInd w:val="0"/>
         <w:spacing w:after="200" w:line="360" w:lineRule="auto"/>
         <w:rPr>
-          <w:rFonts w:ascii="Times New Roman" w:hAnsi="Times New Roman" w:cs="Times New Roman"/>
-          <w:sz w:val="28"/>
+          <w:rFonts w:cs="Times New Roman"/>
           <w:szCs w:val="28"/>
         </w:rPr>
       </w:pPr>
@@ -260,15 +226,13 @@
         <w:spacing w:after="200" w:line="360" w:lineRule="auto"/>
         <w:jc w:val="right"/>
         <w:rPr>
-          <w:rFonts w:ascii="Times New Roman" w:hAnsi="Times New Roman" w:cs="Times New Roman"/>
-          <w:sz w:val="28"/>
+          <w:rFonts w:cs="Times New Roman"/>
           <w:szCs w:val="28"/>
         </w:rPr>
       </w:pPr>
       <w:r>
         <w:rPr>
-          <w:rFonts w:ascii="Times New Roman" w:hAnsi="Times New Roman" w:cs="Times New Roman"/>
-          <w:sz w:val="28"/>
+          <w:rFonts w:cs="Times New Roman"/>
           <w:szCs w:val="28"/>
         </w:rPr>
         <w:t>Выполнил: Хворенков Антон</w:t>
@@ -283,26 +247,16 @@
         <w:spacing w:after="200" w:line="360" w:lineRule="auto"/>
         <w:jc w:val="right"/>
         <w:rPr>
-          <w:rFonts w:ascii="Times New Roman" w:hAnsi="Times New Roman" w:cs="Times New Roman"/>
-          <w:sz w:val="28"/>
+          <w:rFonts w:cs="Times New Roman"/>
           <w:szCs w:val="28"/>
         </w:rPr>
       </w:pPr>
       <w:r>
         <w:rPr>
-          <w:rFonts w:ascii="Times New Roman" w:hAnsi="Times New Roman" w:cs="Times New Roman"/>
-          <w:sz w:val="28"/>
+          <w:rFonts w:cs="Times New Roman"/>
           <w:szCs w:val="28"/>
         </w:rPr>
-        <w:t>Группа: ПР-</w:t>
-      </w:r>
-      <w:r>
-        <w:rPr>
-          <w:rFonts w:ascii="Times New Roman" w:hAnsi="Times New Roman" w:cs="Times New Roman"/>
-          <w:sz w:val="28"/>
-          <w:szCs w:val="28"/>
-        </w:rPr>
-        <w:t>31</w:t>
+        <w:t>Группа: ПР-31</w:t>
       </w:r>
     </w:p>
     <w:p>
@@ -314,38 +268,25 @@
         <w:spacing w:after="200" w:line="360" w:lineRule="auto"/>
         <w:jc w:val="right"/>
         <w:rPr>
-          <w:rFonts w:ascii="Times New Roman" w:hAnsi="Times New Roman" w:cs="Times New Roman"/>
-          <w:sz w:val="28"/>
+          <w:rFonts w:cs="Times New Roman"/>
           <w:szCs w:val="28"/>
         </w:rPr>
       </w:pPr>
       <w:r>
         <w:rPr>
-          <w:rFonts w:ascii="Times New Roman" w:hAnsi="Times New Roman" w:cs="Times New Roman"/>
-          <w:sz w:val="28"/>
+          <w:rFonts w:cs="Times New Roman"/>
           <w:szCs w:val="28"/>
         </w:rPr>
         <w:t xml:space="preserve">Преподаватель: </w:t>
       </w:r>
       <w:r>
         <w:rPr>
-          <w:rFonts w:ascii="Times New Roman" w:hAnsi="Times New Roman" w:cs="Times New Roman"/>
+          <w:rFonts w:cs="Times New Roman"/>
           <w:color w:val="000000"/>
-          <w:sz w:val="28"/>
           <w:szCs w:val="28"/>
           <w:shd w:val="clear" w:color="auto" w:fill="FFFFFF"/>
         </w:rPr>
-        <w:t>Гариев</w:t>
-      </w:r>
-      <w:r>
-        <w:rPr>
-          <w:rFonts w:ascii="Times New Roman" w:hAnsi="Times New Roman" w:cs="Times New Roman"/>
-          <w:color w:val="000000"/>
-          <w:sz w:val="28"/>
-          <w:szCs w:val="28"/>
-          <w:shd w:val="clear" w:color="auto" w:fill="FFFFFF"/>
-        </w:rPr>
-        <w:t>.Д.О</w:t>
+        <w:t>Гариев.Д.О</w:t>
       </w:r>
     </w:p>
     <w:p>
@@ -356,8 +297,7 @@
         <w:adjustRightInd w:val="0"/>
         <w:spacing w:after="200" w:line="360" w:lineRule="auto"/>
         <w:rPr>
-          <w:rFonts w:ascii="Times New Roman" w:hAnsi="Times New Roman" w:cs="Times New Roman"/>
-          <w:sz w:val="28"/>
+          <w:rFonts w:cs="Times New Roman"/>
           <w:szCs w:val="28"/>
         </w:rPr>
       </w:pPr>
@@ -370,8 +310,7 @@
         <w:adjustRightInd w:val="0"/>
         <w:spacing w:after="200" w:line="360" w:lineRule="auto"/>
         <w:rPr>
-          <w:rFonts w:ascii="Times New Roman" w:hAnsi="Times New Roman" w:cs="Times New Roman"/>
-          <w:sz w:val="28"/>
+          <w:rFonts w:cs="Times New Roman"/>
           <w:szCs w:val="28"/>
         </w:rPr>
       </w:pPr>
@@ -384,8 +323,7 @@
         <w:adjustRightInd w:val="0"/>
         <w:spacing w:after="200" w:line="360" w:lineRule="auto"/>
         <w:rPr>
-          <w:rFonts w:ascii="Times New Roman" w:hAnsi="Times New Roman" w:cs="Times New Roman"/>
-          <w:sz w:val="28"/>
+          <w:rFonts w:cs="Times New Roman"/>
           <w:szCs w:val="28"/>
         </w:rPr>
       </w:pPr>
@@ -399,47 +337,25 @@
         <w:spacing w:after="200" w:line="360" w:lineRule="auto"/>
         <w:jc w:val="center"/>
         <w:rPr>
-          <w:rFonts w:ascii="Times New Roman" w:hAnsi="Times New Roman" w:cs="Times New Roman"/>
-          <w:sz w:val="28"/>
+          <w:rFonts w:cs="Times New Roman"/>
           <w:szCs w:val="28"/>
         </w:rPr>
       </w:pPr>
       <w:r>
         <w:rPr>
-          <w:rFonts w:ascii="Times New Roman" w:hAnsi="Times New Roman" w:cs="Times New Roman"/>
-          <w:sz w:val="28"/>
+          <w:rFonts w:cs="Times New Roman"/>
           <w:szCs w:val="28"/>
         </w:rPr>
-        <w:t>202</w:t>
-      </w:r>
-      <w:r>
-        <w:rPr>
-          <w:rFonts w:ascii="Times New Roman" w:hAnsi="Times New Roman" w:cs="Times New Roman"/>
-          <w:sz w:val="28"/>
-          <w:szCs w:val="28"/>
-        </w:rPr>
-        <w:t>6</w:t>
-      </w:r>
-    </w:p>
-    <w:p>
-      <w:pPr>
-        <w:spacing w:line="360" w:lineRule="auto"/>
-        <w:rPr>
-          <w:rFonts w:ascii="Times New Roman" w:hAnsi="Times New Roman" w:cs="Times New Roman"/>
-        </w:rPr>
-      </w:pPr>
-      <w:r>
-        <w:rPr>
-          <w:rFonts w:ascii="Times New Roman" w:hAnsi="Times New Roman" w:cs="Times New Roman"/>
-        </w:rPr>
-        <w:lastRenderedPageBreak/>
-        <w:br w:type="page"/>
+        <w:t>2026</w:t>
       </w:r>
     </w:p>
     <w:sdt>
       <w:sdtPr>
         <w:rPr>
-          <w:rFonts w:ascii="Times New Roman" w:hAnsi="Times New Roman" w:cs="Times New Roman"/>
+          <w:rFonts w:eastAsiaTheme="minorHAnsi" w:cs="Times New Roman"/>
+          <w:sz w:val="22"/>
+          <w:szCs w:val="22"/>
+          <w:lang w:eastAsia="en-US"/>
         </w:rPr>
         <w:id w:val="-1059086870"/>
         <w:docPartObj>
@@ -449,13 +365,9 @@
       </w:sdtPr>
       <w:sdtEndPr>
         <w:rPr>
-          <w:rFonts w:eastAsiaTheme="minorHAnsi"/>
           <w:b/>
           <w:bCs/>
-          <w:color w:val="auto"/>
-          <w:sz w:val="22"/>
-          <w:szCs w:val="22"/>
-          <w:lang w:eastAsia="en-US"/>
+          <w:sz w:val="28"/>
         </w:rPr>
       </w:sdtEndPr>
       <w:sdtContent>
@@ -464,50 +376,33 @@
             <w:pStyle w:val="a3"/>
             <w:spacing w:line="360" w:lineRule="auto"/>
             <w:rPr>
-              <w:rFonts w:ascii="Times New Roman" w:hAnsi="Times New Roman" w:cs="Times New Roman"/>
-              <w:color w:val="auto"/>
+              <w:rFonts w:cs="Times New Roman"/>
             </w:rPr>
           </w:pPr>
           <w:r>
             <w:rPr>
-              <w:rFonts w:ascii="Times New Roman" w:hAnsi="Times New Roman" w:cs="Times New Roman"/>
-              <w:color w:val="auto"/>
+              <w:rFonts w:cs="Times New Roman"/>
             </w:rPr>
             <w:t>Оглавление</w:t>
           </w:r>
         </w:p>
         <w:p>
           <w:pPr>
-            <w:spacing w:line="360" w:lineRule="auto"/>
-            <w:rPr>
-              <w:rFonts w:ascii="Times New Roman" w:hAnsi="Times New Roman" w:cs="Times New Roman"/>
-              <w:lang w:eastAsia="ru-RU"/>
-            </w:rPr>
-          </w:pPr>
-        </w:p>
-        <w:p>
-          <w:pPr>
-            <w:spacing w:line="360" w:lineRule="auto"/>
-            <w:rPr>
-              <w:rFonts w:ascii="Times New Roman" w:hAnsi="Times New Roman" w:cs="Times New Roman"/>
-              <w:lang w:eastAsia="ru-RU"/>
-            </w:rPr>
-          </w:pPr>
-        </w:p>
-        <w:p>
-          <w:pPr>
             <w:pStyle w:val="11"/>
             <w:tabs>
+              <w:tab w:val="left" w:pos="440"/>
               <w:tab w:val="right" w:leader="dot" w:pos="9345"/>
             </w:tabs>
-            <w:spacing w:line="360" w:lineRule="auto"/>
             <w:rPr>
+              <w:rFonts w:asciiTheme="minorHAnsi" w:eastAsiaTheme="minorEastAsia" w:hAnsiTheme="minorHAnsi"/>
               <w:noProof/>
+              <w:sz w:val="22"/>
+              <w:lang w:eastAsia="ru-RU"/>
             </w:rPr>
           </w:pPr>
           <w:r>
             <w:rPr>
-              <w:rFonts w:ascii="Times New Roman" w:hAnsi="Times New Roman" w:cs="Times New Roman"/>
+              <w:rFonts w:cs="Times New Roman"/>
               <w:b/>
               <w:bCs/>
             </w:rPr>
@@ -515,7 +410,7 @@
           </w:r>
           <w:r>
             <w:rPr>
-              <w:rFonts w:ascii="Times New Roman" w:hAnsi="Times New Roman" w:cs="Times New Roman"/>
+              <w:rFonts w:cs="Times New Roman"/>
               <w:b/>
               <w:bCs/>
             </w:rPr>
@@ -523,19 +418,33 @@
           </w:r>
           <w:r>
             <w:rPr>
-              <w:rFonts w:ascii="Times New Roman" w:hAnsi="Times New Roman" w:cs="Times New Roman"/>
+              <w:rFonts w:cs="Times New Roman"/>
               <w:b/>
               <w:bCs/>
             </w:rPr>
             <w:fldChar w:fldCharType="separate"/>
           </w:r>
-          <w:hyperlink w:anchor="_Toc224731429" w:history="1">
+          <w:hyperlink w:anchor="_Toc224833519" w:history="1">
             <w:r>
               <w:rPr>
                 <w:rStyle w:val="a4"/>
-                <w:rFonts w:ascii="Times New Roman" w:hAnsi="Times New Roman" w:cs="Times New Roman"/>
                 <w:noProof/>
-                <w:sz w:val="28"/>
+              </w:rPr>
+              <w:t>1.</w:t>
+            </w:r>
+            <w:r>
+              <w:rPr>
+                <w:rFonts w:asciiTheme="minorHAnsi" w:eastAsiaTheme="minorEastAsia" w:hAnsiTheme="minorHAnsi"/>
+                <w:noProof/>
+                <w:sz w:val="22"/>
+                <w:lang w:eastAsia="ru-RU"/>
+              </w:rPr>
+              <w:tab/>
+            </w:r>
+            <w:r>
+              <w:rPr>
+                <w:rStyle w:val="a4"/>
+                <w:noProof/>
               </w:rPr>
               <w:t>Цель работы</w:t>
             </w:r>
@@ -558,7 +467,7 @@
                 <w:noProof/>
                 <w:webHidden/>
               </w:rPr>
-              <w:instrText xml:space="preserve"> PAGEREF _Toc224731429 \h </w:instrText>
+              <w:instrText xml:space="preserve"> PAGEREF _Toc224833519 \h </w:instrText>
             </w:r>
             <w:r>
               <w:rPr>
@@ -579,6 +488,358 @@
                 <w:webHidden/>
               </w:rPr>
               <w:t>3</w:t>
+            </w:r>
+            <w:r>
+              <w:rPr>
+                <w:noProof/>
+                <w:webHidden/>
+              </w:rPr>
+              <w:fldChar w:fldCharType="end"/>
+            </w:r>
+          </w:hyperlink>
+        </w:p>
+        <w:p>
+          <w:pPr>
+            <w:pStyle w:val="11"/>
+            <w:tabs>
+              <w:tab w:val="left" w:pos="440"/>
+              <w:tab w:val="right" w:leader="dot" w:pos="9345"/>
+            </w:tabs>
+            <w:rPr>
+              <w:rFonts w:asciiTheme="minorHAnsi" w:eastAsiaTheme="minorEastAsia" w:hAnsiTheme="minorHAnsi"/>
+              <w:noProof/>
+              <w:sz w:val="22"/>
+              <w:lang w:eastAsia="ru-RU"/>
+            </w:rPr>
+          </w:pPr>
+          <w:hyperlink w:anchor="_Toc224833520" w:history="1">
+            <w:r>
+              <w:rPr>
+                <w:rStyle w:val="a4"/>
+                <w:noProof/>
+              </w:rPr>
+              <w:t>2.</w:t>
+            </w:r>
+            <w:r>
+              <w:rPr>
+                <w:rFonts w:asciiTheme="minorHAnsi" w:eastAsiaTheme="minorEastAsia" w:hAnsiTheme="minorHAnsi"/>
+                <w:noProof/>
+                <w:sz w:val="22"/>
+                <w:lang w:eastAsia="ru-RU"/>
+              </w:rPr>
+              <w:tab/>
+            </w:r>
+            <w:r>
+              <w:rPr>
+                <w:rStyle w:val="a4"/>
+                <w:noProof/>
+              </w:rPr>
+              <w:t>Определение объектов защиты информации;</w:t>
+            </w:r>
+            <w:r>
+              <w:rPr>
+                <w:noProof/>
+                <w:webHidden/>
+              </w:rPr>
+              <w:tab/>
+            </w:r>
+            <w:r>
+              <w:rPr>
+                <w:noProof/>
+                <w:webHidden/>
+              </w:rPr>
+              <w:fldChar w:fldCharType="begin"/>
+            </w:r>
+            <w:r>
+              <w:rPr>
+                <w:noProof/>
+                <w:webHidden/>
+              </w:rPr>
+              <w:instrText xml:space="preserve"> PAGEREF _Toc224833520 \h </w:instrText>
+            </w:r>
+            <w:r>
+              <w:rPr>
+                <w:noProof/>
+                <w:webHidden/>
+              </w:rPr>
+            </w:r>
+            <w:r>
+              <w:rPr>
+                <w:noProof/>
+                <w:webHidden/>
+              </w:rPr>
+              <w:fldChar w:fldCharType="separate"/>
+            </w:r>
+            <w:r>
+              <w:rPr>
+                <w:noProof/>
+                <w:webHidden/>
+              </w:rPr>
+              <w:t>4</w:t>
+            </w:r>
+            <w:r>
+              <w:rPr>
+                <w:noProof/>
+                <w:webHidden/>
+              </w:rPr>
+              <w:fldChar w:fldCharType="end"/>
+            </w:r>
+          </w:hyperlink>
+        </w:p>
+        <w:p>
+          <w:pPr>
+            <w:pStyle w:val="11"/>
+            <w:tabs>
+              <w:tab w:val="left" w:pos="440"/>
+              <w:tab w:val="right" w:leader="dot" w:pos="9345"/>
+            </w:tabs>
+            <w:rPr>
+              <w:rFonts w:asciiTheme="minorHAnsi" w:eastAsiaTheme="minorEastAsia" w:hAnsiTheme="minorHAnsi"/>
+              <w:noProof/>
+              <w:sz w:val="22"/>
+              <w:lang w:eastAsia="ru-RU"/>
+            </w:rPr>
+          </w:pPr>
+          <w:hyperlink w:anchor="_Toc224833521" w:history="1">
+            <w:r>
+              <w:rPr>
+                <w:rStyle w:val="a4"/>
+                <w:noProof/>
+              </w:rPr>
+              <w:t>3.</w:t>
+            </w:r>
+            <w:r>
+              <w:rPr>
+                <w:rFonts w:asciiTheme="minorHAnsi" w:eastAsiaTheme="minorEastAsia" w:hAnsiTheme="minorHAnsi"/>
+                <w:noProof/>
+                <w:sz w:val="22"/>
+                <w:lang w:eastAsia="ru-RU"/>
+              </w:rPr>
+              <w:tab/>
+            </w:r>
+            <w:r>
+              <w:rPr>
+                <w:rStyle w:val="a4"/>
+                <w:noProof/>
+              </w:rPr>
+              <w:t>Перечень возможных нарушителей;</w:t>
+            </w:r>
+            <w:r>
+              <w:rPr>
+                <w:noProof/>
+                <w:webHidden/>
+              </w:rPr>
+              <w:tab/>
+            </w:r>
+            <w:r>
+              <w:rPr>
+                <w:noProof/>
+                <w:webHidden/>
+              </w:rPr>
+              <w:fldChar w:fldCharType="begin"/>
+            </w:r>
+            <w:r>
+              <w:rPr>
+                <w:noProof/>
+                <w:webHidden/>
+              </w:rPr>
+              <w:instrText xml:space="preserve"> PAGEREF _Toc224833521 \h </w:instrText>
+            </w:r>
+            <w:r>
+              <w:rPr>
+                <w:noProof/>
+                <w:webHidden/>
+              </w:rPr>
+            </w:r>
+            <w:r>
+              <w:rPr>
+                <w:noProof/>
+                <w:webHidden/>
+              </w:rPr>
+              <w:fldChar w:fldCharType="separate"/>
+            </w:r>
+            <w:r>
+              <w:rPr>
+                <w:noProof/>
+                <w:webHidden/>
+              </w:rPr>
+              <w:t>5</w:t>
+            </w:r>
+            <w:r>
+              <w:rPr>
+                <w:noProof/>
+                <w:webHidden/>
+              </w:rPr>
+              <w:fldChar w:fldCharType="end"/>
+            </w:r>
+          </w:hyperlink>
+        </w:p>
+        <w:p>
+          <w:pPr>
+            <w:pStyle w:val="11"/>
+            <w:tabs>
+              <w:tab w:val="left" w:pos="440"/>
+              <w:tab w:val="right" w:leader="dot" w:pos="9345"/>
+            </w:tabs>
+            <w:rPr>
+              <w:rFonts w:asciiTheme="minorHAnsi" w:eastAsiaTheme="minorEastAsia" w:hAnsiTheme="minorHAnsi"/>
+              <w:noProof/>
+              <w:sz w:val="22"/>
+              <w:lang w:eastAsia="ru-RU"/>
+            </w:rPr>
+          </w:pPr>
+          <w:hyperlink w:anchor="_Toc224833522" w:history="1">
+            <w:r>
+              <w:rPr>
+                <w:rStyle w:val="a4"/>
+                <w:noProof/>
+              </w:rPr>
+              <w:t>4.</w:t>
+            </w:r>
+            <w:r>
+              <w:rPr>
+                <w:rFonts w:asciiTheme="minorHAnsi" w:eastAsiaTheme="minorEastAsia" w:hAnsiTheme="minorHAnsi"/>
+                <w:noProof/>
+                <w:sz w:val="22"/>
+                <w:lang w:eastAsia="ru-RU"/>
+              </w:rPr>
+              <w:tab/>
+            </w:r>
+            <w:r>
+              <w:rPr>
+                <w:rStyle w:val="a4"/>
+                <w:noProof/>
+              </w:rPr>
+              <w:t>Таблица модели угроз безопасности;</w:t>
+            </w:r>
+            <w:r>
+              <w:rPr>
+                <w:noProof/>
+                <w:webHidden/>
+              </w:rPr>
+              <w:tab/>
+            </w:r>
+            <w:r>
+              <w:rPr>
+                <w:noProof/>
+                <w:webHidden/>
+              </w:rPr>
+              <w:fldChar w:fldCharType="begin"/>
+            </w:r>
+            <w:r>
+              <w:rPr>
+                <w:noProof/>
+                <w:webHidden/>
+              </w:rPr>
+              <w:instrText xml:space="preserve"> PAGEREF _Toc224833522 \h </w:instrText>
+            </w:r>
+            <w:r>
+              <w:rPr>
+                <w:noProof/>
+                <w:webHidden/>
+              </w:rPr>
+            </w:r>
+            <w:r>
+              <w:rPr>
+                <w:noProof/>
+                <w:webHidden/>
+              </w:rPr>
+              <w:fldChar w:fldCharType="separate"/>
+            </w:r>
+            <w:r>
+              <w:rPr>
+                <w:noProof/>
+                <w:webHidden/>
+              </w:rPr>
+              <w:t>6</w:t>
+            </w:r>
+            <w:r>
+              <w:rPr>
+                <w:noProof/>
+                <w:webHidden/>
+              </w:rPr>
+              <w:fldChar w:fldCharType="end"/>
+            </w:r>
+          </w:hyperlink>
+        </w:p>
+        <w:p>
+          <w:pPr>
+            <w:pStyle w:val="11"/>
+            <w:tabs>
+              <w:tab w:val="left" w:pos="440"/>
+              <w:tab w:val="right" w:leader="dot" w:pos="9345"/>
+            </w:tabs>
+            <w:rPr>
+              <w:rFonts w:asciiTheme="minorHAnsi" w:eastAsiaTheme="minorEastAsia" w:hAnsiTheme="minorHAnsi"/>
+              <w:noProof/>
+              <w:sz w:val="22"/>
+              <w:lang w:eastAsia="ru-RU"/>
+            </w:rPr>
+          </w:pPr>
+          <w:hyperlink w:anchor="_Toc224833523" w:history="1">
+            <w:r>
+              <w:rPr>
+                <w:rStyle w:val="a4"/>
+                <w:noProof/>
+              </w:rPr>
+              <w:t>5.</w:t>
+            </w:r>
+            <w:r>
+              <w:rPr>
+                <w:rFonts w:asciiTheme="minorHAnsi" w:eastAsiaTheme="minorEastAsia" w:hAnsiTheme="minorHAnsi"/>
+                <w:noProof/>
+                <w:sz w:val="22"/>
+                <w:lang w:eastAsia="ru-RU"/>
+              </w:rPr>
+              <w:tab/>
+            </w:r>
+            <w:r>
+              <w:rPr>
+                <w:rStyle w:val="a4"/>
+                <w:noProof/>
+              </w:rPr>
+              <w:t>Вывод.</w:t>
+            </w:r>
+            <w:r>
+              <w:rPr>
+                <w:noProof/>
+                <w:webHidden/>
+              </w:rPr>
+              <w:tab/>
+            </w:r>
+            <w:r>
+              <w:rPr>
+                <w:noProof/>
+                <w:webHidden/>
+              </w:rPr>
+              <w:fldChar w:fldCharType="begin"/>
+            </w:r>
+            <w:r>
+              <w:rPr>
+                <w:noProof/>
+                <w:webHidden/>
+              </w:rPr>
+              <w:instrText xml:space="preserve"> PAGEREF _Toc224833523 \h </w:instrText>
+            </w:r>
+            <w:r>
+              <w:rPr>
+                <w:noProof/>
+                <w:webHidden/>
+              </w:rPr>
+            </w:r>
+            <w:r>
+              <w:rPr>
+                <w:noProof/>
+                <w:webHidden/>
+              </w:rPr>
+              <w:fldChar w:fldCharType="separate"/>
+            </w:r>
+            <w:r>
+              <w:rPr>
+                <w:noProof/>
+                <w:webHidden/>
+              </w:rPr>
+              <w:t>7</w:t>
             </w:r>
             <w:r>
               <w:rPr>
@@ -593,12 +854,12 @@
           <w:pPr>
             <w:spacing w:line="360" w:lineRule="auto"/>
             <w:rPr>
-              <w:rFonts w:ascii="Times New Roman" w:hAnsi="Times New Roman" w:cs="Times New Roman"/>
+              <w:rFonts w:cs="Times New Roman"/>
             </w:rPr>
           </w:pPr>
           <w:r>
             <w:rPr>
-              <w:rFonts w:ascii="Times New Roman" w:hAnsi="Times New Roman" w:cs="Times New Roman"/>
+              <w:rFonts w:cs="Times New Roman"/>
               <w:b/>
               <w:bCs/>
             </w:rPr>
@@ -611,13 +872,12 @@
       <w:pPr>
         <w:spacing w:line="360" w:lineRule="auto"/>
         <w:rPr>
-          <w:rFonts w:ascii="Times New Roman" w:hAnsi="Times New Roman" w:cs="Times New Roman"/>
-          <w:sz w:val="28"/>
+          <w:rFonts w:cs="Times New Roman"/>
         </w:rPr>
       </w:pPr>
       <w:r>
         <w:rPr>
-          <w:rFonts w:ascii="Times New Roman" w:hAnsi="Times New Roman" w:cs="Times New Roman"/>
+          <w:rFonts w:cs="Times New Roman"/>
         </w:rPr>
         <w:br w:type="page"/>
       </w:r>
@@ -625,51 +885,36 @@
     <w:p>
       <w:pPr>
         <w:pStyle w:val="1"/>
+        <w:numPr>
+          <w:ilvl w:val="0"/>
+          <w:numId w:val="9"/>
+        </w:numPr>
         <w:spacing w:line="360" w:lineRule="auto"/>
-        <w:rPr>
-          <w:color w:val="auto"/>
-        </w:rPr>
-      </w:pPr>
-      <w:bookmarkStart w:id="0" w:name="_Toc224731429"/>
+      </w:pPr>
+      <w:bookmarkStart w:id="0" w:name="_Toc224833519"/>
       <w:r>
-        <w:rPr>
-          <w:color w:val="auto"/>
-        </w:rPr>
         <w:lastRenderedPageBreak/>
         <w:t>Цель ра</w:t>
       </w:r>
       <w:r>
-        <w:rPr>
-          <w:color w:val="auto"/>
-        </w:rPr>
         <w:t>боты</w:t>
       </w:r>
       <w:bookmarkEnd w:id="0"/>
     </w:p>
     <w:p>
       <w:pPr>
-        <w:spacing w:line="360" w:lineRule="auto"/>
-        <w:rPr>
-          <w:rFonts w:ascii="Times New Roman" w:hAnsi="Times New Roman" w:cs="Times New Roman"/>
-        </w:rPr>
-      </w:pPr>
-    </w:p>
-    <w:p>
-      <w:pPr>
         <w:autoSpaceDE w:val="0"/>
         <w:autoSpaceDN w:val="0"/>
         <w:adjustRightInd w:val="0"/>
         <w:spacing w:after="0" w:line="360" w:lineRule="auto"/>
         <w:rPr>
-          <w:rFonts w:ascii="Times New Roman" w:hAnsi="Times New Roman" w:cs="Times New Roman"/>
-          <w:sz w:val="28"/>
+          <w:rFonts w:cs="Times New Roman"/>
           <w:szCs w:val="24"/>
         </w:rPr>
       </w:pPr>
       <w:r>
         <w:rPr>
-          <w:rFonts w:ascii="Times New Roman" w:hAnsi="Times New Roman" w:cs="Times New Roman"/>
-          <w:sz w:val="28"/>
+          <w:rFonts w:cs="Times New Roman"/>
           <w:szCs w:val="24"/>
         </w:rPr>
         <w:t>Научиться анализировать информационную систему, определять объект защиты,</w:t>
@@ -682,15 +927,13 @@
         <w:adjustRightInd w:val="0"/>
         <w:spacing w:after="0" w:line="360" w:lineRule="auto"/>
         <w:rPr>
-          <w:rFonts w:ascii="Times New Roman" w:hAnsi="Times New Roman" w:cs="Times New Roman"/>
-          <w:sz w:val="28"/>
+          <w:rFonts w:cs="Times New Roman"/>
           <w:szCs w:val="24"/>
         </w:rPr>
       </w:pPr>
       <w:r>
         <w:rPr>
-          <w:rFonts w:ascii="Times New Roman" w:hAnsi="Times New Roman" w:cs="Times New Roman"/>
-          <w:sz w:val="28"/>
+          <w:rFonts w:cs="Times New Roman"/>
           <w:szCs w:val="24"/>
         </w:rPr>
         <w:t>выявлять возможных нарушителей и разрабатывать модель угроз безопасности</w:t>
@@ -700,15 +943,13 @@
       <w:pPr>
         <w:spacing w:line="360" w:lineRule="auto"/>
         <w:rPr>
-          <w:rFonts w:ascii="Times New Roman" w:hAnsi="Times New Roman" w:cs="Times New Roman"/>
-          <w:sz w:val="28"/>
+          <w:rFonts w:cs="Times New Roman"/>
           <w:szCs w:val="24"/>
         </w:rPr>
       </w:pPr>
       <w:r>
         <w:rPr>
-          <w:rFonts w:ascii="Times New Roman" w:hAnsi="Times New Roman" w:cs="Times New Roman"/>
-          <w:sz w:val="28"/>
+          <w:rFonts w:cs="Times New Roman"/>
           <w:szCs w:val="24"/>
         </w:rPr>
         <w:t>информации с использованием Банка данных угроз безопасности ФСТЭК.</w:t>
@@ -716,14 +957,15 @@
     </w:p>
     <w:p>
       <w:pPr>
+        <w:spacing w:line="360" w:lineRule="auto"/>
         <w:rPr>
-          <w:rFonts w:ascii="Times New Roman" w:hAnsi="Times New Roman" w:cs="Times New Roman"/>
+          <w:rFonts w:cs="Times New Roman"/>
           <w:sz w:val="24"/>
         </w:rPr>
       </w:pPr>
       <w:r>
         <w:rPr>
-          <w:rFonts w:ascii="Times New Roman" w:hAnsi="Times New Roman" w:cs="Times New Roman"/>
+          <w:rFonts w:cs="Times New Roman"/>
           <w:sz w:val="24"/>
         </w:rPr>
         <w:br w:type="page"/>
@@ -731,76 +973,1329 @@
     </w:p>
     <w:p>
       <w:pPr>
-        <w:rPr>
-          <w:rFonts w:ascii="Times New Roman" w:hAnsi="Times New Roman" w:cs="Times New Roman"/>
-          <w:sz w:val="24"/>
-          <w:lang w:val="en-US"/>
-        </w:rPr>
-      </w:pPr>
-      <w:bookmarkStart w:id="1" w:name="_GoBack"/>
+        <w:pStyle w:val="1"/>
+        <w:numPr>
+          <w:ilvl w:val="0"/>
+          <w:numId w:val="9"/>
+        </w:numPr>
+        <w:spacing w:line="360" w:lineRule="auto"/>
+      </w:pPr>
+      <w:bookmarkStart w:id="1" w:name="_Toc224833520"/>
+      <w:r>
+        <w:lastRenderedPageBreak/>
+        <w:t>Определение объектов защиты информации;</w:t>
+      </w:r>
       <w:bookmarkEnd w:id="1"/>
     </w:p>
     <w:p>
       <w:pPr>
-        <w:rPr>
-          <w:rFonts w:ascii="Times New Roman" w:hAnsi="Times New Roman" w:cs="Times New Roman"/>
-          <w:sz w:val="24"/>
-          <w:lang w:val="en-US"/>
-        </w:rPr>
+        <w:pStyle w:val="a7"/>
+        <w:numPr>
+          <w:ilvl w:val="0"/>
+          <w:numId w:val="7"/>
+        </w:numPr>
+        <w:spacing w:line="360" w:lineRule="auto"/>
+        <w:ind w:left="714" w:hanging="357"/>
       </w:pPr>
       <w:r>
-        <w:rPr>
-          <w:rFonts w:ascii="Times New Roman" w:hAnsi="Times New Roman" w:cs="Times New Roman"/>
-          <w:sz w:val="24"/>
-          <w:lang w:val="en-US"/>
-        </w:rPr>
+        <w:t>информация, содержащаяся в базе данных;</w:t>
+      </w:r>
+    </w:p>
+    <w:p>
+      <w:pPr>
+        <w:pStyle w:val="a7"/>
+        <w:numPr>
+          <w:ilvl w:val="0"/>
+          <w:numId w:val="7"/>
+        </w:numPr>
+        <w:spacing w:line="360" w:lineRule="auto"/>
+        <w:ind w:left="714" w:hanging="357"/>
+      </w:pPr>
+      <w:r>
+        <w:t>учетные записи пользователей;</w:t>
+      </w:r>
+    </w:p>
+    <w:p>
+      <w:pPr>
+        <w:pStyle w:val="a7"/>
+        <w:numPr>
+          <w:ilvl w:val="0"/>
+          <w:numId w:val="7"/>
+        </w:numPr>
+        <w:spacing w:line="360" w:lineRule="auto"/>
+        <w:ind w:left="714" w:hanging="357"/>
+      </w:pPr>
+      <w:r>
+        <w:t>программное обеспечение системы;</w:t>
+      </w:r>
+    </w:p>
+    <w:p>
+      <w:pPr>
+        <w:pStyle w:val="a7"/>
+        <w:numPr>
+          <w:ilvl w:val="0"/>
+          <w:numId w:val="7"/>
+        </w:numPr>
+        <w:spacing w:line="360" w:lineRule="auto"/>
+        <w:ind w:left="714" w:hanging="357"/>
+      </w:pPr>
+      <w:r>
+        <w:t>сервер и рабочие станции;</w:t>
+      </w:r>
+    </w:p>
+    <w:p>
+      <w:pPr>
+        <w:pStyle w:val="a7"/>
+        <w:numPr>
+          <w:ilvl w:val="0"/>
+          <w:numId w:val="7"/>
+        </w:numPr>
+        <w:spacing w:line="360" w:lineRule="auto"/>
+        <w:ind w:left="714" w:hanging="357"/>
+      </w:pPr>
+      <w:r>
+        <w:t>средства передачи данных.</w:t>
+      </w:r>
+    </w:p>
+    <w:p>
+      <w:pPr>
+        <w:spacing w:line="360" w:lineRule="auto"/>
+      </w:pPr>
+      <w:r>
         <w:br w:type="page"/>
       </w:r>
     </w:p>
     <w:p>
       <w:pPr>
+        <w:pStyle w:val="1"/>
+        <w:numPr>
+          <w:ilvl w:val="0"/>
+          <w:numId w:val="9"/>
+        </w:numPr>
+        <w:spacing w:line="360" w:lineRule="auto"/>
+      </w:pPr>
+      <w:bookmarkStart w:id="2" w:name="_Toc224833521"/>
+      <w:r>
+        <w:lastRenderedPageBreak/>
+        <w:t>Перечень возможных нарушителей;</w:t>
+      </w:r>
+      <w:bookmarkEnd w:id="2"/>
+    </w:p>
+    <w:p>
+      <w:pPr>
+        <w:pStyle w:val="a7"/>
+        <w:numPr>
+          <w:ilvl w:val="0"/>
+          <w:numId w:val="8"/>
+        </w:numPr>
+        <w:spacing w:line="360" w:lineRule="auto"/>
+      </w:pPr>
+      <w:r>
+        <w:t>внешний нарушитель;</w:t>
+      </w:r>
+    </w:p>
+    <w:p>
+      <w:pPr>
+        <w:pStyle w:val="a7"/>
+        <w:numPr>
+          <w:ilvl w:val="0"/>
+          <w:numId w:val="8"/>
+        </w:numPr>
+        <w:spacing w:line="360" w:lineRule="auto"/>
+      </w:pPr>
+      <w:r>
+        <w:t>преподаватель как внутренний пользователь;</w:t>
+      </w:r>
+    </w:p>
+    <w:p>
+      <w:pPr>
+        <w:pStyle w:val="a7"/>
+        <w:numPr>
+          <w:ilvl w:val="0"/>
+          <w:numId w:val="8"/>
+        </w:numPr>
+        <w:spacing w:line="360" w:lineRule="auto"/>
+      </w:pPr>
+      <w:r>
+        <w:t>сотрудник учебной части;</w:t>
+      </w:r>
+    </w:p>
+    <w:p>
+      <w:pPr>
+        <w:pStyle w:val="a7"/>
+        <w:numPr>
+          <w:ilvl w:val="0"/>
+          <w:numId w:val="8"/>
+        </w:numPr>
+        <w:spacing w:line="360" w:lineRule="auto"/>
+      </w:pPr>
+      <w:r>
+        <w:t>системный администратор;</w:t>
+      </w:r>
+    </w:p>
+    <w:p>
+      <w:pPr>
+        <w:spacing w:line="360" w:lineRule="auto"/>
+      </w:pPr>
+      <w:r>
+        <w:br w:type="page"/>
+      </w:r>
+    </w:p>
+    <w:p>
+      <w:pPr>
+        <w:pStyle w:val="1"/>
+        <w:numPr>
+          <w:ilvl w:val="0"/>
+          <w:numId w:val="9"/>
+        </w:numPr>
+        <w:spacing w:line="360" w:lineRule="auto"/>
+      </w:pPr>
+      <w:bookmarkStart w:id="3" w:name="_Toc224833522"/>
+      <w:r>
+        <w:lastRenderedPageBreak/>
+        <w:t>Таблица модели угроз безопасности;</w:t>
+      </w:r>
+      <w:bookmarkEnd w:id="3"/>
+    </w:p>
+    <w:tbl>
+      <w:tblPr>
+        <w:tblStyle w:val="a6"/>
+        <w:tblW w:w="11483" w:type="dxa"/>
+        <w:tblInd w:w="-1423" w:type="dxa"/>
+        <w:tblLayout w:type="fixed"/>
+        <w:tblLook w:val="04A0" w:firstRow="1" w:lastRow="0" w:firstColumn="1" w:lastColumn="0" w:noHBand="0" w:noVBand="1"/>
+      </w:tblPr>
+      <w:tblGrid>
+        <w:gridCol w:w="709"/>
+        <w:gridCol w:w="1702"/>
+        <w:gridCol w:w="1889"/>
+        <w:gridCol w:w="1796"/>
+        <w:gridCol w:w="1795"/>
+        <w:gridCol w:w="1796"/>
+        <w:gridCol w:w="1796"/>
+      </w:tblGrid>
+      <w:tr>
+        <w:trPr>
+          <w:trHeight w:val="537"/>
+        </w:trPr>
+        <w:tc>
+          <w:tcPr>
+            <w:tcW w:w="709" w:type="dxa"/>
+          </w:tcPr>
+          <w:p>
+            <w:pPr>
+              <w:spacing w:line="360" w:lineRule="auto"/>
+              <w:jc w:val="center"/>
+            </w:pPr>
+            <w:r>
+              <w:t>№</w:t>
+            </w:r>
+          </w:p>
+        </w:tc>
+        <w:tc>
+          <w:tcPr>
+            <w:tcW w:w="1702" w:type="dxa"/>
+          </w:tcPr>
+          <w:p>
+            <w:pPr>
+              <w:spacing w:line="360" w:lineRule="auto"/>
+              <w:jc w:val="center"/>
+            </w:pPr>
+            <w:r>
+              <w:t>Наименование угрозы</w:t>
+            </w:r>
+          </w:p>
+        </w:tc>
+        <w:tc>
+          <w:tcPr>
+            <w:tcW w:w="1889" w:type="dxa"/>
+          </w:tcPr>
+          <w:p>
+            <w:pPr>
+              <w:spacing w:line="360" w:lineRule="auto"/>
+              <w:jc w:val="center"/>
+            </w:pPr>
+            <w:r>
+              <w:t>Источник угрозы</w:t>
+            </w:r>
+          </w:p>
+        </w:tc>
+        <w:tc>
+          <w:tcPr>
+            <w:tcW w:w="1796" w:type="dxa"/>
+          </w:tcPr>
+          <w:p>
+            <w:pPr>
+              <w:spacing w:line="360" w:lineRule="auto"/>
+              <w:jc w:val="center"/>
+            </w:pPr>
+            <w:r>
+              <w:t>Возможный нарушитель</w:t>
+            </w:r>
+          </w:p>
+        </w:tc>
+        <w:tc>
+          <w:tcPr>
+            <w:tcW w:w="1795" w:type="dxa"/>
+          </w:tcPr>
+          <w:p>
+            <w:pPr>
+              <w:spacing w:line="360" w:lineRule="auto"/>
+              <w:jc w:val="center"/>
+            </w:pPr>
+            <w:proofErr w:type="spellStart"/>
+            <w:r>
+              <w:t>Обьект</w:t>
+            </w:r>
+            <w:proofErr w:type="spellEnd"/>
+            <w:r>
+              <w:t xml:space="preserve"> воздействия</w:t>
+            </w:r>
+          </w:p>
+        </w:tc>
+        <w:tc>
+          <w:tcPr>
+            <w:tcW w:w="1796" w:type="dxa"/>
+          </w:tcPr>
+          <w:p>
+            <w:pPr>
+              <w:spacing w:line="360" w:lineRule="auto"/>
+              <w:jc w:val="center"/>
+            </w:pPr>
+            <w:r>
+              <w:t>Возможные последствия</w:t>
+            </w:r>
+          </w:p>
+        </w:tc>
+        <w:tc>
+          <w:tcPr>
+            <w:tcW w:w="1796" w:type="dxa"/>
+          </w:tcPr>
+          <w:p>
+            <w:pPr>
+              <w:spacing w:line="360" w:lineRule="auto"/>
+              <w:jc w:val="center"/>
+            </w:pPr>
+            <w:r>
+              <w:t>Ссылки на угрозы</w:t>
+            </w:r>
+          </w:p>
+        </w:tc>
+      </w:tr>
+      <w:tr>
+        <w:trPr>
+          <w:trHeight w:val="537"/>
+        </w:trPr>
+        <w:tc>
+          <w:tcPr>
+            <w:tcW w:w="709" w:type="dxa"/>
+          </w:tcPr>
+          <w:p>
+            <w:pPr>
+              <w:spacing w:line="360" w:lineRule="auto"/>
+              <w:jc w:val="center"/>
+            </w:pPr>
+            <w:r>
+              <w:t>1</w:t>
+            </w:r>
+          </w:p>
+        </w:tc>
+        <w:tc>
+          <w:tcPr>
+            <w:tcW w:w="1702" w:type="dxa"/>
+          </w:tcPr>
+          <w:p>
+            <w:pPr>
+              <w:spacing w:line="360" w:lineRule="auto"/>
+              <w:jc w:val="center"/>
+            </w:pPr>
+          </w:p>
+        </w:tc>
+        <w:tc>
+          <w:tcPr>
+            <w:tcW w:w="1889" w:type="dxa"/>
+          </w:tcPr>
+          <w:p>
+            <w:pPr>
+              <w:spacing w:line="360" w:lineRule="auto"/>
+              <w:jc w:val="center"/>
+            </w:pPr>
+          </w:p>
+        </w:tc>
+        <w:tc>
+          <w:tcPr>
+            <w:tcW w:w="1796" w:type="dxa"/>
+          </w:tcPr>
+          <w:p>
+            <w:pPr>
+              <w:spacing w:line="360" w:lineRule="auto"/>
+              <w:jc w:val="center"/>
+            </w:pPr>
+          </w:p>
+        </w:tc>
+        <w:tc>
+          <w:tcPr>
+            <w:tcW w:w="1795" w:type="dxa"/>
+          </w:tcPr>
+          <w:p>
+            <w:pPr>
+              <w:spacing w:line="360" w:lineRule="auto"/>
+              <w:jc w:val="center"/>
+            </w:pPr>
+          </w:p>
+        </w:tc>
+        <w:tc>
+          <w:tcPr>
+            <w:tcW w:w="1796" w:type="dxa"/>
+          </w:tcPr>
+          <w:p>
+            <w:pPr>
+              <w:spacing w:line="360" w:lineRule="auto"/>
+              <w:jc w:val="center"/>
+            </w:pPr>
+          </w:p>
+        </w:tc>
+        <w:tc>
+          <w:tcPr>
+            <w:tcW w:w="1796" w:type="dxa"/>
+          </w:tcPr>
+          <w:p>
+            <w:pPr>
+              <w:spacing w:line="360" w:lineRule="auto"/>
+              <w:jc w:val="center"/>
+            </w:pPr>
+          </w:p>
+        </w:tc>
+      </w:tr>
+      <w:tr>
+        <w:trPr>
+          <w:trHeight w:val="537"/>
+        </w:trPr>
+        <w:tc>
+          <w:tcPr>
+            <w:tcW w:w="709" w:type="dxa"/>
+          </w:tcPr>
+          <w:p>
+            <w:pPr>
+              <w:spacing w:line="360" w:lineRule="auto"/>
+              <w:jc w:val="center"/>
+            </w:pPr>
+            <w:r>
+              <w:t>2</w:t>
+            </w:r>
+          </w:p>
+        </w:tc>
+        <w:tc>
+          <w:tcPr>
+            <w:tcW w:w="1702" w:type="dxa"/>
+          </w:tcPr>
+          <w:p>
+            <w:pPr>
+              <w:spacing w:line="360" w:lineRule="auto"/>
+              <w:jc w:val="center"/>
+            </w:pPr>
+          </w:p>
+        </w:tc>
+        <w:tc>
+          <w:tcPr>
+            <w:tcW w:w="1889" w:type="dxa"/>
+          </w:tcPr>
+          <w:p>
+            <w:pPr>
+              <w:spacing w:line="360" w:lineRule="auto"/>
+              <w:jc w:val="center"/>
+            </w:pPr>
+          </w:p>
+        </w:tc>
+        <w:tc>
+          <w:tcPr>
+            <w:tcW w:w="1796" w:type="dxa"/>
+          </w:tcPr>
+          <w:p>
+            <w:pPr>
+              <w:spacing w:line="360" w:lineRule="auto"/>
+              <w:jc w:val="center"/>
+            </w:pPr>
+          </w:p>
+        </w:tc>
+        <w:tc>
+          <w:tcPr>
+            <w:tcW w:w="1795" w:type="dxa"/>
+          </w:tcPr>
+          <w:p>
+            <w:pPr>
+              <w:spacing w:line="360" w:lineRule="auto"/>
+              <w:jc w:val="center"/>
+            </w:pPr>
+          </w:p>
+        </w:tc>
+        <w:tc>
+          <w:tcPr>
+            <w:tcW w:w="1796" w:type="dxa"/>
+          </w:tcPr>
+          <w:p>
+            <w:pPr>
+              <w:spacing w:line="360" w:lineRule="auto"/>
+              <w:jc w:val="center"/>
+            </w:pPr>
+          </w:p>
+        </w:tc>
+        <w:tc>
+          <w:tcPr>
+            <w:tcW w:w="1796" w:type="dxa"/>
+          </w:tcPr>
+          <w:p>
+            <w:pPr>
+              <w:spacing w:line="360" w:lineRule="auto"/>
+              <w:jc w:val="center"/>
+            </w:pPr>
+          </w:p>
+        </w:tc>
+      </w:tr>
+      <w:tr>
+        <w:trPr>
+          <w:trHeight w:val="537"/>
+        </w:trPr>
+        <w:tc>
+          <w:tcPr>
+            <w:tcW w:w="709" w:type="dxa"/>
+          </w:tcPr>
+          <w:p>
+            <w:pPr>
+              <w:spacing w:line="360" w:lineRule="auto"/>
+              <w:jc w:val="center"/>
+            </w:pPr>
+            <w:r>
+              <w:t>3</w:t>
+            </w:r>
+          </w:p>
+        </w:tc>
+        <w:tc>
+          <w:tcPr>
+            <w:tcW w:w="1702" w:type="dxa"/>
+          </w:tcPr>
+          <w:p>
+            <w:pPr>
+              <w:spacing w:line="360" w:lineRule="auto"/>
+              <w:jc w:val="center"/>
+            </w:pPr>
+          </w:p>
+        </w:tc>
+        <w:tc>
+          <w:tcPr>
+            <w:tcW w:w="1889" w:type="dxa"/>
+          </w:tcPr>
+          <w:p>
+            <w:pPr>
+              <w:spacing w:line="360" w:lineRule="auto"/>
+              <w:jc w:val="center"/>
+            </w:pPr>
+          </w:p>
+        </w:tc>
+        <w:tc>
+          <w:tcPr>
+            <w:tcW w:w="1796" w:type="dxa"/>
+          </w:tcPr>
+          <w:p>
+            <w:pPr>
+              <w:spacing w:line="360" w:lineRule="auto"/>
+              <w:jc w:val="center"/>
+            </w:pPr>
+          </w:p>
+        </w:tc>
+        <w:tc>
+          <w:tcPr>
+            <w:tcW w:w="1795" w:type="dxa"/>
+          </w:tcPr>
+          <w:p>
+            <w:pPr>
+              <w:spacing w:line="360" w:lineRule="auto"/>
+              <w:jc w:val="center"/>
+            </w:pPr>
+          </w:p>
+        </w:tc>
+        <w:tc>
+          <w:tcPr>
+            <w:tcW w:w="1796" w:type="dxa"/>
+          </w:tcPr>
+          <w:p>
+            <w:pPr>
+              <w:spacing w:line="360" w:lineRule="auto"/>
+              <w:jc w:val="center"/>
+            </w:pPr>
+          </w:p>
+        </w:tc>
+        <w:tc>
+          <w:tcPr>
+            <w:tcW w:w="1796" w:type="dxa"/>
+          </w:tcPr>
+          <w:p>
+            <w:pPr>
+              <w:spacing w:line="360" w:lineRule="auto"/>
+              <w:jc w:val="center"/>
+            </w:pPr>
+          </w:p>
+        </w:tc>
+      </w:tr>
+      <w:tr>
+        <w:trPr>
+          <w:trHeight w:val="537"/>
+        </w:trPr>
+        <w:tc>
+          <w:tcPr>
+            <w:tcW w:w="709" w:type="dxa"/>
+          </w:tcPr>
+          <w:p>
+            <w:pPr>
+              <w:spacing w:line="360" w:lineRule="auto"/>
+              <w:jc w:val="center"/>
+            </w:pPr>
+            <w:r>
+              <w:t>4</w:t>
+            </w:r>
+          </w:p>
+        </w:tc>
+        <w:tc>
+          <w:tcPr>
+            <w:tcW w:w="1702" w:type="dxa"/>
+          </w:tcPr>
+          <w:p>
+            <w:pPr>
+              <w:spacing w:line="360" w:lineRule="auto"/>
+              <w:jc w:val="center"/>
+            </w:pPr>
+          </w:p>
+        </w:tc>
+        <w:tc>
+          <w:tcPr>
+            <w:tcW w:w="1889" w:type="dxa"/>
+          </w:tcPr>
+          <w:p>
+            <w:pPr>
+              <w:spacing w:line="360" w:lineRule="auto"/>
+              <w:jc w:val="center"/>
+            </w:pPr>
+          </w:p>
+        </w:tc>
+        <w:tc>
+          <w:tcPr>
+            <w:tcW w:w="1796" w:type="dxa"/>
+          </w:tcPr>
+          <w:p>
+            <w:pPr>
+              <w:spacing w:line="360" w:lineRule="auto"/>
+              <w:jc w:val="center"/>
+            </w:pPr>
+          </w:p>
+        </w:tc>
+        <w:tc>
+          <w:tcPr>
+            <w:tcW w:w="1795" w:type="dxa"/>
+          </w:tcPr>
+          <w:p>
+            <w:pPr>
+              <w:spacing w:line="360" w:lineRule="auto"/>
+              <w:jc w:val="center"/>
+            </w:pPr>
+          </w:p>
+        </w:tc>
+        <w:tc>
+          <w:tcPr>
+            <w:tcW w:w="1796" w:type="dxa"/>
+          </w:tcPr>
+          <w:p>
+            <w:pPr>
+              <w:spacing w:line="360" w:lineRule="auto"/>
+              <w:jc w:val="center"/>
+            </w:pPr>
+          </w:p>
+        </w:tc>
+        <w:tc>
+          <w:tcPr>
+            <w:tcW w:w="1796" w:type="dxa"/>
+          </w:tcPr>
+          <w:p>
+            <w:pPr>
+              <w:spacing w:line="360" w:lineRule="auto"/>
+              <w:jc w:val="center"/>
+            </w:pPr>
+          </w:p>
+        </w:tc>
+      </w:tr>
+      <w:tr>
+        <w:trPr>
+          <w:trHeight w:val="537"/>
+        </w:trPr>
+        <w:tc>
+          <w:tcPr>
+            <w:tcW w:w="709" w:type="dxa"/>
+          </w:tcPr>
+          <w:p>
+            <w:pPr>
+              <w:spacing w:line="360" w:lineRule="auto"/>
+              <w:jc w:val="center"/>
+            </w:pPr>
+            <w:r>
+              <w:t>5</w:t>
+            </w:r>
+          </w:p>
+        </w:tc>
+        <w:tc>
+          <w:tcPr>
+            <w:tcW w:w="1702" w:type="dxa"/>
+          </w:tcPr>
+          <w:p>
+            <w:pPr>
+              <w:spacing w:line="360" w:lineRule="auto"/>
+              <w:jc w:val="center"/>
+            </w:pPr>
+          </w:p>
+        </w:tc>
+        <w:tc>
+          <w:tcPr>
+            <w:tcW w:w="1889" w:type="dxa"/>
+          </w:tcPr>
+          <w:p>
+            <w:pPr>
+              <w:spacing w:line="360" w:lineRule="auto"/>
+              <w:jc w:val="center"/>
+            </w:pPr>
+          </w:p>
+        </w:tc>
+        <w:tc>
+          <w:tcPr>
+            <w:tcW w:w="1796" w:type="dxa"/>
+          </w:tcPr>
+          <w:p>
+            <w:pPr>
+              <w:spacing w:line="360" w:lineRule="auto"/>
+              <w:jc w:val="center"/>
+            </w:pPr>
+          </w:p>
+        </w:tc>
+        <w:tc>
+          <w:tcPr>
+            <w:tcW w:w="1795" w:type="dxa"/>
+          </w:tcPr>
+          <w:p>
+            <w:pPr>
+              <w:spacing w:line="360" w:lineRule="auto"/>
+              <w:jc w:val="center"/>
+            </w:pPr>
+          </w:p>
+        </w:tc>
+        <w:tc>
+          <w:tcPr>
+            <w:tcW w:w="1796" w:type="dxa"/>
+          </w:tcPr>
+          <w:p>
+            <w:pPr>
+              <w:spacing w:line="360" w:lineRule="auto"/>
+              <w:jc w:val="center"/>
+            </w:pPr>
+          </w:p>
+        </w:tc>
+        <w:tc>
+          <w:tcPr>
+            <w:tcW w:w="1796" w:type="dxa"/>
+          </w:tcPr>
+          <w:p>
+            <w:pPr>
+              <w:spacing w:line="360" w:lineRule="auto"/>
+              <w:jc w:val="center"/>
+            </w:pPr>
+          </w:p>
+        </w:tc>
+      </w:tr>
+      <w:tr>
+        <w:trPr>
+          <w:trHeight w:val="537"/>
+        </w:trPr>
+        <w:tc>
+          <w:tcPr>
+            <w:tcW w:w="709" w:type="dxa"/>
+          </w:tcPr>
+          <w:p>
+            <w:pPr>
+              <w:spacing w:line="360" w:lineRule="auto"/>
+              <w:jc w:val="center"/>
+            </w:pPr>
+            <w:r>
+              <w:t>6</w:t>
+            </w:r>
+          </w:p>
+        </w:tc>
+        <w:tc>
+          <w:tcPr>
+            <w:tcW w:w="1702" w:type="dxa"/>
+          </w:tcPr>
+          <w:p>
+            <w:pPr>
+              <w:spacing w:line="360" w:lineRule="auto"/>
+              <w:jc w:val="center"/>
+            </w:pPr>
+          </w:p>
+        </w:tc>
+        <w:tc>
+          <w:tcPr>
+            <w:tcW w:w="1889" w:type="dxa"/>
+          </w:tcPr>
+          <w:p>
+            <w:pPr>
+              <w:spacing w:line="360" w:lineRule="auto"/>
+              <w:jc w:val="center"/>
+            </w:pPr>
+          </w:p>
+        </w:tc>
+        <w:tc>
+          <w:tcPr>
+            <w:tcW w:w="1796" w:type="dxa"/>
+          </w:tcPr>
+          <w:p>
+            <w:pPr>
+              <w:spacing w:line="360" w:lineRule="auto"/>
+              <w:jc w:val="center"/>
+            </w:pPr>
+          </w:p>
+        </w:tc>
+        <w:tc>
+          <w:tcPr>
+            <w:tcW w:w="1795" w:type="dxa"/>
+          </w:tcPr>
+          <w:p>
+            <w:pPr>
+              <w:spacing w:line="360" w:lineRule="auto"/>
+              <w:jc w:val="center"/>
+            </w:pPr>
+          </w:p>
+        </w:tc>
+        <w:tc>
+          <w:tcPr>
+            <w:tcW w:w="1796" w:type="dxa"/>
+          </w:tcPr>
+          <w:p>
+            <w:pPr>
+              <w:spacing w:line="360" w:lineRule="auto"/>
+              <w:jc w:val="center"/>
+            </w:pPr>
+          </w:p>
+        </w:tc>
+        <w:tc>
+          <w:tcPr>
+            <w:tcW w:w="1796" w:type="dxa"/>
+          </w:tcPr>
+          <w:p>
+            <w:pPr>
+              <w:spacing w:line="360" w:lineRule="auto"/>
+              <w:jc w:val="center"/>
+            </w:pPr>
+          </w:p>
+        </w:tc>
+      </w:tr>
+      <w:tr>
+        <w:trPr>
+          <w:trHeight w:val="537"/>
+        </w:trPr>
+        <w:tc>
+          <w:tcPr>
+            <w:tcW w:w="709" w:type="dxa"/>
+          </w:tcPr>
+          <w:p>
+            <w:pPr>
+              <w:spacing w:line="360" w:lineRule="auto"/>
+              <w:jc w:val="center"/>
+            </w:pPr>
+            <w:r>
+              <w:t>7</w:t>
+            </w:r>
+          </w:p>
+        </w:tc>
+        <w:tc>
+          <w:tcPr>
+            <w:tcW w:w="1702" w:type="dxa"/>
+          </w:tcPr>
+          <w:p>
+            <w:pPr>
+              <w:spacing w:line="360" w:lineRule="auto"/>
+              <w:jc w:val="center"/>
+            </w:pPr>
+          </w:p>
+        </w:tc>
+        <w:tc>
+          <w:tcPr>
+            <w:tcW w:w="1889" w:type="dxa"/>
+          </w:tcPr>
+          <w:p>
+            <w:pPr>
+              <w:spacing w:line="360" w:lineRule="auto"/>
+              <w:jc w:val="center"/>
+            </w:pPr>
+          </w:p>
+        </w:tc>
+        <w:tc>
+          <w:tcPr>
+            <w:tcW w:w="1796" w:type="dxa"/>
+          </w:tcPr>
+          <w:p>
+            <w:pPr>
+              <w:spacing w:line="360" w:lineRule="auto"/>
+              <w:jc w:val="center"/>
+            </w:pPr>
+          </w:p>
+        </w:tc>
+        <w:tc>
+          <w:tcPr>
+            <w:tcW w:w="1795" w:type="dxa"/>
+          </w:tcPr>
+          <w:p>
+            <w:pPr>
+              <w:spacing w:line="360" w:lineRule="auto"/>
+              <w:jc w:val="center"/>
+            </w:pPr>
+          </w:p>
+        </w:tc>
+        <w:tc>
+          <w:tcPr>
+            <w:tcW w:w="1796" w:type="dxa"/>
+          </w:tcPr>
+          <w:p>
+            <w:pPr>
+              <w:spacing w:line="360" w:lineRule="auto"/>
+              <w:jc w:val="center"/>
+            </w:pPr>
+          </w:p>
+        </w:tc>
+        <w:tc>
+          <w:tcPr>
+            <w:tcW w:w="1796" w:type="dxa"/>
+          </w:tcPr>
+          <w:p>
+            <w:pPr>
+              <w:spacing w:line="360" w:lineRule="auto"/>
+              <w:jc w:val="center"/>
+            </w:pPr>
+          </w:p>
+        </w:tc>
+      </w:tr>
+      <w:tr>
+        <w:trPr>
+          <w:trHeight w:val="537"/>
+        </w:trPr>
+        <w:tc>
+          <w:tcPr>
+            <w:tcW w:w="709" w:type="dxa"/>
+          </w:tcPr>
+          <w:p>
+            <w:pPr>
+              <w:spacing w:line="360" w:lineRule="auto"/>
+              <w:jc w:val="center"/>
+            </w:pPr>
+            <w:r>
+              <w:t>8</w:t>
+            </w:r>
+          </w:p>
+        </w:tc>
+        <w:tc>
+          <w:tcPr>
+            <w:tcW w:w="1702" w:type="dxa"/>
+          </w:tcPr>
+          <w:p>
+            <w:pPr>
+              <w:spacing w:line="360" w:lineRule="auto"/>
+              <w:jc w:val="center"/>
+            </w:pPr>
+          </w:p>
+        </w:tc>
+        <w:tc>
+          <w:tcPr>
+            <w:tcW w:w="1889" w:type="dxa"/>
+          </w:tcPr>
+          <w:p>
+            <w:pPr>
+              <w:spacing w:line="360" w:lineRule="auto"/>
+              <w:jc w:val="center"/>
+            </w:pPr>
+          </w:p>
+        </w:tc>
+        <w:tc>
+          <w:tcPr>
+            <w:tcW w:w="1796" w:type="dxa"/>
+          </w:tcPr>
+          <w:p>
+            <w:pPr>
+              <w:spacing w:line="360" w:lineRule="auto"/>
+              <w:jc w:val="center"/>
+            </w:pPr>
+          </w:p>
+        </w:tc>
+        <w:tc>
+          <w:tcPr>
+            <w:tcW w:w="1795" w:type="dxa"/>
+          </w:tcPr>
+          <w:p>
+            <w:pPr>
+              <w:spacing w:line="360" w:lineRule="auto"/>
+              <w:jc w:val="center"/>
+            </w:pPr>
+          </w:p>
+        </w:tc>
+        <w:tc>
+          <w:tcPr>
+            <w:tcW w:w="1796" w:type="dxa"/>
+          </w:tcPr>
+          <w:p>
+            <w:pPr>
+              <w:spacing w:line="360" w:lineRule="auto"/>
+              <w:jc w:val="center"/>
+            </w:pPr>
+          </w:p>
+        </w:tc>
+        <w:tc>
+          <w:tcPr>
+            <w:tcW w:w="1796" w:type="dxa"/>
+          </w:tcPr>
+          <w:p>
+            <w:pPr>
+              <w:spacing w:line="360" w:lineRule="auto"/>
+              <w:jc w:val="center"/>
+            </w:pPr>
+          </w:p>
+        </w:tc>
+      </w:tr>
+      <w:tr>
+        <w:trPr>
+          <w:trHeight w:val="537"/>
+        </w:trPr>
+        <w:tc>
+          <w:tcPr>
+            <w:tcW w:w="709" w:type="dxa"/>
+          </w:tcPr>
+          <w:p>
+            <w:pPr>
+              <w:spacing w:line="360" w:lineRule="auto"/>
+              <w:jc w:val="center"/>
+            </w:pPr>
+            <w:r>
+              <w:t>9</w:t>
+            </w:r>
+          </w:p>
+        </w:tc>
+        <w:tc>
+          <w:tcPr>
+            <w:tcW w:w="1702" w:type="dxa"/>
+          </w:tcPr>
+          <w:p>
+            <w:pPr>
+              <w:spacing w:line="360" w:lineRule="auto"/>
+              <w:jc w:val="center"/>
+            </w:pPr>
+          </w:p>
+        </w:tc>
+        <w:tc>
+          <w:tcPr>
+            <w:tcW w:w="1889" w:type="dxa"/>
+          </w:tcPr>
+          <w:p>
+            <w:pPr>
+              <w:spacing w:line="360" w:lineRule="auto"/>
+              <w:jc w:val="center"/>
+            </w:pPr>
+          </w:p>
+        </w:tc>
+        <w:tc>
+          <w:tcPr>
+            <w:tcW w:w="1796" w:type="dxa"/>
+          </w:tcPr>
+          <w:p>
+            <w:pPr>
+              <w:spacing w:line="360" w:lineRule="auto"/>
+              <w:jc w:val="center"/>
+            </w:pPr>
+          </w:p>
+        </w:tc>
+        <w:tc>
+          <w:tcPr>
+            <w:tcW w:w="1795" w:type="dxa"/>
+          </w:tcPr>
+          <w:p>
+            <w:pPr>
+              <w:spacing w:line="360" w:lineRule="auto"/>
+              <w:jc w:val="center"/>
+            </w:pPr>
+          </w:p>
+        </w:tc>
+        <w:tc>
+          <w:tcPr>
+            <w:tcW w:w="1796" w:type="dxa"/>
+          </w:tcPr>
+          <w:p>
+            <w:pPr>
+              <w:spacing w:line="360" w:lineRule="auto"/>
+              <w:jc w:val="center"/>
+            </w:pPr>
+          </w:p>
+        </w:tc>
+        <w:tc>
+          <w:tcPr>
+            <w:tcW w:w="1796" w:type="dxa"/>
+          </w:tcPr>
+          <w:p>
+            <w:pPr>
+              <w:spacing w:line="360" w:lineRule="auto"/>
+              <w:jc w:val="center"/>
+            </w:pPr>
+          </w:p>
+        </w:tc>
+      </w:tr>
+      <w:tr>
+        <w:trPr>
+          <w:trHeight w:val="537"/>
+        </w:trPr>
+        <w:tc>
+          <w:tcPr>
+            <w:tcW w:w="709" w:type="dxa"/>
+          </w:tcPr>
+          <w:p>
+            <w:pPr>
+              <w:spacing w:line="360" w:lineRule="auto"/>
+              <w:jc w:val="center"/>
+            </w:pPr>
+            <w:r>
+              <w:t>10</w:t>
+            </w:r>
+          </w:p>
+        </w:tc>
+        <w:tc>
+          <w:tcPr>
+            <w:tcW w:w="1702" w:type="dxa"/>
+          </w:tcPr>
+          <w:p>
+            <w:pPr>
+              <w:spacing w:line="360" w:lineRule="auto"/>
+              <w:jc w:val="center"/>
+            </w:pPr>
+          </w:p>
+        </w:tc>
+        <w:tc>
+          <w:tcPr>
+            <w:tcW w:w="1889" w:type="dxa"/>
+          </w:tcPr>
+          <w:p>
+            <w:pPr>
+              <w:spacing w:line="360" w:lineRule="auto"/>
+              <w:jc w:val="center"/>
+            </w:pPr>
+          </w:p>
+        </w:tc>
+        <w:tc>
+          <w:tcPr>
+            <w:tcW w:w="1796" w:type="dxa"/>
+          </w:tcPr>
+          <w:p>
+            <w:pPr>
+              <w:spacing w:line="360" w:lineRule="auto"/>
+              <w:jc w:val="center"/>
+            </w:pPr>
+          </w:p>
+        </w:tc>
+        <w:tc>
+          <w:tcPr>
+            <w:tcW w:w="1795" w:type="dxa"/>
+          </w:tcPr>
+          <w:p>
+            <w:pPr>
+              <w:spacing w:line="360" w:lineRule="auto"/>
+              <w:jc w:val="center"/>
+            </w:pPr>
+          </w:p>
+        </w:tc>
+        <w:tc>
+          <w:tcPr>
+            <w:tcW w:w="1796" w:type="dxa"/>
+          </w:tcPr>
+          <w:p>
+            <w:pPr>
+              <w:spacing w:line="360" w:lineRule="auto"/>
+              <w:jc w:val="center"/>
+            </w:pPr>
+          </w:p>
+        </w:tc>
+        <w:tc>
+          <w:tcPr>
+            <w:tcW w:w="1796" w:type="dxa"/>
+          </w:tcPr>
+          <w:p>
+            <w:pPr>
+              <w:spacing w:line="360" w:lineRule="auto"/>
+              <w:jc w:val="center"/>
+            </w:pPr>
+          </w:p>
+        </w:tc>
+      </w:tr>
+    </w:tbl>
+    <w:p>
+      <w:pPr>
+        <w:spacing w:line="360" w:lineRule="auto"/>
+      </w:pPr>
+    </w:p>
+    <w:p>
+      <w:pPr>
+        <w:spacing w:line="360" w:lineRule="auto"/>
+      </w:pPr>
+      <w:r>
+        <w:br w:type="page"/>
+      </w:r>
+    </w:p>
+    <w:p>
+      <w:pPr>
+        <w:pStyle w:val="1"/>
+        <w:numPr>
+          <w:ilvl w:val="0"/>
+          <w:numId w:val="9"/>
+        </w:numPr>
+        <w:spacing w:line="360" w:lineRule="auto"/>
+      </w:pPr>
+      <w:bookmarkStart w:id="4" w:name="_Toc224833523"/>
+      <w:r>
+        <w:lastRenderedPageBreak/>
+        <w:t>Вывод.</w:t>
+      </w:r>
+      <w:bookmarkEnd w:id="4"/>
+    </w:p>
+    <w:p>
+      <w:pPr>
+        <w:spacing w:line="360" w:lineRule="auto"/>
+      </w:pPr>
+    </w:p>
+    <w:p>
+      <w:pPr>
+        <w:spacing w:line="360" w:lineRule="auto"/>
+      </w:pPr>
+    </w:p>
+    <w:p>
+      <w:pPr>
+        <w:spacing w:line="360" w:lineRule="auto"/>
+      </w:pPr>
+      <w:r>
+        <w:br w:type="page"/>
+      </w:r>
+    </w:p>
+    <w:p>
+      <w:pPr>
         <w:spacing w:line="360" w:lineRule="auto"/>
         <w:rPr>
-          <w:rFonts w:ascii="Times New Roman" w:hAnsi="Times New Roman" w:cs="Times New Roman"/>
+          <w:rFonts w:cs="Times New Roman"/>
           <w:sz w:val="24"/>
-          <w:lang w:val="en-US"/>
         </w:rPr>
       </w:pPr>
-      <w:hyperlink r:id="rId5" w:history="1">
-        <w:r>
-          <w:rPr>
-            <w:rStyle w:val="a4"/>
-            <w:rFonts w:ascii="Times New Roman" w:hAnsi="Times New Roman" w:cs="Times New Roman"/>
-            <w:sz w:val="24"/>
-            <w:lang w:val="en-US"/>
-          </w:rPr>
-          <w:t>https://bdu.fstec.ru/threat/ubi.021</w:t>
+      <w:hyperlink r:id="rId6" w:history="1">
+        <w:r>
+          <w:rPr>
+            <w:rStyle w:val="a4"/>
+            <w:rFonts w:cs="Times New Roman"/>
+            <w:sz w:val="24"/>
+            <w:lang w:val="en-US"/>
+          </w:rPr>
+          <w:t>https</w:t>
+        </w:r>
+        <w:r>
+          <w:rPr>
+            <w:rStyle w:val="a4"/>
+            <w:rFonts w:cs="Times New Roman"/>
+            <w:sz w:val="24"/>
+          </w:rPr>
+          <w:t>://</w:t>
+        </w:r>
+        <w:r>
+          <w:rPr>
+            <w:rStyle w:val="a4"/>
+            <w:rFonts w:cs="Times New Roman"/>
+            <w:sz w:val="24"/>
+            <w:lang w:val="en-US"/>
+          </w:rPr>
+          <w:t>bdu</w:t>
+        </w:r>
+        <w:r>
+          <w:rPr>
+            <w:rStyle w:val="a4"/>
+            <w:rFonts w:cs="Times New Roman"/>
+            <w:sz w:val="24"/>
+          </w:rPr>
+          <w:t>.</w:t>
+        </w:r>
+        <w:r>
+          <w:rPr>
+            <w:rStyle w:val="a4"/>
+            <w:rFonts w:cs="Times New Roman"/>
+            <w:sz w:val="24"/>
+            <w:lang w:val="en-US"/>
+          </w:rPr>
+          <w:t>fstec</w:t>
+        </w:r>
+        <w:r>
+          <w:rPr>
+            <w:rStyle w:val="a4"/>
+            <w:rFonts w:cs="Times New Roman"/>
+            <w:sz w:val="24"/>
+          </w:rPr>
+          <w:t>.</w:t>
+        </w:r>
+        <w:r>
+          <w:rPr>
+            <w:rStyle w:val="a4"/>
+            <w:rFonts w:cs="Times New Roman"/>
+            <w:sz w:val="24"/>
+            <w:lang w:val="en-US"/>
+          </w:rPr>
+          <w:t>ru</w:t>
+        </w:r>
+        <w:r>
+          <w:rPr>
+            <w:rStyle w:val="a4"/>
+            <w:rFonts w:cs="Times New Roman"/>
+            <w:sz w:val="24"/>
+          </w:rPr>
+          <w:t>/</w:t>
+        </w:r>
+        <w:r>
+          <w:rPr>
+            <w:rStyle w:val="a4"/>
+            <w:rFonts w:cs="Times New Roman"/>
+            <w:sz w:val="24"/>
+            <w:lang w:val="en-US"/>
+          </w:rPr>
+          <w:t>threat</w:t>
+        </w:r>
+        <w:r>
+          <w:rPr>
+            <w:rStyle w:val="a4"/>
+            <w:rFonts w:cs="Times New Roman"/>
+            <w:sz w:val="24"/>
+          </w:rPr>
+          <w:t>/</w:t>
+        </w:r>
+        <w:r>
+          <w:rPr>
+            <w:rStyle w:val="a4"/>
+            <w:rFonts w:cs="Times New Roman"/>
+            <w:sz w:val="24"/>
+            <w:lang w:val="en-US"/>
+          </w:rPr>
+          <w:t>ubi</w:t>
+        </w:r>
+        <w:r>
+          <w:rPr>
+            <w:rStyle w:val="a4"/>
+            <w:rFonts w:cs="Times New Roman"/>
+            <w:sz w:val="24"/>
+          </w:rPr>
+          <w:t>.021</w:t>
         </w:r>
       </w:hyperlink>
       <w:r>
         <w:rPr>
-          <w:rFonts w:ascii="Times New Roman" w:hAnsi="Times New Roman" w:cs="Times New Roman"/>
+          <w:rFonts w:cs="Times New Roman"/>
           <w:sz w:val="24"/>
-          <w:lang w:val="en-US"/>
-        </w:rPr>
-        <w:br/>
-      </w:r>
-      <w:hyperlink r:id="rId6" w:history="1">
-        <w:r>
-          <w:rPr>
-            <w:rStyle w:val="a4"/>
-            <w:rFonts w:ascii="Times New Roman" w:hAnsi="Times New Roman" w:cs="Times New Roman"/>
-            <w:sz w:val="24"/>
-            <w:lang w:val="en-US"/>
-          </w:rPr>
-          <w:t>https://bdu.fstec.ru/threat/ubi.027</w:t>
-        </w:r>
-      </w:hyperlink>
-      <w:r>
-        <w:rPr>
-          <w:rFonts w:ascii="Times New Roman" w:hAnsi="Times New Roman" w:cs="Times New Roman"/>
-          <w:sz w:val="24"/>
-          <w:lang w:val="en-US"/>
         </w:rPr>
         <w:br/>
       </w:r>
@@ -808,18 +2303,110 @@
         <w:r>
           <w:rPr>
             <w:rStyle w:val="a4"/>
-            <w:rFonts w:ascii="Times New Roman" w:hAnsi="Times New Roman" w:cs="Times New Roman"/>
-            <w:sz w:val="24"/>
-            <w:lang w:val="en-US"/>
-          </w:rPr>
-          <w:t>https://bdu.fstec.ru/threat/ubi.034</w:t>
+            <w:rFonts w:cs="Times New Roman"/>
+            <w:sz w:val="24"/>
+            <w:lang w:val="en-US"/>
+          </w:rPr>
+          <w:t>https</w:t>
+        </w:r>
+        <w:r>
+          <w:rPr>
+            <w:rStyle w:val="a4"/>
+            <w:rFonts w:cs="Times New Roman"/>
+            <w:sz w:val="24"/>
+          </w:rPr>
+          <w:t>://</w:t>
+        </w:r>
+        <w:r>
+          <w:rPr>
+            <w:rStyle w:val="a4"/>
+            <w:rFonts w:cs="Times New Roman"/>
+            <w:sz w:val="24"/>
+            <w:lang w:val="en-US"/>
+          </w:rPr>
+          <w:t>bdu</w:t>
+        </w:r>
+        <w:r>
+          <w:rPr>
+            <w:rStyle w:val="a4"/>
+            <w:rFonts w:cs="Times New Roman"/>
+            <w:sz w:val="24"/>
+          </w:rPr>
+          <w:t>.</w:t>
+        </w:r>
+        <w:r>
+          <w:rPr>
+            <w:rStyle w:val="a4"/>
+            <w:rFonts w:cs="Times New Roman"/>
+            <w:sz w:val="24"/>
+            <w:lang w:val="en-US"/>
+          </w:rPr>
+          <w:t>fstec</w:t>
+        </w:r>
+        <w:r>
+          <w:rPr>
+            <w:rStyle w:val="a4"/>
+            <w:rFonts w:cs="Times New Roman"/>
+            <w:sz w:val="24"/>
+          </w:rPr>
+          <w:t>.</w:t>
+        </w:r>
+        <w:r>
+          <w:rPr>
+            <w:rStyle w:val="a4"/>
+            <w:rFonts w:cs="Times New Roman"/>
+            <w:sz w:val="24"/>
+            <w:lang w:val="en-US"/>
+          </w:rPr>
+          <w:t>ru</w:t>
+        </w:r>
+        <w:r>
+          <w:rPr>
+            <w:rStyle w:val="a4"/>
+            <w:rFonts w:cs="Times New Roman"/>
+            <w:sz w:val="24"/>
+          </w:rPr>
+          <w:t>/</w:t>
+        </w:r>
+        <w:r>
+          <w:rPr>
+            <w:rStyle w:val="a4"/>
+            <w:rFonts w:cs="Times New Roman"/>
+            <w:sz w:val="24"/>
+            <w:lang w:val="en-US"/>
+          </w:rPr>
+          <w:t>threat</w:t>
+        </w:r>
+        <w:r>
+          <w:rPr>
+            <w:rStyle w:val="a4"/>
+            <w:rFonts w:cs="Times New Roman"/>
+            <w:sz w:val="24"/>
+          </w:rPr>
+          <w:t>/</w:t>
+        </w:r>
+        <w:r>
+          <w:rPr>
+            <w:rStyle w:val="a4"/>
+            <w:rFonts w:cs="Times New Roman"/>
+            <w:sz w:val="24"/>
+            <w:lang w:val="en-US"/>
+          </w:rPr>
+          <w:t>ubi</w:t>
+        </w:r>
+        <w:r>
+          <w:rPr>
+            <w:rStyle w:val="a4"/>
+            <w:rFonts w:cs="Times New Roman"/>
+            <w:sz w:val="24"/>
+          </w:rPr>
+          <w:t>.027</w:t>
         </w:r>
       </w:hyperlink>
       <w:r>
         <w:rPr>
-          <w:rFonts w:ascii="Times New Roman" w:hAnsi="Times New Roman" w:cs="Times New Roman"/>
+          <w:rFonts w:cs="Times New Roman"/>
           <w:sz w:val="24"/>
-          <w:lang w:val="en-US"/>
         </w:rPr>
         <w:br/>
       </w:r>
@@ -827,18 +2414,110 @@
         <w:r>
           <w:rPr>
             <w:rStyle w:val="a4"/>
-            <w:rFonts w:ascii="Times New Roman" w:hAnsi="Times New Roman" w:cs="Times New Roman"/>
-            <w:sz w:val="24"/>
-            <w:lang w:val="en-US"/>
-          </w:rPr>
-          <w:t>https://bdu.fstec.ru/threat/ubi.037</w:t>
+            <w:rFonts w:cs="Times New Roman"/>
+            <w:sz w:val="24"/>
+            <w:lang w:val="en-US"/>
+          </w:rPr>
+          <w:t>https</w:t>
+        </w:r>
+        <w:r>
+          <w:rPr>
+            <w:rStyle w:val="a4"/>
+            <w:rFonts w:cs="Times New Roman"/>
+            <w:sz w:val="24"/>
+          </w:rPr>
+          <w:t>://</w:t>
+        </w:r>
+        <w:r>
+          <w:rPr>
+            <w:rStyle w:val="a4"/>
+            <w:rFonts w:cs="Times New Roman"/>
+            <w:sz w:val="24"/>
+            <w:lang w:val="en-US"/>
+          </w:rPr>
+          <w:t>bdu</w:t>
+        </w:r>
+        <w:r>
+          <w:rPr>
+            <w:rStyle w:val="a4"/>
+            <w:rFonts w:cs="Times New Roman"/>
+            <w:sz w:val="24"/>
+          </w:rPr>
+          <w:t>.</w:t>
+        </w:r>
+        <w:r>
+          <w:rPr>
+            <w:rStyle w:val="a4"/>
+            <w:rFonts w:cs="Times New Roman"/>
+            <w:sz w:val="24"/>
+            <w:lang w:val="en-US"/>
+          </w:rPr>
+          <w:t>fstec</w:t>
+        </w:r>
+        <w:r>
+          <w:rPr>
+            <w:rStyle w:val="a4"/>
+            <w:rFonts w:cs="Times New Roman"/>
+            <w:sz w:val="24"/>
+          </w:rPr>
+          <w:t>.</w:t>
+        </w:r>
+        <w:r>
+          <w:rPr>
+            <w:rStyle w:val="a4"/>
+            <w:rFonts w:cs="Times New Roman"/>
+            <w:sz w:val="24"/>
+            <w:lang w:val="en-US"/>
+          </w:rPr>
+          <w:t>ru</w:t>
+        </w:r>
+        <w:r>
+          <w:rPr>
+            <w:rStyle w:val="a4"/>
+            <w:rFonts w:cs="Times New Roman"/>
+            <w:sz w:val="24"/>
+          </w:rPr>
+          <w:t>/</w:t>
+        </w:r>
+        <w:r>
+          <w:rPr>
+            <w:rStyle w:val="a4"/>
+            <w:rFonts w:cs="Times New Roman"/>
+            <w:sz w:val="24"/>
+            <w:lang w:val="en-US"/>
+          </w:rPr>
+          <w:t>threat</w:t>
+        </w:r>
+        <w:r>
+          <w:rPr>
+            <w:rStyle w:val="a4"/>
+            <w:rFonts w:cs="Times New Roman"/>
+            <w:sz w:val="24"/>
+          </w:rPr>
+          <w:t>/</w:t>
+        </w:r>
+        <w:r>
+          <w:rPr>
+            <w:rStyle w:val="a4"/>
+            <w:rFonts w:cs="Times New Roman"/>
+            <w:sz w:val="24"/>
+            <w:lang w:val="en-US"/>
+          </w:rPr>
+          <w:t>ubi</w:t>
+        </w:r>
+        <w:r>
+          <w:rPr>
+            <w:rStyle w:val="a4"/>
+            <w:rFonts w:cs="Times New Roman"/>
+            <w:sz w:val="24"/>
+          </w:rPr>
+          <w:t>.034</w:t>
         </w:r>
       </w:hyperlink>
       <w:r>
         <w:rPr>
-          <w:rFonts w:ascii="Times New Roman" w:hAnsi="Times New Roman" w:cs="Times New Roman"/>
+          <w:rFonts w:cs="Times New Roman"/>
           <w:sz w:val="24"/>
-          <w:lang w:val="en-US"/>
         </w:rPr>
         <w:br/>
       </w:r>
@@ -846,18 +2525,110 @@
         <w:r>
           <w:rPr>
             <w:rStyle w:val="a4"/>
-            <w:rFonts w:ascii="Times New Roman" w:hAnsi="Times New Roman" w:cs="Times New Roman"/>
-            <w:sz w:val="24"/>
-            <w:lang w:val="en-US"/>
-          </w:rPr>
-          <w:t>https://bdu.fstec.ru/threat/ubi.038</w:t>
+            <w:rFonts w:cs="Times New Roman"/>
+            <w:sz w:val="24"/>
+            <w:lang w:val="en-US"/>
+          </w:rPr>
+          <w:t>https</w:t>
+        </w:r>
+        <w:r>
+          <w:rPr>
+            <w:rStyle w:val="a4"/>
+            <w:rFonts w:cs="Times New Roman"/>
+            <w:sz w:val="24"/>
+          </w:rPr>
+          <w:t>://</w:t>
+        </w:r>
+        <w:r>
+          <w:rPr>
+            <w:rStyle w:val="a4"/>
+            <w:rFonts w:cs="Times New Roman"/>
+            <w:sz w:val="24"/>
+            <w:lang w:val="en-US"/>
+          </w:rPr>
+          <w:t>bdu</w:t>
+        </w:r>
+        <w:r>
+          <w:rPr>
+            <w:rStyle w:val="a4"/>
+            <w:rFonts w:cs="Times New Roman"/>
+            <w:sz w:val="24"/>
+          </w:rPr>
+          <w:t>.</w:t>
+        </w:r>
+        <w:r>
+          <w:rPr>
+            <w:rStyle w:val="a4"/>
+            <w:rFonts w:cs="Times New Roman"/>
+            <w:sz w:val="24"/>
+            <w:lang w:val="en-US"/>
+          </w:rPr>
+          <w:t>fstec</w:t>
+        </w:r>
+        <w:r>
+          <w:rPr>
+            <w:rStyle w:val="a4"/>
+            <w:rFonts w:cs="Times New Roman"/>
+            <w:sz w:val="24"/>
+          </w:rPr>
+          <w:t>.</w:t>
+        </w:r>
+        <w:r>
+          <w:rPr>
+            <w:rStyle w:val="a4"/>
+            <w:rFonts w:cs="Times New Roman"/>
+            <w:sz w:val="24"/>
+            <w:lang w:val="en-US"/>
+          </w:rPr>
+          <w:t>ru</w:t>
+        </w:r>
+        <w:r>
+          <w:rPr>
+            <w:rStyle w:val="a4"/>
+            <w:rFonts w:cs="Times New Roman"/>
+            <w:sz w:val="24"/>
+          </w:rPr>
+          <w:t>/</w:t>
+        </w:r>
+        <w:r>
+          <w:rPr>
+            <w:rStyle w:val="a4"/>
+            <w:rFonts w:cs="Times New Roman"/>
+            <w:sz w:val="24"/>
+            <w:lang w:val="en-US"/>
+          </w:rPr>
+          <w:t>threat</w:t>
+        </w:r>
+        <w:r>
+          <w:rPr>
+            <w:rStyle w:val="a4"/>
+            <w:rFonts w:cs="Times New Roman"/>
+            <w:sz w:val="24"/>
+          </w:rPr>
+          <w:t>/</w:t>
+        </w:r>
+        <w:r>
+          <w:rPr>
+            <w:rStyle w:val="a4"/>
+            <w:rFonts w:cs="Times New Roman"/>
+            <w:sz w:val="24"/>
+            <w:lang w:val="en-US"/>
+          </w:rPr>
+          <w:t>ubi</w:t>
+        </w:r>
+        <w:r>
+          <w:rPr>
+            <w:rStyle w:val="a4"/>
+            <w:rFonts w:cs="Times New Roman"/>
+            <w:sz w:val="24"/>
+          </w:rPr>
+          <w:t>.037</w:t>
         </w:r>
       </w:hyperlink>
       <w:r>
         <w:rPr>
-          <w:rFonts w:ascii="Times New Roman" w:hAnsi="Times New Roman" w:cs="Times New Roman"/>
+          <w:rFonts w:cs="Times New Roman"/>
           <w:sz w:val="24"/>
-          <w:lang w:val="en-US"/>
         </w:rPr>
         <w:br/>
       </w:r>
@@ -865,18 +2636,110 @@
         <w:r>
           <w:rPr>
             <w:rStyle w:val="a4"/>
-            <w:rFonts w:ascii="Times New Roman" w:hAnsi="Times New Roman" w:cs="Times New Roman"/>
-            <w:sz w:val="24"/>
-            <w:lang w:val="en-US"/>
-          </w:rPr>
-          <w:t>https://bdu.fstec.ru/threat/ubi.057</w:t>
+            <w:rFonts w:cs="Times New Roman"/>
+            <w:sz w:val="24"/>
+            <w:lang w:val="en-US"/>
+          </w:rPr>
+          <w:t>https</w:t>
+        </w:r>
+        <w:r>
+          <w:rPr>
+            <w:rStyle w:val="a4"/>
+            <w:rFonts w:cs="Times New Roman"/>
+            <w:sz w:val="24"/>
+          </w:rPr>
+          <w:t>://</w:t>
+        </w:r>
+        <w:r>
+          <w:rPr>
+            <w:rStyle w:val="a4"/>
+            <w:rFonts w:cs="Times New Roman"/>
+            <w:sz w:val="24"/>
+            <w:lang w:val="en-US"/>
+          </w:rPr>
+          <w:t>bdu</w:t>
+        </w:r>
+        <w:r>
+          <w:rPr>
+            <w:rStyle w:val="a4"/>
+            <w:rFonts w:cs="Times New Roman"/>
+            <w:sz w:val="24"/>
+          </w:rPr>
+          <w:t>.</w:t>
+        </w:r>
+        <w:r>
+          <w:rPr>
+            <w:rStyle w:val="a4"/>
+            <w:rFonts w:cs="Times New Roman"/>
+            <w:sz w:val="24"/>
+            <w:lang w:val="en-US"/>
+          </w:rPr>
+          <w:t>fstec</w:t>
+        </w:r>
+        <w:r>
+          <w:rPr>
+            <w:rStyle w:val="a4"/>
+            <w:rFonts w:cs="Times New Roman"/>
+            <w:sz w:val="24"/>
+          </w:rPr>
+          <w:t>.</w:t>
+        </w:r>
+        <w:r>
+          <w:rPr>
+            <w:rStyle w:val="a4"/>
+            <w:rFonts w:cs="Times New Roman"/>
+            <w:sz w:val="24"/>
+            <w:lang w:val="en-US"/>
+          </w:rPr>
+          <w:t>ru</w:t>
+        </w:r>
+        <w:r>
+          <w:rPr>
+            <w:rStyle w:val="a4"/>
+            <w:rFonts w:cs="Times New Roman"/>
+            <w:sz w:val="24"/>
+          </w:rPr>
+          <w:t>/</w:t>
+        </w:r>
+        <w:r>
+          <w:rPr>
+            <w:rStyle w:val="a4"/>
+            <w:rFonts w:cs="Times New Roman"/>
+            <w:sz w:val="24"/>
+            <w:lang w:val="en-US"/>
+          </w:rPr>
+          <w:t>threat</w:t>
+        </w:r>
+        <w:r>
+          <w:rPr>
+            <w:rStyle w:val="a4"/>
+            <w:rFonts w:cs="Times New Roman"/>
+            <w:sz w:val="24"/>
+          </w:rPr>
+          <w:t>/</w:t>
+        </w:r>
+        <w:r>
+          <w:rPr>
+            <w:rStyle w:val="a4"/>
+            <w:rFonts w:cs="Times New Roman"/>
+            <w:sz w:val="24"/>
+            <w:lang w:val="en-US"/>
+          </w:rPr>
+          <w:t>ubi</w:t>
+        </w:r>
+        <w:r>
+          <w:rPr>
+            <w:rStyle w:val="a4"/>
+            <w:rFonts w:cs="Times New Roman"/>
+            <w:sz w:val="24"/>
+          </w:rPr>
+          <w:t>.038</w:t>
         </w:r>
       </w:hyperlink>
       <w:r>
         <w:rPr>
-          <w:rFonts w:ascii="Times New Roman" w:hAnsi="Times New Roman" w:cs="Times New Roman"/>
+          <w:rFonts w:cs="Times New Roman"/>
           <w:sz w:val="24"/>
-          <w:lang w:val="en-US"/>
         </w:rPr>
         <w:br/>
       </w:r>
@@ -884,18 +2747,110 @@
         <w:r>
           <w:rPr>
             <w:rStyle w:val="a4"/>
-            <w:rFonts w:ascii="Times New Roman" w:hAnsi="Times New Roman" w:cs="Times New Roman"/>
-            <w:sz w:val="24"/>
-            <w:lang w:val="en-US"/>
-          </w:rPr>
-          <w:t>https://bdu.fstec.ru/threat/ubi.061</w:t>
+            <w:rFonts w:cs="Times New Roman"/>
+            <w:sz w:val="24"/>
+            <w:lang w:val="en-US"/>
+          </w:rPr>
+          <w:t>https</w:t>
+        </w:r>
+        <w:r>
+          <w:rPr>
+            <w:rStyle w:val="a4"/>
+            <w:rFonts w:cs="Times New Roman"/>
+            <w:sz w:val="24"/>
+          </w:rPr>
+          <w:t>://</w:t>
+        </w:r>
+        <w:r>
+          <w:rPr>
+            <w:rStyle w:val="a4"/>
+            <w:rFonts w:cs="Times New Roman"/>
+            <w:sz w:val="24"/>
+            <w:lang w:val="en-US"/>
+          </w:rPr>
+          <w:t>bdu</w:t>
+        </w:r>
+        <w:r>
+          <w:rPr>
+            <w:rStyle w:val="a4"/>
+            <w:rFonts w:cs="Times New Roman"/>
+            <w:sz w:val="24"/>
+          </w:rPr>
+          <w:t>.</w:t>
+        </w:r>
+        <w:r>
+          <w:rPr>
+            <w:rStyle w:val="a4"/>
+            <w:rFonts w:cs="Times New Roman"/>
+            <w:sz w:val="24"/>
+            <w:lang w:val="en-US"/>
+          </w:rPr>
+          <w:t>fstec</w:t>
+        </w:r>
+        <w:r>
+          <w:rPr>
+            <w:rStyle w:val="a4"/>
+            <w:rFonts w:cs="Times New Roman"/>
+            <w:sz w:val="24"/>
+          </w:rPr>
+          <w:t>.</w:t>
+        </w:r>
+        <w:r>
+          <w:rPr>
+            <w:rStyle w:val="a4"/>
+            <w:rFonts w:cs="Times New Roman"/>
+            <w:sz w:val="24"/>
+            <w:lang w:val="en-US"/>
+          </w:rPr>
+          <w:t>ru</w:t>
+        </w:r>
+        <w:r>
+          <w:rPr>
+            <w:rStyle w:val="a4"/>
+            <w:rFonts w:cs="Times New Roman"/>
+            <w:sz w:val="24"/>
+          </w:rPr>
+          <w:t>/</w:t>
+        </w:r>
+        <w:r>
+          <w:rPr>
+            <w:rStyle w:val="a4"/>
+            <w:rFonts w:cs="Times New Roman"/>
+            <w:sz w:val="24"/>
+            <w:lang w:val="en-US"/>
+          </w:rPr>
+          <w:t>threat</w:t>
+        </w:r>
+        <w:r>
+          <w:rPr>
+            <w:rStyle w:val="a4"/>
+            <w:rFonts w:cs="Times New Roman"/>
+            <w:sz w:val="24"/>
+          </w:rPr>
+          <w:t>/</w:t>
+        </w:r>
+        <w:r>
+          <w:rPr>
+            <w:rStyle w:val="a4"/>
+            <w:rFonts w:cs="Times New Roman"/>
+            <w:sz w:val="24"/>
+            <w:lang w:val="en-US"/>
+          </w:rPr>
+          <w:t>ubi</w:t>
+        </w:r>
+        <w:r>
+          <w:rPr>
+            <w:rStyle w:val="a4"/>
+            <w:rFonts w:cs="Times New Roman"/>
+            <w:sz w:val="24"/>
+          </w:rPr>
+          <w:t>.057</w:t>
         </w:r>
       </w:hyperlink>
       <w:r>
         <w:rPr>
-          <w:rFonts w:ascii="Times New Roman" w:hAnsi="Times New Roman" w:cs="Times New Roman"/>
+          <w:rFonts w:cs="Times New Roman"/>
           <w:sz w:val="24"/>
-          <w:lang w:val="en-US"/>
         </w:rPr>
         <w:br/>
       </w:r>
@@ -903,18 +2858,110 @@
         <w:r>
           <w:rPr>
             <w:rStyle w:val="a4"/>
-            <w:rFonts w:ascii="Times New Roman" w:hAnsi="Times New Roman" w:cs="Times New Roman"/>
-            <w:sz w:val="24"/>
-            <w:lang w:val="en-US"/>
-          </w:rPr>
-          <w:t>https://bdu.fstec.ru/threat/ubi.063</w:t>
+            <w:rFonts w:cs="Times New Roman"/>
+            <w:sz w:val="24"/>
+            <w:lang w:val="en-US"/>
+          </w:rPr>
+          <w:t>https</w:t>
+        </w:r>
+        <w:r>
+          <w:rPr>
+            <w:rStyle w:val="a4"/>
+            <w:rFonts w:cs="Times New Roman"/>
+            <w:sz w:val="24"/>
+          </w:rPr>
+          <w:t>://</w:t>
+        </w:r>
+        <w:r>
+          <w:rPr>
+            <w:rStyle w:val="a4"/>
+            <w:rFonts w:cs="Times New Roman"/>
+            <w:sz w:val="24"/>
+            <w:lang w:val="en-US"/>
+          </w:rPr>
+          <w:t>bdu</w:t>
+        </w:r>
+        <w:r>
+          <w:rPr>
+            <w:rStyle w:val="a4"/>
+            <w:rFonts w:cs="Times New Roman"/>
+            <w:sz w:val="24"/>
+          </w:rPr>
+          <w:t>.</w:t>
+        </w:r>
+        <w:r>
+          <w:rPr>
+            <w:rStyle w:val="a4"/>
+            <w:rFonts w:cs="Times New Roman"/>
+            <w:sz w:val="24"/>
+            <w:lang w:val="en-US"/>
+          </w:rPr>
+          <w:t>fstec</w:t>
+        </w:r>
+        <w:r>
+          <w:rPr>
+            <w:rStyle w:val="a4"/>
+            <w:rFonts w:cs="Times New Roman"/>
+            <w:sz w:val="24"/>
+          </w:rPr>
+          <w:t>.</w:t>
+        </w:r>
+        <w:r>
+          <w:rPr>
+            <w:rStyle w:val="a4"/>
+            <w:rFonts w:cs="Times New Roman"/>
+            <w:sz w:val="24"/>
+            <w:lang w:val="en-US"/>
+          </w:rPr>
+          <w:t>ru</w:t>
+        </w:r>
+        <w:r>
+          <w:rPr>
+            <w:rStyle w:val="a4"/>
+            <w:rFonts w:cs="Times New Roman"/>
+            <w:sz w:val="24"/>
+          </w:rPr>
+          <w:t>/</w:t>
+        </w:r>
+        <w:r>
+          <w:rPr>
+            <w:rStyle w:val="a4"/>
+            <w:rFonts w:cs="Times New Roman"/>
+            <w:sz w:val="24"/>
+            <w:lang w:val="en-US"/>
+          </w:rPr>
+          <w:t>threat</w:t>
+        </w:r>
+        <w:r>
+          <w:rPr>
+            <w:rStyle w:val="a4"/>
+            <w:rFonts w:cs="Times New Roman"/>
+            <w:sz w:val="24"/>
+          </w:rPr>
+          <w:t>/</w:t>
+        </w:r>
+        <w:r>
+          <w:rPr>
+            <w:rStyle w:val="a4"/>
+            <w:rFonts w:cs="Times New Roman"/>
+            <w:sz w:val="24"/>
+            <w:lang w:val="en-US"/>
+          </w:rPr>
+          <w:t>ubi</w:t>
+        </w:r>
+        <w:r>
+          <w:rPr>
+            <w:rStyle w:val="a4"/>
+            <w:rFonts w:cs="Times New Roman"/>
+            <w:sz w:val="24"/>
+          </w:rPr>
+          <w:t>.061</w:t>
         </w:r>
       </w:hyperlink>
       <w:r>
         <w:rPr>
-          <w:rFonts w:ascii="Times New Roman" w:hAnsi="Times New Roman" w:cs="Times New Roman"/>
+          <w:rFonts w:cs="Times New Roman"/>
           <w:sz w:val="24"/>
-          <w:lang w:val="en-US"/>
         </w:rPr>
         <w:br/>
       </w:r>
@@ -922,18 +2969,110 @@
         <w:r>
           <w:rPr>
             <w:rStyle w:val="a4"/>
-            <w:rFonts w:ascii="Times New Roman" w:hAnsi="Times New Roman" w:cs="Times New Roman"/>
-            <w:sz w:val="24"/>
-            <w:lang w:val="en-US"/>
-          </w:rPr>
-          <w:t>https://bdu.fstec.ru/threat/ubi.019</w:t>
+            <w:rFonts w:cs="Times New Roman"/>
+            <w:sz w:val="24"/>
+            <w:lang w:val="en-US"/>
+          </w:rPr>
+          <w:t>https</w:t>
+        </w:r>
+        <w:r>
+          <w:rPr>
+            <w:rStyle w:val="a4"/>
+            <w:rFonts w:cs="Times New Roman"/>
+            <w:sz w:val="24"/>
+          </w:rPr>
+          <w:t>://</w:t>
+        </w:r>
+        <w:r>
+          <w:rPr>
+            <w:rStyle w:val="a4"/>
+            <w:rFonts w:cs="Times New Roman"/>
+            <w:sz w:val="24"/>
+            <w:lang w:val="en-US"/>
+          </w:rPr>
+          <w:t>bdu</w:t>
+        </w:r>
+        <w:r>
+          <w:rPr>
+            <w:rStyle w:val="a4"/>
+            <w:rFonts w:cs="Times New Roman"/>
+            <w:sz w:val="24"/>
+          </w:rPr>
+          <w:t>.</w:t>
+        </w:r>
+        <w:r>
+          <w:rPr>
+            <w:rStyle w:val="a4"/>
+            <w:rFonts w:cs="Times New Roman"/>
+            <w:sz w:val="24"/>
+            <w:lang w:val="en-US"/>
+          </w:rPr>
+          <w:t>fstec</w:t>
+        </w:r>
+        <w:r>
+          <w:rPr>
+            <w:rStyle w:val="a4"/>
+            <w:rFonts w:cs="Times New Roman"/>
+            <w:sz w:val="24"/>
+          </w:rPr>
+          <w:t>.</w:t>
+        </w:r>
+        <w:r>
+          <w:rPr>
+            <w:rStyle w:val="a4"/>
+            <w:rFonts w:cs="Times New Roman"/>
+            <w:sz w:val="24"/>
+            <w:lang w:val="en-US"/>
+          </w:rPr>
+          <w:t>ru</w:t>
+        </w:r>
+        <w:r>
+          <w:rPr>
+            <w:rStyle w:val="a4"/>
+            <w:rFonts w:cs="Times New Roman"/>
+            <w:sz w:val="24"/>
+          </w:rPr>
+          <w:t>/</w:t>
+        </w:r>
+        <w:r>
+          <w:rPr>
+            <w:rStyle w:val="a4"/>
+            <w:rFonts w:cs="Times New Roman"/>
+            <w:sz w:val="24"/>
+            <w:lang w:val="en-US"/>
+          </w:rPr>
+          <w:t>threat</w:t>
+        </w:r>
+        <w:r>
+          <w:rPr>
+            <w:rStyle w:val="a4"/>
+            <w:rFonts w:cs="Times New Roman"/>
+            <w:sz w:val="24"/>
+          </w:rPr>
+          <w:t>/</w:t>
+        </w:r>
+        <w:r>
+          <w:rPr>
+            <w:rStyle w:val="a4"/>
+            <w:rFonts w:cs="Times New Roman"/>
+            <w:sz w:val="24"/>
+            <w:lang w:val="en-US"/>
+          </w:rPr>
+          <w:t>ubi</w:t>
+        </w:r>
+        <w:r>
+          <w:rPr>
+            <w:rStyle w:val="a4"/>
+            <w:rFonts w:cs="Times New Roman"/>
+            <w:sz w:val="24"/>
+          </w:rPr>
+          <w:t>.063</w:t>
         </w:r>
       </w:hyperlink>
       <w:r>
         <w:rPr>
-          <w:rFonts w:ascii="Times New Roman" w:hAnsi="Times New Roman" w:cs="Times New Roman"/>
+          <w:rFonts w:cs="Times New Roman"/>
           <w:sz w:val="24"/>
-          <w:lang w:val="en-US"/>
         </w:rPr>
         <w:br/>
       </w:r>
@@ -941,18 +3080,110 @@
         <w:r>
           <w:rPr>
             <w:rStyle w:val="a4"/>
-            <w:rFonts w:ascii="Times New Roman" w:hAnsi="Times New Roman" w:cs="Times New Roman"/>
-            <w:sz w:val="24"/>
-            <w:lang w:val="en-US"/>
-          </w:rPr>
-          <w:t>https://bdu.fstec.ru/threat/ubi.018</w:t>
+            <w:rFonts w:cs="Times New Roman"/>
+            <w:sz w:val="24"/>
+            <w:lang w:val="en-US"/>
+          </w:rPr>
+          <w:t>https</w:t>
+        </w:r>
+        <w:r>
+          <w:rPr>
+            <w:rStyle w:val="a4"/>
+            <w:rFonts w:cs="Times New Roman"/>
+            <w:sz w:val="24"/>
+          </w:rPr>
+          <w:t>://</w:t>
+        </w:r>
+        <w:r>
+          <w:rPr>
+            <w:rStyle w:val="a4"/>
+            <w:rFonts w:cs="Times New Roman"/>
+            <w:sz w:val="24"/>
+            <w:lang w:val="en-US"/>
+          </w:rPr>
+          <w:t>bdu</w:t>
+        </w:r>
+        <w:r>
+          <w:rPr>
+            <w:rStyle w:val="a4"/>
+            <w:rFonts w:cs="Times New Roman"/>
+            <w:sz w:val="24"/>
+          </w:rPr>
+          <w:t>.</w:t>
+        </w:r>
+        <w:r>
+          <w:rPr>
+            <w:rStyle w:val="a4"/>
+            <w:rFonts w:cs="Times New Roman"/>
+            <w:sz w:val="24"/>
+            <w:lang w:val="en-US"/>
+          </w:rPr>
+          <w:t>fstec</w:t>
+        </w:r>
+        <w:r>
+          <w:rPr>
+            <w:rStyle w:val="a4"/>
+            <w:rFonts w:cs="Times New Roman"/>
+            <w:sz w:val="24"/>
+          </w:rPr>
+          <w:t>.</w:t>
+        </w:r>
+        <w:r>
+          <w:rPr>
+            <w:rStyle w:val="a4"/>
+            <w:rFonts w:cs="Times New Roman"/>
+            <w:sz w:val="24"/>
+            <w:lang w:val="en-US"/>
+          </w:rPr>
+          <w:t>ru</w:t>
+        </w:r>
+        <w:r>
+          <w:rPr>
+            <w:rStyle w:val="a4"/>
+            <w:rFonts w:cs="Times New Roman"/>
+            <w:sz w:val="24"/>
+          </w:rPr>
+          <w:t>/</w:t>
+        </w:r>
+        <w:r>
+          <w:rPr>
+            <w:rStyle w:val="a4"/>
+            <w:rFonts w:cs="Times New Roman"/>
+            <w:sz w:val="24"/>
+            <w:lang w:val="en-US"/>
+          </w:rPr>
+          <w:t>threat</w:t>
+        </w:r>
+        <w:r>
+          <w:rPr>
+            <w:rStyle w:val="a4"/>
+            <w:rFonts w:cs="Times New Roman"/>
+            <w:sz w:val="24"/>
+          </w:rPr>
+          <w:t>/</w:t>
+        </w:r>
+        <w:r>
+          <w:rPr>
+            <w:rStyle w:val="a4"/>
+            <w:rFonts w:cs="Times New Roman"/>
+            <w:sz w:val="24"/>
+            <w:lang w:val="en-US"/>
+          </w:rPr>
+          <w:t>ubi</w:t>
+        </w:r>
+        <w:r>
+          <w:rPr>
+            <w:rStyle w:val="a4"/>
+            <w:rFonts w:cs="Times New Roman"/>
+            <w:sz w:val="24"/>
+          </w:rPr>
+          <w:t>.019</w:t>
         </w:r>
       </w:hyperlink>
       <w:r>
         <w:rPr>
-          <w:rFonts w:ascii="Times New Roman" w:hAnsi="Times New Roman" w:cs="Times New Roman"/>
+          <w:rFonts w:cs="Times New Roman"/>
           <w:sz w:val="24"/>
-          <w:lang w:val="en-US"/>
         </w:rPr>
         <w:br/>
       </w:r>
@@ -960,18 +3191,110 @@
         <w:r>
           <w:rPr>
             <w:rStyle w:val="a4"/>
-            <w:rFonts w:ascii="Times New Roman" w:hAnsi="Times New Roman" w:cs="Times New Roman"/>
-            <w:sz w:val="24"/>
-            <w:lang w:val="en-US"/>
-          </w:rPr>
-          <w:t>https://bdu.fstec.ru/threat/ubi.017</w:t>
+            <w:rFonts w:cs="Times New Roman"/>
+            <w:sz w:val="24"/>
+            <w:lang w:val="en-US"/>
+          </w:rPr>
+          <w:t>https</w:t>
+        </w:r>
+        <w:r>
+          <w:rPr>
+            <w:rStyle w:val="a4"/>
+            <w:rFonts w:cs="Times New Roman"/>
+            <w:sz w:val="24"/>
+          </w:rPr>
+          <w:t>://</w:t>
+        </w:r>
+        <w:r>
+          <w:rPr>
+            <w:rStyle w:val="a4"/>
+            <w:rFonts w:cs="Times New Roman"/>
+            <w:sz w:val="24"/>
+            <w:lang w:val="en-US"/>
+          </w:rPr>
+          <w:t>bdu</w:t>
+        </w:r>
+        <w:r>
+          <w:rPr>
+            <w:rStyle w:val="a4"/>
+            <w:rFonts w:cs="Times New Roman"/>
+            <w:sz w:val="24"/>
+          </w:rPr>
+          <w:t>.</w:t>
+        </w:r>
+        <w:r>
+          <w:rPr>
+            <w:rStyle w:val="a4"/>
+            <w:rFonts w:cs="Times New Roman"/>
+            <w:sz w:val="24"/>
+            <w:lang w:val="en-US"/>
+          </w:rPr>
+          <w:t>fstec</w:t>
+        </w:r>
+        <w:r>
+          <w:rPr>
+            <w:rStyle w:val="a4"/>
+            <w:rFonts w:cs="Times New Roman"/>
+            <w:sz w:val="24"/>
+          </w:rPr>
+          <w:t>.</w:t>
+        </w:r>
+        <w:r>
+          <w:rPr>
+            <w:rStyle w:val="a4"/>
+            <w:rFonts w:cs="Times New Roman"/>
+            <w:sz w:val="24"/>
+            <w:lang w:val="en-US"/>
+          </w:rPr>
+          <w:t>ru</w:t>
+        </w:r>
+        <w:r>
+          <w:rPr>
+            <w:rStyle w:val="a4"/>
+            <w:rFonts w:cs="Times New Roman"/>
+            <w:sz w:val="24"/>
+          </w:rPr>
+          <w:t>/</w:t>
+        </w:r>
+        <w:r>
+          <w:rPr>
+            <w:rStyle w:val="a4"/>
+            <w:rFonts w:cs="Times New Roman"/>
+            <w:sz w:val="24"/>
+            <w:lang w:val="en-US"/>
+          </w:rPr>
+          <w:t>threat</w:t>
+        </w:r>
+        <w:r>
+          <w:rPr>
+            <w:rStyle w:val="a4"/>
+            <w:rFonts w:cs="Times New Roman"/>
+            <w:sz w:val="24"/>
+          </w:rPr>
+          <w:t>/</w:t>
+        </w:r>
+        <w:r>
+          <w:rPr>
+            <w:rStyle w:val="a4"/>
+            <w:rFonts w:cs="Times New Roman"/>
+            <w:sz w:val="24"/>
+            <w:lang w:val="en-US"/>
+          </w:rPr>
+          <w:t>ubi</w:t>
+        </w:r>
+        <w:r>
+          <w:rPr>
+            <w:rStyle w:val="a4"/>
+            <w:rFonts w:cs="Times New Roman"/>
+            <w:sz w:val="24"/>
+          </w:rPr>
+          <w:t>.018</w:t>
         </w:r>
       </w:hyperlink>
       <w:r>
         <w:rPr>
-          <w:rFonts w:ascii="Times New Roman" w:hAnsi="Times New Roman" w:cs="Times New Roman"/>
+          <w:rFonts w:cs="Times New Roman"/>
           <w:sz w:val="24"/>
-          <w:lang w:val="en-US"/>
         </w:rPr>
         <w:br/>
       </w:r>
@@ -979,18 +3302,110 @@
         <w:r>
           <w:rPr>
             <w:rStyle w:val="a4"/>
-            <w:rFonts w:ascii="Times New Roman" w:hAnsi="Times New Roman" w:cs="Times New Roman"/>
-            <w:sz w:val="24"/>
-            <w:lang w:val="en-US"/>
-          </w:rPr>
-          <w:t>https://bdu.fstec.ru/threat/ubi.016</w:t>
+            <w:rFonts w:cs="Times New Roman"/>
+            <w:sz w:val="24"/>
+            <w:lang w:val="en-US"/>
+          </w:rPr>
+          <w:t>https</w:t>
+        </w:r>
+        <w:r>
+          <w:rPr>
+            <w:rStyle w:val="a4"/>
+            <w:rFonts w:cs="Times New Roman"/>
+            <w:sz w:val="24"/>
+          </w:rPr>
+          <w:t>://</w:t>
+        </w:r>
+        <w:r>
+          <w:rPr>
+            <w:rStyle w:val="a4"/>
+            <w:rFonts w:cs="Times New Roman"/>
+            <w:sz w:val="24"/>
+            <w:lang w:val="en-US"/>
+          </w:rPr>
+          <w:t>bdu</w:t>
+        </w:r>
+        <w:r>
+          <w:rPr>
+            <w:rStyle w:val="a4"/>
+            <w:rFonts w:cs="Times New Roman"/>
+            <w:sz w:val="24"/>
+          </w:rPr>
+          <w:t>.</w:t>
+        </w:r>
+        <w:r>
+          <w:rPr>
+            <w:rStyle w:val="a4"/>
+            <w:rFonts w:cs="Times New Roman"/>
+            <w:sz w:val="24"/>
+            <w:lang w:val="en-US"/>
+          </w:rPr>
+          <w:t>fstec</w:t>
+        </w:r>
+        <w:r>
+          <w:rPr>
+            <w:rStyle w:val="a4"/>
+            <w:rFonts w:cs="Times New Roman"/>
+            <w:sz w:val="24"/>
+          </w:rPr>
+          <w:t>.</w:t>
+        </w:r>
+        <w:r>
+          <w:rPr>
+            <w:rStyle w:val="a4"/>
+            <w:rFonts w:cs="Times New Roman"/>
+            <w:sz w:val="24"/>
+            <w:lang w:val="en-US"/>
+          </w:rPr>
+          <w:t>ru</w:t>
+        </w:r>
+        <w:r>
+          <w:rPr>
+            <w:rStyle w:val="a4"/>
+            <w:rFonts w:cs="Times New Roman"/>
+            <w:sz w:val="24"/>
+          </w:rPr>
+          <w:t>/</w:t>
+        </w:r>
+        <w:r>
+          <w:rPr>
+            <w:rStyle w:val="a4"/>
+            <w:rFonts w:cs="Times New Roman"/>
+            <w:sz w:val="24"/>
+            <w:lang w:val="en-US"/>
+          </w:rPr>
+          <w:t>threat</w:t>
+        </w:r>
+        <w:r>
+          <w:rPr>
+            <w:rStyle w:val="a4"/>
+            <w:rFonts w:cs="Times New Roman"/>
+            <w:sz w:val="24"/>
+          </w:rPr>
+          <w:t>/</w:t>
+        </w:r>
+        <w:r>
+          <w:rPr>
+            <w:rStyle w:val="a4"/>
+            <w:rFonts w:cs="Times New Roman"/>
+            <w:sz w:val="24"/>
+            <w:lang w:val="en-US"/>
+          </w:rPr>
+          <w:t>ubi</w:t>
+        </w:r>
+        <w:r>
+          <w:rPr>
+            <w:rStyle w:val="a4"/>
+            <w:rFonts w:cs="Times New Roman"/>
+            <w:sz w:val="24"/>
+          </w:rPr>
+          <w:t>.017</w:t>
         </w:r>
       </w:hyperlink>
       <w:r>
         <w:rPr>
-          <w:rFonts w:ascii="Times New Roman" w:hAnsi="Times New Roman" w:cs="Times New Roman"/>
+          <w:rFonts w:cs="Times New Roman"/>
           <w:sz w:val="24"/>
-          <w:lang w:val="en-US"/>
         </w:rPr>
         <w:br/>
       </w:r>
@@ -998,11 +3413,221 @@
         <w:r>
           <w:rPr>
             <w:rStyle w:val="a4"/>
-            <w:rFonts w:ascii="Times New Roman" w:hAnsi="Times New Roman" w:cs="Times New Roman"/>
-            <w:sz w:val="24"/>
-            <w:lang w:val="en-US"/>
-          </w:rPr>
-          <w:t>https://bdu.fstec.ru/threat/ubi.011</w:t>
+            <w:rFonts w:cs="Times New Roman"/>
+            <w:sz w:val="24"/>
+            <w:lang w:val="en-US"/>
+          </w:rPr>
+          <w:t>https</w:t>
+        </w:r>
+        <w:r>
+          <w:rPr>
+            <w:rStyle w:val="a4"/>
+            <w:rFonts w:cs="Times New Roman"/>
+            <w:sz w:val="24"/>
+          </w:rPr>
+          <w:t>://</w:t>
+        </w:r>
+        <w:r>
+          <w:rPr>
+            <w:rStyle w:val="a4"/>
+            <w:rFonts w:cs="Times New Roman"/>
+            <w:sz w:val="24"/>
+            <w:lang w:val="en-US"/>
+          </w:rPr>
+          <w:t>bdu</w:t>
+        </w:r>
+        <w:r>
+          <w:rPr>
+            <w:rStyle w:val="a4"/>
+            <w:rFonts w:cs="Times New Roman"/>
+            <w:sz w:val="24"/>
+          </w:rPr>
+          <w:t>.</w:t>
+        </w:r>
+        <w:r>
+          <w:rPr>
+            <w:rStyle w:val="a4"/>
+            <w:rFonts w:cs="Times New Roman"/>
+            <w:sz w:val="24"/>
+            <w:lang w:val="en-US"/>
+          </w:rPr>
+          <w:t>fstec</w:t>
+        </w:r>
+        <w:r>
+          <w:rPr>
+            <w:rStyle w:val="a4"/>
+            <w:rFonts w:cs="Times New Roman"/>
+            <w:sz w:val="24"/>
+          </w:rPr>
+          <w:t>.</w:t>
+        </w:r>
+        <w:r>
+          <w:rPr>
+            <w:rStyle w:val="a4"/>
+            <w:rFonts w:cs="Times New Roman"/>
+            <w:sz w:val="24"/>
+            <w:lang w:val="en-US"/>
+          </w:rPr>
+          <w:t>ru</w:t>
+        </w:r>
+        <w:r>
+          <w:rPr>
+            <w:rStyle w:val="a4"/>
+            <w:rFonts w:cs="Times New Roman"/>
+            <w:sz w:val="24"/>
+          </w:rPr>
+          <w:t>/</w:t>
+        </w:r>
+        <w:r>
+          <w:rPr>
+            <w:rStyle w:val="a4"/>
+            <w:rFonts w:cs="Times New Roman"/>
+            <w:sz w:val="24"/>
+            <w:lang w:val="en-US"/>
+          </w:rPr>
+          <w:t>threat</w:t>
+        </w:r>
+        <w:r>
+          <w:rPr>
+            <w:rStyle w:val="a4"/>
+            <w:rFonts w:cs="Times New Roman"/>
+            <w:sz w:val="24"/>
+          </w:rPr>
+          <w:t>/</w:t>
+        </w:r>
+        <w:r>
+          <w:rPr>
+            <w:rStyle w:val="a4"/>
+            <w:rFonts w:cs="Times New Roman"/>
+            <w:sz w:val="24"/>
+            <w:lang w:val="en-US"/>
+          </w:rPr>
+          <w:t>ubi</w:t>
+        </w:r>
+        <w:r>
+          <w:rPr>
+            <w:rStyle w:val="a4"/>
+            <w:rFonts w:cs="Times New Roman"/>
+            <w:sz w:val="24"/>
+          </w:rPr>
+          <w:t>.016</w:t>
+        </w:r>
+      </w:hyperlink>
+      <w:r>
+        <w:rPr>
+          <w:rFonts w:cs="Times New Roman"/>
+          <w:sz w:val="24"/>
+        </w:rPr>
+        <w:br/>
+      </w:r>
+      <w:hyperlink r:id="rId18" w:history="1">
+        <w:r>
+          <w:rPr>
+            <w:rStyle w:val="a4"/>
+            <w:rFonts w:cs="Times New Roman"/>
+            <w:sz w:val="24"/>
+            <w:lang w:val="en-US"/>
+          </w:rPr>
+          <w:t>https</w:t>
+        </w:r>
+        <w:r>
+          <w:rPr>
+            <w:rStyle w:val="a4"/>
+            <w:rFonts w:cs="Times New Roman"/>
+            <w:sz w:val="24"/>
+          </w:rPr>
+          <w:t>://</w:t>
+        </w:r>
+        <w:proofErr w:type="spellStart"/>
+        <w:r>
+          <w:rPr>
+            <w:rStyle w:val="a4"/>
+            <w:rFonts w:cs="Times New Roman"/>
+            <w:sz w:val="24"/>
+            <w:lang w:val="en-US"/>
+          </w:rPr>
+          <w:t>bdu</w:t>
+        </w:r>
+        <w:proofErr w:type="spellEnd"/>
+        <w:r>
+          <w:rPr>
+            <w:rStyle w:val="a4"/>
+            <w:rFonts w:cs="Times New Roman"/>
+            <w:sz w:val="24"/>
+          </w:rPr>
+          <w:t>.</w:t>
+        </w:r>
+        <w:proofErr w:type="spellStart"/>
+        <w:r>
+          <w:rPr>
+            <w:rStyle w:val="a4"/>
+            <w:rFonts w:cs="Times New Roman"/>
+            <w:sz w:val="24"/>
+            <w:lang w:val="en-US"/>
+          </w:rPr>
+          <w:t>fstec</w:t>
+        </w:r>
+        <w:proofErr w:type="spellEnd"/>
+        <w:r>
+          <w:rPr>
+            <w:rStyle w:val="a4"/>
+            <w:rFonts w:cs="Times New Roman"/>
+            <w:sz w:val="24"/>
+          </w:rPr>
+          <w:t>.</w:t>
+        </w:r>
+        <w:proofErr w:type="spellStart"/>
+        <w:r>
+          <w:rPr>
+            <w:rStyle w:val="a4"/>
+            <w:rFonts w:cs="Times New Roman"/>
+            <w:sz w:val="24"/>
+            <w:lang w:val="en-US"/>
+          </w:rPr>
+          <w:t>ru</w:t>
+        </w:r>
+        <w:proofErr w:type="spellEnd"/>
+        <w:r>
+          <w:rPr>
+            <w:rStyle w:val="a4"/>
+            <w:rFonts w:cs="Times New Roman"/>
+            <w:sz w:val="24"/>
+          </w:rPr>
+          <w:t>/</w:t>
+        </w:r>
+        <w:r>
+          <w:rPr>
+            <w:rStyle w:val="a4"/>
+            <w:rFonts w:cs="Times New Roman"/>
+            <w:sz w:val="24"/>
+            <w:lang w:val="en-US"/>
+          </w:rPr>
+          <w:t>threat</w:t>
+        </w:r>
+        <w:r>
+          <w:rPr>
+            <w:rStyle w:val="a4"/>
+            <w:rFonts w:cs="Times New Roman"/>
+            <w:sz w:val="24"/>
+          </w:rPr>
+          <w:t>/</w:t>
+        </w:r>
+        <w:r>
+          <w:rPr>
+            <w:rStyle w:val="a4"/>
+            <w:rFonts w:cs="Times New Roman"/>
+            <w:sz w:val="24"/>
+            <w:lang w:val="en-US"/>
+          </w:rPr>
+          <w:t>ubi</w:t>
+        </w:r>
+        <w:r>
+          <w:rPr>
+            <w:rStyle w:val="a4"/>
+            <w:rFonts w:cs="Times New Roman"/>
+            <w:sz w:val="24"/>
+          </w:rPr>
+          <w:t>.011</w:t>
         </w:r>
       </w:hyperlink>
     </w:p>
@@ -1010,9 +3635,8 @@
       <w:pPr>
         <w:spacing w:line="360" w:lineRule="auto"/>
         <w:rPr>
-          <w:rFonts w:ascii="Times New Roman" w:hAnsi="Times New Roman" w:cs="Times New Roman"/>
+          <w:rFonts w:cs="Times New Roman"/>
           <w:sz w:val="24"/>
-          <w:lang w:val="en-US"/>
         </w:rPr>
       </w:pPr>
     </w:p>
@@ -1026,8 +3650,1033 @@
 </w:document>
 </file>
 
+<file path=word/numbering.xml><?xml version="1.0" encoding="utf-8"?>
+<w:numbering xmlns:wpc="http://schemas.microsoft.com/office/word/2010/wordprocessingCanvas" xmlns:cx="http://schemas.microsoft.com/office/drawing/2014/chartex" xmlns:cx1="http://schemas.microsoft.com/office/drawing/2015/9/8/chartex" xmlns:cx2="http://schemas.microsoft.com/office/drawing/2015/10/21/chartex" xmlns:cx3="http://schemas.microsoft.com/office/drawing/2016/5/9/chartex" xmlns:cx4="http://schemas.microsoft.com/office/drawing/2016/5/10/chartex" xmlns:cx5="http://schemas.microsoft.com/office/drawing/2016/5/11/chartex" xmlns:cx6="http://schemas.microsoft.com/office/drawing/2016/5/12/chartex" xmlns:cx7="http://schemas.microsoft.com/office/drawing/2016/5/13/chartex" xmlns:cx8="http://schemas.microsoft.com/office/drawing/2016/5/14/chartex" xmlns:mc="http://schemas.openxmlformats.org/markup-compatibility/2006" xmlns:aink="http://schemas.microsoft.com/office/drawing/2016/ink" xmlns:am3d="http://schemas.microsoft.com/office/drawing/2017/model3d" xmlns:o="urn:schemas-microsoft-com:office:office" xmlns:r="http://schemas.openxmlformats.org/officeDocument/2006/relationships" xmlns:m="http://schemas.openxmlformats.org/officeDocument/2006/math" xmlns:v="urn:schemas-microsoft-com:vml" xmlns:wp14="http://schemas.microsoft.com/office/word/2010/wordprocessingDrawing" xmlns:wp="http://schemas.openxmlformats.org/drawingml/2006/wordprocessingDrawing" xmlns:w10="urn:schemas-microsoft-com:office:word" xmlns:w="http://schemas.openxmlformats.org/wordprocessingml/2006/main" xmlns:w14="http://schemas.microsoft.com/office/word/2010/wordml" xmlns:w15="http://schemas.microsoft.com/office/word/2012/wordml" xmlns:w16cex="http://schemas.microsoft.com/office/word/2018/wordml/cex" xmlns:w16cid="http://schemas.microsoft.com/office/word/2016/wordml/cid" xmlns:w16="http://schemas.microsoft.com/office/word/2018/wordml" xmlns:w16sdtdh="http://schemas.microsoft.com/office/word/2020/wordml/sdtdatahash" xmlns:w16se="http://schemas.microsoft.com/office/word/2015/wordml/symex" xmlns:wpg="http://schemas.microsoft.com/office/word/2010/wordprocessingGroup" xmlns:wpi="http://schemas.microsoft.com/office/word/2010/wordprocessingInk" xmlns:wne="http://schemas.microsoft.com/office/word/2006/wordml" xmlns:wps="http://schemas.microsoft.com/office/word/2010/wordprocessingShape" mc:Ignorable="w14 w15 w16se w16cid w16 w16cex w16sdtdh wp14">
+  <w:abstractNum w:abstractNumId="0" w15:restartNumberingAfterBreak="0">
+    <w:nsid w:val="00905246"/>
+    <w:multiLevelType w:val="hybridMultilevel"/>
+    <w:tmpl w:val="75B074DA"/>
+    <w:lvl w:ilvl="0" w:tplc="4F44568A">
+      <w:start w:val="1"/>
+      <w:numFmt w:val="decimal"/>
+      <w:lvlText w:val="%1."/>
+      <w:lvlJc w:val="left"/>
+      <w:pPr>
+        <w:ind w:left="1068" w:hanging="360"/>
+      </w:pPr>
+      <w:rPr>
+        <w:rFonts w:hint="default"/>
+      </w:rPr>
+    </w:lvl>
+    <w:lvl w:ilvl="1" w:tplc="04190019" w:tentative="1">
+      <w:start w:val="1"/>
+      <w:numFmt w:val="lowerLetter"/>
+      <w:lvlText w:val="%2."/>
+      <w:lvlJc w:val="left"/>
+      <w:pPr>
+        <w:ind w:left="1788" w:hanging="360"/>
+      </w:pPr>
+    </w:lvl>
+    <w:lvl w:ilvl="2" w:tplc="0419001B" w:tentative="1">
+      <w:start w:val="1"/>
+      <w:numFmt w:val="lowerRoman"/>
+      <w:lvlText w:val="%3."/>
+      <w:lvlJc w:val="right"/>
+      <w:pPr>
+        <w:ind w:left="2508" w:hanging="180"/>
+      </w:pPr>
+    </w:lvl>
+    <w:lvl w:ilvl="3" w:tplc="0419000F" w:tentative="1">
+      <w:start w:val="1"/>
+      <w:numFmt w:val="decimal"/>
+      <w:lvlText w:val="%4."/>
+      <w:lvlJc w:val="left"/>
+      <w:pPr>
+        <w:ind w:left="3228" w:hanging="360"/>
+      </w:pPr>
+    </w:lvl>
+    <w:lvl w:ilvl="4" w:tplc="04190019" w:tentative="1">
+      <w:start w:val="1"/>
+      <w:numFmt w:val="lowerLetter"/>
+      <w:lvlText w:val="%5."/>
+      <w:lvlJc w:val="left"/>
+      <w:pPr>
+        <w:ind w:left="3948" w:hanging="360"/>
+      </w:pPr>
+    </w:lvl>
+    <w:lvl w:ilvl="5" w:tplc="0419001B" w:tentative="1">
+      <w:start w:val="1"/>
+      <w:numFmt w:val="lowerRoman"/>
+      <w:lvlText w:val="%6."/>
+      <w:lvlJc w:val="right"/>
+      <w:pPr>
+        <w:ind w:left="4668" w:hanging="180"/>
+      </w:pPr>
+    </w:lvl>
+    <w:lvl w:ilvl="6" w:tplc="0419000F" w:tentative="1">
+      <w:start w:val="1"/>
+      <w:numFmt w:val="decimal"/>
+      <w:lvlText w:val="%7."/>
+      <w:lvlJc w:val="left"/>
+      <w:pPr>
+        <w:ind w:left="5388" w:hanging="360"/>
+      </w:pPr>
+    </w:lvl>
+    <w:lvl w:ilvl="7" w:tplc="04190019" w:tentative="1">
+      <w:start w:val="1"/>
+      <w:numFmt w:val="lowerLetter"/>
+      <w:lvlText w:val="%8."/>
+      <w:lvlJc w:val="left"/>
+      <w:pPr>
+        <w:ind w:left="6108" w:hanging="360"/>
+      </w:pPr>
+    </w:lvl>
+    <w:lvl w:ilvl="8" w:tplc="0419001B" w:tentative="1">
+      <w:start w:val="1"/>
+      <w:numFmt w:val="lowerRoman"/>
+      <w:lvlText w:val="%9."/>
+      <w:lvlJc w:val="right"/>
+      <w:pPr>
+        <w:ind w:left="6828" w:hanging="180"/>
+      </w:pPr>
+    </w:lvl>
+  </w:abstractNum>
+  <w:abstractNum w:abstractNumId="1" w15:restartNumberingAfterBreak="0">
+    <w:nsid w:val="25AD0F11"/>
+    <w:multiLevelType w:val="hybridMultilevel"/>
+    <w:tmpl w:val="5F7EC0F0"/>
+    <w:lvl w:ilvl="0" w:tplc="04190001">
+      <w:start w:val="1"/>
+      <w:numFmt w:val="bullet"/>
+      <w:lvlText w:val=""/>
+      <w:lvlJc w:val="left"/>
+      <w:pPr>
+        <w:ind w:left="720" w:hanging="360"/>
+      </w:pPr>
+      <w:rPr>
+        <w:rFonts w:ascii="Symbol" w:hAnsi="Symbol" w:hint="default"/>
+      </w:rPr>
+    </w:lvl>
+    <w:lvl w:ilvl="1" w:tplc="04190003" w:tentative="1">
+      <w:start w:val="1"/>
+      <w:numFmt w:val="bullet"/>
+      <w:lvlText w:val="o"/>
+      <w:lvlJc w:val="left"/>
+      <w:pPr>
+        <w:ind w:left="1440" w:hanging="360"/>
+      </w:pPr>
+      <w:rPr>
+        <w:rFonts w:ascii="Courier New" w:hAnsi="Courier New" w:cs="Courier New" w:hint="default"/>
+      </w:rPr>
+    </w:lvl>
+    <w:lvl w:ilvl="2" w:tplc="04190005" w:tentative="1">
+      <w:start w:val="1"/>
+      <w:numFmt w:val="bullet"/>
+      <w:lvlText w:val=""/>
+      <w:lvlJc w:val="left"/>
+      <w:pPr>
+        <w:ind w:left="2160" w:hanging="360"/>
+      </w:pPr>
+      <w:rPr>
+        <w:rFonts w:ascii="Wingdings" w:hAnsi="Wingdings" w:hint="default"/>
+      </w:rPr>
+    </w:lvl>
+    <w:lvl w:ilvl="3" w:tplc="04190001" w:tentative="1">
+      <w:start w:val="1"/>
+      <w:numFmt w:val="bullet"/>
+      <w:lvlText w:val=""/>
+      <w:lvlJc w:val="left"/>
+      <w:pPr>
+        <w:ind w:left="2880" w:hanging="360"/>
+      </w:pPr>
+      <w:rPr>
+        <w:rFonts w:ascii="Symbol" w:hAnsi="Symbol" w:hint="default"/>
+      </w:rPr>
+    </w:lvl>
+    <w:lvl w:ilvl="4" w:tplc="04190003" w:tentative="1">
+      <w:start w:val="1"/>
+      <w:numFmt w:val="bullet"/>
+      <w:lvlText w:val="o"/>
+      <w:lvlJc w:val="left"/>
+      <w:pPr>
+        <w:ind w:left="3600" w:hanging="360"/>
+      </w:pPr>
+      <w:rPr>
+        <w:rFonts w:ascii="Courier New" w:hAnsi="Courier New" w:cs="Courier New" w:hint="default"/>
+      </w:rPr>
+    </w:lvl>
+    <w:lvl w:ilvl="5" w:tplc="04190005" w:tentative="1">
+      <w:start w:val="1"/>
+      <w:numFmt w:val="bullet"/>
+      <w:lvlText w:val=""/>
+      <w:lvlJc w:val="left"/>
+      <w:pPr>
+        <w:ind w:left="4320" w:hanging="360"/>
+      </w:pPr>
+      <w:rPr>
+        <w:rFonts w:ascii="Wingdings" w:hAnsi="Wingdings" w:hint="default"/>
+      </w:rPr>
+    </w:lvl>
+    <w:lvl w:ilvl="6" w:tplc="04190001" w:tentative="1">
+      <w:start w:val="1"/>
+      <w:numFmt w:val="bullet"/>
+      <w:lvlText w:val=""/>
+      <w:lvlJc w:val="left"/>
+      <w:pPr>
+        <w:ind w:left="5040" w:hanging="360"/>
+      </w:pPr>
+      <w:rPr>
+        <w:rFonts w:ascii="Symbol" w:hAnsi="Symbol" w:hint="default"/>
+      </w:rPr>
+    </w:lvl>
+    <w:lvl w:ilvl="7" w:tplc="04190003" w:tentative="1">
+      <w:start w:val="1"/>
+      <w:numFmt w:val="bullet"/>
+      <w:lvlText w:val="o"/>
+      <w:lvlJc w:val="left"/>
+      <w:pPr>
+        <w:ind w:left="5760" w:hanging="360"/>
+      </w:pPr>
+      <w:rPr>
+        <w:rFonts w:ascii="Courier New" w:hAnsi="Courier New" w:cs="Courier New" w:hint="default"/>
+      </w:rPr>
+    </w:lvl>
+    <w:lvl w:ilvl="8" w:tplc="04190005" w:tentative="1">
+      <w:start w:val="1"/>
+      <w:numFmt w:val="bullet"/>
+      <w:lvlText w:val=""/>
+      <w:lvlJc w:val="left"/>
+      <w:pPr>
+        <w:ind w:left="6480" w:hanging="360"/>
+      </w:pPr>
+      <w:rPr>
+        <w:rFonts w:ascii="Wingdings" w:hAnsi="Wingdings" w:hint="default"/>
+      </w:rPr>
+    </w:lvl>
+  </w:abstractNum>
+  <w:abstractNum w:abstractNumId="2" w15:restartNumberingAfterBreak="0">
+    <w:nsid w:val="26874BC4"/>
+    <w:multiLevelType w:val="hybridMultilevel"/>
+    <w:tmpl w:val="D854B6D4"/>
+    <w:lvl w:ilvl="0" w:tplc="04190001">
+      <w:start w:val="1"/>
+      <w:numFmt w:val="bullet"/>
+      <w:lvlText w:val=""/>
+      <w:lvlJc w:val="left"/>
+      <w:pPr>
+        <w:ind w:left="720" w:hanging="360"/>
+      </w:pPr>
+      <w:rPr>
+        <w:rFonts w:ascii="Symbol" w:hAnsi="Symbol" w:hint="default"/>
+      </w:rPr>
+    </w:lvl>
+    <w:lvl w:ilvl="1" w:tplc="04190003" w:tentative="1">
+      <w:start w:val="1"/>
+      <w:numFmt w:val="bullet"/>
+      <w:lvlText w:val="o"/>
+      <w:lvlJc w:val="left"/>
+      <w:pPr>
+        <w:ind w:left="1440" w:hanging="360"/>
+      </w:pPr>
+      <w:rPr>
+        <w:rFonts w:ascii="Courier New" w:hAnsi="Courier New" w:cs="Courier New" w:hint="default"/>
+      </w:rPr>
+    </w:lvl>
+    <w:lvl w:ilvl="2" w:tplc="04190005" w:tentative="1">
+      <w:start w:val="1"/>
+      <w:numFmt w:val="bullet"/>
+      <w:lvlText w:val=""/>
+      <w:lvlJc w:val="left"/>
+      <w:pPr>
+        <w:ind w:left="2160" w:hanging="360"/>
+      </w:pPr>
+      <w:rPr>
+        <w:rFonts w:ascii="Wingdings" w:hAnsi="Wingdings" w:hint="default"/>
+      </w:rPr>
+    </w:lvl>
+    <w:lvl w:ilvl="3" w:tplc="04190001" w:tentative="1">
+      <w:start w:val="1"/>
+      <w:numFmt w:val="bullet"/>
+      <w:lvlText w:val=""/>
+      <w:lvlJc w:val="left"/>
+      <w:pPr>
+        <w:ind w:left="2880" w:hanging="360"/>
+      </w:pPr>
+      <w:rPr>
+        <w:rFonts w:ascii="Symbol" w:hAnsi="Symbol" w:hint="default"/>
+      </w:rPr>
+    </w:lvl>
+    <w:lvl w:ilvl="4" w:tplc="04190003" w:tentative="1">
+      <w:start w:val="1"/>
+      <w:numFmt w:val="bullet"/>
+      <w:lvlText w:val="o"/>
+      <w:lvlJc w:val="left"/>
+      <w:pPr>
+        <w:ind w:left="3600" w:hanging="360"/>
+      </w:pPr>
+      <w:rPr>
+        <w:rFonts w:ascii="Courier New" w:hAnsi="Courier New" w:cs="Courier New" w:hint="default"/>
+      </w:rPr>
+    </w:lvl>
+    <w:lvl w:ilvl="5" w:tplc="04190005" w:tentative="1">
+      <w:start w:val="1"/>
+      <w:numFmt w:val="bullet"/>
+      <w:lvlText w:val=""/>
+      <w:lvlJc w:val="left"/>
+      <w:pPr>
+        <w:ind w:left="4320" w:hanging="360"/>
+      </w:pPr>
+      <w:rPr>
+        <w:rFonts w:ascii="Wingdings" w:hAnsi="Wingdings" w:hint="default"/>
+      </w:rPr>
+    </w:lvl>
+    <w:lvl w:ilvl="6" w:tplc="04190001" w:tentative="1">
+      <w:start w:val="1"/>
+      <w:numFmt w:val="bullet"/>
+      <w:lvlText w:val=""/>
+      <w:lvlJc w:val="left"/>
+      <w:pPr>
+        <w:ind w:left="5040" w:hanging="360"/>
+      </w:pPr>
+      <w:rPr>
+        <w:rFonts w:ascii="Symbol" w:hAnsi="Symbol" w:hint="default"/>
+      </w:rPr>
+    </w:lvl>
+    <w:lvl w:ilvl="7" w:tplc="04190003" w:tentative="1">
+      <w:start w:val="1"/>
+      <w:numFmt w:val="bullet"/>
+      <w:lvlText w:val="o"/>
+      <w:lvlJc w:val="left"/>
+      <w:pPr>
+        <w:ind w:left="5760" w:hanging="360"/>
+      </w:pPr>
+      <w:rPr>
+        <w:rFonts w:ascii="Courier New" w:hAnsi="Courier New" w:cs="Courier New" w:hint="default"/>
+      </w:rPr>
+    </w:lvl>
+    <w:lvl w:ilvl="8" w:tplc="04190005" w:tentative="1">
+      <w:start w:val="1"/>
+      <w:numFmt w:val="bullet"/>
+      <w:lvlText w:val=""/>
+      <w:lvlJc w:val="left"/>
+      <w:pPr>
+        <w:ind w:left="6480" w:hanging="360"/>
+      </w:pPr>
+      <w:rPr>
+        <w:rFonts w:ascii="Wingdings" w:hAnsi="Wingdings" w:hint="default"/>
+      </w:rPr>
+    </w:lvl>
+  </w:abstractNum>
+  <w:abstractNum w:abstractNumId="3" w15:restartNumberingAfterBreak="0">
+    <w:nsid w:val="2D41524E"/>
+    <w:multiLevelType w:val="hybridMultilevel"/>
+    <w:tmpl w:val="9AE003D2"/>
+    <w:lvl w:ilvl="0" w:tplc="04190001">
+      <w:start w:val="1"/>
+      <w:numFmt w:val="bullet"/>
+      <w:lvlText w:val=""/>
+      <w:lvlJc w:val="left"/>
+      <w:pPr>
+        <w:ind w:left="720" w:hanging="360"/>
+      </w:pPr>
+      <w:rPr>
+        <w:rFonts w:ascii="Symbol" w:hAnsi="Symbol" w:hint="default"/>
+      </w:rPr>
+    </w:lvl>
+    <w:lvl w:ilvl="1" w:tplc="04190003" w:tentative="1">
+      <w:start w:val="1"/>
+      <w:numFmt w:val="bullet"/>
+      <w:lvlText w:val="o"/>
+      <w:lvlJc w:val="left"/>
+      <w:pPr>
+        <w:ind w:left="1440" w:hanging="360"/>
+      </w:pPr>
+      <w:rPr>
+        <w:rFonts w:ascii="Courier New" w:hAnsi="Courier New" w:cs="Courier New" w:hint="default"/>
+      </w:rPr>
+    </w:lvl>
+    <w:lvl w:ilvl="2" w:tplc="04190005" w:tentative="1">
+      <w:start w:val="1"/>
+      <w:numFmt w:val="bullet"/>
+      <w:lvlText w:val=""/>
+      <w:lvlJc w:val="left"/>
+      <w:pPr>
+        <w:ind w:left="2160" w:hanging="360"/>
+      </w:pPr>
+      <w:rPr>
+        <w:rFonts w:ascii="Wingdings" w:hAnsi="Wingdings" w:hint="default"/>
+      </w:rPr>
+    </w:lvl>
+    <w:lvl w:ilvl="3" w:tplc="04190001" w:tentative="1">
+      <w:start w:val="1"/>
+      <w:numFmt w:val="bullet"/>
+      <w:lvlText w:val=""/>
+      <w:lvlJc w:val="left"/>
+      <w:pPr>
+        <w:ind w:left="2880" w:hanging="360"/>
+      </w:pPr>
+      <w:rPr>
+        <w:rFonts w:ascii="Symbol" w:hAnsi="Symbol" w:hint="default"/>
+      </w:rPr>
+    </w:lvl>
+    <w:lvl w:ilvl="4" w:tplc="04190003" w:tentative="1">
+      <w:start w:val="1"/>
+      <w:numFmt w:val="bullet"/>
+      <w:lvlText w:val="o"/>
+      <w:lvlJc w:val="left"/>
+      <w:pPr>
+        <w:ind w:left="3600" w:hanging="360"/>
+      </w:pPr>
+      <w:rPr>
+        <w:rFonts w:ascii="Courier New" w:hAnsi="Courier New" w:cs="Courier New" w:hint="default"/>
+      </w:rPr>
+    </w:lvl>
+    <w:lvl w:ilvl="5" w:tplc="04190005" w:tentative="1">
+      <w:start w:val="1"/>
+      <w:numFmt w:val="bullet"/>
+      <w:lvlText w:val=""/>
+      <w:lvlJc w:val="left"/>
+      <w:pPr>
+        <w:ind w:left="4320" w:hanging="360"/>
+      </w:pPr>
+      <w:rPr>
+        <w:rFonts w:ascii="Wingdings" w:hAnsi="Wingdings" w:hint="default"/>
+      </w:rPr>
+    </w:lvl>
+    <w:lvl w:ilvl="6" w:tplc="04190001" w:tentative="1">
+      <w:start w:val="1"/>
+      <w:numFmt w:val="bullet"/>
+      <w:lvlText w:val=""/>
+      <w:lvlJc w:val="left"/>
+      <w:pPr>
+        <w:ind w:left="5040" w:hanging="360"/>
+      </w:pPr>
+      <w:rPr>
+        <w:rFonts w:ascii="Symbol" w:hAnsi="Symbol" w:hint="default"/>
+      </w:rPr>
+    </w:lvl>
+    <w:lvl w:ilvl="7" w:tplc="04190003" w:tentative="1">
+      <w:start w:val="1"/>
+      <w:numFmt w:val="bullet"/>
+      <w:lvlText w:val="o"/>
+      <w:lvlJc w:val="left"/>
+      <w:pPr>
+        <w:ind w:left="5760" w:hanging="360"/>
+      </w:pPr>
+      <w:rPr>
+        <w:rFonts w:ascii="Courier New" w:hAnsi="Courier New" w:cs="Courier New" w:hint="default"/>
+      </w:rPr>
+    </w:lvl>
+    <w:lvl w:ilvl="8" w:tplc="04190005" w:tentative="1">
+      <w:start w:val="1"/>
+      <w:numFmt w:val="bullet"/>
+      <w:lvlText w:val=""/>
+      <w:lvlJc w:val="left"/>
+      <w:pPr>
+        <w:ind w:left="6480" w:hanging="360"/>
+      </w:pPr>
+      <w:rPr>
+        <w:rFonts w:ascii="Wingdings" w:hAnsi="Wingdings" w:hint="default"/>
+      </w:rPr>
+    </w:lvl>
+  </w:abstractNum>
+  <w:abstractNum w:abstractNumId="4" w15:restartNumberingAfterBreak="0">
+    <w:nsid w:val="3C833CA3"/>
+    <w:multiLevelType w:val="hybridMultilevel"/>
+    <w:tmpl w:val="D1287FA0"/>
+    <w:lvl w:ilvl="0" w:tplc="04190001">
+      <w:start w:val="1"/>
+      <w:numFmt w:val="bullet"/>
+      <w:lvlText w:val=""/>
+      <w:lvlJc w:val="left"/>
+      <w:pPr>
+        <w:ind w:left="720" w:hanging="360"/>
+      </w:pPr>
+      <w:rPr>
+        <w:rFonts w:ascii="Symbol" w:hAnsi="Symbol" w:hint="default"/>
+      </w:rPr>
+    </w:lvl>
+    <w:lvl w:ilvl="1" w:tplc="04190003" w:tentative="1">
+      <w:start w:val="1"/>
+      <w:numFmt w:val="bullet"/>
+      <w:lvlText w:val="o"/>
+      <w:lvlJc w:val="left"/>
+      <w:pPr>
+        <w:ind w:left="1440" w:hanging="360"/>
+      </w:pPr>
+      <w:rPr>
+        <w:rFonts w:ascii="Courier New" w:hAnsi="Courier New" w:cs="Courier New" w:hint="default"/>
+      </w:rPr>
+    </w:lvl>
+    <w:lvl w:ilvl="2" w:tplc="04190005" w:tentative="1">
+      <w:start w:val="1"/>
+      <w:numFmt w:val="bullet"/>
+      <w:lvlText w:val=""/>
+      <w:lvlJc w:val="left"/>
+      <w:pPr>
+        <w:ind w:left="2160" w:hanging="360"/>
+      </w:pPr>
+      <w:rPr>
+        <w:rFonts w:ascii="Wingdings" w:hAnsi="Wingdings" w:hint="default"/>
+      </w:rPr>
+    </w:lvl>
+    <w:lvl w:ilvl="3" w:tplc="04190001" w:tentative="1">
+      <w:start w:val="1"/>
+      <w:numFmt w:val="bullet"/>
+      <w:lvlText w:val=""/>
+      <w:lvlJc w:val="left"/>
+      <w:pPr>
+        <w:ind w:left="2880" w:hanging="360"/>
+      </w:pPr>
+      <w:rPr>
+        <w:rFonts w:ascii="Symbol" w:hAnsi="Symbol" w:hint="default"/>
+      </w:rPr>
+    </w:lvl>
+    <w:lvl w:ilvl="4" w:tplc="04190003" w:tentative="1">
+      <w:start w:val="1"/>
+      <w:numFmt w:val="bullet"/>
+      <w:lvlText w:val="o"/>
+      <w:lvlJc w:val="left"/>
+      <w:pPr>
+        <w:ind w:left="3600" w:hanging="360"/>
+      </w:pPr>
+      <w:rPr>
+        <w:rFonts w:ascii="Courier New" w:hAnsi="Courier New" w:cs="Courier New" w:hint="default"/>
+      </w:rPr>
+    </w:lvl>
+    <w:lvl w:ilvl="5" w:tplc="04190005" w:tentative="1">
+      <w:start w:val="1"/>
+      <w:numFmt w:val="bullet"/>
+      <w:lvlText w:val=""/>
+      <w:lvlJc w:val="left"/>
+      <w:pPr>
+        <w:ind w:left="4320" w:hanging="360"/>
+      </w:pPr>
+      <w:rPr>
+        <w:rFonts w:ascii="Wingdings" w:hAnsi="Wingdings" w:hint="default"/>
+      </w:rPr>
+    </w:lvl>
+    <w:lvl w:ilvl="6" w:tplc="04190001" w:tentative="1">
+      <w:start w:val="1"/>
+      <w:numFmt w:val="bullet"/>
+      <w:lvlText w:val=""/>
+      <w:lvlJc w:val="left"/>
+      <w:pPr>
+        <w:ind w:left="5040" w:hanging="360"/>
+      </w:pPr>
+      <w:rPr>
+        <w:rFonts w:ascii="Symbol" w:hAnsi="Symbol" w:hint="default"/>
+      </w:rPr>
+    </w:lvl>
+    <w:lvl w:ilvl="7" w:tplc="04190003" w:tentative="1">
+      <w:start w:val="1"/>
+      <w:numFmt w:val="bullet"/>
+      <w:lvlText w:val="o"/>
+      <w:lvlJc w:val="left"/>
+      <w:pPr>
+        <w:ind w:left="5760" w:hanging="360"/>
+      </w:pPr>
+      <w:rPr>
+        <w:rFonts w:ascii="Courier New" w:hAnsi="Courier New" w:cs="Courier New" w:hint="default"/>
+      </w:rPr>
+    </w:lvl>
+    <w:lvl w:ilvl="8" w:tplc="04190005" w:tentative="1">
+      <w:start w:val="1"/>
+      <w:numFmt w:val="bullet"/>
+      <w:lvlText w:val=""/>
+      <w:lvlJc w:val="left"/>
+      <w:pPr>
+        <w:ind w:left="6480" w:hanging="360"/>
+      </w:pPr>
+      <w:rPr>
+        <w:rFonts w:ascii="Wingdings" w:hAnsi="Wingdings" w:hint="default"/>
+      </w:rPr>
+    </w:lvl>
+  </w:abstractNum>
+  <w:abstractNum w:abstractNumId="5" w15:restartNumberingAfterBreak="0">
+    <w:nsid w:val="3CC63EF3"/>
+    <w:multiLevelType w:val="hybridMultilevel"/>
+    <w:tmpl w:val="6136C4D2"/>
+    <w:lvl w:ilvl="0" w:tplc="04190001">
+      <w:start w:val="1"/>
+      <w:numFmt w:val="bullet"/>
+      <w:lvlText w:val=""/>
+      <w:lvlJc w:val="left"/>
+      <w:pPr>
+        <w:ind w:left="720" w:hanging="360"/>
+      </w:pPr>
+      <w:rPr>
+        <w:rFonts w:ascii="Symbol" w:hAnsi="Symbol" w:hint="default"/>
+      </w:rPr>
+    </w:lvl>
+    <w:lvl w:ilvl="1" w:tplc="04190003" w:tentative="1">
+      <w:start w:val="1"/>
+      <w:numFmt w:val="bullet"/>
+      <w:lvlText w:val="o"/>
+      <w:lvlJc w:val="left"/>
+      <w:pPr>
+        <w:ind w:left="1440" w:hanging="360"/>
+      </w:pPr>
+      <w:rPr>
+        <w:rFonts w:ascii="Courier New" w:hAnsi="Courier New" w:cs="Courier New" w:hint="default"/>
+      </w:rPr>
+    </w:lvl>
+    <w:lvl w:ilvl="2" w:tplc="04190005" w:tentative="1">
+      <w:start w:val="1"/>
+      <w:numFmt w:val="bullet"/>
+      <w:lvlText w:val=""/>
+      <w:lvlJc w:val="left"/>
+      <w:pPr>
+        <w:ind w:left="2160" w:hanging="360"/>
+      </w:pPr>
+      <w:rPr>
+        <w:rFonts w:ascii="Wingdings" w:hAnsi="Wingdings" w:hint="default"/>
+      </w:rPr>
+    </w:lvl>
+    <w:lvl w:ilvl="3" w:tplc="04190001" w:tentative="1">
+      <w:start w:val="1"/>
+      <w:numFmt w:val="bullet"/>
+      <w:lvlText w:val=""/>
+      <w:lvlJc w:val="left"/>
+      <w:pPr>
+        <w:ind w:left="2880" w:hanging="360"/>
+      </w:pPr>
+      <w:rPr>
+        <w:rFonts w:ascii="Symbol" w:hAnsi="Symbol" w:hint="default"/>
+      </w:rPr>
+    </w:lvl>
+    <w:lvl w:ilvl="4" w:tplc="04190003" w:tentative="1">
+      <w:start w:val="1"/>
+      <w:numFmt w:val="bullet"/>
+      <w:lvlText w:val="o"/>
+      <w:lvlJc w:val="left"/>
+      <w:pPr>
+        <w:ind w:left="3600" w:hanging="360"/>
+      </w:pPr>
+      <w:rPr>
+        <w:rFonts w:ascii="Courier New" w:hAnsi="Courier New" w:cs="Courier New" w:hint="default"/>
+      </w:rPr>
+    </w:lvl>
+    <w:lvl w:ilvl="5" w:tplc="04190005" w:tentative="1">
+      <w:start w:val="1"/>
+      <w:numFmt w:val="bullet"/>
+      <w:lvlText w:val=""/>
+      <w:lvlJc w:val="left"/>
+      <w:pPr>
+        <w:ind w:left="4320" w:hanging="360"/>
+      </w:pPr>
+      <w:rPr>
+        <w:rFonts w:ascii="Wingdings" w:hAnsi="Wingdings" w:hint="default"/>
+      </w:rPr>
+    </w:lvl>
+    <w:lvl w:ilvl="6" w:tplc="04190001" w:tentative="1">
+      <w:start w:val="1"/>
+      <w:numFmt w:val="bullet"/>
+      <w:lvlText w:val=""/>
+      <w:lvlJc w:val="left"/>
+      <w:pPr>
+        <w:ind w:left="5040" w:hanging="360"/>
+      </w:pPr>
+      <w:rPr>
+        <w:rFonts w:ascii="Symbol" w:hAnsi="Symbol" w:hint="default"/>
+      </w:rPr>
+    </w:lvl>
+    <w:lvl w:ilvl="7" w:tplc="04190003" w:tentative="1">
+      <w:start w:val="1"/>
+      <w:numFmt w:val="bullet"/>
+      <w:lvlText w:val="o"/>
+      <w:lvlJc w:val="left"/>
+      <w:pPr>
+        <w:ind w:left="5760" w:hanging="360"/>
+      </w:pPr>
+      <w:rPr>
+        <w:rFonts w:ascii="Courier New" w:hAnsi="Courier New" w:cs="Courier New" w:hint="default"/>
+      </w:rPr>
+    </w:lvl>
+    <w:lvl w:ilvl="8" w:tplc="04190005" w:tentative="1">
+      <w:start w:val="1"/>
+      <w:numFmt w:val="bullet"/>
+      <w:lvlText w:val=""/>
+      <w:lvlJc w:val="left"/>
+      <w:pPr>
+        <w:ind w:left="6480" w:hanging="360"/>
+      </w:pPr>
+      <w:rPr>
+        <w:rFonts w:ascii="Wingdings" w:hAnsi="Wingdings" w:hint="default"/>
+      </w:rPr>
+    </w:lvl>
+  </w:abstractNum>
+  <w:abstractNum w:abstractNumId="6" w15:restartNumberingAfterBreak="0">
+    <w:nsid w:val="4BB702CE"/>
+    <w:multiLevelType w:val="hybridMultilevel"/>
+    <w:tmpl w:val="B5286036"/>
+    <w:lvl w:ilvl="0" w:tplc="04190001">
+      <w:start w:val="1"/>
+      <w:numFmt w:val="bullet"/>
+      <w:lvlText w:val=""/>
+      <w:lvlJc w:val="left"/>
+      <w:pPr>
+        <w:ind w:left="720" w:hanging="360"/>
+      </w:pPr>
+      <w:rPr>
+        <w:rFonts w:ascii="Symbol" w:hAnsi="Symbol" w:hint="default"/>
+      </w:rPr>
+    </w:lvl>
+    <w:lvl w:ilvl="1" w:tplc="04190003" w:tentative="1">
+      <w:start w:val="1"/>
+      <w:numFmt w:val="bullet"/>
+      <w:lvlText w:val="o"/>
+      <w:lvlJc w:val="left"/>
+      <w:pPr>
+        <w:ind w:left="1440" w:hanging="360"/>
+      </w:pPr>
+      <w:rPr>
+        <w:rFonts w:ascii="Courier New" w:hAnsi="Courier New" w:cs="Courier New" w:hint="default"/>
+      </w:rPr>
+    </w:lvl>
+    <w:lvl w:ilvl="2" w:tplc="04190005" w:tentative="1">
+      <w:start w:val="1"/>
+      <w:numFmt w:val="bullet"/>
+      <w:lvlText w:val=""/>
+      <w:lvlJc w:val="left"/>
+      <w:pPr>
+        <w:ind w:left="2160" w:hanging="360"/>
+      </w:pPr>
+      <w:rPr>
+        <w:rFonts w:ascii="Wingdings" w:hAnsi="Wingdings" w:hint="default"/>
+      </w:rPr>
+    </w:lvl>
+    <w:lvl w:ilvl="3" w:tplc="04190001" w:tentative="1">
+      <w:start w:val="1"/>
+      <w:numFmt w:val="bullet"/>
+      <w:lvlText w:val=""/>
+      <w:lvlJc w:val="left"/>
+      <w:pPr>
+        <w:ind w:left="2880" w:hanging="360"/>
+      </w:pPr>
+      <w:rPr>
+        <w:rFonts w:ascii="Symbol" w:hAnsi="Symbol" w:hint="default"/>
+      </w:rPr>
+    </w:lvl>
+    <w:lvl w:ilvl="4" w:tplc="04190003" w:tentative="1">
+      <w:start w:val="1"/>
+      <w:numFmt w:val="bullet"/>
+      <w:lvlText w:val="o"/>
+      <w:lvlJc w:val="left"/>
+      <w:pPr>
+        <w:ind w:left="3600" w:hanging="360"/>
+      </w:pPr>
+      <w:rPr>
+        <w:rFonts w:ascii="Courier New" w:hAnsi="Courier New" w:cs="Courier New" w:hint="default"/>
+      </w:rPr>
+    </w:lvl>
+    <w:lvl w:ilvl="5" w:tplc="04190005" w:tentative="1">
+      <w:start w:val="1"/>
+      <w:numFmt w:val="bullet"/>
+      <w:lvlText w:val=""/>
+      <w:lvlJc w:val="left"/>
+      <w:pPr>
+        <w:ind w:left="4320" w:hanging="360"/>
+      </w:pPr>
+      <w:rPr>
+        <w:rFonts w:ascii="Wingdings" w:hAnsi="Wingdings" w:hint="default"/>
+      </w:rPr>
+    </w:lvl>
+    <w:lvl w:ilvl="6" w:tplc="04190001" w:tentative="1">
+      <w:start w:val="1"/>
+      <w:numFmt w:val="bullet"/>
+      <w:lvlText w:val=""/>
+      <w:lvlJc w:val="left"/>
+      <w:pPr>
+        <w:ind w:left="5040" w:hanging="360"/>
+      </w:pPr>
+      <w:rPr>
+        <w:rFonts w:ascii="Symbol" w:hAnsi="Symbol" w:hint="default"/>
+      </w:rPr>
+    </w:lvl>
+    <w:lvl w:ilvl="7" w:tplc="04190003" w:tentative="1">
+      <w:start w:val="1"/>
+      <w:numFmt w:val="bullet"/>
+      <w:lvlText w:val="o"/>
+      <w:lvlJc w:val="left"/>
+      <w:pPr>
+        <w:ind w:left="5760" w:hanging="360"/>
+      </w:pPr>
+      <w:rPr>
+        <w:rFonts w:ascii="Courier New" w:hAnsi="Courier New" w:cs="Courier New" w:hint="default"/>
+      </w:rPr>
+    </w:lvl>
+    <w:lvl w:ilvl="8" w:tplc="04190005" w:tentative="1">
+      <w:start w:val="1"/>
+      <w:numFmt w:val="bullet"/>
+      <w:lvlText w:val=""/>
+      <w:lvlJc w:val="left"/>
+      <w:pPr>
+        <w:ind w:left="6480" w:hanging="360"/>
+      </w:pPr>
+      <w:rPr>
+        <w:rFonts w:ascii="Wingdings" w:hAnsi="Wingdings" w:hint="default"/>
+      </w:rPr>
+    </w:lvl>
+  </w:abstractNum>
+  <w:abstractNum w:abstractNumId="7" w15:restartNumberingAfterBreak="0">
+    <w:nsid w:val="51E92B9B"/>
+    <w:multiLevelType w:val="hybridMultilevel"/>
+    <w:tmpl w:val="30A0D76A"/>
+    <w:lvl w:ilvl="0" w:tplc="04190001">
+      <w:start w:val="1"/>
+      <w:numFmt w:val="bullet"/>
+      <w:lvlText w:val=""/>
+      <w:lvlJc w:val="left"/>
+      <w:pPr>
+        <w:ind w:left="720" w:hanging="360"/>
+      </w:pPr>
+      <w:rPr>
+        <w:rFonts w:ascii="Symbol" w:hAnsi="Symbol" w:hint="default"/>
+      </w:rPr>
+    </w:lvl>
+    <w:lvl w:ilvl="1" w:tplc="04190003" w:tentative="1">
+      <w:start w:val="1"/>
+      <w:numFmt w:val="bullet"/>
+      <w:lvlText w:val="o"/>
+      <w:lvlJc w:val="left"/>
+      <w:pPr>
+        <w:ind w:left="1440" w:hanging="360"/>
+      </w:pPr>
+      <w:rPr>
+        <w:rFonts w:ascii="Courier New" w:hAnsi="Courier New" w:cs="Courier New" w:hint="default"/>
+      </w:rPr>
+    </w:lvl>
+    <w:lvl w:ilvl="2" w:tplc="04190005" w:tentative="1">
+      <w:start w:val="1"/>
+      <w:numFmt w:val="bullet"/>
+      <w:lvlText w:val=""/>
+      <w:lvlJc w:val="left"/>
+      <w:pPr>
+        <w:ind w:left="2160" w:hanging="360"/>
+      </w:pPr>
+      <w:rPr>
+        <w:rFonts w:ascii="Wingdings" w:hAnsi="Wingdings" w:hint="default"/>
+      </w:rPr>
+    </w:lvl>
+    <w:lvl w:ilvl="3" w:tplc="04190001" w:tentative="1">
+      <w:start w:val="1"/>
+      <w:numFmt w:val="bullet"/>
+      <w:lvlText w:val=""/>
+      <w:lvlJc w:val="left"/>
+      <w:pPr>
+        <w:ind w:left="2880" w:hanging="360"/>
+      </w:pPr>
+      <w:rPr>
+        <w:rFonts w:ascii="Symbol" w:hAnsi="Symbol" w:hint="default"/>
+      </w:rPr>
+    </w:lvl>
+    <w:lvl w:ilvl="4" w:tplc="04190003" w:tentative="1">
+      <w:start w:val="1"/>
+      <w:numFmt w:val="bullet"/>
+      <w:lvlText w:val="o"/>
+      <w:lvlJc w:val="left"/>
+      <w:pPr>
+        <w:ind w:left="3600" w:hanging="360"/>
+      </w:pPr>
+      <w:rPr>
+        <w:rFonts w:ascii="Courier New" w:hAnsi="Courier New" w:cs="Courier New" w:hint="default"/>
+      </w:rPr>
+    </w:lvl>
+    <w:lvl w:ilvl="5" w:tplc="04190005" w:tentative="1">
+      <w:start w:val="1"/>
+      <w:numFmt w:val="bullet"/>
+      <w:lvlText w:val=""/>
+      <w:lvlJc w:val="left"/>
+      <w:pPr>
+        <w:ind w:left="4320" w:hanging="360"/>
+      </w:pPr>
+      <w:rPr>
+        <w:rFonts w:ascii="Wingdings" w:hAnsi="Wingdings" w:hint="default"/>
+      </w:rPr>
+    </w:lvl>
+    <w:lvl w:ilvl="6" w:tplc="04190001" w:tentative="1">
+      <w:start w:val="1"/>
+      <w:numFmt w:val="bullet"/>
+      <w:lvlText w:val=""/>
+      <w:lvlJc w:val="left"/>
+      <w:pPr>
+        <w:ind w:left="5040" w:hanging="360"/>
+      </w:pPr>
+      <w:rPr>
+        <w:rFonts w:ascii="Symbol" w:hAnsi="Symbol" w:hint="default"/>
+      </w:rPr>
+    </w:lvl>
+    <w:lvl w:ilvl="7" w:tplc="04190003" w:tentative="1">
+      <w:start w:val="1"/>
+      <w:numFmt w:val="bullet"/>
+      <w:lvlText w:val="o"/>
+      <w:lvlJc w:val="left"/>
+      <w:pPr>
+        <w:ind w:left="5760" w:hanging="360"/>
+      </w:pPr>
+      <w:rPr>
+        <w:rFonts w:ascii="Courier New" w:hAnsi="Courier New" w:cs="Courier New" w:hint="default"/>
+      </w:rPr>
+    </w:lvl>
+    <w:lvl w:ilvl="8" w:tplc="04190005" w:tentative="1">
+      <w:start w:val="1"/>
+      <w:numFmt w:val="bullet"/>
+      <w:lvlText w:val=""/>
+      <w:lvlJc w:val="left"/>
+      <w:pPr>
+        <w:ind w:left="6480" w:hanging="360"/>
+      </w:pPr>
+      <w:rPr>
+        <w:rFonts w:ascii="Wingdings" w:hAnsi="Wingdings" w:hint="default"/>
+      </w:rPr>
+    </w:lvl>
+  </w:abstractNum>
+  <w:abstractNum w:abstractNumId="8" w15:restartNumberingAfterBreak="0">
+    <w:nsid w:val="578E27AF"/>
+    <w:multiLevelType w:val="hybridMultilevel"/>
+    <w:tmpl w:val="45740300"/>
+    <w:lvl w:ilvl="0" w:tplc="04190001">
+      <w:start w:val="1"/>
+      <w:numFmt w:val="bullet"/>
+      <w:lvlText w:val=""/>
+      <w:lvlJc w:val="left"/>
+      <w:pPr>
+        <w:ind w:left="720" w:hanging="360"/>
+      </w:pPr>
+      <w:rPr>
+        <w:rFonts w:ascii="Symbol" w:hAnsi="Symbol" w:hint="default"/>
+      </w:rPr>
+    </w:lvl>
+    <w:lvl w:ilvl="1" w:tplc="04190003" w:tentative="1">
+      <w:start w:val="1"/>
+      <w:numFmt w:val="bullet"/>
+      <w:lvlText w:val="o"/>
+      <w:lvlJc w:val="left"/>
+      <w:pPr>
+        <w:ind w:left="1440" w:hanging="360"/>
+      </w:pPr>
+      <w:rPr>
+        <w:rFonts w:ascii="Courier New" w:hAnsi="Courier New" w:cs="Courier New" w:hint="default"/>
+      </w:rPr>
+    </w:lvl>
+    <w:lvl w:ilvl="2" w:tplc="04190005" w:tentative="1">
+      <w:start w:val="1"/>
+      <w:numFmt w:val="bullet"/>
+      <w:lvlText w:val=""/>
+      <w:lvlJc w:val="left"/>
+      <w:pPr>
+        <w:ind w:left="2160" w:hanging="360"/>
+      </w:pPr>
+      <w:rPr>
+        <w:rFonts w:ascii="Wingdings" w:hAnsi="Wingdings" w:hint="default"/>
+      </w:rPr>
+    </w:lvl>
+    <w:lvl w:ilvl="3" w:tplc="04190001" w:tentative="1">
+      <w:start w:val="1"/>
+      <w:numFmt w:val="bullet"/>
+      <w:lvlText w:val=""/>
+      <w:lvlJc w:val="left"/>
+      <w:pPr>
+        <w:ind w:left="2880" w:hanging="360"/>
+      </w:pPr>
+      <w:rPr>
+        <w:rFonts w:ascii="Symbol" w:hAnsi="Symbol" w:hint="default"/>
+      </w:rPr>
+    </w:lvl>
+    <w:lvl w:ilvl="4" w:tplc="04190003" w:tentative="1">
+      <w:start w:val="1"/>
+      <w:numFmt w:val="bullet"/>
+      <w:lvlText w:val="o"/>
+      <w:lvlJc w:val="left"/>
+      <w:pPr>
+        <w:ind w:left="3600" w:hanging="360"/>
+      </w:pPr>
+      <w:rPr>
+        <w:rFonts w:ascii="Courier New" w:hAnsi="Courier New" w:cs="Courier New" w:hint="default"/>
+      </w:rPr>
+    </w:lvl>
+    <w:lvl w:ilvl="5" w:tplc="04190005" w:tentative="1">
+      <w:start w:val="1"/>
+      <w:numFmt w:val="bullet"/>
+      <w:lvlText w:val=""/>
+      <w:lvlJc w:val="left"/>
+      <w:pPr>
+        <w:ind w:left="4320" w:hanging="360"/>
+      </w:pPr>
+      <w:rPr>
+        <w:rFonts w:ascii="Wingdings" w:hAnsi="Wingdings" w:hint="default"/>
+      </w:rPr>
+    </w:lvl>
+    <w:lvl w:ilvl="6" w:tplc="04190001" w:tentative="1">
+      <w:start w:val="1"/>
+      <w:numFmt w:val="bullet"/>
+      <w:lvlText w:val=""/>
+      <w:lvlJc w:val="left"/>
+      <w:pPr>
+        <w:ind w:left="5040" w:hanging="360"/>
+      </w:pPr>
+      <w:rPr>
+        <w:rFonts w:ascii="Symbol" w:hAnsi="Symbol" w:hint="default"/>
+      </w:rPr>
+    </w:lvl>
+    <w:lvl w:ilvl="7" w:tplc="04190003" w:tentative="1">
+      <w:start w:val="1"/>
+      <w:numFmt w:val="bullet"/>
+      <w:lvlText w:val="o"/>
+      <w:lvlJc w:val="left"/>
+      <w:pPr>
+        <w:ind w:left="5760" w:hanging="360"/>
+      </w:pPr>
+      <w:rPr>
+        <w:rFonts w:ascii="Courier New" w:hAnsi="Courier New" w:cs="Courier New" w:hint="default"/>
+      </w:rPr>
+    </w:lvl>
+    <w:lvl w:ilvl="8" w:tplc="04190005" w:tentative="1">
+      <w:start w:val="1"/>
+      <w:numFmt w:val="bullet"/>
+      <w:lvlText w:val=""/>
+      <w:lvlJc w:val="left"/>
+      <w:pPr>
+        <w:ind w:left="6480" w:hanging="360"/>
+      </w:pPr>
+      <w:rPr>
+        <w:rFonts w:ascii="Wingdings" w:hAnsi="Wingdings" w:hint="default"/>
+      </w:rPr>
+    </w:lvl>
+  </w:abstractNum>
+  <w:num w:numId="1">
+    <w:abstractNumId w:val="5"/>
+  </w:num>
+  <w:num w:numId="2">
+    <w:abstractNumId w:val="1"/>
+  </w:num>
+  <w:num w:numId="3">
+    <w:abstractNumId w:val="2"/>
+  </w:num>
+  <w:num w:numId="4">
+    <w:abstractNumId w:val="6"/>
+  </w:num>
+  <w:num w:numId="5">
+    <w:abstractNumId w:val="4"/>
+  </w:num>
+  <w:num w:numId="6">
+    <w:abstractNumId w:val="8"/>
+  </w:num>
+  <w:num w:numId="7">
+    <w:abstractNumId w:val="3"/>
+  </w:num>
+  <w:num w:numId="8">
+    <w:abstractNumId w:val="7"/>
+  </w:num>
+  <w:num w:numId="9">
+    <w:abstractNumId w:val="0"/>
+  </w:num>
+</w:numbering>
+</file>
+
 <file path=word/styles.xml><?xml version="1.0" encoding="utf-8"?>
-<w:styles xmlns:mc="http://schemas.openxmlformats.org/markup-compatibility/2006" xmlns:r="http://schemas.openxmlformats.org/officeDocument/2006/relationships" xmlns:w="http://schemas.openxmlformats.org/wordprocessingml/2006/main" xmlns:w14="http://schemas.microsoft.com/office/word/2010/wordml" xmlns:w15="http://schemas.microsoft.com/office/word/2012/wordml" xmlns:w16cid="http://schemas.microsoft.com/office/word/2016/wordml/cid" xmlns:w16se="http://schemas.microsoft.com/office/word/2015/wordml/symex" mc:Ignorable="w14 w15 w16se w16cid">
+<w:styles xmlns:mc="http://schemas.openxmlformats.org/markup-compatibility/2006" xmlns:r="http://schemas.openxmlformats.org/officeDocument/2006/relationships" xmlns:w="http://schemas.openxmlformats.org/wordprocessingml/2006/main" xmlns:w14="http://schemas.microsoft.com/office/word/2010/wordml" xmlns:w15="http://schemas.microsoft.com/office/word/2012/wordml" xmlns:w16cex="http://schemas.microsoft.com/office/word/2018/wordml/cex" xmlns:w16cid="http://schemas.microsoft.com/office/word/2016/wordml/cid" xmlns:w16="http://schemas.microsoft.com/office/word/2018/wordml" xmlns:w16sdtdh="http://schemas.microsoft.com/office/word/2020/wordml/sdtdatahash" xmlns:w16se="http://schemas.microsoft.com/office/word/2015/wordml/symex" mc:Ignorable="w14 w15 w16se w16cid w16 w16cex w16sdtdh">
   <w:docDefaults>
     <w:rPrDefault>
       <w:rPr>
@@ -1043,7 +4692,7 @@
       </w:pPr>
     </w:pPrDefault>
   </w:docDefaults>
-  <w:latentStyles w:defLockedState="0" w:defUIPriority="99" w:defSemiHidden="0" w:defUnhideWhenUsed="0" w:defQFormat="0" w:count="375">
+  <w:latentStyles w:defLockedState="0" w:defUIPriority="99" w:defSemiHidden="0" w:defUnhideWhenUsed="0" w:defQFormat="0" w:count="376">
     <w:lsdException w:name="Normal" w:uiPriority="0" w:qFormat="1"/>
     <w:lsdException w:name="heading 1" w:uiPriority="9" w:qFormat="1"/>
     <w:lsdException w:name="heading 2" w:semiHidden="1" w:uiPriority="9" w:unhideWhenUsed="1" w:qFormat="1"/>
@@ -1149,7 +4798,6 @@
     <w:lsdException w:name="HTML Sample" w:semiHidden="1" w:unhideWhenUsed="1"/>
     <w:lsdException w:name="HTML Typewriter" w:semiHidden="1" w:unhideWhenUsed="1"/>
     <w:lsdException w:name="HTML Variable" w:semiHidden="1" w:unhideWhenUsed="1"/>
-    <w:lsdException w:name="Normal Table" w:semiHidden="1" w:unhideWhenUsed="1"/>
     <w:lsdException w:name="annotation subject" w:semiHidden="1" w:unhideWhenUsed="1"/>
     <w:lsdException w:name="No List" w:semiHidden="1" w:unhideWhenUsed="1"/>
     <w:lsdException w:name="Outline List 1" w:semiHidden="1" w:unhideWhenUsed="1"/>
@@ -1196,10 +4844,8 @@
     <w:lsdException w:name="Table Subtle 2" w:semiHidden="1" w:unhideWhenUsed="1"/>
     <w:lsdException w:name="Table Web 1" w:semiHidden="1" w:unhideWhenUsed="1"/>
     <w:lsdException w:name="Table Web 2" w:semiHidden="1" w:unhideWhenUsed="1"/>
-    <w:lsdException w:name="Table Web 3" w:semiHidden="1" w:unhideWhenUsed="1"/>
     <w:lsdException w:name="Balloon Text" w:semiHidden="1" w:unhideWhenUsed="1"/>
     <w:lsdException w:name="Table Grid" w:uiPriority="39"/>
-    <w:lsdException w:name="Table Theme" w:semiHidden="1" w:unhideWhenUsed="1"/>
     <w:lsdException w:name="Placeholder Text" w:semiHidden="1"/>
     <w:lsdException w:name="No Spacing" w:uiPriority="1" w:qFormat="1"/>
     <w:lsdException w:name="Light Shading" w:uiPriority="60"/>
@@ -1419,11 +5065,19 @@
     <w:lsdException w:name="Smart Hyperlink" w:semiHidden="1" w:unhideWhenUsed="1"/>
     <w:lsdException w:name="Hashtag" w:semiHidden="1" w:unhideWhenUsed="1"/>
     <w:lsdException w:name="Unresolved Mention" w:semiHidden="1" w:unhideWhenUsed="1"/>
+    <w:lsdException w:name="Smart Link" w:semiHidden="1" w:unhideWhenUsed="1"/>
   </w:latentStyles>
   <w:style w:type="paragraph" w:default="1" w:styleId="a">
     <w:name w:val="Normal"/>
     <w:qFormat/>
-    <w:rsid w:val="003475CD"/>
+    <w:rsid w:val="00B94F9C"/>
+    <w:pPr>
+      <w:jc w:val="both"/>
+    </w:pPr>
+    <w:rPr>
+      <w:rFonts w:ascii="Times New Roman" w:hAnsi="Times New Roman"/>
+      <w:sz w:val="28"/>
+    </w:rPr>
   </w:style>
   <w:style w:type="paragraph" w:styleId="1">
     <w:name w:val="heading 1"/>
@@ -1432,16 +5086,16 @@
     <w:link w:val="10"/>
     <w:uiPriority w:val="9"/>
     <w:qFormat/>
-    <w:rsid w:val="003475CD"/>
+    <w:rsid w:val="006A2035"/>
     <w:pPr>
       <w:keepNext/>
       <w:keepLines/>
-      <w:spacing w:before="240" w:after="0"/>
+      <w:spacing w:before="240" w:after="800"/>
+      <w:ind w:left="708"/>
       <w:outlineLvl w:val="0"/>
     </w:pPr>
     <w:rPr>
-      <w:rFonts w:asciiTheme="majorHAnsi" w:eastAsiaTheme="majorEastAsia" w:hAnsiTheme="majorHAnsi" w:cstheme="majorBidi"/>
-      <w:color w:val="2F5496" w:themeColor="accent1" w:themeShade="BF"/>
+      <w:rFonts w:eastAsiaTheme="majorEastAsia" w:cstheme="majorBidi"/>
       <w:sz w:val="32"/>
       <w:szCs w:val="32"/>
     </w:rPr>
@@ -1478,10 +5132,9 @@
     <w:basedOn w:val="a0"/>
     <w:link w:val="1"/>
     <w:uiPriority w:val="9"/>
-    <w:rsid w:val="003475CD"/>
+    <w:rsid w:val="006A2035"/>
     <w:rPr>
-      <w:rFonts w:asciiTheme="majorHAnsi" w:eastAsiaTheme="majorEastAsia" w:hAnsiTheme="majorHAnsi" w:cstheme="majorBidi"/>
-      <w:color w:val="2F5496" w:themeColor="accent1" w:themeShade="BF"/>
+      <w:rFonts w:ascii="Times New Roman" w:eastAsiaTheme="majorEastAsia" w:hAnsi="Times New Roman" w:cstheme="majorBidi"/>
       <w:sz w:val="32"/>
       <w:szCs w:val="32"/>
     </w:rPr>
@@ -1535,6 +5188,36 @@
       <w:color w:val="605E5C"/>
       <w:shd w:val="clear" w:color="auto" w:fill="E1DFDD"/>
     </w:rPr>
+  </w:style>
+  <w:style w:type="table" w:styleId="a6">
+    <w:name w:val="Table Grid"/>
+    <w:basedOn w:val="a1"/>
+    <w:uiPriority w:val="39"/>
+    <w:rsid w:val="00C61441"/>
+    <w:pPr>
+      <w:spacing w:after="0" w:line="240" w:lineRule="auto"/>
+    </w:pPr>
+    <w:tblPr>
+      <w:tblBorders>
+        <w:top w:val="single" w:sz="4" w:space="0" w:color="auto"/>
+        <w:left w:val="single" w:sz="4" w:space="0" w:color="auto"/>
+        <w:bottom w:val="single" w:sz="4" w:space="0" w:color="auto"/>
+        <w:right w:val="single" w:sz="4" w:space="0" w:color="auto"/>
+        <w:insideH w:val="single" w:sz="4" w:space="0" w:color="auto"/>
+        <w:insideV w:val="single" w:sz="4" w:space="0" w:color="auto"/>
+      </w:tblBorders>
+    </w:tblPr>
+  </w:style>
+  <w:style w:type="paragraph" w:styleId="a7">
+    <w:name w:val="List Paragraph"/>
+    <w:basedOn w:val="a"/>
+    <w:uiPriority w:val="34"/>
+    <w:qFormat/>
+    <w:rsid w:val="00B94F9C"/>
+    <w:pPr>
+      <w:ind w:left="720"/>
+      <w:contextualSpacing/>
+    </w:pPr>
   </w:style>
 </w:styles>
 </file>

--- a/6.docx
+++ b/6.docx
@@ -235,7 +235,23 @@
           <w:rFonts w:cs="Times New Roman"/>
           <w:szCs w:val="28"/>
         </w:rPr>
-        <w:t>Выполнил: Хворенков Антон</w:t>
+        <w:t xml:space="preserve">Выполнил: </w:t>
+      </w:r>
+      <w:proofErr w:type="spellStart"/>
+      <w:r>
+        <w:rPr>
+          <w:rFonts w:cs="Times New Roman"/>
+          <w:szCs w:val="28"/>
+        </w:rPr>
+        <w:t>Хворенков</w:t>
+      </w:r>
+      <w:proofErr w:type="spellEnd"/>
+      <w:r>
+        <w:rPr>
+          <w:rFonts w:cs="Times New Roman"/>
+          <w:szCs w:val="28"/>
+        </w:rPr>
+        <w:t xml:space="preserve"> Антон</w:t>
       </w:r>
     </w:p>
     <w:p>
@@ -279,6 +295,7 @@
         </w:rPr>
         <w:t xml:space="preserve">Преподаватель: </w:t>
       </w:r>
+      <w:proofErr w:type="spellStart"/>
       <w:r>
         <w:rPr>
           <w:rFonts w:cs="Times New Roman"/>
@@ -288,6 +305,7 @@
         </w:rPr>
         <w:t>Гариев.Д.О</w:t>
       </w:r>
+      <w:proofErr w:type="spellEnd"/>
     </w:p>
     <w:p>
       <w:pPr>
@@ -424,7 +442,7 @@
             </w:rPr>
             <w:fldChar w:fldCharType="separate"/>
           </w:r>
-          <w:hyperlink w:anchor="_Toc224833519" w:history="1">
+          <w:hyperlink w:anchor="_Toc224842218" w:history="1">
             <w:r>
               <w:rPr>
                 <w:rStyle w:val="a4"/>
@@ -467,7 +485,7 @@
                 <w:noProof/>
                 <w:webHidden/>
               </w:rPr>
-              <w:instrText xml:space="preserve"> PAGEREF _Toc224833519 \h </w:instrText>
+              <w:instrText xml:space="preserve"> PAGEREF _Toc224842218 \h </w:instrText>
             </w:r>
             <w:r>
               <w:rPr>
@@ -512,7 +530,7 @@
               <w:lang w:eastAsia="ru-RU"/>
             </w:rPr>
           </w:pPr>
-          <w:hyperlink w:anchor="_Toc224833520" w:history="1">
+          <w:hyperlink w:anchor="_Toc224842219" w:history="1">
             <w:r>
               <w:rPr>
                 <w:rStyle w:val="a4"/>
@@ -555,7 +573,7 @@
                 <w:noProof/>
                 <w:webHidden/>
               </w:rPr>
-              <w:instrText xml:space="preserve"> PAGEREF _Toc224833520 \h </w:instrText>
+              <w:instrText xml:space="preserve"> PAGEREF _Toc224842219 \h </w:instrText>
             </w:r>
             <w:r>
               <w:rPr>
@@ -600,7 +618,7 @@
               <w:lang w:eastAsia="ru-RU"/>
             </w:rPr>
           </w:pPr>
-          <w:hyperlink w:anchor="_Toc224833521" w:history="1">
+          <w:hyperlink w:anchor="_Toc224842220" w:history="1">
             <w:r>
               <w:rPr>
                 <w:rStyle w:val="a4"/>
@@ -643,7 +661,7 @@
                 <w:noProof/>
                 <w:webHidden/>
               </w:rPr>
-              <w:instrText xml:space="preserve"> PAGEREF _Toc224833521 \h </w:instrText>
+              <w:instrText xml:space="preserve"> PAGEREF _Toc224842220 \h </w:instrText>
             </w:r>
             <w:r>
               <w:rPr>
@@ -688,7 +706,7 @@
               <w:lang w:eastAsia="ru-RU"/>
             </w:rPr>
           </w:pPr>
-          <w:hyperlink w:anchor="_Toc224833522" w:history="1">
+          <w:hyperlink w:anchor="_Toc224842221" w:history="1">
             <w:r>
               <w:rPr>
                 <w:rStyle w:val="a4"/>
@@ -731,7 +749,7 @@
                 <w:noProof/>
                 <w:webHidden/>
               </w:rPr>
-              <w:instrText xml:space="preserve"> PAGEREF _Toc224833522 \h </w:instrText>
+              <w:instrText xml:space="preserve"> PAGEREF _Toc224842221 \h </w:instrText>
             </w:r>
             <w:r>
               <w:rPr>
@@ -751,7 +769,7 @@
                 <w:noProof/>
                 <w:webHidden/>
               </w:rPr>
-              <w:t>6</w:t>
+              <w:t>7</w:t>
             </w:r>
             <w:r>
               <w:rPr>
@@ -776,7 +794,7 @@
               <w:lang w:eastAsia="ru-RU"/>
             </w:rPr>
           </w:pPr>
-          <w:hyperlink w:anchor="_Toc224833523" w:history="1">
+          <w:hyperlink w:anchor="_Toc224842222" w:history="1">
             <w:r>
               <w:rPr>
                 <w:rStyle w:val="a4"/>
@@ -819,7 +837,7 @@
                 <w:noProof/>
                 <w:webHidden/>
               </w:rPr>
-              <w:instrText xml:space="preserve"> PAGEREF _Toc224833523 \h </w:instrText>
+              <w:instrText xml:space="preserve"> PAGEREF _Toc224842222 \h </w:instrText>
             </w:r>
             <w:r>
               <w:rPr>
@@ -839,7 +857,7 @@
                 <w:noProof/>
                 <w:webHidden/>
               </w:rPr>
-              <w:t>7</w:t>
+              <w:t>11</w:t>
             </w:r>
             <w:r>
               <w:rPr>
@@ -891,7 +909,7 @@
         </w:numPr>
         <w:spacing w:line="360" w:lineRule="auto"/>
       </w:pPr>
-      <w:bookmarkStart w:id="0" w:name="_Toc224833519"/>
+      <w:bookmarkStart w:id="0" w:name="_Toc224842218"/>
       <w:r>
         <w:lastRenderedPageBreak/>
         <w:t>Цель ра</w:t>
@@ -974,7 +992,7 @@
         </w:numPr>
         <w:spacing w:line="360" w:lineRule="auto"/>
       </w:pPr>
-      <w:bookmarkStart w:id="1" w:name="_Toc224833520"/>
+      <w:bookmarkStart w:id="1" w:name="_Toc224842219"/>
       <w:r>
         <w:lastRenderedPageBreak/>
         <w:t>Определение объектов защиты информации;</w:t>
@@ -1068,7 +1086,7 @@
         </w:numPr>
         <w:spacing w:line="360" w:lineRule="auto"/>
       </w:pPr>
-      <w:bookmarkStart w:id="2" w:name="_Toc224833521"/>
+      <w:bookmarkStart w:id="2" w:name="_Toc224842220"/>
       <w:r>
         <w:lastRenderedPageBreak/>
         <w:t>Перечень возможных нарушителей;</w:t>
@@ -1128,10 +1146,31 @@
           <w:b/>
           <w:bCs/>
         </w:rPr>
-        <w:t>Уровень доступа:</w:t>
+        <w:t>Уровень доступа</w:t>
+      </w:r>
+      <w:proofErr w:type="gramStart"/>
+      <w:r>
+        <w:rPr>
+          <w:b/>
+          <w:bCs/>
+        </w:rPr>
+        <w:t>:</w:t>
       </w:r>
       <w:r>
-        <w:t xml:space="preserve"> Не имеет легальных прав и логина с паролем, может действовать только извне (например, через интернет при передаче отчетных данных)</w:t>
+        <w:t xml:space="preserve"> Не</w:t>
+      </w:r>
+      <w:proofErr w:type="gramEnd"/>
+      <w:r>
+        <w:t xml:space="preserve"> имеет</w:t>
+      </w:r>
+      <w:r>
+        <w:t xml:space="preserve"> </w:t>
+      </w:r>
+      <w:r>
+        <w:t xml:space="preserve">прав и логина с паролем, может действовать только </w:t>
+      </w:r>
+      <w:r>
+        <w:t>внешне</w:t>
       </w:r>
     </w:p>
     <w:p>
@@ -1156,11 +1195,6 @@
     </w:p>
     <w:p>
       <w:pPr>
-        <w:pStyle w:val="a7"/>
-        <w:numPr>
-          <w:ilvl w:val="1"/>
-          <w:numId w:val="8"/>
-        </w:numPr>
         <w:spacing w:line="360" w:lineRule="auto"/>
       </w:pPr>
     </w:p>
@@ -1214,10 +1248,25 @@
           <w:b/>
           <w:bCs/>
         </w:rPr>
-        <w:t>Уровень доступа:</w:t>
+        <w:t>Уровень доступа</w:t>
+      </w:r>
+      <w:proofErr w:type="gramStart"/>
+      <w:r>
+        <w:rPr>
+          <w:b/>
+          <w:bCs/>
+        </w:rPr>
+        <w:t>:</w:t>
       </w:r>
       <w:r>
-        <w:t xml:space="preserve"> Имеет легальный доступ только к данным по своим дисциплинам (ввод и изменение оценок, учет посещаемости)</w:t>
+        <w:t xml:space="preserve"> Имеет</w:t>
+      </w:r>
+      <w:proofErr w:type="gramEnd"/>
+      <w:r>
+        <w:t xml:space="preserve"> легальный доступ только к данным по своим </w:t>
+      </w:r>
+      <w:r>
+        <w:t>предметам</w:t>
       </w:r>
     </w:p>
     <w:p>
@@ -1302,7 +1351,7 @@
         <w:t>Уровень доступа:</w:t>
       </w:r>
       <w:r>
-        <w:t xml:space="preserve"> Формирование отчетов и просмотр итоговых сведений (агрегированных данных) по всем учебным группам</w:t>
+        <w:t xml:space="preserve"> Формирование отчетов и просмотр итоговых сведений по всем учебным группам</w:t>
       </w:r>
     </w:p>
     <w:p>
@@ -1322,13 +1371,8 @@
         <w:t>Потенциальные возможности реализации угроз:</w:t>
       </w:r>
       <w:r>
-        <w:t xml:space="preserve"> Утечка больших массивов информации через съемные носители или печать</w:t>
+        <w:t xml:space="preserve"> Утечка больших массивов </w:t>
       </w:r>
-    </w:p>
-    <w:p>
-      <w:pPr>
-        <w:spacing w:line="360" w:lineRule="auto"/>
-      </w:pPr>
     </w:p>
     <w:p>
       <w:pPr>
@@ -1363,7 +1407,7 @@
         <w:t>Возможная цель:</w:t>
       </w:r>
       <w:r>
-        <w:t xml:space="preserve"> Саботаж работы колледжа, кража учетных записей или полное удаление базы данных из-за конфликта с руководством</w:t>
+        <w:t xml:space="preserve"> Саботаж, кража учетных записей или полное удаление базы</w:t>
       </w:r>
     </w:p>
     <w:p>
@@ -1380,10 +1424,22 @@
           <w:b/>
           <w:bCs/>
         </w:rPr>
-        <w:t>Уровень доступа:</w:t>
+        <w:t>Уровень доступа</w:t>
+      </w:r>
+      <w:proofErr w:type="gramStart"/>
+      <w:r>
+        <w:rPr>
+          <w:b/>
+          <w:bCs/>
+        </w:rPr>
+        <w:t>:</w:t>
       </w:r>
       <w:r>
-        <w:t xml:space="preserve"> Имеет полный неограниченный доступ к системе, серверному оборудованию и обновлению ПО</w:t>
+        <w:t xml:space="preserve"> Имеет</w:t>
+      </w:r>
+      <w:proofErr w:type="gramEnd"/>
+      <w:r>
+        <w:t xml:space="preserve"> полный неограниченный доступ к системе, серверному оборудованию и ПО</w:t>
       </w:r>
     </w:p>
     <w:p>
@@ -1403,13 +1459,8 @@
         <w:t>Потенциальные возможности реализации угроз:</w:t>
       </w:r>
       <w:r>
-        <w:t xml:space="preserve"> Любые действия (установка закладок, загрузка нештатной ОС, отключение средств защиты)</w:t>
+        <w:t xml:space="preserve"> Любые действия</w:t>
       </w:r>
-    </w:p>
-    <w:p>
-      <w:pPr>
-        <w:spacing w:line="360" w:lineRule="auto"/>
-      </w:pPr>
       <w:r>
         <w:br w:type="page"/>
       </w:r>
@@ -1423,7 +1474,7 @@
         </w:numPr>
         <w:spacing w:line="360" w:lineRule="auto"/>
       </w:pPr>
-      <w:bookmarkStart w:id="3" w:name="_Toc224833522"/>
+      <w:bookmarkStart w:id="3" w:name="_Toc224842221"/>
       <w:r>
         <w:lastRenderedPageBreak/>
         <w:t>Таблица модели угроз безопасности;</w:t>
@@ -1442,10 +1493,10 @@
         <w:gridCol w:w="567"/>
         <w:gridCol w:w="1844"/>
         <w:gridCol w:w="1984"/>
-        <w:gridCol w:w="1559"/>
         <w:gridCol w:w="1843"/>
-        <w:gridCol w:w="2268"/>
-        <w:gridCol w:w="1418"/>
+        <w:gridCol w:w="1984"/>
+        <w:gridCol w:w="1985"/>
+        <w:gridCol w:w="1276"/>
       </w:tblGrid>
       <w:tr>
         <w:trPr>
@@ -1519,7 +1570,7 @@
         </w:tc>
         <w:tc>
           <w:tcPr>
-            <w:tcW w:w="1559" w:type="dxa"/>
+            <w:tcW w:w="1843" w:type="dxa"/>
           </w:tcPr>
           <w:p>
             <w:pPr>
@@ -1541,7 +1592,7 @@
         </w:tc>
         <w:tc>
           <w:tcPr>
-            <w:tcW w:w="1843" w:type="dxa"/>
+            <w:tcW w:w="1984" w:type="dxa"/>
           </w:tcPr>
           <w:p>
             <w:pPr>
@@ -1552,18 +1603,27 @@
                 <w:bCs/>
               </w:rPr>
             </w:pPr>
+            <w:proofErr w:type="spellStart"/>
             <w:r>
               <w:rPr>
                 <w:b/>
                 <w:bCs/>
               </w:rPr>
-              <w:t>Обьект воздействия</w:t>
+              <w:t>Обьект</w:t>
+            </w:r>
+            <w:proofErr w:type="spellEnd"/>
+            <w:r>
+              <w:rPr>
+                <w:b/>
+                <w:bCs/>
+              </w:rPr>
+              <w:t xml:space="preserve"> воздействия</w:t>
             </w:r>
           </w:p>
         </w:tc>
         <w:tc>
           <w:tcPr>
-            <w:tcW w:w="2268" w:type="dxa"/>
+            <w:tcW w:w="1985" w:type="dxa"/>
           </w:tcPr>
           <w:p>
             <w:pPr>
@@ -1585,7 +1645,7 @@
         </w:tc>
         <w:tc>
           <w:tcPr>
-            <w:tcW w:w="1418" w:type="dxa"/>
+            <w:tcW w:w="1276" w:type="dxa"/>
           </w:tcPr>
           <w:p>
             <w:pPr>
@@ -1619,14 +1679,18 @@
               <w:spacing w:line="360" w:lineRule="auto"/>
               <w:jc w:val="center"/>
               <w:rPr>
+                <w:rFonts w:cs="Times New Roman"/>
                 <w:b/>
                 <w:bCs/>
-              </w:rPr>
-            </w:pPr>
-            <w:r>
-              <w:rPr>
+                <w:szCs w:val="28"/>
+              </w:rPr>
+            </w:pPr>
+            <w:r>
+              <w:rPr>
+                <w:rFonts w:cs="Times New Roman"/>
                 <w:b/>
                 <w:bCs/>
+                <w:szCs w:val="28"/>
               </w:rPr>
               <w:t>1</w:t>
             </w:r>
@@ -1707,22 +1771,6 @@
         </w:tc>
         <w:tc>
           <w:tcPr>
-            <w:tcW w:w="1559" w:type="dxa"/>
-            <w:shd w:val="clear" w:color="auto" w:fill="auto"/>
-          </w:tcPr>
-          <w:p>
-            <w:pPr>
-              <w:spacing w:line="360" w:lineRule="auto"/>
-              <w:jc w:val="left"/>
-              <w:rPr>
-                <w:rFonts w:cs="Times New Roman"/>
-                <w:szCs w:val="28"/>
-              </w:rPr>
-            </w:pPr>
-          </w:p>
-        </w:tc>
-        <w:tc>
-          <w:tcPr>
             <w:tcW w:w="1843" w:type="dxa"/>
             <w:shd w:val="clear" w:color="auto" w:fill="auto"/>
           </w:tcPr>
@@ -1745,7 +1793,7 @@
                 <w:rFonts w:cs="Times New Roman"/>
                 <w:szCs w:val="28"/>
               </w:rPr>
-              <w:t>Системное программное обеспечение</w:t>
+              <w:t>Преподаватель</w:t>
             </w:r>
           </w:p>
           <w:p>
@@ -1767,13 +1815,13 @@
                 <w:rFonts w:cs="Times New Roman"/>
                 <w:szCs w:val="28"/>
               </w:rPr>
-              <w:t>прикладное программное обеспечение</w:t>
+              <w:t>администратор</w:t>
             </w:r>
           </w:p>
         </w:tc>
         <w:tc>
           <w:tcPr>
-            <w:tcW w:w="2268" w:type="dxa"/>
+            <w:tcW w:w="1984" w:type="dxa"/>
             <w:shd w:val="clear" w:color="auto" w:fill="auto"/>
           </w:tcPr>
           <w:p>
@@ -1795,13 +1843,63 @@
                 <w:rFonts w:cs="Times New Roman"/>
                 <w:szCs w:val="28"/>
               </w:rPr>
-              <w:t>Нарушение целостности</w:t>
+              <w:t>Системное программное обеспечение</w:t>
+            </w:r>
+          </w:p>
+          <w:p>
+            <w:pPr>
+              <w:pStyle w:val="a7"/>
+              <w:numPr>
+                <w:ilvl w:val="0"/>
+                <w:numId w:val="37"/>
+              </w:numPr>
+              <w:spacing w:line="360" w:lineRule="auto"/>
+              <w:jc w:val="left"/>
+              <w:rPr>
+                <w:rFonts w:cs="Times New Roman"/>
+                <w:szCs w:val="28"/>
+              </w:rPr>
+            </w:pPr>
+            <w:r>
+              <w:rPr>
+                <w:rFonts w:cs="Times New Roman"/>
+                <w:szCs w:val="28"/>
+              </w:rPr>
+              <w:t>прикладное программное обеспечение</w:t>
             </w:r>
           </w:p>
         </w:tc>
         <w:tc>
           <w:tcPr>
-            <w:tcW w:w="1418" w:type="dxa"/>
+            <w:tcW w:w="1985" w:type="dxa"/>
+            <w:shd w:val="clear" w:color="auto" w:fill="auto"/>
+          </w:tcPr>
+          <w:p>
+            <w:pPr>
+              <w:pStyle w:val="a7"/>
+              <w:numPr>
+                <w:ilvl w:val="0"/>
+                <w:numId w:val="37"/>
+              </w:numPr>
+              <w:spacing w:line="360" w:lineRule="auto"/>
+              <w:jc w:val="left"/>
+              <w:rPr>
+                <w:rFonts w:cs="Times New Roman"/>
+                <w:szCs w:val="28"/>
+              </w:rPr>
+            </w:pPr>
+            <w:r>
+              <w:rPr>
+                <w:rFonts w:cs="Times New Roman"/>
+                <w:szCs w:val="28"/>
+              </w:rPr>
+              <w:t>Нарушение целостности</w:t>
+            </w:r>
+          </w:p>
+        </w:tc>
+        <w:tc>
+          <w:tcPr>
+            <w:tcW w:w="1276" w:type="dxa"/>
             <w:shd w:val="clear" w:color="auto" w:fill="auto"/>
           </w:tcPr>
           <w:p>
@@ -1820,7 +1918,23 @@
                   <w:rFonts w:cs="Times New Roman"/>
                   <w:szCs w:val="28"/>
                 </w:rPr>
-                <w:t>https://bdu.fstec.ru/threat/ubi.027</w:t>
+                <w:t>https://bdu.fstec.</w:t>
+              </w:r>
+              <w:r>
+                <w:rPr>
+                  <w:rStyle w:val="a4"/>
+                  <w:rFonts w:cs="Times New Roman"/>
+                  <w:szCs w:val="28"/>
+                </w:rPr>
+                <w:t>r</w:t>
+              </w:r>
+              <w:r>
+                <w:rPr>
+                  <w:rStyle w:val="a4"/>
+                  <w:rFonts w:cs="Times New Roman"/>
+                  <w:szCs w:val="28"/>
+                </w:rPr>
+                <w:t>u/threat/ubi.027</w:t>
               </w:r>
             </w:hyperlink>
           </w:p>
@@ -1839,14 +1953,18 @@
               <w:spacing w:line="360" w:lineRule="auto"/>
               <w:jc w:val="center"/>
               <w:rPr>
+                <w:rFonts w:cs="Times New Roman"/>
                 <w:b/>
                 <w:bCs/>
-              </w:rPr>
-            </w:pPr>
-            <w:r>
-              <w:rPr>
+                <w:szCs w:val="28"/>
+              </w:rPr>
+            </w:pPr>
+            <w:r>
+              <w:rPr>
+                <w:rFonts w:cs="Times New Roman"/>
                 <w:b/>
                 <w:bCs/>
+                <w:szCs w:val="28"/>
               </w:rPr>
               <w:t>2</w:t>
             </w:r>
@@ -1927,22 +2045,6 @@
         </w:tc>
         <w:tc>
           <w:tcPr>
-            <w:tcW w:w="1559" w:type="dxa"/>
-            <w:shd w:val="clear" w:color="auto" w:fill="auto"/>
-          </w:tcPr>
-          <w:p>
-            <w:pPr>
-              <w:spacing w:line="360" w:lineRule="auto"/>
-              <w:jc w:val="left"/>
-              <w:rPr>
-                <w:rFonts w:cs="Times New Roman"/>
-                <w:szCs w:val="28"/>
-              </w:rPr>
-            </w:pPr>
-          </w:p>
-        </w:tc>
-        <w:tc>
-          <w:tcPr>
             <w:tcW w:w="1843" w:type="dxa"/>
             <w:shd w:val="clear" w:color="auto" w:fill="auto"/>
           </w:tcPr>
@@ -1965,9 +2067,15 @@
                 <w:rFonts w:cs="Times New Roman"/>
                 <w:szCs w:val="28"/>
               </w:rPr>
-              <w:t>Системное программное обеспечение</w:t>
-            </w:r>
-          </w:p>
+              <w:t>Администратор программы</w:t>
+            </w:r>
+          </w:p>
+        </w:tc>
+        <w:tc>
+          <w:tcPr>
+            <w:tcW w:w="1984" w:type="dxa"/>
+            <w:shd w:val="clear" w:color="auto" w:fill="auto"/>
+          </w:tcPr>
           <w:p>
             <w:pPr>
               <w:pStyle w:val="a7"/>
@@ -1987,15 +2095,9 @@
                 <w:rFonts w:cs="Times New Roman"/>
                 <w:szCs w:val="28"/>
               </w:rPr>
-              <w:t>прикладное программное обеспечение</w:t>
-            </w:r>
-          </w:p>
-        </w:tc>
-        <w:tc>
-          <w:tcPr>
-            <w:tcW w:w="2268" w:type="dxa"/>
-            <w:shd w:val="clear" w:color="auto" w:fill="auto"/>
-          </w:tcPr>
+              <w:t>Системное программное обеспечение</w:t>
+            </w:r>
+          </w:p>
           <w:p>
             <w:pPr>
               <w:pStyle w:val="a7"/>
@@ -2015,13 +2117,41 @@
                 <w:rFonts w:cs="Times New Roman"/>
                 <w:szCs w:val="28"/>
               </w:rPr>
-              <w:t>Нарушение конфиденциальности</w:t>
+              <w:t>прикладное программное обеспечение</w:t>
             </w:r>
           </w:p>
         </w:tc>
         <w:tc>
           <w:tcPr>
-            <w:tcW w:w="1418" w:type="dxa"/>
+            <w:tcW w:w="1985" w:type="dxa"/>
+            <w:shd w:val="clear" w:color="auto" w:fill="auto"/>
+          </w:tcPr>
+          <w:p>
+            <w:pPr>
+              <w:pStyle w:val="a7"/>
+              <w:numPr>
+                <w:ilvl w:val="0"/>
+                <w:numId w:val="37"/>
+              </w:numPr>
+              <w:spacing w:line="360" w:lineRule="auto"/>
+              <w:jc w:val="left"/>
+              <w:rPr>
+                <w:rFonts w:cs="Times New Roman"/>
+                <w:szCs w:val="28"/>
+              </w:rPr>
+            </w:pPr>
+            <w:r>
+              <w:rPr>
+                <w:rFonts w:cs="Times New Roman"/>
+                <w:szCs w:val="28"/>
+              </w:rPr>
+              <w:t>Нарушение конфиденциальности</w:t>
+            </w:r>
+          </w:p>
+        </w:tc>
+        <w:tc>
+          <w:tcPr>
+            <w:tcW w:w="1276" w:type="dxa"/>
             <w:shd w:val="clear" w:color="auto" w:fill="auto"/>
           </w:tcPr>
           <w:p>
@@ -2059,14 +2189,18 @@
               <w:spacing w:line="360" w:lineRule="auto"/>
               <w:jc w:val="center"/>
               <w:rPr>
+                <w:rFonts w:cs="Times New Roman"/>
                 <w:b/>
                 <w:bCs/>
-              </w:rPr>
-            </w:pPr>
-            <w:r>
-              <w:rPr>
+                <w:szCs w:val="28"/>
+              </w:rPr>
+            </w:pPr>
+            <w:r>
+              <w:rPr>
+                <w:rFonts w:cs="Times New Roman"/>
                 <w:b/>
                 <w:bCs/>
+                <w:szCs w:val="28"/>
               </w:rPr>
               <w:t>3</w:t>
             </w:r>
@@ -2125,22 +2259,6 @@
         </w:tc>
         <w:tc>
           <w:tcPr>
-            <w:tcW w:w="1559" w:type="dxa"/>
-            <w:shd w:val="clear" w:color="auto" w:fill="auto"/>
-          </w:tcPr>
-          <w:p>
-            <w:pPr>
-              <w:spacing w:line="360" w:lineRule="auto"/>
-              <w:jc w:val="left"/>
-              <w:rPr>
-                <w:rFonts w:cs="Times New Roman"/>
-                <w:szCs w:val="28"/>
-              </w:rPr>
-            </w:pPr>
-          </w:p>
-        </w:tc>
-        <w:tc>
-          <w:tcPr>
             <w:tcW w:w="1843" w:type="dxa"/>
             <w:shd w:val="clear" w:color="auto" w:fill="auto"/>
           </w:tcPr>
@@ -2163,15 +2281,9 @@
                 <w:rFonts w:cs="Times New Roman"/>
                 <w:szCs w:val="28"/>
               </w:rPr>
-              <w:t>Информационная система</w:t>
-            </w:r>
-          </w:p>
-        </w:tc>
-        <w:tc>
-          <w:tcPr>
-            <w:tcW w:w="2268" w:type="dxa"/>
-            <w:shd w:val="clear" w:color="auto" w:fill="auto"/>
-          </w:tcPr>
+              <w:t>Преподаватель</w:t>
+            </w:r>
+          </w:p>
           <w:p>
             <w:pPr>
               <w:pStyle w:val="a7"/>
@@ -2191,13 +2303,69 @@
                 <w:rFonts w:cs="Times New Roman"/>
                 <w:szCs w:val="28"/>
               </w:rPr>
-              <w:t>Нарушение доступности</w:t>
+              <w:t>администратор</w:t>
             </w:r>
           </w:p>
         </w:tc>
         <w:tc>
           <w:tcPr>
-            <w:tcW w:w="1418" w:type="dxa"/>
+            <w:tcW w:w="1984" w:type="dxa"/>
+            <w:shd w:val="clear" w:color="auto" w:fill="auto"/>
+          </w:tcPr>
+          <w:p>
+            <w:pPr>
+              <w:pStyle w:val="a7"/>
+              <w:numPr>
+                <w:ilvl w:val="0"/>
+                <w:numId w:val="37"/>
+              </w:numPr>
+              <w:spacing w:line="360" w:lineRule="auto"/>
+              <w:jc w:val="left"/>
+              <w:rPr>
+                <w:rFonts w:cs="Times New Roman"/>
+                <w:szCs w:val="28"/>
+              </w:rPr>
+            </w:pPr>
+            <w:r>
+              <w:rPr>
+                <w:rFonts w:cs="Times New Roman"/>
+                <w:szCs w:val="28"/>
+              </w:rPr>
+              <w:t>Информационная система</w:t>
+            </w:r>
+          </w:p>
+        </w:tc>
+        <w:tc>
+          <w:tcPr>
+            <w:tcW w:w="1985" w:type="dxa"/>
+            <w:shd w:val="clear" w:color="auto" w:fill="auto"/>
+          </w:tcPr>
+          <w:p>
+            <w:pPr>
+              <w:pStyle w:val="a7"/>
+              <w:numPr>
+                <w:ilvl w:val="0"/>
+                <w:numId w:val="37"/>
+              </w:numPr>
+              <w:spacing w:line="360" w:lineRule="auto"/>
+              <w:jc w:val="left"/>
+              <w:rPr>
+                <w:rFonts w:cs="Times New Roman"/>
+                <w:szCs w:val="28"/>
+              </w:rPr>
+            </w:pPr>
+            <w:r>
+              <w:rPr>
+                <w:rFonts w:cs="Times New Roman"/>
+                <w:szCs w:val="28"/>
+              </w:rPr>
+              <w:t>Нарушение доступности</w:t>
+            </w:r>
+          </w:p>
+        </w:tc>
+        <w:tc>
+          <w:tcPr>
+            <w:tcW w:w="1276" w:type="dxa"/>
             <w:shd w:val="clear" w:color="auto" w:fill="auto"/>
           </w:tcPr>
           <w:p>
@@ -2235,14 +2403,18 @@
               <w:spacing w:line="360" w:lineRule="auto"/>
               <w:jc w:val="center"/>
               <w:rPr>
+                <w:rFonts w:cs="Times New Roman"/>
                 <w:b/>
                 <w:bCs/>
-              </w:rPr>
-            </w:pPr>
-            <w:r>
-              <w:rPr>
+                <w:szCs w:val="28"/>
+              </w:rPr>
+            </w:pPr>
+            <w:r>
+              <w:rPr>
+                <w:rFonts w:cs="Times New Roman"/>
                 <w:b/>
                 <w:bCs/>
+                <w:szCs w:val="28"/>
               </w:rPr>
               <w:lastRenderedPageBreak/>
               <w:t>4</w:t>
@@ -2302,22 +2474,6 @@
         </w:tc>
         <w:tc>
           <w:tcPr>
-            <w:tcW w:w="1559" w:type="dxa"/>
-            <w:shd w:val="clear" w:color="auto" w:fill="auto"/>
-          </w:tcPr>
-          <w:p>
-            <w:pPr>
-              <w:spacing w:line="360" w:lineRule="auto"/>
-              <w:jc w:val="left"/>
-              <w:rPr>
-                <w:rFonts w:cs="Times New Roman"/>
-                <w:szCs w:val="28"/>
-              </w:rPr>
-            </w:pPr>
-          </w:p>
-        </w:tc>
-        <w:tc>
-          <w:tcPr>
             <w:tcW w:w="1843" w:type="dxa"/>
             <w:shd w:val="clear" w:color="auto" w:fill="auto"/>
           </w:tcPr>
@@ -2340,7 +2496,7 @@
                 <w:rFonts w:cs="Times New Roman"/>
                 <w:szCs w:val="28"/>
               </w:rPr>
-              <w:t>Хранилище больших данных</w:t>
+              <w:t>Преподаватель</w:t>
             </w:r>
           </w:p>
           <w:p>
@@ -2362,16 +2518,15 @@
                 <w:rFonts w:cs="Times New Roman"/>
                 <w:szCs w:val="28"/>
               </w:rPr>
-              <w:t>М</w:t>
-            </w:r>
-            <w:r>
-              <w:rPr>
-                <w:rFonts w:cs="Times New Roman"/>
-                <w:szCs w:val="28"/>
-              </w:rPr>
-              <w:t>етаданные</w:t>
-            </w:r>
-          </w:p>
+              <w:t>Сотрудник учебной части</w:t>
+            </w:r>
+          </w:p>
+        </w:tc>
+        <w:tc>
+          <w:tcPr>
+            <w:tcW w:w="1984" w:type="dxa"/>
+            <w:shd w:val="clear" w:color="auto" w:fill="auto"/>
+          </w:tcPr>
           <w:p>
             <w:pPr>
               <w:pStyle w:val="a7"/>
@@ -2391,15 +2546,9 @@
                 <w:rFonts w:cs="Times New Roman"/>
                 <w:szCs w:val="28"/>
               </w:rPr>
-              <w:t>защищаемые данные</w:t>
-            </w:r>
-          </w:p>
-        </w:tc>
-        <w:tc>
-          <w:tcPr>
-            <w:tcW w:w="2268" w:type="dxa"/>
-            <w:shd w:val="clear" w:color="auto" w:fill="auto"/>
-          </w:tcPr>
+              <w:t>Хранилище больших данных</w:t>
+            </w:r>
+          </w:p>
           <w:p>
             <w:pPr>
               <w:pStyle w:val="a7"/>
@@ -2419,13 +2568,70 @@
                 <w:rFonts w:cs="Times New Roman"/>
                 <w:szCs w:val="28"/>
               </w:rPr>
-              <w:t>Нарушение конфиденциальности</w:t>
+              <w:t>М</w:t>
+            </w:r>
+            <w:r>
+              <w:rPr>
+                <w:rFonts w:cs="Times New Roman"/>
+                <w:szCs w:val="28"/>
+              </w:rPr>
+              <w:t>етаданные</w:t>
+            </w:r>
+          </w:p>
+          <w:p>
+            <w:pPr>
+              <w:pStyle w:val="a7"/>
+              <w:numPr>
+                <w:ilvl w:val="0"/>
+                <w:numId w:val="37"/>
+              </w:numPr>
+              <w:spacing w:line="360" w:lineRule="auto"/>
+              <w:jc w:val="left"/>
+              <w:rPr>
+                <w:rFonts w:cs="Times New Roman"/>
+                <w:szCs w:val="28"/>
+              </w:rPr>
+            </w:pPr>
+            <w:r>
+              <w:rPr>
+                <w:rFonts w:cs="Times New Roman"/>
+                <w:szCs w:val="28"/>
+              </w:rPr>
+              <w:t>защищаемые данные</w:t>
             </w:r>
           </w:p>
         </w:tc>
         <w:tc>
           <w:tcPr>
-            <w:tcW w:w="1418" w:type="dxa"/>
+            <w:tcW w:w="1985" w:type="dxa"/>
+            <w:shd w:val="clear" w:color="auto" w:fill="auto"/>
+          </w:tcPr>
+          <w:p>
+            <w:pPr>
+              <w:pStyle w:val="a7"/>
+              <w:numPr>
+                <w:ilvl w:val="0"/>
+                <w:numId w:val="37"/>
+              </w:numPr>
+              <w:spacing w:line="360" w:lineRule="auto"/>
+              <w:jc w:val="left"/>
+              <w:rPr>
+                <w:rFonts w:cs="Times New Roman"/>
+                <w:szCs w:val="28"/>
+              </w:rPr>
+            </w:pPr>
+            <w:r>
+              <w:rPr>
+                <w:rFonts w:cs="Times New Roman"/>
+                <w:szCs w:val="28"/>
+              </w:rPr>
+              <w:t>Нарушение конфиденциальности</w:t>
+            </w:r>
+          </w:p>
+        </w:tc>
+        <w:tc>
+          <w:tcPr>
+            <w:tcW w:w="1276" w:type="dxa"/>
             <w:shd w:val="clear" w:color="auto" w:fill="auto"/>
           </w:tcPr>
           <w:p>
@@ -2463,14 +2669,18 @@
               <w:spacing w:line="360" w:lineRule="auto"/>
               <w:jc w:val="center"/>
               <w:rPr>
+                <w:rFonts w:cs="Times New Roman"/>
                 <w:b/>
                 <w:bCs/>
-              </w:rPr>
-            </w:pPr>
-            <w:r>
-              <w:rPr>
+                <w:szCs w:val="28"/>
+              </w:rPr>
+            </w:pPr>
+            <w:r>
+              <w:rPr>
+                <w:rFonts w:cs="Times New Roman"/>
                 <w:b/>
                 <w:bCs/>
+                <w:szCs w:val="28"/>
               </w:rPr>
               <w:t>5</w:t>
             </w:r>
@@ -2529,22 +2739,6 @@
         </w:tc>
         <w:tc>
           <w:tcPr>
-            <w:tcW w:w="1559" w:type="dxa"/>
-            <w:shd w:val="clear" w:color="auto" w:fill="auto"/>
-          </w:tcPr>
-          <w:p>
-            <w:pPr>
-              <w:spacing w:line="360" w:lineRule="auto"/>
-              <w:jc w:val="left"/>
-              <w:rPr>
-                <w:rFonts w:cs="Times New Roman"/>
-                <w:szCs w:val="28"/>
-              </w:rPr>
-            </w:pPr>
-          </w:p>
-        </w:tc>
-        <w:tc>
-          <w:tcPr>
             <w:tcW w:w="1843" w:type="dxa"/>
             <w:shd w:val="clear" w:color="auto" w:fill="auto"/>
           </w:tcPr>
@@ -2567,7 +2761,7 @@
                 <w:rFonts w:cs="Times New Roman"/>
                 <w:szCs w:val="28"/>
               </w:rPr>
-              <w:t>Сетевой трафик, база данных</w:t>
+              <w:t>Сотрудник учебной части</w:t>
             </w:r>
           </w:p>
           <w:p>
@@ -2589,13 +2783,13 @@
                 <w:rFonts w:cs="Times New Roman"/>
                 <w:szCs w:val="28"/>
               </w:rPr>
-              <w:t>сетевое программное обеспечение</w:t>
+              <w:t>администратор</w:t>
             </w:r>
           </w:p>
         </w:tc>
         <w:tc>
           <w:tcPr>
-            <w:tcW w:w="2268" w:type="dxa"/>
+            <w:tcW w:w="1984" w:type="dxa"/>
             <w:shd w:val="clear" w:color="auto" w:fill="auto"/>
           </w:tcPr>
           <w:p>
@@ -2617,7 +2811,7 @@
                 <w:rFonts w:cs="Times New Roman"/>
                 <w:szCs w:val="28"/>
               </w:rPr>
-              <w:t>Нарушение целостности</w:t>
+              <w:t>Сетевой трафик, база данных</w:t>
             </w:r>
           </w:p>
           <w:p>
@@ -2639,13 +2833,63 @@
                 <w:rFonts w:cs="Times New Roman"/>
                 <w:szCs w:val="28"/>
               </w:rPr>
-              <w:t>Нарушение доступности</w:t>
+              <w:t>сетевое программное обеспечение</w:t>
             </w:r>
           </w:p>
         </w:tc>
         <w:tc>
           <w:tcPr>
-            <w:tcW w:w="1418" w:type="dxa"/>
+            <w:tcW w:w="1985" w:type="dxa"/>
+            <w:shd w:val="clear" w:color="auto" w:fill="auto"/>
+          </w:tcPr>
+          <w:p>
+            <w:pPr>
+              <w:pStyle w:val="a7"/>
+              <w:numPr>
+                <w:ilvl w:val="0"/>
+                <w:numId w:val="37"/>
+              </w:numPr>
+              <w:spacing w:line="360" w:lineRule="auto"/>
+              <w:jc w:val="left"/>
+              <w:rPr>
+                <w:rFonts w:cs="Times New Roman"/>
+                <w:szCs w:val="28"/>
+              </w:rPr>
+            </w:pPr>
+            <w:r>
+              <w:rPr>
+                <w:rFonts w:cs="Times New Roman"/>
+                <w:szCs w:val="28"/>
+              </w:rPr>
+              <w:t>Нарушение целостности</w:t>
+            </w:r>
+          </w:p>
+          <w:p>
+            <w:pPr>
+              <w:pStyle w:val="a7"/>
+              <w:numPr>
+                <w:ilvl w:val="0"/>
+                <w:numId w:val="37"/>
+              </w:numPr>
+              <w:spacing w:line="360" w:lineRule="auto"/>
+              <w:jc w:val="left"/>
+              <w:rPr>
+                <w:rFonts w:cs="Times New Roman"/>
+                <w:szCs w:val="28"/>
+              </w:rPr>
+            </w:pPr>
+            <w:r>
+              <w:rPr>
+                <w:rFonts w:cs="Times New Roman"/>
+                <w:szCs w:val="28"/>
+              </w:rPr>
+              <w:t>Нарушение доступности</w:t>
+            </w:r>
+          </w:p>
+        </w:tc>
+        <w:tc>
+          <w:tcPr>
+            <w:tcW w:w="1276" w:type="dxa"/>
             <w:shd w:val="clear" w:color="auto" w:fill="auto"/>
           </w:tcPr>
           <w:p>
@@ -2683,14 +2927,18 @@
               <w:spacing w:line="360" w:lineRule="auto"/>
               <w:jc w:val="center"/>
               <w:rPr>
+                <w:rFonts w:cs="Times New Roman"/>
                 <w:b/>
                 <w:bCs/>
-              </w:rPr>
-            </w:pPr>
-            <w:r>
-              <w:rPr>
+                <w:szCs w:val="28"/>
+              </w:rPr>
+            </w:pPr>
+            <w:r>
+              <w:rPr>
+                <w:rFonts w:cs="Times New Roman"/>
                 <w:b/>
                 <w:bCs/>
+                <w:szCs w:val="28"/>
               </w:rPr>
               <w:t>6</w:t>
             </w:r>
@@ -2771,22 +3019,6 @@
         </w:tc>
         <w:tc>
           <w:tcPr>
-            <w:tcW w:w="1559" w:type="dxa"/>
-            <w:shd w:val="clear" w:color="auto" w:fill="auto"/>
-          </w:tcPr>
-          <w:p>
-            <w:pPr>
-              <w:spacing w:line="360" w:lineRule="auto"/>
-              <w:jc w:val="left"/>
-              <w:rPr>
-                <w:rFonts w:cs="Times New Roman"/>
-                <w:szCs w:val="28"/>
-              </w:rPr>
-            </w:pPr>
-          </w:p>
-        </w:tc>
-        <w:tc>
-          <w:tcPr>
             <w:tcW w:w="1843" w:type="dxa"/>
             <w:shd w:val="clear" w:color="auto" w:fill="auto"/>
           </w:tcPr>
@@ -2809,7 +3041,7 @@
                 <w:rFonts w:cs="Times New Roman"/>
                 <w:szCs w:val="28"/>
               </w:rPr>
-              <w:t>Системное программное обеспечение</w:t>
+              <w:t>Преподаватель</w:t>
             </w:r>
           </w:p>
           <w:p>
@@ -2831,9 +3063,15 @@
                 <w:rFonts w:cs="Times New Roman"/>
                 <w:szCs w:val="28"/>
               </w:rPr>
-              <w:t>прикладное программное обеспечение</w:t>
-            </w:r>
-          </w:p>
+              <w:t>внешний нарушитель</w:t>
+            </w:r>
+          </w:p>
+        </w:tc>
+        <w:tc>
+          <w:tcPr>
+            <w:tcW w:w="1984" w:type="dxa"/>
+            <w:shd w:val="clear" w:color="auto" w:fill="auto"/>
+          </w:tcPr>
           <w:p>
             <w:pPr>
               <w:pStyle w:val="a7"/>
@@ -2853,15 +3091,9 @@
                 <w:rFonts w:cs="Times New Roman"/>
                 <w:szCs w:val="28"/>
               </w:rPr>
-              <w:t>сетевое программное обеспечение</w:t>
-            </w:r>
-          </w:p>
-        </w:tc>
-        <w:tc>
-          <w:tcPr>
-            <w:tcW w:w="2268" w:type="dxa"/>
-            <w:shd w:val="clear" w:color="auto" w:fill="auto"/>
-          </w:tcPr>
+              <w:t>Системное программное обеспечение</w:t>
+            </w:r>
+          </w:p>
           <w:p>
             <w:pPr>
               <w:pStyle w:val="a7"/>
@@ -2881,7 +3113,7 @@
                 <w:rFonts w:cs="Times New Roman"/>
                 <w:szCs w:val="28"/>
               </w:rPr>
-              <w:t>Нарушение конфиденциальности</w:t>
+              <w:t>прикладное программное обеспечение</w:t>
             </w:r>
           </w:p>
           <w:p>
@@ -2903,9 +3135,15 @@
                 <w:rFonts w:cs="Times New Roman"/>
                 <w:szCs w:val="28"/>
               </w:rPr>
-              <w:t>Нарушение целостности</w:t>
-            </w:r>
-          </w:p>
+              <w:t>сетевое программное обеспечение</w:t>
+            </w:r>
+          </w:p>
+        </w:tc>
+        <w:tc>
+          <w:tcPr>
+            <w:tcW w:w="1985" w:type="dxa"/>
+            <w:shd w:val="clear" w:color="auto" w:fill="auto"/>
+          </w:tcPr>
           <w:p>
             <w:pPr>
               <w:pStyle w:val="a7"/>
@@ -2925,13 +3163,57 @@
                 <w:rFonts w:cs="Times New Roman"/>
                 <w:szCs w:val="28"/>
               </w:rPr>
+              <w:t>Нарушение конфиденциальности</w:t>
+            </w:r>
+          </w:p>
+          <w:p>
+            <w:pPr>
+              <w:pStyle w:val="a7"/>
+              <w:numPr>
+                <w:ilvl w:val="0"/>
+                <w:numId w:val="37"/>
+              </w:numPr>
+              <w:spacing w:line="360" w:lineRule="auto"/>
+              <w:jc w:val="left"/>
+              <w:rPr>
+                <w:rFonts w:cs="Times New Roman"/>
+                <w:szCs w:val="28"/>
+              </w:rPr>
+            </w:pPr>
+            <w:r>
+              <w:rPr>
+                <w:rFonts w:cs="Times New Roman"/>
+                <w:szCs w:val="28"/>
+              </w:rPr>
+              <w:t>Нарушение целостности</w:t>
+            </w:r>
+          </w:p>
+          <w:p>
+            <w:pPr>
+              <w:pStyle w:val="a7"/>
+              <w:numPr>
+                <w:ilvl w:val="0"/>
+                <w:numId w:val="37"/>
+              </w:numPr>
+              <w:spacing w:line="360" w:lineRule="auto"/>
+              <w:jc w:val="left"/>
+              <w:rPr>
+                <w:rFonts w:cs="Times New Roman"/>
+                <w:szCs w:val="28"/>
+              </w:rPr>
+            </w:pPr>
+            <w:r>
+              <w:rPr>
+                <w:rFonts w:cs="Times New Roman"/>
+                <w:szCs w:val="28"/>
+              </w:rPr>
               <w:t>Нарушение доступности</w:t>
             </w:r>
           </w:p>
         </w:tc>
         <w:tc>
           <w:tcPr>
-            <w:tcW w:w="1418" w:type="dxa"/>
+            <w:tcW w:w="1276" w:type="dxa"/>
             <w:shd w:val="clear" w:color="auto" w:fill="auto"/>
           </w:tcPr>
           <w:p>
@@ -2958,7 +3240,17 @@
       </w:tr>
     </w:tbl>
     <w:p>
+      <w:pPr>
+        <w:rPr>
+          <w:rFonts w:cs="Times New Roman"/>
+          <w:szCs w:val="28"/>
+        </w:rPr>
+      </w:pPr>
       <w:r>
+        <w:rPr>
+          <w:rFonts w:cs="Times New Roman"/>
+          <w:szCs w:val="28"/>
+        </w:rPr>
         <w:br w:type="page"/>
       </w:r>
     </w:p>
@@ -2974,10 +3266,11 @@
         <w:gridCol w:w="567"/>
         <w:gridCol w:w="1844"/>
         <w:gridCol w:w="1984"/>
-        <w:gridCol w:w="1559"/>
         <w:gridCol w:w="1843"/>
-        <w:gridCol w:w="2268"/>
-        <w:gridCol w:w="1418"/>
+        <w:gridCol w:w="1913"/>
+        <w:gridCol w:w="71"/>
+        <w:gridCol w:w="1985"/>
+        <w:gridCol w:w="1276"/>
       </w:tblGrid>
       <w:tr>
         <w:trPr>
@@ -2992,14 +3285,18 @@
               <w:spacing w:line="360" w:lineRule="auto"/>
               <w:jc w:val="center"/>
               <w:rPr>
+                <w:rFonts w:cs="Times New Roman"/>
                 <w:b/>
                 <w:bCs/>
-              </w:rPr>
-            </w:pPr>
-            <w:r>
-              <w:rPr>
+                <w:szCs w:val="28"/>
+              </w:rPr>
+            </w:pPr>
+            <w:r>
+              <w:rPr>
+                <w:rFonts w:cs="Times New Roman"/>
                 <w:b/>
                 <w:bCs/>
+                <w:szCs w:val="28"/>
               </w:rPr>
               <w:lastRenderedPageBreak/>
               <w:t>7</w:t>
@@ -3025,8 +3322,17 @@
                 <w:rFonts w:cs="Times New Roman"/>
                 <w:szCs w:val="28"/>
               </w:rPr>
-              <w:t>Угроза заражения DNS-кеша</w:t>
-            </w:r>
+              <w:t>Угроза заражения DNS-</w:t>
+            </w:r>
+            <w:proofErr w:type="spellStart"/>
+            <w:r>
+              <w:rPr>
+                <w:rFonts w:cs="Times New Roman"/>
+                <w:szCs w:val="28"/>
+              </w:rPr>
+              <w:t>кеша</w:t>
+            </w:r>
+            <w:proofErr w:type="spellEnd"/>
           </w:p>
         </w:tc>
         <w:tc>
@@ -3059,22 +3365,6 @@
         </w:tc>
         <w:tc>
           <w:tcPr>
-            <w:tcW w:w="1559" w:type="dxa"/>
-            <w:shd w:val="clear" w:color="auto" w:fill="auto"/>
-          </w:tcPr>
-          <w:p>
-            <w:pPr>
-              <w:spacing w:line="360" w:lineRule="auto"/>
-              <w:jc w:val="left"/>
-              <w:rPr>
-                <w:rFonts w:cs="Times New Roman"/>
-                <w:szCs w:val="28"/>
-              </w:rPr>
-            </w:pPr>
-          </w:p>
-        </w:tc>
-        <w:tc>
-          <w:tcPr>
             <w:tcW w:w="1843" w:type="dxa"/>
             <w:shd w:val="clear" w:color="auto" w:fill="auto"/>
           </w:tcPr>
@@ -3097,7 +3387,7 @@
                 <w:rFonts w:cs="Times New Roman"/>
                 <w:szCs w:val="28"/>
               </w:rPr>
-              <w:t>Сетевой узел, сетевое программное обеспечение</w:t>
+              <w:t>Администратор</w:t>
             </w:r>
           </w:p>
           <w:p>
@@ -3119,13 +3409,14 @@
                 <w:rFonts w:cs="Times New Roman"/>
                 <w:szCs w:val="28"/>
               </w:rPr>
-              <w:t>сетевой трафик</w:t>
+              <w:t>внешний нарушитель</w:t>
             </w:r>
           </w:p>
         </w:tc>
         <w:tc>
           <w:tcPr>
-            <w:tcW w:w="2268" w:type="dxa"/>
+            <w:tcW w:w="1984" w:type="dxa"/>
+            <w:gridSpan w:val="2"/>
             <w:shd w:val="clear" w:color="auto" w:fill="auto"/>
           </w:tcPr>
           <w:p>
@@ -3147,13 +3438,63 @@
                 <w:rFonts w:cs="Times New Roman"/>
                 <w:szCs w:val="28"/>
               </w:rPr>
-              <w:t>Нарушение конфиденциальности</w:t>
+              <w:t>Сетевой узел, сетевое программное обеспечение</w:t>
+            </w:r>
+          </w:p>
+          <w:p>
+            <w:pPr>
+              <w:pStyle w:val="a7"/>
+              <w:numPr>
+                <w:ilvl w:val="0"/>
+                <w:numId w:val="37"/>
+              </w:numPr>
+              <w:spacing w:line="360" w:lineRule="auto"/>
+              <w:jc w:val="left"/>
+              <w:rPr>
+                <w:rFonts w:cs="Times New Roman"/>
+                <w:szCs w:val="28"/>
+              </w:rPr>
+            </w:pPr>
+            <w:r>
+              <w:rPr>
+                <w:rFonts w:cs="Times New Roman"/>
+                <w:szCs w:val="28"/>
+              </w:rPr>
+              <w:t>сетевой трафик</w:t>
             </w:r>
           </w:p>
         </w:tc>
         <w:tc>
           <w:tcPr>
-            <w:tcW w:w="1418" w:type="dxa"/>
+            <w:tcW w:w="1985" w:type="dxa"/>
+            <w:shd w:val="clear" w:color="auto" w:fill="auto"/>
+          </w:tcPr>
+          <w:p>
+            <w:pPr>
+              <w:pStyle w:val="a7"/>
+              <w:numPr>
+                <w:ilvl w:val="0"/>
+                <w:numId w:val="37"/>
+              </w:numPr>
+              <w:spacing w:line="360" w:lineRule="auto"/>
+              <w:jc w:val="left"/>
+              <w:rPr>
+                <w:rFonts w:cs="Times New Roman"/>
+                <w:szCs w:val="28"/>
+              </w:rPr>
+            </w:pPr>
+            <w:r>
+              <w:rPr>
+                <w:rFonts w:cs="Times New Roman"/>
+                <w:szCs w:val="28"/>
+              </w:rPr>
+              <w:t>Нарушение конфиденциальности</w:t>
+            </w:r>
+          </w:p>
+        </w:tc>
+        <w:tc>
+          <w:tcPr>
+            <w:tcW w:w="1276" w:type="dxa"/>
             <w:shd w:val="clear" w:color="auto" w:fill="auto"/>
           </w:tcPr>
           <w:p>
@@ -3191,14 +3532,18 @@
               <w:spacing w:line="360" w:lineRule="auto"/>
               <w:jc w:val="center"/>
               <w:rPr>
+                <w:rFonts w:cs="Times New Roman"/>
                 <w:b/>
                 <w:bCs/>
-              </w:rPr>
-            </w:pPr>
-            <w:r>
-              <w:rPr>
+                <w:szCs w:val="28"/>
+              </w:rPr>
+            </w:pPr>
+            <w:r>
+              <w:rPr>
+                <w:rFonts w:cs="Times New Roman"/>
                 <w:b/>
                 <w:bCs/>
+                <w:szCs w:val="28"/>
               </w:rPr>
               <w:t>8</w:t>
             </w:r>
@@ -3257,22 +3602,6 @@
         </w:tc>
         <w:tc>
           <w:tcPr>
-            <w:tcW w:w="1559" w:type="dxa"/>
-            <w:shd w:val="clear" w:color="auto" w:fill="auto"/>
-          </w:tcPr>
-          <w:p>
-            <w:pPr>
-              <w:spacing w:line="360" w:lineRule="auto"/>
-              <w:jc w:val="left"/>
-              <w:rPr>
-                <w:rFonts w:cs="Times New Roman"/>
-                <w:szCs w:val="28"/>
-              </w:rPr>
-            </w:pPr>
-          </w:p>
-        </w:tc>
-        <w:tc>
-          <w:tcPr>
             <w:tcW w:w="1843" w:type="dxa"/>
             <w:shd w:val="clear" w:color="auto" w:fill="auto"/>
           </w:tcPr>
@@ -3295,15 +3624,9 @@
                 <w:rFonts w:cs="Times New Roman"/>
                 <w:szCs w:val="28"/>
               </w:rPr>
-              <w:t>Сетевое программное обеспечение</w:t>
-            </w:r>
-          </w:p>
-        </w:tc>
-        <w:tc>
-          <w:tcPr>
-            <w:tcW w:w="2268" w:type="dxa"/>
-            <w:shd w:val="clear" w:color="auto" w:fill="auto"/>
-          </w:tcPr>
+              <w:t>Внешний нарушитель</w:t>
+            </w:r>
+          </w:p>
           <w:p>
             <w:pPr>
               <w:pStyle w:val="a7"/>
@@ -3323,13 +3646,70 @@
                 <w:rFonts w:cs="Times New Roman"/>
                 <w:szCs w:val="28"/>
               </w:rPr>
-              <w:t>Нарушение конфиденциальности</w:t>
+              <w:t>администратор</w:t>
             </w:r>
           </w:p>
         </w:tc>
         <w:tc>
           <w:tcPr>
-            <w:tcW w:w="1418" w:type="dxa"/>
+            <w:tcW w:w="1984" w:type="dxa"/>
+            <w:gridSpan w:val="2"/>
+            <w:shd w:val="clear" w:color="auto" w:fill="auto"/>
+          </w:tcPr>
+          <w:p>
+            <w:pPr>
+              <w:pStyle w:val="a7"/>
+              <w:numPr>
+                <w:ilvl w:val="0"/>
+                <w:numId w:val="37"/>
+              </w:numPr>
+              <w:spacing w:line="360" w:lineRule="auto"/>
+              <w:jc w:val="left"/>
+              <w:rPr>
+                <w:rFonts w:cs="Times New Roman"/>
+                <w:szCs w:val="28"/>
+              </w:rPr>
+            </w:pPr>
+            <w:r>
+              <w:rPr>
+                <w:rFonts w:cs="Times New Roman"/>
+                <w:szCs w:val="28"/>
+              </w:rPr>
+              <w:t>Сетевое программное обеспечение</w:t>
+            </w:r>
+          </w:p>
+        </w:tc>
+        <w:tc>
+          <w:tcPr>
+            <w:tcW w:w="1985" w:type="dxa"/>
+            <w:shd w:val="clear" w:color="auto" w:fill="auto"/>
+          </w:tcPr>
+          <w:p>
+            <w:pPr>
+              <w:pStyle w:val="a7"/>
+              <w:numPr>
+                <w:ilvl w:val="0"/>
+                <w:numId w:val="37"/>
+              </w:numPr>
+              <w:spacing w:line="360" w:lineRule="auto"/>
+              <w:jc w:val="left"/>
+              <w:rPr>
+                <w:rFonts w:cs="Times New Roman"/>
+                <w:szCs w:val="28"/>
+              </w:rPr>
+            </w:pPr>
+            <w:r>
+              <w:rPr>
+                <w:rFonts w:cs="Times New Roman"/>
+                <w:szCs w:val="28"/>
+              </w:rPr>
+              <w:t>Нарушение конфиденциальности</w:t>
+            </w:r>
+          </w:p>
+        </w:tc>
+        <w:tc>
+          <w:tcPr>
+            <w:tcW w:w="1276" w:type="dxa"/>
             <w:shd w:val="clear" w:color="auto" w:fill="auto"/>
           </w:tcPr>
           <w:p>
@@ -3367,14 +3747,18 @@
               <w:spacing w:line="360" w:lineRule="auto"/>
               <w:jc w:val="center"/>
               <w:rPr>
+                <w:rFonts w:cs="Times New Roman"/>
                 <w:b/>
                 <w:bCs/>
-              </w:rPr>
-            </w:pPr>
-            <w:r>
-              <w:rPr>
+                <w:szCs w:val="28"/>
+              </w:rPr>
+            </w:pPr>
+            <w:r>
+              <w:rPr>
+                <w:rFonts w:cs="Times New Roman"/>
                 <w:b/>
                 <w:bCs/>
+                <w:szCs w:val="28"/>
               </w:rPr>
               <w:t>9</w:t>
             </w:r>
@@ -3399,7 +3783,23 @@
                 <w:rFonts w:cs="Times New Roman"/>
                 <w:szCs w:val="28"/>
               </w:rPr>
-              <w:t>Угроза деавторизации санкционированного клиента беспроводной сети</w:t>
+              <w:t xml:space="preserve">Угроза </w:t>
+            </w:r>
+            <w:proofErr w:type="spellStart"/>
+            <w:r>
+              <w:rPr>
+                <w:rFonts w:cs="Times New Roman"/>
+                <w:szCs w:val="28"/>
+              </w:rPr>
+              <w:t>деавторизации</w:t>
+            </w:r>
+            <w:proofErr w:type="spellEnd"/>
+            <w:r>
+              <w:rPr>
+                <w:rFonts w:cs="Times New Roman"/>
+                <w:szCs w:val="28"/>
+              </w:rPr>
+              <w:t xml:space="preserve"> санкционированного клиента беспроводной сети</w:t>
             </w:r>
           </w:p>
         </w:tc>
@@ -3455,22 +3855,6 @@
         </w:tc>
         <w:tc>
           <w:tcPr>
-            <w:tcW w:w="1559" w:type="dxa"/>
-            <w:shd w:val="clear" w:color="auto" w:fill="auto"/>
-          </w:tcPr>
-          <w:p>
-            <w:pPr>
-              <w:spacing w:line="360" w:lineRule="auto"/>
-              <w:jc w:val="left"/>
-              <w:rPr>
-                <w:rFonts w:cs="Times New Roman"/>
-                <w:szCs w:val="28"/>
-              </w:rPr>
-            </w:pPr>
-          </w:p>
-        </w:tc>
-        <w:tc>
-          <w:tcPr>
             <w:tcW w:w="1843" w:type="dxa"/>
             <w:shd w:val="clear" w:color="auto" w:fill="auto"/>
           </w:tcPr>
@@ -3493,13 +3877,14 @@
                 <w:rFonts w:cs="Times New Roman"/>
                 <w:szCs w:val="28"/>
               </w:rPr>
-              <w:t>Сетевой узел</w:t>
+              <w:t>администратор</w:t>
             </w:r>
           </w:p>
         </w:tc>
         <w:tc>
           <w:tcPr>
-            <w:tcW w:w="2268" w:type="dxa"/>
+            <w:tcW w:w="1984" w:type="dxa"/>
+            <w:gridSpan w:val="2"/>
             <w:shd w:val="clear" w:color="auto" w:fill="auto"/>
           </w:tcPr>
           <w:p>
@@ -3521,13 +3906,41 @@
                 <w:rFonts w:cs="Times New Roman"/>
                 <w:szCs w:val="28"/>
               </w:rPr>
-              <w:t>Нарушение доступности</w:t>
+              <w:t>Сетевой узел</w:t>
             </w:r>
           </w:p>
         </w:tc>
         <w:tc>
           <w:tcPr>
-            <w:tcW w:w="1418" w:type="dxa"/>
+            <w:tcW w:w="1985" w:type="dxa"/>
+            <w:shd w:val="clear" w:color="auto" w:fill="auto"/>
+          </w:tcPr>
+          <w:p>
+            <w:pPr>
+              <w:pStyle w:val="a7"/>
+              <w:numPr>
+                <w:ilvl w:val="0"/>
+                <w:numId w:val="37"/>
+              </w:numPr>
+              <w:spacing w:line="360" w:lineRule="auto"/>
+              <w:jc w:val="left"/>
+              <w:rPr>
+                <w:rFonts w:cs="Times New Roman"/>
+                <w:szCs w:val="28"/>
+              </w:rPr>
+            </w:pPr>
+            <w:r>
+              <w:rPr>
+                <w:rFonts w:cs="Times New Roman"/>
+                <w:szCs w:val="28"/>
+              </w:rPr>
+              <w:t>Нарушение доступности</w:t>
+            </w:r>
+          </w:p>
+        </w:tc>
+        <w:tc>
+          <w:tcPr>
+            <w:tcW w:w="1276" w:type="dxa"/>
             <w:shd w:val="clear" w:color="auto" w:fill="auto"/>
           </w:tcPr>
           <w:p>
@@ -3565,14 +3978,18 @@
               <w:spacing w:line="360" w:lineRule="auto"/>
               <w:jc w:val="center"/>
               <w:rPr>
+                <w:rFonts w:cs="Times New Roman"/>
                 <w:b/>
                 <w:bCs/>
-              </w:rPr>
-            </w:pPr>
-            <w:r>
-              <w:rPr>
+                <w:szCs w:val="28"/>
+              </w:rPr>
+            </w:pPr>
+            <w:r>
+              <w:rPr>
+                <w:rFonts w:cs="Times New Roman"/>
                 <w:b/>
                 <w:bCs/>
+                <w:szCs w:val="28"/>
               </w:rPr>
               <w:t>10</w:t>
             </w:r>
@@ -3631,22 +4048,6 @@
         </w:tc>
         <w:tc>
           <w:tcPr>
-            <w:tcW w:w="1559" w:type="dxa"/>
-            <w:shd w:val="clear" w:color="auto" w:fill="auto"/>
-          </w:tcPr>
-          <w:p>
-            <w:pPr>
-              <w:spacing w:line="360" w:lineRule="auto"/>
-              <w:jc w:val="left"/>
-              <w:rPr>
-                <w:rFonts w:cs="Times New Roman"/>
-                <w:szCs w:val="28"/>
-              </w:rPr>
-            </w:pPr>
-          </w:p>
-        </w:tc>
-        <w:tc>
-          <w:tcPr>
             <w:tcW w:w="1843" w:type="dxa"/>
             <w:shd w:val="clear" w:color="auto" w:fill="auto"/>
           </w:tcPr>
@@ -3667,11 +4068,9 @@
             <w:r>
               <w:rPr>
                 <w:rFonts w:cs="Times New Roman"/>
-                <w:color w:val="333333"/>
-                <w:szCs w:val="28"/>
-                <w:shd w:val="clear" w:color="auto" w:fill="F9F9F9"/>
-              </w:rPr>
-              <w:t>Системное программное обеспечение</w:t>
+                <w:szCs w:val="28"/>
+              </w:rPr>
+              <w:t>внутренний нарушитель</w:t>
             </w:r>
           </w:p>
           <w:p>
@@ -3691,17 +4090,16 @@
             <w:r>
               <w:rPr>
                 <w:rFonts w:cs="Times New Roman"/>
-                <w:color w:val="333333"/>
-                <w:szCs w:val="28"/>
-                <w:shd w:val="clear" w:color="auto" w:fill="F9F9F9"/>
-              </w:rPr>
-              <w:t>прикладное программное обеспечение</w:t>
+                <w:szCs w:val="28"/>
+              </w:rPr>
+              <w:t>администратор</w:t>
             </w:r>
           </w:p>
         </w:tc>
         <w:tc>
           <w:tcPr>
-            <w:tcW w:w="2268" w:type="dxa"/>
+            <w:tcW w:w="1984" w:type="dxa"/>
+            <w:gridSpan w:val="2"/>
             <w:shd w:val="clear" w:color="auto" w:fill="auto"/>
           </w:tcPr>
           <w:p>
@@ -3712,18 +4110,24 @@
                 <w:numId w:val="37"/>
               </w:numPr>
               <w:spacing w:line="360" w:lineRule="auto"/>
-              <w:jc w:val="left"/>
-              <w:rPr>
-                <w:rFonts w:cs="Times New Roman"/>
-                <w:szCs w:val="28"/>
-              </w:rPr>
-            </w:pPr>
-            <w:r>
-              <w:rPr>
-                <w:rFonts w:cs="Times New Roman"/>
-                <w:szCs w:val="28"/>
-              </w:rPr>
-              <w:t>Нарушение конфиденциальности</w:t>
+              <w:rPr>
+                <w:shd w:val="clear" w:color="auto" w:fill="F9F9F9"/>
+              </w:rPr>
+            </w:pPr>
+            <w:r>
+              <w:rPr>
+                <w:shd w:val="clear" w:color="auto" w:fill="F9F9F9"/>
+              </w:rPr>
+              <w:t xml:space="preserve">Системное </w:t>
+            </w:r>
+            <w:r>
+              <w:t>программное</w:t>
+            </w:r>
+            <w:r>
+              <w:rPr>
+                <w:shd w:val="clear" w:color="auto" w:fill="F9F9F9"/>
+              </w:rPr>
+              <w:t xml:space="preserve"> обеспечение</w:t>
             </w:r>
           </w:p>
           <w:p>
@@ -3734,20 +4138,23 @@
                 <w:numId w:val="37"/>
               </w:numPr>
               <w:spacing w:line="360" w:lineRule="auto"/>
-              <w:jc w:val="left"/>
-              <w:rPr>
-                <w:rFonts w:cs="Times New Roman"/>
-                <w:szCs w:val="28"/>
-              </w:rPr>
-            </w:pPr>
-            <w:r>
-              <w:rPr>
-                <w:rFonts w:cs="Times New Roman"/>
-                <w:szCs w:val="28"/>
-              </w:rPr>
-              <w:t>Нарушение целостности</w:t>
-            </w:r>
-          </w:p>
+            </w:pPr>
+            <w:r>
+              <w:t>прикладное</w:t>
+            </w:r>
+            <w:r>
+              <w:rPr>
+                <w:shd w:val="clear" w:color="auto" w:fill="F9F9F9"/>
+              </w:rPr>
+              <w:t xml:space="preserve"> программное обеспечение</w:t>
+            </w:r>
+          </w:p>
+        </w:tc>
+        <w:tc>
+          <w:tcPr>
+            <w:tcW w:w="1985" w:type="dxa"/>
+            <w:shd w:val="clear" w:color="auto" w:fill="auto"/>
+          </w:tcPr>
           <w:p>
             <w:pPr>
               <w:pStyle w:val="a7"/>
@@ -3767,13 +4174,57 @@
                 <w:rFonts w:cs="Times New Roman"/>
                 <w:szCs w:val="28"/>
               </w:rPr>
+              <w:t>Нарушение конфиденциальности</w:t>
+            </w:r>
+          </w:p>
+          <w:p>
+            <w:pPr>
+              <w:pStyle w:val="a7"/>
+              <w:numPr>
+                <w:ilvl w:val="0"/>
+                <w:numId w:val="37"/>
+              </w:numPr>
+              <w:spacing w:line="360" w:lineRule="auto"/>
+              <w:jc w:val="left"/>
+              <w:rPr>
+                <w:rFonts w:cs="Times New Roman"/>
+                <w:szCs w:val="28"/>
+              </w:rPr>
+            </w:pPr>
+            <w:r>
+              <w:rPr>
+                <w:rFonts w:cs="Times New Roman"/>
+                <w:szCs w:val="28"/>
+              </w:rPr>
+              <w:t>Нарушение целостности</w:t>
+            </w:r>
+          </w:p>
+          <w:p>
+            <w:pPr>
+              <w:pStyle w:val="a7"/>
+              <w:numPr>
+                <w:ilvl w:val="0"/>
+                <w:numId w:val="37"/>
+              </w:numPr>
+              <w:spacing w:line="360" w:lineRule="auto"/>
+              <w:jc w:val="left"/>
+              <w:rPr>
+                <w:rFonts w:cs="Times New Roman"/>
+                <w:szCs w:val="28"/>
+              </w:rPr>
+            </w:pPr>
+            <w:r>
+              <w:rPr>
+                <w:rFonts w:cs="Times New Roman"/>
+                <w:szCs w:val="28"/>
+              </w:rPr>
               <w:t>Нарушение доступности</w:t>
             </w:r>
           </w:p>
         </w:tc>
         <w:tc>
           <w:tcPr>
-            <w:tcW w:w="1418" w:type="dxa"/>
+            <w:tcW w:w="1276" w:type="dxa"/>
             <w:shd w:val="clear" w:color="auto" w:fill="auto"/>
           </w:tcPr>
           <w:p>
@@ -3785,13 +4236,32 @@
                 <w:szCs w:val="28"/>
               </w:rPr>
             </w:pPr>
-            <w:r>
-              <w:rPr>
-                <w:rFonts w:cs="Times New Roman"/>
-                <w:szCs w:val="28"/>
-              </w:rPr>
-              <w:t>https://bdu.fstec.ru/threat/ubi.067</w:t>
-            </w:r>
+            <w:hyperlink r:id="rId15" w:history="1">
+              <w:r>
+                <w:rPr>
+                  <w:rStyle w:val="a4"/>
+                  <w:rFonts w:cs="Times New Roman"/>
+                  <w:szCs w:val="28"/>
+                </w:rPr>
+                <w:t>БДУ - Угр</w:t>
+              </w:r>
+              <w:r>
+                <w:rPr>
+                  <w:rStyle w:val="a4"/>
+                  <w:rFonts w:cs="Times New Roman"/>
+                  <w:szCs w:val="28"/>
+                </w:rPr>
+                <w:t>о</w:t>
+              </w:r>
+              <w:r>
+                <w:rPr>
+                  <w:rStyle w:val="a4"/>
+                  <w:rFonts w:cs="Times New Roman"/>
+                  <w:szCs w:val="28"/>
+                </w:rPr>
+                <w:t>зы</w:t>
+              </w:r>
+            </w:hyperlink>
           </w:p>
         </w:tc>
       </w:tr>
@@ -3808,19 +4278,33 @@
               <w:spacing w:line="360" w:lineRule="auto"/>
               <w:jc w:val="center"/>
               <w:rPr>
+                <w:rFonts w:cs="Times New Roman"/>
                 <w:b/>
                 <w:bCs/>
-                <w:lang w:val="az-Cyrl-AZ"/>
-              </w:rPr>
-            </w:pPr>
-            <w:r>
-              <w:rPr>
+                <w:szCs w:val="28"/>
+                <w:lang w:val="en-US"/>
+              </w:rPr>
+            </w:pPr>
+            <w:r>
+              <w:rPr>
+                <w:rFonts w:cs="Times New Roman"/>
                 <w:b/>
                 <w:bCs/>
+                <w:szCs w:val="28"/>
                 <w:lang w:val="az-Cyrl-AZ"/>
               </w:rPr>
               <w:lastRenderedPageBreak/>
-              <w:t>11</w:t>
+              <w:t>1</w:t>
+            </w:r>
+            <w:r>
+              <w:rPr>
+                <w:rFonts w:cs="Times New Roman"/>
+                <w:b/>
+                <w:bCs/>
+                <w:szCs w:val="28"/>
+                <w:lang w:val="en-US"/>
+              </w:rPr>
+              <w:t>1</w:t>
             </w:r>
           </w:p>
         </w:tc>
@@ -3871,24 +4355,8 @@
                 <w:rFonts w:cs="Times New Roman"/>
                 <w:szCs w:val="28"/>
               </w:rPr>
-              <w:t>Внутренний нарушитель с низким потенциалом</w:t>
-            </w:r>
-          </w:p>
-        </w:tc>
-        <w:tc>
-          <w:tcPr>
-            <w:tcW w:w="1559" w:type="dxa"/>
-            <w:shd w:val="clear" w:color="auto" w:fill="auto"/>
-          </w:tcPr>
-          <w:p>
-            <w:pPr>
-              <w:spacing w:line="360" w:lineRule="auto"/>
-              <w:jc w:val="left"/>
-              <w:rPr>
-                <w:rFonts w:cs="Times New Roman"/>
-                <w:szCs w:val="28"/>
-              </w:rPr>
-            </w:pPr>
+              <w:t>Внешний нарушитель с низким потенциалом</w:t>
+            </w:r>
           </w:p>
         </w:tc>
         <w:tc>
@@ -3915,7 +4383,7 @@
                 <w:rFonts w:cs="Times New Roman"/>
                 <w:szCs w:val="28"/>
               </w:rPr>
-              <w:t>Аппаратное обеспечение</w:t>
+              <w:t>внешний нарушитель</w:t>
             </w:r>
           </w:p>
           <w:p>
@@ -3937,7 +4405,7 @@
                 <w:rFonts w:cs="Times New Roman"/>
                 <w:szCs w:val="28"/>
               </w:rPr>
-              <w:t>носители информации</w:t>
+              <w:t>Администратор</w:t>
             </w:r>
           </w:p>
           <w:p>
@@ -3959,13 +4427,14 @@
                 <w:rFonts w:cs="Times New Roman"/>
                 <w:szCs w:val="28"/>
               </w:rPr>
-              <w:t>объекты файловой системы</w:t>
+              <w:t>Сотрудник учебной части</w:t>
             </w:r>
           </w:p>
         </w:tc>
         <w:tc>
           <w:tcPr>
-            <w:tcW w:w="2268" w:type="dxa"/>
+            <w:tcW w:w="1984" w:type="dxa"/>
+            <w:gridSpan w:val="2"/>
             <w:shd w:val="clear" w:color="auto" w:fill="auto"/>
           </w:tcPr>
           <w:p>
@@ -3987,17 +4456,88 @@
                 <w:rFonts w:cs="Times New Roman"/>
                 <w:szCs w:val="28"/>
               </w:rPr>
-              <w:t>Нарушение конфиденциальности</w:t>
+              <w:t>Сетевой узел</w:t>
+            </w:r>
+          </w:p>
+          <w:p>
+            <w:pPr>
+              <w:pStyle w:val="a7"/>
+              <w:numPr>
+                <w:ilvl w:val="0"/>
+                <w:numId w:val="37"/>
+              </w:numPr>
+              <w:spacing w:line="360" w:lineRule="auto"/>
+              <w:jc w:val="left"/>
+              <w:rPr>
+                <w:rFonts w:cs="Times New Roman"/>
+                <w:szCs w:val="28"/>
+              </w:rPr>
+            </w:pPr>
+            <w:r>
+              <w:rPr>
+                <w:rFonts w:cs="Times New Roman"/>
+                <w:szCs w:val="28"/>
+              </w:rPr>
+              <w:t>учётные данные пользователя</w:t>
+            </w:r>
+          </w:p>
+          <w:p>
+            <w:pPr>
+              <w:pStyle w:val="a7"/>
+              <w:numPr>
+                <w:ilvl w:val="0"/>
+                <w:numId w:val="37"/>
+              </w:numPr>
+              <w:spacing w:line="360" w:lineRule="auto"/>
+              <w:jc w:val="left"/>
+              <w:rPr>
+                <w:rFonts w:cs="Times New Roman"/>
+                <w:szCs w:val="28"/>
+              </w:rPr>
+            </w:pPr>
+            <w:r>
+              <w:rPr>
+                <w:rFonts w:cs="Times New Roman"/>
+                <w:szCs w:val="28"/>
+              </w:rPr>
+              <w:t>сетевой трафик</w:t>
+            </w:r>
+          </w:p>
+          <w:p>
+            <w:pPr>
+              <w:pStyle w:val="a7"/>
+              <w:numPr>
+                <w:ilvl w:val="0"/>
+                <w:numId w:val="37"/>
+              </w:numPr>
+              <w:spacing w:line="360" w:lineRule="auto"/>
+              <w:jc w:val="left"/>
+              <w:rPr>
+                <w:rFonts w:cs="Times New Roman"/>
+                <w:szCs w:val="28"/>
+              </w:rPr>
+            </w:pPr>
+            <w:r>
+              <w:rPr>
+                <w:rFonts w:cs="Times New Roman"/>
+                <w:szCs w:val="28"/>
+              </w:rPr>
+              <w:t>аппаратное обеспечение</w:t>
             </w:r>
           </w:p>
         </w:tc>
         <w:tc>
           <w:tcPr>
-            <w:tcW w:w="1418" w:type="dxa"/>
+            <w:tcW w:w="1985" w:type="dxa"/>
             <w:shd w:val="clear" w:color="auto" w:fill="auto"/>
           </w:tcPr>
           <w:p>
             <w:pPr>
+              <w:pStyle w:val="a7"/>
+              <w:numPr>
+                <w:ilvl w:val="0"/>
+                <w:numId w:val="37"/>
+              </w:numPr>
               <w:spacing w:line="360" w:lineRule="auto"/>
               <w:jc w:val="left"/>
               <w:rPr>
@@ -4010,8 +4550,78 @@
                 <w:rFonts w:cs="Times New Roman"/>
                 <w:szCs w:val="28"/>
               </w:rPr>
-              <w:t>https://bdu.fstec.ru/threat/ubi.083</w:t>
-            </w:r>
+              <w:t>Нарушение конфиденциальности</w:t>
+            </w:r>
+          </w:p>
+          <w:p>
+            <w:pPr>
+              <w:pStyle w:val="a7"/>
+              <w:numPr>
+                <w:ilvl w:val="0"/>
+                <w:numId w:val="37"/>
+              </w:numPr>
+              <w:spacing w:line="360" w:lineRule="auto"/>
+              <w:jc w:val="left"/>
+              <w:rPr>
+                <w:rFonts w:cs="Times New Roman"/>
+                <w:szCs w:val="28"/>
+              </w:rPr>
+            </w:pPr>
+            <w:r>
+              <w:rPr>
+                <w:rFonts w:cs="Times New Roman"/>
+                <w:szCs w:val="28"/>
+              </w:rPr>
+              <w:t>Нарушение целостности</w:t>
+            </w:r>
+          </w:p>
+          <w:p>
+            <w:pPr>
+              <w:pStyle w:val="a7"/>
+              <w:numPr>
+                <w:ilvl w:val="0"/>
+                <w:numId w:val="37"/>
+              </w:numPr>
+              <w:spacing w:line="360" w:lineRule="auto"/>
+              <w:jc w:val="left"/>
+              <w:rPr>
+                <w:rFonts w:cs="Times New Roman"/>
+                <w:szCs w:val="28"/>
+              </w:rPr>
+            </w:pPr>
+            <w:r>
+              <w:rPr>
+                <w:rFonts w:cs="Times New Roman"/>
+                <w:szCs w:val="28"/>
+              </w:rPr>
+              <w:t>Нарушение доступности</w:t>
+            </w:r>
+          </w:p>
+        </w:tc>
+        <w:tc>
+          <w:tcPr>
+            <w:tcW w:w="1276" w:type="dxa"/>
+            <w:shd w:val="clear" w:color="auto" w:fill="auto"/>
+          </w:tcPr>
+          <w:p>
+            <w:pPr>
+              <w:spacing w:line="360" w:lineRule="auto"/>
+              <w:jc w:val="left"/>
+              <w:rPr>
+                <w:rFonts w:cs="Times New Roman"/>
+                <w:szCs w:val="28"/>
+              </w:rPr>
+            </w:pPr>
+            <w:hyperlink r:id="rId16" w:history="1">
+              <w:r>
+                <w:rPr>
+                  <w:rStyle w:val="a4"/>
+                  <w:rFonts w:cs="Times New Roman"/>
+                  <w:szCs w:val="28"/>
+                </w:rPr>
+                <w:t>БДУ - Угрозы</w:t>
+              </w:r>
+            </w:hyperlink>
           </w:p>
         </w:tc>
       </w:tr>
@@ -4028,18 +4638,32 @@
               <w:spacing w:line="360" w:lineRule="auto"/>
               <w:jc w:val="center"/>
               <w:rPr>
+                <w:rFonts w:cs="Times New Roman"/>
                 <w:b/>
                 <w:bCs/>
-                <w:lang w:val="az-Cyrl-AZ"/>
-              </w:rPr>
-            </w:pPr>
-            <w:r>
-              <w:rPr>
+                <w:szCs w:val="28"/>
+                <w:lang w:val="en-US"/>
+              </w:rPr>
+            </w:pPr>
+            <w:r>
+              <w:rPr>
+                <w:rFonts w:cs="Times New Roman"/>
                 <w:b/>
                 <w:bCs/>
+                <w:szCs w:val="28"/>
                 <w:lang w:val="az-Cyrl-AZ"/>
               </w:rPr>
-              <w:t>12</w:t>
+              <w:t>1</w:t>
+            </w:r>
+            <w:r>
+              <w:rPr>
+                <w:rFonts w:cs="Times New Roman"/>
+                <w:b/>
+                <w:bCs/>
+                <w:szCs w:val="28"/>
+                <w:lang w:val="en-US"/>
+              </w:rPr>
+              <w:t>2</w:t>
             </w:r>
           </w:p>
         </w:tc>
@@ -4062,7 +4686,7 @@
                 <w:rFonts w:cs="Times New Roman"/>
                 <w:szCs w:val="28"/>
               </w:rPr>
-              <w:t>Угроза несанкционированного доступа к системе по беспроводным каналам</w:t>
+              <w:t>Угроза несанкционированного выключения или обхода механизма защиты от записи в BIOS</w:t>
             </w:r>
           </w:p>
         </w:tc>
@@ -4090,24 +4714,8 @@
                 <w:rFonts w:cs="Times New Roman"/>
                 <w:szCs w:val="28"/>
               </w:rPr>
-              <w:t>Внешний нарушитель с низким потенциалом</w:t>
-            </w:r>
-          </w:p>
-        </w:tc>
-        <w:tc>
-          <w:tcPr>
-            <w:tcW w:w="1559" w:type="dxa"/>
-            <w:shd w:val="clear" w:color="auto" w:fill="auto"/>
-          </w:tcPr>
-          <w:p>
-            <w:pPr>
-              <w:spacing w:line="360" w:lineRule="auto"/>
-              <w:jc w:val="left"/>
-              <w:rPr>
-                <w:rFonts w:cs="Times New Roman"/>
-                <w:szCs w:val="28"/>
-              </w:rPr>
-            </w:pPr>
+              <w:t>Внутренний нарушитель с низким потенциалом</w:t>
+            </w:r>
           </w:p>
         </w:tc>
         <w:tc>
@@ -4134,9 +4742,16 @@
                 <w:rFonts w:cs="Times New Roman"/>
                 <w:szCs w:val="28"/>
               </w:rPr>
-              <w:t>Сетевой узел</w:t>
-            </w:r>
-          </w:p>
+              <w:t>администратор</w:t>
+            </w:r>
+          </w:p>
+        </w:tc>
+        <w:tc>
+          <w:tcPr>
+            <w:tcW w:w="1984" w:type="dxa"/>
+            <w:gridSpan w:val="2"/>
+            <w:shd w:val="clear" w:color="auto" w:fill="auto"/>
+          </w:tcPr>
           <w:p>
             <w:pPr>
               <w:pStyle w:val="a7"/>
@@ -4156,9 +4771,15 @@
                 <w:rFonts w:cs="Times New Roman"/>
                 <w:szCs w:val="28"/>
               </w:rPr>
-              <w:t>учётные данные пользователя</w:t>
-            </w:r>
-          </w:p>
+              <w:t>Микропрограммное и аппаратное обеспечение BIOS/UEFI</w:t>
+            </w:r>
+          </w:p>
+        </w:tc>
+        <w:tc>
+          <w:tcPr>
+            <w:tcW w:w="1985" w:type="dxa"/>
+            <w:shd w:val="clear" w:color="auto" w:fill="auto"/>
+          </w:tcPr>
           <w:p>
             <w:pPr>
               <w:pStyle w:val="a7"/>
@@ -4178,7 +4799,7 @@
                 <w:rFonts w:cs="Times New Roman"/>
                 <w:szCs w:val="28"/>
               </w:rPr>
-              <w:t>сетевой трафик</w:t>
+              <w:t>Нарушение конфиденциальности</w:t>
             </w:r>
           </w:p>
           <w:p>
@@ -4200,15 +4821,9 @@
                 <w:rFonts w:cs="Times New Roman"/>
                 <w:szCs w:val="28"/>
               </w:rPr>
-              <w:t>аппаратное обеспечение</w:t>
-            </w:r>
-          </w:p>
-        </w:tc>
-        <w:tc>
-          <w:tcPr>
-            <w:tcW w:w="2268" w:type="dxa"/>
-            <w:shd w:val="clear" w:color="auto" w:fill="auto"/>
-          </w:tcPr>
+              <w:t>Нарушение целостности</w:t>
+            </w:r>
+          </w:p>
           <w:p>
             <w:pPr>
               <w:pStyle w:val="a7"/>
@@ -4228,57 +4843,13 @@
                 <w:rFonts w:cs="Times New Roman"/>
                 <w:szCs w:val="28"/>
               </w:rPr>
-              <w:t>Нарушение конфиденциальности</w:t>
-            </w:r>
-          </w:p>
-          <w:p>
-            <w:pPr>
-              <w:pStyle w:val="a7"/>
-              <w:numPr>
-                <w:ilvl w:val="0"/>
-                <w:numId w:val="37"/>
-              </w:numPr>
-              <w:spacing w:line="360" w:lineRule="auto"/>
-              <w:jc w:val="left"/>
-              <w:rPr>
-                <w:rFonts w:cs="Times New Roman"/>
-                <w:szCs w:val="28"/>
-              </w:rPr>
-            </w:pPr>
-            <w:r>
-              <w:rPr>
-                <w:rFonts w:cs="Times New Roman"/>
-                <w:szCs w:val="28"/>
-              </w:rPr>
-              <w:t>Нарушение целостности</w:t>
-            </w:r>
-          </w:p>
-          <w:p>
-            <w:pPr>
-              <w:pStyle w:val="a7"/>
-              <w:numPr>
-                <w:ilvl w:val="0"/>
-                <w:numId w:val="37"/>
-              </w:numPr>
-              <w:spacing w:line="360" w:lineRule="auto"/>
-              <w:jc w:val="left"/>
-              <w:rPr>
-                <w:rFonts w:cs="Times New Roman"/>
-                <w:szCs w:val="28"/>
-              </w:rPr>
-            </w:pPr>
-            <w:r>
-              <w:rPr>
-                <w:rFonts w:cs="Times New Roman"/>
-                <w:szCs w:val="28"/>
-              </w:rPr>
               <w:t>Нарушение доступности</w:t>
             </w:r>
           </w:p>
         </w:tc>
         <w:tc>
           <w:tcPr>
-            <w:tcW w:w="1418" w:type="dxa"/>
+            <w:tcW w:w="1276" w:type="dxa"/>
             <w:shd w:val="clear" w:color="auto" w:fill="auto"/>
           </w:tcPr>
           <w:p>
@@ -4290,13 +4861,16 @@
                 <w:szCs w:val="28"/>
               </w:rPr>
             </w:pPr>
-            <w:r>
-              <w:rPr>
-                <w:rFonts w:cs="Times New Roman"/>
-                <w:szCs w:val="28"/>
-              </w:rPr>
-              <w:t>https://bdu.fstec.ru/threat/ubi.083</w:t>
-            </w:r>
+            <w:hyperlink r:id="rId17" w:history="1">
+              <w:r>
+                <w:rPr>
+                  <w:rStyle w:val="a4"/>
+                  <w:rFonts w:cs="Times New Roman"/>
+                  <w:szCs w:val="28"/>
+                </w:rPr>
+                <w:t>БДУ - Угрозы</w:t>
+              </w:r>
+            </w:hyperlink>
           </w:p>
         </w:tc>
       </w:tr>
@@ -4313,18 +4887,32 @@
               <w:spacing w:line="360" w:lineRule="auto"/>
               <w:jc w:val="center"/>
               <w:rPr>
+                <w:rFonts w:cs="Times New Roman"/>
                 <w:b/>
                 <w:bCs/>
+                <w:szCs w:val="28"/>
                 <w:lang w:val="az-Cyrl-AZ"/>
               </w:rPr>
             </w:pPr>
             <w:r>
               <w:rPr>
+                <w:rFonts w:cs="Times New Roman"/>
                 <w:b/>
                 <w:bCs/>
+                <w:szCs w:val="28"/>
                 <w:lang w:val="az-Cyrl-AZ"/>
               </w:rPr>
-              <w:t>13</w:t>
+              <w:t>1</w:t>
+            </w:r>
+            <w:r>
+              <w:rPr>
+                <w:rFonts w:cs="Times New Roman"/>
+                <w:b/>
+                <w:bCs/>
+                <w:szCs w:val="28"/>
+                <w:lang w:val="az-Cyrl-AZ"/>
+              </w:rPr>
+              <w:t>3</w:t>
             </w:r>
           </w:p>
         </w:tc>
@@ -4347,7 +4935,7 @@
                 <w:rFonts w:cs="Times New Roman"/>
                 <w:szCs w:val="28"/>
               </w:rPr>
-              <w:t>Угроза несанкционированного выключения или обхода механизма защиты от записи в BIOS</w:t>
+              <w:t>Угроза неправомерного/некорректного использования интерфейса взаимодействия с приложением</w:t>
             </w:r>
           </w:p>
         </w:tc>
@@ -4375,17 +4963,16 @@
                 <w:rFonts w:cs="Times New Roman"/>
                 <w:szCs w:val="28"/>
               </w:rPr>
-              <w:t>Внутренний нарушитель с низким потенциалом</w:t>
-            </w:r>
-          </w:p>
-        </w:tc>
-        <w:tc>
-          <w:tcPr>
-            <w:tcW w:w="1559" w:type="dxa"/>
-            <w:shd w:val="clear" w:color="auto" w:fill="auto"/>
-          </w:tcPr>
-          <w:p>
-            <w:pPr>
+              <w:t>Внешний нарушитель со средним потенциалом</w:t>
+            </w:r>
+          </w:p>
+          <w:p>
+            <w:pPr>
+              <w:pStyle w:val="a7"/>
+              <w:numPr>
+                <w:ilvl w:val="0"/>
+                <w:numId w:val="37"/>
+              </w:numPr>
               <w:spacing w:line="360" w:lineRule="auto"/>
               <w:jc w:val="left"/>
               <w:rPr>
@@ -4393,6 +4980,13 @@
                 <w:szCs w:val="28"/>
               </w:rPr>
             </w:pPr>
+            <w:r>
+              <w:rPr>
+                <w:rFonts w:cs="Times New Roman"/>
+                <w:szCs w:val="28"/>
+              </w:rPr>
+              <w:t>Внутренний нарушитель со средним потенциалом</w:t>
+            </w:r>
           </w:p>
         </w:tc>
         <w:tc>
@@ -4402,6 +4996,23 @@
           </w:tcPr>
           <w:p>
             <w:pPr>
+              <w:spacing w:line="360" w:lineRule="auto"/>
+              <w:jc w:val="left"/>
+              <w:rPr>
+                <w:rFonts w:cs="Times New Roman"/>
+                <w:szCs w:val="28"/>
+                <w:u w:val="double"/>
+              </w:rPr>
+            </w:pPr>
+          </w:p>
+        </w:tc>
+        <w:tc>
+          <w:tcPr>
+            <w:tcW w:w="1913" w:type="dxa"/>
+            <w:shd w:val="clear" w:color="auto" w:fill="auto"/>
+          </w:tcPr>
+          <w:p>
+            <w:pPr>
               <w:pStyle w:val="a7"/>
               <w:numPr>
                 <w:ilvl w:val="0"/>
@@ -4419,15 +5030,9 @@
                 <w:rFonts w:cs="Times New Roman"/>
                 <w:szCs w:val="28"/>
               </w:rPr>
-              <w:t>Микропрограммное и аппаратное обеспечение BIOS/UEFI</w:t>
-            </w:r>
-          </w:p>
-        </w:tc>
-        <w:tc>
-          <w:tcPr>
-            <w:tcW w:w="2268" w:type="dxa"/>
-            <w:shd w:val="clear" w:color="auto" w:fill="auto"/>
-          </w:tcPr>
+              <w:t>Системное программное обеспечение</w:t>
+            </w:r>
+          </w:p>
           <w:p>
             <w:pPr>
               <w:pStyle w:val="a7"/>
@@ -4447,9 +5052,16 @@
                 <w:rFonts w:cs="Times New Roman"/>
                 <w:szCs w:val="28"/>
               </w:rPr>
-              <w:t>Нарушение конфиденциальности</w:t>
-            </w:r>
-          </w:p>
+              <w:t>прикладное программное обеспечение</w:t>
+            </w:r>
+          </w:p>
+        </w:tc>
+        <w:tc>
+          <w:tcPr>
+            <w:tcW w:w="2056" w:type="dxa"/>
+            <w:gridSpan w:val="2"/>
+            <w:shd w:val="clear" w:color="auto" w:fill="auto"/>
+          </w:tcPr>
           <w:p>
             <w:pPr>
               <w:pStyle w:val="a7"/>
@@ -4469,7 +5081,7 @@
                 <w:rFonts w:cs="Times New Roman"/>
                 <w:szCs w:val="28"/>
               </w:rPr>
-              <w:t>Нарушение целостности</w:t>
+              <w:t>Нарушение конфиденциальности</w:t>
             </w:r>
           </w:p>
           <w:p>
@@ -4491,114 +5103,9 @@
                 <w:rFonts w:cs="Times New Roman"/>
                 <w:szCs w:val="28"/>
               </w:rPr>
-              <w:t>Нарушение доступности</w:t>
-            </w:r>
-          </w:p>
-        </w:tc>
-        <w:tc>
-          <w:tcPr>
-            <w:tcW w:w="1418" w:type="dxa"/>
-            <w:shd w:val="clear" w:color="auto" w:fill="auto"/>
-          </w:tcPr>
-          <w:p>
-            <w:pPr>
-              <w:spacing w:line="360" w:lineRule="auto"/>
-              <w:jc w:val="left"/>
-              <w:rPr>
-                <w:rFonts w:cs="Times New Roman"/>
-                <w:szCs w:val="28"/>
-              </w:rPr>
-            </w:pPr>
-            <w:r>
-              <w:rPr>
-                <w:rFonts w:cs="Times New Roman"/>
-                <w:szCs w:val="28"/>
-              </w:rPr>
-              <w:t>https://bdu.fstec.ru/threat/ubi.072</w:t>
-            </w:r>
-          </w:p>
-        </w:tc>
-      </w:tr>
-    </w:tbl>
-    <w:p>
-      <w:r>
-        <w:br w:type="page"/>
-      </w:r>
-    </w:p>
-    <w:tbl>
-      <w:tblPr>
-        <w:tblStyle w:val="a6"/>
-        <w:tblW w:w="11483" w:type="dxa"/>
-        <w:tblInd w:w="-1423" w:type="dxa"/>
-        <w:tblLayout w:type="fixed"/>
-        <w:tblLook w:val="04A0" w:firstRow="1" w:lastRow="0" w:firstColumn="1" w:lastColumn="0" w:noHBand="0" w:noVBand="1"/>
-      </w:tblPr>
-      <w:tblGrid>
-        <w:gridCol w:w="425"/>
-        <w:gridCol w:w="1986"/>
-        <w:gridCol w:w="1984"/>
-        <w:gridCol w:w="1559"/>
-        <w:gridCol w:w="1843"/>
-        <w:gridCol w:w="2268"/>
-        <w:gridCol w:w="1418"/>
-      </w:tblGrid>
-      <w:tr>
-        <w:trPr>
-          <w:trHeight w:val="537"/>
-        </w:trPr>
-        <w:tc>
-          <w:tcPr>
-            <w:tcW w:w="425" w:type="dxa"/>
-          </w:tcPr>
-          <w:p>
-            <w:pPr>
-              <w:spacing w:line="360" w:lineRule="auto"/>
-              <w:jc w:val="center"/>
-              <w:rPr>
-                <w:b/>
-                <w:bCs/>
-                <w:lang w:val="az-Cyrl-AZ"/>
-              </w:rPr>
-            </w:pPr>
-            <w:r>
-              <w:rPr>
-                <w:b/>
-                <w:bCs/>
-                <w:lang w:val="az-Cyrl-AZ"/>
-              </w:rPr>
-              <w:lastRenderedPageBreak/>
-              <w:t>14</w:t>
-            </w:r>
-          </w:p>
-        </w:tc>
-        <w:tc>
-          <w:tcPr>
-            <w:tcW w:w="1986" w:type="dxa"/>
-            <w:shd w:val="clear" w:color="auto" w:fill="auto"/>
-          </w:tcPr>
-          <w:p>
-            <w:pPr>
-              <w:spacing w:line="360" w:lineRule="auto"/>
-              <w:jc w:val="left"/>
-              <w:rPr>
-                <w:rFonts w:cs="Times New Roman"/>
-                <w:szCs w:val="28"/>
-              </w:rPr>
-            </w:pPr>
-            <w:r>
-              <w:rPr>
-                <w:rFonts w:cs="Times New Roman"/>
-                <w:szCs w:val="28"/>
-              </w:rPr>
-              <w:t>Угроза неправомерного/некорректного использования интерфейса взаимодействия с приложением</w:t>
-            </w:r>
-          </w:p>
-        </w:tc>
-        <w:tc>
-          <w:tcPr>
-            <w:tcW w:w="1984" w:type="dxa"/>
-            <w:shd w:val="clear" w:color="auto" w:fill="auto"/>
-          </w:tcPr>
+              <w:t>Нарушение целостности</w:t>
+            </w:r>
+          </w:p>
           <w:p>
             <w:pPr>
               <w:pStyle w:val="a7"/>
@@ -4618,35 +5125,13 @@
                 <w:rFonts w:cs="Times New Roman"/>
                 <w:szCs w:val="28"/>
               </w:rPr>
-              <w:t>Внешний нарушитель со средним потенциалом</w:t>
-            </w:r>
-          </w:p>
-          <w:p>
-            <w:pPr>
-              <w:pStyle w:val="a7"/>
-              <w:numPr>
-                <w:ilvl w:val="0"/>
-                <w:numId w:val="37"/>
-              </w:numPr>
-              <w:spacing w:line="360" w:lineRule="auto"/>
-              <w:jc w:val="left"/>
-              <w:rPr>
-                <w:rFonts w:cs="Times New Roman"/>
-                <w:szCs w:val="28"/>
-              </w:rPr>
-            </w:pPr>
-            <w:r>
-              <w:rPr>
-                <w:rFonts w:cs="Times New Roman"/>
-                <w:szCs w:val="28"/>
-              </w:rPr>
-              <w:t>Внутренний нарушитель со средним потенциалом</w:t>
+              <w:t>Нарушение доступности</w:t>
             </w:r>
           </w:p>
         </w:tc>
         <w:tc>
           <w:tcPr>
-            <w:tcW w:w="1559" w:type="dxa"/>
+            <w:tcW w:w="1276" w:type="dxa"/>
             <w:shd w:val="clear" w:color="auto" w:fill="auto"/>
           </w:tcPr>
           <w:p>
@@ -4658,160 +5143,20 @@
                 <w:szCs w:val="28"/>
               </w:rPr>
             </w:pPr>
-          </w:p>
-        </w:tc>
-        <w:tc>
-          <w:tcPr>
-            <w:tcW w:w="1843" w:type="dxa"/>
-            <w:shd w:val="clear" w:color="auto" w:fill="auto"/>
-          </w:tcPr>
-          <w:p>
-            <w:pPr>
-              <w:pStyle w:val="a7"/>
-              <w:numPr>
-                <w:ilvl w:val="0"/>
-                <w:numId w:val="37"/>
-              </w:numPr>
-              <w:spacing w:line="360" w:lineRule="auto"/>
-              <w:jc w:val="left"/>
-              <w:rPr>
-                <w:rFonts w:cs="Times New Roman"/>
-                <w:szCs w:val="28"/>
-              </w:rPr>
-            </w:pPr>
-            <w:r>
-              <w:rPr>
-                <w:rFonts w:cs="Times New Roman"/>
-                <w:szCs w:val="28"/>
-              </w:rPr>
-              <w:t>Системное программное обеспечение</w:t>
-            </w:r>
-          </w:p>
-          <w:p>
-            <w:pPr>
-              <w:pStyle w:val="a7"/>
-              <w:numPr>
-                <w:ilvl w:val="0"/>
-                <w:numId w:val="37"/>
-              </w:numPr>
-              <w:spacing w:line="360" w:lineRule="auto"/>
-              <w:jc w:val="left"/>
-              <w:rPr>
-                <w:rFonts w:cs="Times New Roman"/>
-                <w:szCs w:val="28"/>
-              </w:rPr>
-            </w:pPr>
-            <w:r>
-              <w:rPr>
-                <w:rFonts w:cs="Times New Roman"/>
-                <w:szCs w:val="28"/>
-              </w:rPr>
-              <w:t>прикладное программное обеспечение</w:t>
-            </w:r>
-          </w:p>
-        </w:tc>
-        <w:tc>
-          <w:tcPr>
-            <w:tcW w:w="2268" w:type="dxa"/>
-            <w:shd w:val="clear" w:color="auto" w:fill="auto"/>
-          </w:tcPr>
-          <w:p>
-            <w:pPr>
-              <w:pStyle w:val="a7"/>
-              <w:numPr>
-                <w:ilvl w:val="0"/>
-                <w:numId w:val="37"/>
-              </w:numPr>
-              <w:spacing w:line="360" w:lineRule="auto"/>
-              <w:jc w:val="left"/>
-              <w:rPr>
-                <w:rFonts w:cs="Times New Roman"/>
-                <w:szCs w:val="28"/>
-              </w:rPr>
-            </w:pPr>
-            <w:r>
-              <w:rPr>
-                <w:rFonts w:cs="Times New Roman"/>
-                <w:szCs w:val="28"/>
-              </w:rPr>
-              <w:t>Нарушение конфиденциальности</w:t>
-            </w:r>
-          </w:p>
-          <w:p>
-            <w:pPr>
-              <w:pStyle w:val="a7"/>
-              <w:numPr>
-                <w:ilvl w:val="0"/>
-                <w:numId w:val="37"/>
-              </w:numPr>
-              <w:spacing w:line="360" w:lineRule="auto"/>
-              <w:jc w:val="left"/>
-              <w:rPr>
-                <w:rFonts w:cs="Times New Roman"/>
-                <w:szCs w:val="28"/>
-              </w:rPr>
-            </w:pPr>
-            <w:r>
-              <w:rPr>
-                <w:rFonts w:cs="Times New Roman"/>
-                <w:szCs w:val="28"/>
-              </w:rPr>
-              <w:t>Нарушение целостности</w:t>
-            </w:r>
-          </w:p>
-          <w:p>
-            <w:pPr>
-              <w:pStyle w:val="a7"/>
-              <w:numPr>
-                <w:ilvl w:val="0"/>
-                <w:numId w:val="37"/>
-              </w:numPr>
-              <w:spacing w:line="360" w:lineRule="auto"/>
-              <w:jc w:val="left"/>
-              <w:rPr>
-                <w:rFonts w:cs="Times New Roman"/>
-                <w:szCs w:val="28"/>
-              </w:rPr>
-            </w:pPr>
-            <w:r>
-              <w:rPr>
-                <w:rFonts w:cs="Times New Roman"/>
-                <w:szCs w:val="28"/>
-              </w:rPr>
-              <w:t>Нарушение доступности</w:t>
-            </w:r>
-          </w:p>
-        </w:tc>
-        <w:tc>
-          <w:tcPr>
-            <w:tcW w:w="1418" w:type="dxa"/>
-            <w:shd w:val="clear" w:color="auto" w:fill="auto"/>
-          </w:tcPr>
-          <w:p>
-            <w:pPr>
-              <w:spacing w:line="360" w:lineRule="auto"/>
-              <w:jc w:val="left"/>
-              <w:rPr>
-                <w:rFonts w:cs="Times New Roman"/>
-                <w:szCs w:val="28"/>
-              </w:rPr>
-            </w:pPr>
-            <w:r>
-              <w:rPr>
-                <w:rFonts w:cs="Times New Roman"/>
-                <w:szCs w:val="28"/>
-              </w:rPr>
-              <w:t>https://bdu.fstec.ru/threat/ubi.068</w:t>
-            </w:r>
+            <w:hyperlink r:id="rId18" w:history="1">
+              <w:r>
+                <w:rPr>
+                  <w:rStyle w:val="a4"/>
+                  <w:rFonts w:cs="Times New Roman"/>
+                  <w:szCs w:val="28"/>
+                </w:rPr>
+                <w:t>БДУ - Угрозы</w:t>
+              </w:r>
+            </w:hyperlink>
           </w:p>
         </w:tc>
       </w:tr>
     </w:tbl>
-    <w:p>
-      <w:pPr>
-        <w:spacing w:line="360" w:lineRule="auto"/>
-      </w:pPr>
-    </w:p>
     <w:p>
       <w:pPr>
         <w:spacing w:line="360" w:lineRule="auto"/>
@@ -4829,7 +5174,7 @@
         </w:numPr>
         <w:spacing w:line="360" w:lineRule="auto"/>
       </w:pPr>
-      <w:bookmarkStart w:id="4" w:name="_Toc224833523"/>
+      <w:bookmarkStart w:id="4" w:name="_Toc224842222"/>
       <w:r>
         <w:lastRenderedPageBreak/>
         <w:t>Вывод.</w:t>
@@ -4838,1358 +5183,247 @@
     </w:p>
     <w:p>
       <w:pPr>
-        <w:spacing w:line="360" w:lineRule="auto"/>
-      </w:pPr>
-    </w:p>
-    <w:p>
-      <w:pPr>
-        <w:spacing w:line="360" w:lineRule="auto"/>
-      </w:pPr>
-    </w:p>
-    <w:p>
-      <w:pPr>
-        <w:spacing w:line="360" w:lineRule="auto"/>
+        <w:autoSpaceDE w:val="0"/>
+        <w:autoSpaceDN w:val="0"/>
+        <w:adjustRightInd w:val="0"/>
+        <w:spacing w:after="0" w:line="360" w:lineRule="auto"/>
+        <w:ind w:firstLine="708"/>
+        <w:rPr>
+          <w:rFonts w:cs="Times New Roman"/>
+          <w:szCs w:val="24"/>
+        </w:rPr>
       </w:pPr>
       <w:r>
-        <w:br w:type="page"/>
+        <w:rPr>
+          <w:rFonts w:cs="Times New Roman"/>
+          <w:szCs w:val="24"/>
+        </w:rPr>
+        <w:t>Научи</w:t>
+      </w:r>
+      <w:r>
+        <w:rPr>
+          <w:rFonts w:cs="Times New Roman"/>
+          <w:szCs w:val="24"/>
+        </w:rPr>
+        <w:t>лся</w:t>
+      </w:r>
+      <w:r>
+        <w:rPr>
+          <w:rFonts w:cs="Times New Roman"/>
+          <w:szCs w:val="24"/>
+        </w:rPr>
+        <w:t xml:space="preserve"> анализировать информационную систему, определять объект защиты, выявлять возможных нарушителей и разрабатывать модель угроз безопасности информации с использованием Банка данных угроз безопасности ФСТЭК.</w:t>
       </w:r>
     </w:p>
     <w:p>
       <w:pPr>
-        <w:spacing w:line="360" w:lineRule="auto"/>
+        <w:autoSpaceDE w:val="0"/>
+        <w:autoSpaceDN w:val="0"/>
+        <w:adjustRightInd w:val="0"/>
+        <w:spacing w:after="0" w:line="360" w:lineRule="auto"/>
+        <w:ind w:firstLine="708"/>
         <w:rPr>
           <w:rFonts w:cs="Times New Roman"/>
-          <w:sz w:val="24"/>
+          <w:szCs w:val="24"/>
         </w:rPr>
       </w:pPr>
-      <w:r>
-        <w:rPr>
-          <w:lang w:val="az-Cyrl-AZ"/>
-        </w:rPr>
-        <w:lastRenderedPageBreak/>
-        <w:t xml:space="preserve">Нет </w:t>
-      </w:r>
-      <w:hyperlink r:id="rId15" w:history="1">
-        <w:r>
-          <w:rPr>
-            <w:rStyle w:val="a4"/>
-            <w:rFonts w:cs="Times New Roman"/>
-            <w:sz w:val="24"/>
-            <w:lang w:val="en-US"/>
-          </w:rPr>
-          <w:t>https</w:t>
-        </w:r>
-        <w:r>
-          <w:rPr>
-            <w:rStyle w:val="a4"/>
-            <w:rFonts w:cs="Times New Roman"/>
-            <w:sz w:val="24"/>
-          </w:rPr>
-          <w:t>://</w:t>
-        </w:r>
-        <w:r>
-          <w:rPr>
-            <w:rStyle w:val="a4"/>
-            <w:rFonts w:cs="Times New Roman"/>
-            <w:sz w:val="24"/>
-            <w:lang w:val="en-US"/>
-          </w:rPr>
-          <w:t>bdu</w:t>
-        </w:r>
-        <w:r>
-          <w:rPr>
-            <w:rStyle w:val="a4"/>
-            <w:rFonts w:cs="Times New Roman"/>
-            <w:sz w:val="24"/>
-          </w:rPr>
-          <w:t>.</w:t>
-        </w:r>
-        <w:r>
-          <w:rPr>
-            <w:rStyle w:val="a4"/>
-            <w:rFonts w:cs="Times New Roman"/>
-            <w:sz w:val="24"/>
-            <w:lang w:val="en-US"/>
-          </w:rPr>
-          <w:t>fstec</w:t>
-        </w:r>
-        <w:r>
-          <w:rPr>
-            <w:rStyle w:val="a4"/>
-            <w:rFonts w:cs="Times New Roman"/>
-            <w:sz w:val="24"/>
-          </w:rPr>
-          <w:t>.</w:t>
-        </w:r>
-        <w:r>
-          <w:rPr>
-            <w:rStyle w:val="a4"/>
-            <w:rFonts w:cs="Times New Roman"/>
-            <w:sz w:val="24"/>
-            <w:lang w:val="en-US"/>
-          </w:rPr>
-          <w:t>ru</w:t>
-        </w:r>
-        <w:r>
-          <w:rPr>
-            <w:rStyle w:val="a4"/>
-            <w:rFonts w:cs="Times New Roman"/>
-            <w:sz w:val="24"/>
-          </w:rPr>
-          <w:t>/</w:t>
-        </w:r>
-        <w:r>
-          <w:rPr>
-            <w:rStyle w:val="a4"/>
-            <w:rFonts w:cs="Times New Roman"/>
-            <w:sz w:val="24"/>
-            <w:lang w:val="en-US"/>
-          </w:rPr>
-          <w:t>threat</w:t>
-        </w:r>
-        <w:r>
-          <w:rPr>
-            <w:rStyle w:val="a4"/>
-            <w:rFonts w:cs="Times New Roman"/>
-            <w:sz w:val="24"/>
-          </w:rPr>
-          <w:t>/</w:t>
-        </w:r>
-        <w:r>
-          <w:rPr>
-            <w:rStyle w:val="a4"/>
-            <w:rFonts w:cs="Times New Roman"/>
-            <w:sz w:val="24"/>
-            <w:lang w:val="en-US"/>
-          </w:rPr>
-          <w:t>ubi</w:t>
-        </w:r>
-        <w:r>
-          <w:rPr>
-            <w:rStyle w:val="a4"/>
-            <w:rFonts w:cs="Times New Roman"/>
-            <w:sz w:val="24"/>
-          </w:rPr>
-          <w:t>.021</w:t>
-        </w:r>
-      </w:hyperlink>
       <w:r>
         <w:rPr>
           <w:rFonts w:cs="Times New Roman"/>
-          <w:sz w:val="24"/>
+          <w:szCs w:val="24"/>
         </w:rPr>
-        <w:br/>
+        <w:t xml:space="preserve">В ходе выполнения практической работы были выбраны 13 </w:t>
       </w:r>
-      <w:hyperlink r:id="rId16" w:history="1">
-        <w:r>
-          <w:rPr>
-            <w:rStyle w:val="a4"/>
-            <w:rFonts w:cs="Times New Roman"/>
-            <w:sz w:val="24"/>
-            <w:lang w:val="en-US"/>
-          </w:rPr>
-          <w:t>https</w:t>
-        </w:r>
-        <w:r>
-          <w:rPr>
-            <w:rStyle w:val="a4"/>
-            <w:rFonts w:cs="Times New Roman"/>
-            <w:sz w:val="24"/>
-          </w:rPr>
-          <w:t>://</w:t>
-        </w:r>
-        <w:r>
-          <w:rPr>
-            <w:rStyle w:val="a4"/>
-            <w:rFonts w:cs="Times New Roman"/>
-            <w:sz w:val="24"/>
-            <w:lang w:val="en-US"/>
-          </w:rPr>
-          <w:t>bdu</w:t>
-        </w:r>
-        <w:r>
-          <w:rPr>
-            <w:rStyle w:val="a4"/>
-            <w:rFonts w:cs="Times New Roman"/>
-            <w:sz w:val="24"/>
-          </w:rPr>
-          <w:t>.</w:t>
-        </w:r>
-        <w:r>
-          <w:rPr>
-            <w:rStyle w:val="a4"/>
-            <w:rFonts w:cs="Times New Roman"/>
-            <w:sz w:val="24"/>
-            <w:lang w:val="en-US"/>
-          </w:rPr>
-          <w:t>fstec</w:t>
-        </w:r>
-        <w:r>
-          <w:rPr>
-            <w:rStyle w:val="a4"/>
-            <w:rFonts w:cs="Times New Roman"/>
-            <w:sz w:val="24"/>
-          </w:rPr>
-          <w:t>.</w:t>
-        </w:r>
-        <w:r>
-          <w:rPr>
-            <w:rStyle w:val="a4"/>
-            <w:rFonts w:cs="Times New Roman"/>
-            <w:sz w:val="24"/>
-            <w:lang w:val="en-US"/>
-          </w:rPr>
-          <w:t>ru</w:t>
-        </w:r>
-        <w:r>
-          <w:rPr>
-            <w:rStyle w:val="a4"/>
-            <w:rFonts w:cs="Times New Roman"/>
-            <w:sz w:val="24"/>
-          </w:rPr>
-          <w:t>/</w:t>
-        </w:r>
-        <w:r>
-          <w:rPr>
-            <w:rStyle w:val="a4"/>
-            <w:rFonts w:cs="Times New Roman"/>
-            <w:sz w:val="24"/>
-            <w:lang w:val="en-US"/>
-          </w:rPr>
-          <w:t>t</w:t>
-        </w:r>
-        <w:r>
-          <w:rPr>
-            <w:rStyle w:val="a4"/>
-            <w:rFonts w:cs="Times New Roman"/>
-            <w:sz w:val="24"/>
-            <w:lang w:val="en-US"/>
-          </w:rPr>
-          <w:t>hreat</w:t>
-        </w:r>
-        <w:r>
-          <w:rPr>
-            <w:rStyle w:val="a4"/>
-            <w:rFonts w:cs="Times New Roman"/>
-            <w:sz w:val="24"/>
-          </w:rPr>
-          <w:t>/</w:t>
-        </w:r>
-        <w:r>
-          <w:rPr>
-            <w:rStyle w:val="a4"/>
-            <w:rFonts w:cs="Times New Roman"/>
-            <w:sz w:val="24"/>
-            <w:lang w:val="en-US"/>
-          </w:rPr>
-          <w:t>ubi</w:t>
-        </w:r>
-        <w:r>
-          <w:rPr>
-            <w:rStyle w:val="a4"/>
-            <w:rFonts w:cs="Times New Roman"/>
-            <w:sz w:val="24"/>
-          </w:rPr>
-          <w:t>.027</w:t>
-        </w:r>
-      </w:hyperlink>
+      <w:proofErr w:type="gramStart"/>
       <w:r>
         <w:rPr>
           <w:rFonts w:cs="Times New Roman"/>
-          <w:sz w:val="24"/>
+          <w:szCs w:val="24"/>
         </w:rPr>
-        <w:br/>
+        <w:t>угроз</w:t>
       </w:r>
-      <w:hyperlink r:id="rId17" w:history="1">
-        <w:r>
-          <w:rPr>
-            <w:rStyle w:val="a4"/>
-            <w:rFonts w:cs="Times New Roman"/>
-            <w:sz w:val="24"/>
-            <w:lang w:val="en-US"/>
-          </w:rPr>
-          <w:t>https</w:t>
-        </w:r>
-        <w:r>
-          <w:rPr>
-            <w:rStyle w:val="a4"/>
-            <w:rFonts w:cs="Times New Roman"/>
-            <w:sz w:val="24"/>
-          </w:rPr>
-          <w:t>://</w:t>
-        </w:r>
-        <w:r>
-          <w:rPr>
-            <w:rStyle w:val="a4"/>
-            <w:rFonts w:cs="Times New Roman"/>
-            <w:sz w:val="24"/>
-            <w:lang w:val="en-US"/>
-          </w:rPr>
-          <w:t>bdu</w:t>
-        </w:r>
-        <w:r>
-          <w:rPr>
-            <w:rStyle w:val="a4"/>
-            <w:rFonts w:cs="Times New Roman"/>
-            <w:sz w:val="24"/>
-          </w:rPr>
-          <w:t>.</w:t>
-        </w:r>
-        <w:r>
-          <w:rPr>
-            <w:rStyle w:val="a4"/>
-            <w:rFonts w:cs="Times New Roman"/>
-            <w:sz w:val="24"/>
-            <w:lang w:val="en-US"/>
-          </w:rPr>
-          <w:t>fstec</w:t>
-        </w:r>
-        <w:r>
-          <w:rPr>
-            <w:rStyle w:val="a4"/>
-            <w:rFonts w:cs="Times New Roman"/>
-            <w:sz w:val="24"/>
-          </w:rPr>
-          <w:t>.</w:t>
-        </w:r>
-        <w:r>
-          <w:rPr>
-            <w:rStyle w:val="a4"/>
-            <w:rFonts w:cs="Times New Roman"/>
-            <w:sz w:val="24"/>
-            <w:lang w:val="en-US"/>
-          </w:rPr>
-          <w:t>ru</w:t>
-        </w:r>
-        <w:r>
-          <w:rPr>
-            <w:rStyle w:val="a4"/>
-            <w:rFonts w:cs="Times New Roman"/>
-            <w:sz w:val="24"/>
-          </w:rPr>
-          <w:t>/</w:t>
-        </w:r>
-        <w:r>
-          <w:rPr>
-            <w:rStyle w:val="a4"/>
-            <w:rFonts w:cs="Times New Roman"/>
-            <w:sz w:val="24"/>
-            <w:lang w:val="en-US"/>
-          </w:rPr>
-          <w:t>threa</w:t>
-        </w:r>
-        <w:r>
-          <w:rPr>
-            <w:rStyle w:val="a4"/>
-            <w:rFonts w:cs="Times New Roman"/>
-            <w:sz w:val="24"/>
-            <w:lang w:val="en-US"/>
-          </w:rPr>
-          <w:t>t</w:t>
-        </w:r>
-        <w:r>
-          <w:rPr>
-            <w:rStyle w:val="a4"/>
-            <w:rFonts w:cs="Times New Roman"/>
-            <w:sz w:val="24"/>
-          </w:rPr>
-          <w:t>/</w:t>
-        </w:r>
-        <w:r>
-          <w:rPr>
-            <w:rStyle w:val="a4"/>
-            <w:rFonts w:cs="Times New Roman"/>
-            <w:sz w:val="24"/>
-            <w:lang w:val="en-US"/>
-          </w:rPr>
-          <w:t>ubi</w:t>
-        </w:r>
-        <w:r>
-          <w:rPr>
-            <w:rStyle w:val="a4"/>
-            <w:rFonts w:cs="Times New Roman"/>
-            <w:sz w:val="24"/>
-          </w:rPr>
-          <w:t>.034</w:t>
-        </w:r>
-      </w:hyperlink>
+      <w:proofErr w:type="gramEnd"/>
       <w:r>
         <w:rPr>
           <w:rFonts w:cs="Times New Roman"/>
-          <w:sz w:val="24"/>
+          <w:szCs w:val="24"/>
         </w:rPr>
-        <w:br/>
+        <w:t xml:space="preserve"> </w:t>
       </w:r>
-      <w:hyperlink r:id="rId18" w:history="1">
-        <w:r>
-          <w:rPr>
-            <w:rStyle w:val="a4"/>
-            <w:rFonts w:cs="Times New Roman"/>
-            <w:sz w:val="24"/>
-            <w:lang w:val="en-US"/>
-          </w:rPr>
-          <w:t>https</w:t>
-        </w:r>
-        <w:r>
-          <w:rPr>
-            <w:rStyle w:val="a4"/>
-            <w:rFonts w:cs="Times New Roman"/>
-            <w:sz w:val="24"/>
-          </w:rPr>
-          <w:t>://</w:t>
-        </w:r>
-        <w:r>
-          <w:rPr>
-            <w:rStyle w:val="a4"/>
-            <w:rFonts w:cs="Times New Roman"/>
-            <w:sz w:val="24"/>
-            <w:lang w:val="en-US"/>
-          </w:rPr>
-          <w:t>bdu</w:t>
-        </w:r>
-        <w:r>
-          <w:rPr>
-            <w:rStyle w:val="a4"/>
-            <w:rFonts w:cs="Times New Roman"/>
-            <w:sz w:val="24"/>
-          </w:rPr>
-          <w:t>.</w:t>
-        </w:r>
-        <w:r>
-          <w:rPr>
-            <w:rStyle w:val="a4"/>
-            <w:rFonts w:cs="Times New Roman"/>
-            <w:sz w:val="24"/>
-            <w:lang w:val="en-US"/>
-          </w:rPr>
-          <w:t>fstec</w:t>
-        </w:r>
-        <w:r>
-          <w:rPr>
-            <w:rStyle w:val="a4"/>
-            <w:rFonts w:cs="Times New Roman"/>
-            <w:sz w:val="24"/>
-          </w:rPr>
-          <w:t>.</w:t>
-        </w:r>
-        <w:r>
-          <w:rPr>
-            <w:rStyle w:val="a4"/>
-            <w:rFonts w:cs="Times New Roman"/>
-            <w:sz w:val="24"/>
-            <w:lang w:val="en-US"/>
-          </w:rPr>
-          <w:t>ru</w:t>
-        </w:r>
-        <w:r>
-          <w:rPr>
-            <w:rStyle w:val="a4"/>
-            <w:rFonts w:cs="Times New Roman"/>
-            <w:sz w:val="24"/>
-          </w:rPr>
-          <w:t>/</w:t>
-        </w:r>
-        <w:r>
-          <w:rPr>
-            <w:rStyle w:val="a4"/>
-            <w:rFonts w:cs="Times New Roman"/>
-            <w:sz w:val="24"/>
-            <w:lang w:val="en-US"/>
-          </w:rPr>
-          <w:t>threat</w:t>
-        </w:r>
-        <w:r>
-          <w:rPr>
-            <w:rStyle w:val="a4"/>
-            <w:rFonts w:cs="Times New Roman"/>
-            <w:sz w:val="24"/>
-          </w:rPr>
-          <w:t>/</w:t>
-        </w:r>
-        <w:r>
-          <w:rPr>
-            <w:rStyle w:val="a4"/>
-            <w:rFonts w:cs="Times New Roman"/>
-            <w:sz w:val="24"/>
-            <w:lang w:val="en-US"/>
-          </w:rPr>
-          <w:t>ubi</w:t>
-        </w:r>
-        <w:r>
-          <w:rPr>
-            <w:rStyle w:val="a4"/>
-            <w:rFonts w:cs="Times New Roman"/>
-            <w:sz w:val="24"/>
-          </w:rPr>
-          <w:t>.037</w:t>
-        </w:r>
-      </w:hyperlink>
       <w:r>
         <w:rPr>
           <w:rFonts w:cs="Times New Roman"/>
-          <w:sz w:val="24"/>
+          <w:szCs w:val="24"/>
         </w:rPr>
-        <w:br/>
+        <w:t xml:space="preserve">В выбранных угрозах содержатся угрозы связанные с </w:t>
       </w:r>
-      <w:hyperlink r:id="rId19" w:history="1">
-        <w:r>
-          <w:rPr>
-            <w:rStyle w:val="a4"/>
-            <w:rFonts w:cs="Times New Roman"/>
-            <w:sz w:val="24"/>
-            <w:lang w:val="en-US"/>
-          </w:rPr>
-          <w:t>https</w:t>
-        </w:r>
-        <w:r>
-          <w:rPr>
-            <w:rStyle w:val="a4"/>
-            <w:rFonts w:cs="Times New Roman"/>
-            <w:sz w:val="24"/>
-          </w:rPr>
-          <w:t>://</w:t>
-        </w:r>
-        <w:r>
-          <w:rPr>
-            <w:rStyle w:val="a4"/>
-            <w:rFonts w:cs="Times New Roman"/>
-            <w:sz w:val="24"/>
-            <w:lang w:val="en-US"/>
-          </w:rPr>
-          <w:t>bdu</w:t>
-        </w:r>
-        <w:r>
-          <w:rPr>
-            <w:rStyle w:val="a4"/>
-            <w:rFonts w:cs="Times New Roman"/>
-            <w:sz w:val="24"/>
-          </w:rPr>
-          <w:t>.</w:t>
-        </w:r>
-        <w:r>
-          <w:rPr>
-            <w:rStyle w:val="a4"/>
-            <w:rFonts w:cs="Times New Roman"/>
-            <w:sz w:val="24"/>
-            <w:lang w:val="en-US"/>
-          </w:rPr>
-          <w:t>fstec</w:t>
-        </w:r>
-        <w:r>
-          <w:rPr>
-            <w:rStyle w:val="a4"/>
-            <w:rFonts w:cs="Times New Roman"/>
-            <w:sz w:val="24"/>
-          </w:rPr>
-          <w:t>.</w:t>
-        </w:r>
-        <w:r>
-          <w:rPr>
-            <w:rStyle w:val="a4"/>
-            <w:rFonts w:cs="Times New Roman"/>
-            <w:sz w:val="24"/>
-            <w:lang w:val="en-US"/>
-          </w:rPr>
-          <w:t>ru</w:t>
-        </w:r>
-        <w:r>
-          <w:rPr>
-            <w:rStyle w:val="a4"/>
-            <w:rFonts w:cs="Times New Roman"/>
-            <w:sz w:val="24"/>
-          </w:rPr>
-          <w:t>/</w:t>
-        </w:r>
-        <w:r>
-          <w:rPr>
-            <w:rStyle w:val="a4"/>
-            <w:rFonts w:cs="Times New Roman"/>
-            <w:sz w:val="24"/>
-            <w:lang w:val="en-US"/>
-          </w:rPr>
-          <w:t>threat</w:t>
-        </w:r>
-        <w:r>
-          <w:rPr>
-            <w:rStyle w:val="a4"/>
-            <w:rFonts w:cs="Times New Roman"/>
-            <w:sz w:val="24"/>
-          </w:rPr>
-          <w:t>/</w:t>
-        </w:r>
-        <w:r>
-          <w:rPr>
-            <w:rStyle w:val="a4"/>
-            <w:rFonts w:cs="Times New Roman"/>
-            <w:sz w:val="24"/>
-            <w:lang w:val="en-US"/>
-          </w:rPr>
-          <w:t>u</w:t>
-        </w:r>
-        <w:r>
-          <w:rPr>
-            <w:rStyle w:val="a4"/>
-            <w:rFonts w:cs="Times New Roman"/>
-            <w:sz w:val="24"/>
-            <w:lang w:val="en-US"/>
-          </w:rPr>
-          <w:t>bi</w:t>
-        </w:r>
-        <w:r>
-          <w:rPr>
-            <w:rStyle w:val="a4"/>
-            <w:rFonts w:cs="Times New Roman"/>
-            <w:sz w:val="24"/>
-          </w:rPr>
-          <w:t>.038</w:t>
-        </w:r>
-      </w:hyperlink>
       <w:r>
         <w:rPr>
           <w:rFonts w:cs="Times New Roman"/>
-          <w:sz w:val="24"/>
+          <w:szCs w:val="24"/>
         </w:rPr>
-        <w:br/>
+        <w:t>уязвимостями беспроводных сетей, веб-интерфейсов, а также рисками несанкционированного доступа к базе данных и системным настройкам оборудования.</w:t>
       </w:r>
-      <w:hyperlink r:id="rId20" w:history="1">
-        <w:r>
-          <w:rPr>
-            <w:rStyle w:val="a4"/>
-            <w:rFonts w:cs="Times New Roman"/>
-            <w:sz w:val="24"/>
-            <w:lang w:val="en-US"/>
-          </w:rPr>
-          <w:t>https</w:t>
-        </w:r>
-        <w:r>
-          <w:rPr>
-            <w:rStyle w:val="a4"/>
-            <w:rFonts w:cs="Times New Roman"/>
-            <w:sz w:val="24"/>
-          </w:rPr>
-          <w:t>://</w:t>
-        </w:r>
-        <w:r>
-          <w:rPr>
-            <w:rStyle w:val="a4"/>
-            <w:rFonts w:cs="Times New Roman"/>
-            <w:sz w:val="24"/>
-            <w:lang w:val="en-US"/>
-          </w:rPr>
-          <w:t>bdu</w:t>
-        </w:r>
-        <w:r>
-          <w:rPr>
-            <w:rStyle w:val="a4"/>
-            <w:rFonts w:cs="Times New Roman"/>
-            <w:sz w:val="24"/>
-          </w:rPr>
-          <w:t>.</w:t>
-        </w:r>
-        <w:r>
-          <w:rPr>
-            <w:rStyle w:val="a4"/>
-            <w:rFonts w:cs="Times New Roman"/>
-            <w:sz w:val="24"/>
-            <w:lang w:val="en-US"/>
-          </w:rPr>
-          <w:t>fstec</w:t>
-        </w:r>
-        <w:r>
-          <w:rPr>
-            <w:rStyle w:val="a4"/>
-            <w:rFonts w:cs="Times New Roman"/>
-            <w:sz w:val="24"/>
-          </w:rPr>
-          <w:t>.</w:t>
-        </w:r>
-        <w:r>
-          <w:rPr>
-            <w:rStyle w:val="a4"/>
-            <w:rFonts w:cs="Times New Roman"/>
-            <w:sz w:val="24"/>
-            <w:lang w:val="en-US"/>
-          </w:rPr>
-          <w:t>ru</w:t>
-        </w:r>
-        <w:r>
-          <w:rPr>
-            <w:rStyle w:val="a4"/>
-            <w:rFonts w:cs="Times New Roman"/>
-            <w:sz w:val="24"/>
-          </w:rPr>
-          <w:t>/</w:t>
-        </w:r>
-        <w:r>
-          <w:rPr>
-            <w:rStyle w:val="a4"/>
-            <w:rFonts w:cs="Times New Roman"/>
-            <w:sz w:val="24"/>
-            <w:lang w:val="en-US"/>
-          </w:rPr>
-          <w:t>threat</w:t>
-        </w:r>
-        <w:r>
-          <w:rPr>
-            <w:rStyle w:val="a4"/>
-            <w:rFonts w:cs="Times New Roman"/>
-            <w:sz w:val="24"/>
-          </w:rPr>
-          <w:t>/</w:t>
-        </w:r>
-        <w:r>
-          <w:rPr>
-            <w:rStyle w:val="a4"/>
-            <w:rFonts w:cs="Times New Roman"/>
-            <w:sz w:val="24"/>
-            <w:lang w:val="en-US"/>
-          </w:rPr>
-          <w:t>ubi</w:t>
-        </w:r>
-        <w:r>
-          <w:rPr>
-            <w:rStyle w:val="a4"/>
-            <w:rFonts w:cs="Times New Roman"/>
-            <w:sz w:val="24"/>
-          </w:rPr>
-          <w:t>.057</w:t>
-        </w:r>
-      </w:hyperlink>
+    </w:p>
+    <w:p>
+      <w:pPr>
+        <w:autoSpaceDE w:val="0"/>
+        <w:autoSpaceDN w:val="0"/>
+        <w:adjustRightInd w:val="0"/>
+        <w:spacing w:after="0" w:line="360" w:lineRule="auto"/>
+        <w:ind w:firstLine="708"/>
+        <w:rPr>
+          <w:rFonts w:cs="Times New Roman"/>
+          <w:szCs w:val="24"/>
+        </w:rPr>
+      </w:pPr>
       <w:r>
         <w:rPr>
           <w:rFonts w:cs="Times New Roman"/>
-          <w:sz w:val="24"/>
+          <w:szCs w:val="24"/>
         </w:rPr>
-        <w:br/>
+        <w:t xml:space="preserve">Выбранные угрозы </w:t>
       </w:r>
-      <w:hyperlink r:id="rId21" w:history="1">
-        <w:r>
-          <w:rPr>
-            <w:rStyle w:val="a4"/>
-            <w:rFonts w:cs="Times New Roman"/>
-            <w:sz w:val="24"/>
-            <w:lang w:val="en-US"/>
-          </w:rPr>
-          <w:t>https</w:t>
-        </w:r>
-        <w:r>
-          <w:rPr>
-            <w:rStyle w:val="a4"/>
-            <w:rFonts w:cs="Times New Roman"/>
-            <w:sz w:val="24"/>
-          </w:rPr>
-          <w:t>://</w:t>
-        </w:r>
-        <w:r>
-          <w:rPr>
-            <w:rStyle w:val="a4"/>
-            <w:rFonts w:cs="Times New Roman"/>
-            <w:sz w:val="24"/>
-            <w:lang w:val="en-US"/>
-          </w:rPr>
-          <w:t>bdu</w:t>
-        </w:r>
-        <w:r>
-          <w:rPr>
-            <w:rStyle w:val="a4"/>
-            <w:rFonts w:cs="Times New Roman"/>
-            <w:sz w:val="24"/>
-          </w:rPr>
-          <w:t>.</w:t>
-        </w:r>
-        <w:r>
-          <w:rPr>
-            <w:rStyle w:val="a4"/>
-            <w:rFonts w:cs="Times New Roman"/>
-            <w:sz w:val="24"/>
-            <w:lang w:val="en-US"/>
-          </w:rPr>
-          <w:t>fstec</w:t>
-        </w:r>
-        <w:r>
-          <w:rPr>
-            <w:rStyle w:val="a4"/>
-            <w:rFonts w:cs="Times New Roman"/>
-            <w:sz w:val="24"/>
-          </w:rPr>
-          <w:t>.</w:t>
-        </w:r>
-        <w:r>
-          <w:rPr>
-            <w:rStyle w:val="a4"/>
-            <w:rFonts w:cs="Times New Roman"/>
-            <w:sz w:val="24"/>
-            <w:lang w:val="en-US"/>
-          </w:rPr>
-          <w:t>ru</w:t>
-        </w:r>
-        <w:r>
-          <w:rPr>
-            <w:rStyle w:val="a4"/>
-            <w:rFonts w:cs="Times New Roman"/>
-            <w:sz w:val="24"/>
-          </w:rPr>
-          <w:t>/</w:t>
-        </w:r>
-        <w:r>
-          <w:rPr>
-            <w:rStyle w:val="a4"/>
-            <w:rFonts w:cs="Times New Roman"/>
-            <w:sz w:val="24"/>
-            <w:lang w:val="en-US"/>
-          </w:rPr>
-          <w:t>threat</w:t>
-        </w:r>
-        <w:r>
-          <w:rPr>
-            <w:rStyle w:val="a4"/>
-            <w:rFonts w:cs="Times New Roman"/>
-            <w:sz w:val="24"/>
-          </w:rPr>
-          <w:t>/</w:t>
-        </w:r>
-        <w:r>
-          <w:rPr>
-            <w:rStyle w:val="a4"/>
-            <w:rFonts w:cs="Times New Roman"/>
-            <w:sz w:val="24"/>
-            <w:lang w:val="en-US"/>
-          </w:rPr>
-          <w:t>ubi</w:t>
-        </w:r>
-        <w:r>
-          <w:rPr>
-            <w:rStyle w:val="a4"/>
-            <w:rFonts w:cs="Times New Roman"/>
-            <w:sz w:val="24"/>
-          </w:rPr>
-          <w:t>.</w:t>
-        </w:r>
-        <w:r>
-          <w:rPr>
-            <w:rStyle w:val="a4"/>
-            <w:rFonts w:cs="Times New Roman"/>
-            <w:sz w:val="24"/>
-          </w:rPr>
-          <w:t>061</w:t>
-        </w:r>
-      </w:hyperlink>
       <w:r>
         <w:rPr>
           <w:rFonts w:cs="Times New Roman"/>
-          <w:sz w:val="24"/>
+          <w:szCs w:val="24"/>
         </w:rPr>
-        <w:br/>
+        <w:t>являются</w:t>
       </w:r>
-      <w:hyperlink r:id="rId22" w:history="1">
-        <w:r>
-          <w:rPr>
-            <w:rStyle w:val="a4"/>
-            <w:rFonts w:cs="Times New Roman"/>
-            <w:sz w:val="24"/>
-            <w:lang w:val="en-US"/>
-          </w:rPr>
-          <w:t>https</w:t>
-        </w:r>
-        <w:r>
-          <w:rPr>
-            <w:rStyle w:val="a4"/>
-            <w:rFonts w:cs="Times New Roman"/>
-            <w:sz w:val="24"/>
-          </w:rPr>
-          <w:t>://</w:t>
-        </w:r>
-        <w:r>
-          <w:rPr>
-            <w:rStyle w:val="a4"/>
-            <w:rFonts w:cs="Times New Roman"/>
-            <w:sz w:val="24"/>
-            <w:lang w:val="en-US"/>
-          </w:rPr>
-          <w:t>bdu</w:t>
-        </w:r>
-        <w:r>
-          <w:rPr>
-            <w:rStyle w:val="a4"/>
-            <w:rFonts w:cs="Times New Roman"/>
-            <w:sz w:val="24"/>
-          </w:rPr>
-          <w:t>.</w:t>
-        </w:r>
-        <w:r>
-          <w:rPr>
-            <w:rStyle w:val="a4"/>
-            <w:rFonts w:cs="Times New Roman"/>
-            <w:sz w:val="24"/>
-            <w:lang w:val="en-US"/>
-          </w:rPr>
-          <w:t>fstec</w:t>
-        </w:r>
-        <w:r>
-          <w:rPr>
-            <w:rStyle w:val="a4"/>
-            <w:rFonts w:cs="Times New Roman"/>
-            <w:sz w:val="24"/>
-          </w:rPr>
-          <w:t>.</w:t>
-        </w:r>
-        <w:r>
-          <w:rPr>
-            <w:rStyle w:val="a4"/>
-            <w:rFonts w:cs="Times New Roman"/>
-            <w:sz w:val="24"/>
-            <w:lang w:val="en-US"/>
-          </w:rPr>
-          <w:t>ru</w:t>
-        </w:r>
-        <w:r>
-          <w:rPr>
-            <w:rStyle w:val="a4"/>
-            <w:rFonts w:cs="Times New Roman"/>
-            <w:sz w:val="24"/>
-          </w:rPr>
-          <w:t>/</w:t>
-        </w:r>
-        <w:r>
-          <w:rPr>
-            <w:rStyle w:val="a4"/>
-            <w:rFonts w:cs="Times New Roman"/>
-            <w:sz w:val="24"/>
-            <w:lang w:val="en-US"/>
-          </w:rPr>
-          <w:t>threat</w:t>
-        </w:r>
-        <w:r>
-          <w:rPr>
-            <w:rStyle w:val="a4"/>
-            <w:rFonts w:cs="Times New Roman"/>
-            <w:sz w:val="24"/>
-          </w:rPr>
-          <w:t>/</w:t>
-        </w:r>
-        <w:r>
-          <w:rPr>
-            <w:rStyle w:val="a4"/>
-            <w:rFonts w:cs="Times New Roman"/>
-            <w:sz w:val="24"/>
-            <w:lang w:val="en-US"/>
-          </w:rPr>
-          <w:t>u</w:t>
-        </w:r>
-        <w:r>
-          <w:rPr>
-            <w:rStyle w:val="a4"/>
-            <w:rFonts w:cs="Times New Roman"/>
-            <w:sz w:val="24"/>
-            <w:lang w:val="en-US"/>
-          </w:rPr>
-          <w:t>b</w:t>
-        </w:r>
-        <w:r>
-          <w:rPr>
-            <w:rStyle w:val="a4"/>
-            <w:rFonts w:cs="Times New Roman"/>
-            <w:sz w:val="24"/>
-            <w:lang w:val="en-US"/>
-          </w:rPr>
-          <w:t>i</w:t>
-        </w:r>
-        <w:r>
-          <w:rPr>
-            <w:rStyle w:val="a4"/>
-            <w:rFonts w:cs="Times New Roman"/>
-            <w:sz w:val="24"/>
-          </w:rPr>
-          <w:t>.063</w:t>
-        </w:r>
-      </w:hyperlink>
       <w:r>
         <w:rPr>
           <w:rFonts w:cs="Times New Roman"/>
-          <w:sz w:val="24"/>
+          <w:szCs w:val="24"/>
         </w:rPr>
-        <w:br/>
+        <w:t xml:space="preserve"> актуальными для системы учета успеваемости, так как в колледже существуют</w:t>
       </w:r>
-      <w:hyperlink r:id="rId23" w:history="1">
-        <w:r>
-          <w:rPr>
-            <w:rStyle w:val="a4"/>
-            <w:rFonts w:cs="Times New Roman"/>
-            <w:sz w:val="24"/>
-            <w:lang w:val="en-US"/>
-          </w:rPr>
-          <w:t>https</w:t>
-        </w:r>
-        <w:r>
-          <w:rPr>
-            <w:rStyle w:val="a4"/>
-            <w:rFonts w:cs="Times New Roman"/>
-            <w:sz w:val="24"/>
-          </w:rPr>
-          <w:t>://</w:t>
-        </w:r>
-        <w:r>
-          <w:rPr>
-            <w:rStyle w:val="a4"/>
-            <w:rFonts w:cs="Times New Roman"/>
-            <w:sz w:val="24"/>
-            <w:lang w:val="en-US"/>
-          </w:rPr>
-          <w:t>bdu</w:t>
-        </w:r>
-        <w:r>
-          <w:rPr>
-            <w:rStyle w:val="a4"/>
-            <w:rFonts w:cs="Times New Roman"/>
-            <w:sz w:val="24"/>
-          </w:rPr>
-          <w:t>.</w:t>
-        </w:r>
-        <w:r>
-          <w:rPr>
-            <w:rStyle w:val="a4"/>
-            <w:rFonts w:cs="Times New Roman"/>
-            <w:sz w:val="24"/>
-            <w:lang w:val="en-US"/>
-          </w:rPr>
-          <w:t>fstec</w:t>
-        </w:r>
-        <w:r>
-          <w:rPr>
-            <w:rStyle w:val="a4"/>
-            <w:rFonts w:cs="Times New Roman"/>
-            <w:sz w:val="24"/>
-          </w:rPr>
-          <w:t>.</w:t>
-        </w:r>
-        <w:r>
-          <w:rPr>
-            <w:rStyle w:val="a4"/>
-            <w:rFonts w:cs="Times New Roman"/>
-            <w:sz w:val="24"/>
-            <w:lang w:val="en-US"/>
-          </w:rPr>
-          <w:t>ru</w:t>
-        </w:r>
-        <w:r>
-          <w:rPr>
-            <w:rStyle w:val="a4"/>
-            <w:rFonts w:cs="Times New Roman"/>
-            <w:sz w:val="24"/>
-          </w:rPr>
-          <w:t>/</w:t>
-        </w:r>
-        <w:r>
-          <w:rPr>
-            <w:rStyle w:val="a4"/>
-            <w:rFonts w:cs="Times New Roman"/>
-            <w:sz w:val="24"/>
-            <w:lang w:val="en-US"/>
-          </w:rPr>
-          <w:t>threat</w:t>
-        </w:r>
-        <w:r>
-          <w:rPr>
-            <w:rStyle w:val="a4"/>
-            <w:rFonts w:cs="Times New Roman"/>
-            <w:sz w:val="24"/>
-          </w:rPr>
-          <w:t>/</w:t>
-        </w:r>
-        <w:r>
-          <w:rPr>
-            <w:rStyle w:val="a4"/>
-            <w:rFonts w:cs="Times New Roman"/>
-            <w:sz w:val="24"/>
-            <w:lang w:val="en-US"/>
-          </w:rPr>
-          <w:t>ub</w:t>
-        </w:r>
-        <w:r>
-          <w:rPr>
-            <w:rStyle w:val="a4"/>
-            <w:rFonts w:cs="Times New Roman"/>
-            <w:sz w:val="24"/>
-            <w:lang w:val="en-US"/>
-          </w:rPr>
-          <w:t>i</w:t>
-        </w:r>
-        <w:r>
-          <w:rPr>
-            <w:rStyle w:val="a4"/>
-            <w:rFonts w:cs="Times New Roman"/>
-            <w:sz w:val="24"/>
-          </w:rPr>
-          <w:t>.019</w:t>
-        </w:r>
-      </w:hyperlink>
       <w:r>
         <w:rPr>
           <w:rFonts w:cs="Times New Roman"/>
-          <w:sz w:val="24"/>
+          <w:szCs w:val="24"/>
         </w:rPr>
-        <w:br/>
+        <w:t xml:space="preserve"> как человеческий </w:t>
       </w:r>
-      <w:hyperlink r:id="rId24" w:history="1">
-        <w:r>
-          <w:rPr>
-            <w:rStyle w:val="a4"/>
-            <w:rFonts w:cs="Times New Roman"/>
-            <w:sz w:val="24"/>
-            <w:lang w:val="en-US"/>
-          </w:rPr>
-          <w:t>https</w:t>
-        </w:r>
-        <w:r>
-          <w:rPr>
-            <w:rStyle w:val="a4"/>
-            <w:rFonts w:cs="Times New Roman"/>
-            <w:sz w:val="24"/>
-          </w:rPr>
-          <w:t>://</w:t>
-        </w:r>
-        <w:r>
-          <w:rPr>
-            <w:rStyle w:val="a4"/>
-            <w:rFonts w:cs="Times New Roman"/>
-            <w:sz w:val="24"/>
-            <w:lang w:val="en-US"/>
-          </w:rPr>
-          <w:t>bdu</w:t>
-        </w:r>
-        <w:r>
-          <w:rPr>
-            <w:rStyle w:val="a4"/>
-            <w:rFonts w:cs="Times New Roman"/>
-            <w:sz w:val="24"/>
-          </w:rPr>
-          <w:t>.</w:t>
-        </w:r>
-        <w:r>
-          <w:rPr>
-            <w:rStyle w:val="a4"/>
-            <w:rFonts w:cs="Times New Roman"/>
-            <w:sz w:val="24"/>
-            <w:lang w:val="en-US"/>
-          </w:rPr>
-          <w:t>fstec</w:t>
-        </w:r>
-        <w:r>
-          <w:rPr>
-            <w:rStyle w:val="a4"/>
-            <w:rFonts w:cs="Times New Roman"/>
-            <w:sz w:val="24"/>
-          </w:rPr>
-          <w:t>.</w:t>
-        </w:r>
-        <w:r>
-          <w:rPr>
-            <w:rStyle w:val="a4"/>
-            <w:rFonts w:cs="Times New Roman"/>
-            <w:sz w:val="24"/>
-            <w:lang w:val="en-US"/>
-          </w:rPr>
-          <w:t>ru</w:t>
-        </w:r>
-        <w:r>
-          <w:rPr>
-            <w:rStyle w:val="a4"/>
-            <w:rFonts w:cs="Times New Roman"/>
-            <w:sz w:val="24"/>
-          </w:rPr>
-          <w:t>/</w:t>
-        </w:r>
-        <w:r>
-          <w:rPr>
-            <w:rStyle w:val="a4"/>
-            <w:rFonts w:cs="Times New Roman"/>
-            <w:sz w:val="24"/>
-            <w:lang w:val="en-US"/>
-          </w:rPr>
-          <w:t>threat</w:t>
-        </w:r>
-        <w:r>
-          <w:rPr>
-            <w:rStyle w:val="a4"/>
-            <w:rFonts w:cs="Times New Roman"/>
-            <w:sz w:val="24"/>
-          </w:rPr>
-          <w:t>/</w:t>
-        </w:r>
-        <w:r>
-          <w:rPr>
-            <w:rStyle w:val="a4"/>
-            <w:rFonts w:cs="Times New Roman"/>
-            <w:sz w:val="24"/>
-            <w:lang w:val="en-US"/>
-          </w:rPr>
-          <w:t>ubi</w:t>
-        </w:r>
-        <w:r>
-          <w:rPr>
-            <w:rStyle w:val="a4"/>
-            <w:rFonts w:cs="Times New Roman"/>
-            <w:sz w:val="24"/>
-          </w:rPr>
-          <w:t>.016</w:t>
-        </w:r>
-      </w:hyperlink>
+      <w:proofErr w:type="gramStart"/>
       <w:r>
         <w:rPr>
           <w:rFonts w:cs="Times New Roman"/>
-          <w:sz w:val="24"/>
+          <w:szCs w:val="24"/>
         </w:rPr>
-        <w:br/>
+        <w:t>фактор</w:t>
       </w:r>
-      <w:hyperlink r:id="rId25" w:history="1">
-        <w:r>
-          <w:rPr>
-            <w:rStyle w:val="a4"/>
-            <w:rFonts w:cs="Times New Roman"/>
-            <w:sz w:val="24"/>
-            <w:lang w:val="en-US"/>
-          </w:rPr>
-          <w:t>https</w:t>
-        </w:r>
-        <w:r>
-          <w:rPr>
-            <w:rStyle w:val="a4"/>
-            <w:rFonts w:cs="Times New Roman"/>
-            <w:sz w:val="24"/>
-          </w:rPr>
-          <w:t>://</w:t>
-        </w:r>
-        <w:r>
-          <w:rPr>
-            <w:rStyle w:val="a4"/>
-            <w:rFonts w:cs="Times New Roman"/>
-            <w:sz w:val="24"/>
-            <w:lang w:val="en-US"/>
-          </w:rPr>
-          <w:t>bdu</w:t>
-        </w:r>
-        <w:r>
-          <w:rPr>
-            <w:rStyle w:val="a4"/>
-            <w:rFonts w:cs="Times New Roman"/>
-            <w:sz w:val="24"/>
-          </w:rPr>
-          <w:t>.</w:t>
-        </w:r>
-        <w:r>
-          <w:rPr>
-            <w:rStyle w:val="a4"/>
-            <w:rFonts w:cs="Times New Roman"/>
-            <w:sz w:val="24"/>
-            <w:lang w:val="en-US"/>
-          </w:rPr>
-          <w:t>fstec</w:t>
-        </w:r>
-        <w:r>
-          <w:rPr>
-            <w:rStyle w:val="a4"/>
-            <w:rFonts w:cs="Times New Roman"/>
-            <w:sz w:val="24"/>
-          </w:rPr>
-          <w:t>.</w:t>
-        </w:r>
-        <w:r>
-          <w:rPr>
-            <w:rStyle w:val="a4"/>
-            <w:rFonts w:cs="Times New Roman"/>
-            <w:sz w:val="24"/>
-            <w:lang w:val="en-US"/>
-          </w:rPr>
-          <w:t>ru</w:t>
-        </w:r>
-        <w:r>
-          <w:rPr>
-            <w:rStyle w:val="a4"/>
-            <w:rFonts w:cs="Times New Roman"/>
-            <w:sz w:val="24"/>
-          </w:rPr>
-          <w:t>/</w:t>
-        </w:r>
-        <w:r>
-          <w:rPr>
-            <w:rStyle w:val="a4"/>
-            <w:rFonts w:cs="Times New Roman"/>
-            <w:sz w:val="24"/>
-            <w:lang w:val="en-US"/>
-          </w:rPr>
-          <w:t>thre</w:t>
-        </w:r>
-        <w:r>
-          <w:rPr>
-            <w:rStyle w:val="a4"/>
-            <w:rFonts w:cs="Times New Roman"/>
-            <w:sz w:val="24"/>
-            <w:lang w:val="en-US"/>
-          </w:rPr>
-          <w:t>a</w:t>
-        </w:r>
-        <w:r>
-          <w:rPr>
-            <w:rStyle w:val="a4"/>
-            <w:rFonts w:cs="Times New Roman"/>
-            <w:sz w:val="24"/>
-            <w:lang w:val="en-US"/>
-          </w:rPr>
-          <w:t>t</w:t>
-        </w:r>
-        <w:r>
-          <w:rPr>
-            <w:rStyle w:val="a4"/>
-            <w:rFonts w:cs="Times New Roman"/>
-            <w:sz w:val="24"/>
-          </w:rPr>
-          <w:t>/</w:t>
-        </w:r>
-        <w:r>
-          <w:rPr>
-            <w:rStyle w:val="a4"/>
-            <w:rFonts w:cs="Times New Roman"/>
-            <w:sz w:val="24"/>
-            <w:lang w:val="en-US"/>
-          </w:rPr>
-          <w:t>ubi</w:t>
-        </w:r>
-        <w:r>
-          <w:rPr>
-            <w:rStyle w:val="a4"/>
-            <w:rFonts w:cs="Times New Roman"/>
-            <w:sz w:val="24"/>
-          </w:rPr>
-          <w:t>.011</w:t>
-        </w:r>
-      </w:hyperlink>
+      <w:proofErr w:type="gramEnd"/>
+      <w:r>
+        <w:rPr>
+          <w:rFonts w:cs="Times New Roman"/>
+          <w:szCs w:val="24"/>
+        </w:rPr>
+        <w:t xml:space="preserve"> так и </w:t>
+      </w:r>
+      <w:r>
+        <w:rPr>
+          <w:rFonts w:cs="Times New Roman"/>
+          <w:szCs w:val="24"/>
+        </w:rPr>
+        <w:t>реальные условия для их реализации.</w:t>
+      </w:r>
     </w:p>
     <w:p>
       <w:pPr>
-        <w:spacing w:line="360" w:lineRule="auto"/>
+        <w:autoSpaceDE w:val="0"/>
+        <w:autoSpaceDN w:val="0"/>
+        <w:adjustRightInd w:val="0"/>
+        <w:spacing w:after="0" w:line="360" w:lineRule="auto"/>
+        <w:ind w:firstLine="708"/>
         <w:rPr>
           <w:rFonts w:cs="Times New Roman"/>
-          <w:sz w:val="24"/>
+          <w:szCs w:val="28"/>
         </w:rPr>
       </w:pPr>
+      <w:r>
+        <w:rPr>
+          <w:rFonts w:cs="Times New Roman"/>
+          <w:szCs w:val="28"/>
+        </w:rPr>
+        <w:t xml:space="preserve">Наиболее значимыми объектами защиты в данной системе являются база данных с оценками студентов и учетные записи пользователей. Их </w:t>
+      </w:r>
+      <w:r>
+        <w:rPr>
+          <w:rFonts w:cs="Times New Roman"/>
+          <w:szCs w:val="28"/>
+        </w:rPr>
+        <w:t>изменение или порча</w:t>
+      </w:r>
+      <w:r>
+        <w:rPr>
+          <w:rFonts w:cs="Times New Roman"/>
+          <w:szCs w:val="28"/>
+        </w:rPr>
+        <w:t xml:space="preserve"> представляет</w:t>
+      </w:r>
+      <w:r>
+        <w:rPr>
+          <w:rFonts w:cs="Times New Roman"/>
+          <w:szCs w:val="28"/>
+        </w:rPr>
+        <w:t xml:space="preserve"> собой</w:t>
+      </w:r>
+      <w:r>
+        <w:rPr>
+          <w:rFonts w:cs="Times New Roman"/>
+          <w:szCs w:val="28"/>
+        </w:rPr>
+        <w:t xml:space="preserve"> наибольшую</w:t>
+      </w:r>
+      <w:r>
+        <w:rPr>
+          <w:rFonts w:cs="Times New Roman"/>
+          <w:szCs w:val="28"/>
+        </w:rPr>
+        <w:t xml:space="preserve"> собой</w:t>
+      </w:r>
+      <w:r>
+        <w:rPr>
+          <w:rFonts w:cs="Times New Roman"/>
+          <w:szCs w:val="28"/>
+        </w:rPr>
+        <w:t xml:space="preserve"> опасность</w:t>
+      </w:r>
     </w:p>
     <w:p>
       <w:pPr>
-        <w:spacing w:line="360" w:lineRule="auto"/>
+        <w:autoSpaceDE w:val="0"/>
+        <w:autoSpaceDN w:val="0"/>
+        <w:adjustRightInd w:val="0"/>
+        <w:spacing w:after="0" w:line="360" w:lineRule="auto"/>
+        <w:ind w:firstLine="708"/>
         <w:rPr>
           <w:rFonts w:cs="Times New Roman"/>
-          <w:sz w:val="24"/>
+          <w:szCs w:val="28"/>
         </w:rPr>
       </w:pPr>
-    </w:p>
-    <w:p>
-      <w:pPr>
-        <w:spacing w:line="360" w:lineRule="auto"/>
+      <w:r>
         <w:rPr>
           <w:rFonts w:cs="Times New Roman"/>
-          <w:sz w:val="24"/>
+          <w:szCs w:val="28"/>
         </w:rPr>
-      </w:pPr>
+        <w:t xml:space="preserve">Разработка данной модели угроз необходима для систематизации рисков информационной системы. Она позволяет обоснованно подойти к выбору мер защиты и обеспечить надежность процесса </w:t>
+      </w:r>
+      <w:r>
+        <w:rPr>
+          <w:rFonts w:cs="Times New Roman"/>
+          <w:szCs w:val="28"/>
+        </w:rPr>
+        <w:t>отслеживания и веления</w:t>
+      </w:r>
+      <w:r>
+        <w:rPr>
+          <w:rFonts w:cs="Times New Roman"/>
+          <w:szCs w:val="28"/>
+        </w:rPr>
+        <w:t xml:space="preserve"> успеваемости студентов.</w:t>
+      </w:r>
     </w:p>
     <w:sectPr>
       <w:pgSz w:w="11906" w:h="16838"/>
@@ -9321,6 +8555,119 @@
     </w:lvl>
   </w:abstractNum>
   <w:abstractNum w:abstractNumId="23" w15:restartNumberingAfterBreak="0">
+    <w:nsid w:val="4FD56769"/>
+    <w:multiLevelType w:val="hybridMultilevel"/>
+    <w:tmpl w:val="C7F6CBBA"/>
+    <w:lvl w:ilvl="0" w:tplc="04190001">
+      <w:start w:val="1"/>
+      <w:numFmt w:val="bullet"/>
+      <w:lvlText w:val=""/>
+      <w:lvlJc w:val="left"/>
+      <w:pPr>
+        <w:ind w:left="1068" w:hanging="360"/>
+      </w:pPr>
+      <w:rPr>
+        <w:rFonts w:ascii="Symbol" w:hAnsi="Symbol" w:hint="default"/>
+      </w:rPr>
+    </w:lvl>
+    <w:lvl w:ilvl="1" w:tplc="04190003" w:tentative="1">
+      <w:start w:val="1"/>
+      <w:numFmt w:val="bullet"/>
+      <w:lvlText w:val="o"/>
+      <w:lvlJc w:val="left"/>
+      <w:pPr>
+        <w:ind w:left="1788" w:hanging="360"/>
+      </w:pPr>
+      <w:rPr>
+        <w:rFonts w:ascii="Courier New" w:hAnsi="Courier New" w:cs="Courier New" w:hint="default"/>
+      </w:rPr>
+    </w:lvl>
+    <w:lvl w:ilvl="2" w:tplc="04190005" w:tentative="1">
+      <w:start w:val="1"/>
+      <w:numFmt w:val="bullet"/>
+      <w:lvlText w:val=""/>
+      <w:lvlJc w:val="left"/>
+      <w:pPr>
+        <w:ind w:left="2508" w:hanging="360"/>
+      </w:pPr>
+      <w:rPr>
+        <w:rFonts w:ascii="Wingdings" w:hAnsi="Wingdings" w:hint="default"/>
+      </w:rPr>
+    </w:lvl>
+    <w:lvl w:ilvl="3" w:tplc="04190001" w:tentative="1">
+      <w:start w:val="1"/>
+      <w:numFmt w:val="bullet"/>
+      <w:lvlText w:val=""/>
+      <w:lvlJc w:val="left"/>
+      <w:pPr>
+        <w:ind w:left="3228" w:hanging="360"/>
+      </w:pPr>
+      <w:rPr>
+        <w:rFonts w:ascii="Symbol" w:hAnsi="Symbol" w:hint="default"/>
+      </w:rPr>
+    </w:lvl>
+    <w:lvl w:ilvl="4" w:tplc="04190003" w:tentative="1">
+      <w:start w:val="1"/>
+      <w:numFmt w:val="bullet"/>
+      <w:lvlText w:val="o"/>
+      <w:lvlJc w:val="left"/>
+      <w:pPr>
+        <w:ind w:left="3948" w:hanging="360"/>
+      </w:pPr>
+      <w:rPr>
+        <w:rFonts w:ascii="Courier New" w:hAnsi="Courier New" w:cs="Courier New" w:hint="default"/>
+      </w:rPr>
+    </w:lvl>
+    <w:lvl w:ilvl="5" w:tplc="04190005" w:tentative="1">
+      <w:start w:val="1"/>
+      <w:numFmt w:val="bullet"/>
+      <w:lvlText w:val=""/>
+      <w:lvlJc w:val="left"/>
+      <w:pPr>
+        <w:ind w:left="4668" w:hanging="360"/>
+      </w:pPr>
+      <w:rPr>
+        <w:rFonts w:ascii="Wingdings" w:hAnsi="Wingdings" w:hint="default"/>
+      </w:rPr>
+    </w:lvl>
+    <w:lvl w:ilvl="6" w:tplc="04190001" w:tentative="1">
+      <w:start w:val="1"/>
+      <w:numFmt w:val="bullet"/>
+      <w:lvlText w:val=""/>
+      <w:lvlJc w:val="left"/>
+      <w:pPr>
+        <w:ind w:left="5388" w:hanging="360"/>
+      </w:pPr>
+      <w:rPr>
+        <w:rFonts w:ascii="Symbol" w:hAnsi="Symbol" w:hint="default"/>
+      </w:rPr>
+    </w:lvl>
+    <w:lvl w:ilvl="7" w:tplc="04190003" w:tentative="1">
+      <w:start w:val="1"/>
+      <w:numFmt w:val="bullet"/>
+      <w:lvlText w:val="o"/>
+      <w:lvlJc w:val="left"/>
+      <w:pPr>
+        <w:ind w:left="6108" w:hanging="360"/>
+      </w:pPr>
+      <w:rPr>
+        <w:rFonts w:ascii="Courier New" w:hAnsi="Courier New" w:cs="Courier New" w:hint="default"/>
+      </w:rPr>
+    </w:lvl>
+    <w:lvl w:ilvl="8" w:tplc="04190005" w:tentative="1">
+      <w:start w:val="1"/>
+      <w:numFmt w:val="bullet"/>
+      <w:lvlText w:val=""/>
+      <w:lvlJc w:val="left"/>
+      <w:pPr>
+        <w:ind w:left="6828" w:hanging="360"/>
+      </w:pPr>
+      <w:rPr>
+        <w:rFonts w:ascii="Wingdings" w:hAnsi="Wingdings" w:hint="default"/>
+      </w:rPr>
+    </w:lvl>
+  </w:abstractNum>
+  <w:abstractNum w:abstractNumId="24" w15:restartNumberingAfterBreak="0">
     <w:nsid w:val="51E92B9B"/>
     <w:multiLevelType w:val="hybridMultilevel"/>
     <w:tmpl w:val="30A0D76A"/>
@@ -9433,7 +8780,7 @@
       </w:rPr>
     </w:lvl>
   </w:abstractNum>
-  <w:abstractNum w:abstractNumId="24" w15:restartNumberingAfterBreak="0">
+  <w:abstractNum w:abstractNumId="25" w15:restartNumberingAfterBreak="0">
     <w:nsid w:val="521359CD"/>
     <w:multiLevelType w:val="multilevel"/>
     <w:tmpl w:val="B456E77C"/>
@@ -9582,7 +8929,7 @@
       </w:rPr>
     </w:lvl>
   </w:abstractNum>
-  <w:abstractNum w:abstractNumId="25" w15:restartNumberingAfterBreak="0">
+  <w:abstractNum w:abstractNumId="26" w15:restartNumberingAfterBreak="0">
     <w:nsid w:val="5488399C"/>
     <w:multiLevelType w:val="multilevel"/>
     <w:tmpl w:val="C8EA6B98"/>
@@ -9731,7 +9078,7 @@
       </w:rPr>
     </w:lvl>
   </w:abstractNum>
-  <w:abstractNum w:abstractNumId="26" w15:restartNumberingAfterBreak="0">
+  <w:abstractNum w:abstractNumId="27" w15:restartNumberingAfterBreak="0">
     <w:nsid w:val="54E17873"/>
     <w:multiLevelType w:val="multilevel"/>
     <w:tmpl w:val="4A0AC972"/>
@@ -9880,7 +9227,7 @@
       </w:rPr>
     </w:lvl>
   </w:abstractNum>
-  <w:abstractNum w:abstractNumId="27" w15:restartNumberingAfterBreak="0">
+  <w:abstractNum w:abstractNumId="28" w15:restartNumberingAfterBreak="0">
     <w:nsid w:val="578E27AF"/>
     <w:multiLevelType w:val="hybridMultilevel"/>
     <w:tmpl w:val="45740300"/>
@@ -9993,7 +9340,7 @@
       </w:rPr>
     </w:lvl>
   </w:abstractNum>
-  <w:abstractNum w:abstractNumId="28" w15:restartNumberingAfterBreak="0">
+  <w:abstractNum w:abstractNumId="29" w15:restartNumberingAfterBreak="0">
     <w:nsid w:val="58D37041"/>
     <w:multiLevelType w:val="multilevel"/>
     <w:tmpl w:val="6A304980"/>
@@ -10142,7 +9489,7 @@
       </w:rPr>
     </w:lvl>
   </w:abstractNum>
-  <w:abstractNum w:abstractNumId="29" w15:restartNumberingAfterBreak="0">
+  <w:abstractNum w:abstractNumId="30" w15:restartNumberingAfterBreak="0">
     <w:nsid w:val="58DA6BB2"/>
     <w:multiLevelType w:val="multilevel"/>
     <w:tmpl w:val="D5860970"/>
@@ -10291,7 +9638,120 @@
       </w:rPr>
     </w:lvl>
   </w:abstractNum>
-  <w:abstractNum w:abstractNumId="30" w15:restartNumberingAfterBreak="0">
+  <w:abstractNum w:abstractNumId="31" w15:restartNumberingAfterBreak="0">
+    <w:nsid w:val="5CCB2B69"/>
+    <w:multiLevelType w:val="hybridMultilevel"/>
+    <w:tmpl w:val="21B8E78C"/>
+    <w:lvl w:ilvl="0" w:tplc="04190001">
+      <w:start w:val="1"/>
+      <w:numFmt w:val="bullet"/>
+      <w:lvlText w:val=""/>
+      <w:lvlJc w:val="left"/>
+      <w:pPr>
+        <w:ind w:left="1428" w:hanging="360"/>
+      </w:pPr>
+      <w:rPr>
+        <w:rFonts w:ascii="Symbol" w:hAnsi="Symbol" w:hint="default"/>
+      </w:rPr>
+    </w:lvl>
+    <w:lvl w:ilvl="1" w:tplc="04190003" w:tentative="1">
+      <w:start w:val="1"/>
+      <w:numFmt w:val="bullet"/>
+      <w:lvlText w:val="o"/>
+      <w:lvlJc w:val="left"/>
+      <w:pPr>
+        <w:ind w:left="2148" w:hanging="360"/>
+      </w:pPr>
+      <w:rPr>
+        <w:rFonts w:ascii="Courier New" w:hAnsi="Courier New" w:cs="Courier New" w:hint="default"/>
+      </w:rPr>
+    </w:lvl>
+    <w:lvl w:ilvl="2" w:tplc="04190005" w:tentative="1">
+      <w:start w:val="1"/>
+      <w:numFmt w:val="bullet"/>
+      <w:lvlText w:val=""/>
+      <w:lvlJc w:val="left"/>
+      <w:pPr>
+        <w:ind w:left="2868" w:hanging="360"/>
+      </w:pPr>
+      <w:rPr>
+        <w:rFonts w:ascii="Wingdings" w:hAnsi="Wingdings" w:hint="default"/>
+      </w:rPr>
+    </w:lvl>
+    <w:lvl w:ilvl="3" w:tplc="04190001" w:tentative="1">
+      <w:start w:val="1"/>
+      <w:numFmt w:val="bullet"/>
+      <w:lvlText w:val=""/>
+      <w:lvlJc w:val="left"/>
+      <w:pPr>
+        <w:ind w:left="3588" w:hanging="360"/>
+      </w:pPr>
+      <w:rPr>
+        <w:rFonts w:ascii="Symbol" w:hAnsi="Symbol" w:hint="default"/>
+      </w:rPr>
+    </w:lvl>
+    <w:lvl w:ilvl="4" w:tplc="04190003" w:tentative="1">
+      <w:start w:val="1"/>
+      <w:numFmt w:val="bullet"/>
+      <w:lvlText w:val="o"/>
+      <w:lvlJc w:val="left"/>
+      <w:pPr>
+        <w:ind w:left="4308" w:hanging="360"/>
+      </w:pPr>
+      <w:rPr>
+        <w:rFonts w:ascii="Courier New" w:hAnsi="Courier New" w:cs="Courier New" w:hint="default"/>
+      </w:rPr>
+    </w:lvl>
+    <w:lvl w:ilvl="5" w:tplc="04190005" w:tentative="1">
+      <w:start w:val="1"/>
+      <w:numFmt w:val="bullet"/>
+      <w:lvlText w:val=""/>
+      <w:lvlJc w:val="left"/>
+      <w:pPr>
+        <w:ind w:left="5028" w:hanging="360"/>
+      </w:pPr>
+      <w:rPr>
+        <w:rFonts w:ascii="Wingdings" w:hAnsi="Wingdings" w:hint="default"/>
+      </w:rPr>
+    </w:lvl>
+    <w:lvl w:ilvl="6" w:tplc="04190001" w:tentative="1">
+      <w:start w:val="1"/>
+      <w:numFmt w:val="bullet"/>
+      <w:lvlText w:val=""/>
+      <w:lvlJc w:val="left"/>
+      <w:pPr>
+        <w:ind w:left="5748" w:hanging="360"/>
+      </w:pPr>
+      <w:rPr>
+        <w:rFonts w:ascii="Symbol" w:hAnsi="Symbol" w:hint="default"/>
+      </w:rPr>
+    </w:lvl>
+    <w:lvl w:ilvl="7" w:tplc="04190003" w:tentative="1">
+      <w:start w:val="1"/>
+      <w:numFmt w:val="bullet"/>
+      <w:lvlText w:val="o"/>
+      <w:lvlJc w:val="left"/>
+      <w:pPr>
+        <w:ind w:left="6468" w:hanging="360"/>
+      </w:pPr>
+      <w:rPr>
+        <w:rFonts w:ascii="Courier New" w:hAnsi="Courier New" w:cs="Courier New" w:hint="default"/>
+      </w:rPr>
+    </w:lvl>
+    <w:lvl w:ilvl="8" w:tplc="04190005" w:tentative="1">
+      <w:start w:val="1"/>
+      <w:numFmt w:val="bullet"/>
+      <w:lvlText w:val=""/>
+      <w:lvlJc w:val="left"/>
+      <w:pPr>
+        <w:ind w:left="7188" w:hanging="360"/>
+      </w:pPr>
+      <w:rPr>
+        <w:rFonts w:ascii="Wingdings" w:hAnsi="Wingdings" w:hint="default"/>
+      </w:rPr>
+    </w:lvl>
+  </w:abstractNum>
+  <w:abstractNum w:abstractNumId="32" w15:restartNumberingAfterBreak="0">
     <w:nsid w:val="5F3663E3"/>
     <w:multiLevelType w:val="multilevel"/>
     <w:tmpl w:val="6C9C08F0"/>
@@ -10440,7 +9900,7 @@
       </w:rPr>
     </w:lvl>
   </w:abstractNum>
-  <w:abstractNum w:abstractNumId="31" w15:restartNumberingAfterBreak="0">
+  <w:abstractNum w:abstractNumId="33" w15:restartNumberingAfterBreak="0">
     <w:nsid w:val="64EF6D34"/>
     <w:multiLevelType w:val="multilevel"/>
     <w:tmpl w:val="6DA02168"/>
@@ -10589,7 +10049,7 @@
       </w:rPr>
     </w:lvl>
   </w:abstractNum>
-  <w:abstractNum w:abstractNumId="32" w15:restartNumberingAfterBreak="0">
+  <w:abstractNum w:abstractNumId="34" w15:restartNumberingAfterBreak="0">
     <w:nsid w:val="6605276A"/>
     <w:multiLevelType w:val="multilevel"/>
     <w:tmpl w:val="A518265E"/>
@@ -10738,7 +10198,7 @@
       </w:rPr>
     </w:lvl>
   </w:abstractNum>
-  <w:abstractNum w:abstractNumId="33" w15:restartNumberingAfterBreak="0">
+  <w:abstractNum w:abstractNumId="35" w15:restartNumberingAfterBreak="0">
     <w:nsid w:val="69E2612C"/>
     <w:multiLevelType w:val="multilevel"/>
     <w:tmpl w:val="61069770"/>
@@ -10887,7 +10347,7 @@
       </w:rPr>
     </w:lvl>
   </w:abstractNum>
-  <w:abstractNum w:abstractNumId="34" w15:restartNumberingAfterBreak="0">
+  <w:abstractNum w:abstractNumId="36" w15:restartNumberingAfterBreak="0">
     <w:nsid w:val="6D686D91"/>
     <w:multiLevelType w:val="multilevel"/>
     <w:tmpl w:val="2B64F44E"/>
@@ -11036,7 +10496,7 @@
       </w:rPr>
     </w:lvl>
   </w:abstractNum>
-  <w:abstractNum w:abstractNumId="35" w15:restartNumberingAfterBreak="0">
+  <w:abstractNum w:abstractNumId="37" w15:restartNumberingAfterBreak="0">
     <w:nsid w:val="76212339"/>
     <w:multiLevelType w:val="multilevel"/>
     <w:tmpl w:val="110C4E68"/>
@@ -11185,7 +10645,7 @@
       </w:rPr>
     </w:lvl>
   </w:abstractNum>
-  <w:abstractNum w:abstractNumId="36" w15:restartNumberingAfterBreak="0">
+  <w:abstractNum w:abstractNumId="38" w15:restartNumberingAfterBreak="0">
     <w:nsid w:val="7E0C6D87"/>
     <w:multiLevelType w:val="multilevel"/>
     <w:tmpl w:val="26700FF2"/>
@@ -11350,31 +10810,31 @@
     <w:abstractNumId w:val="15"/>
   </w:num>
   <w:num w:numId="6">
-    <w:abstractNumId w:val="27"/>
+    <w:abstractNumId w:val="28"/>
   </w:num>
   <w:num w:numId="7">
     <w:abstractNumId w:val="10"/>
   </w:num>
   <w:num w:numId="8">
-    <w:abstractNumId w:val="23"/>
+    <w:abstractNumId w:val="24"/>
   </w:num>
   <w:num w:numId="9">
     <w:abstractNumId w:val="1"/>
   </w:num>
   <w:num w:numId="10">
+    <w:abstractNumId w:val="30"/>
+  </w:num>
+  <w:num w:numId="11">
     <w:abstractNumId w:val="29"/>
   </w:num>
-  <w:num w:numId="11">
-    <w:abstractNumId w:val="28"/>
-  </w:num>
   <w:num w:numId="12">
-    <w:abstractNumId w:val="30"/>
+    <w:abstractNumId w:val="32"/>
   </w:num>
   <w:num w:numId="13">
-    <w:abstractNumId w:val="25"/>
+    <w:abstractNumId w:val="26"/>
   </w:num>
   <w:num w:numId="14">
-    <w:abstractNumId w:val="31"/>
+    <w:abstractNumId w:val="33"/>
   </w:num>
   <w:num w:numId="15">
     <w:abstractNumId w:val="3"/>
@@ -11395,7 +10855,7 @@
     <w:abstractNumId w:val="6"/>
   </w:num>
   <w:num w:numId="21">
-    <w:abstractNumId w:val="34"/>
+    <w:abstractNumId w:val="36"/>
   </w:num>
   <w:num w:numId="22">
     <w:abstractNumId w:val="21"/>
@@ -11410,13 +10870,13 @@
     <w:abstractNumId w:val="12"/>
   </w:num>
   <w:num w:numId="26">
-    <w:abstractNumId w:val="32"/>
+    <w:abstractNumId w:val="34"/>
   </w:num>
   <w:num w:numId="27">
-    <w:abstractNumId w:val="24"/>
+    <w:abstractNumId w:val="25"/>
   </w:num>
   <w:num w:numId="28">
-    <w:abstractNumId w:val="36"/>
+    <w:abstractNumId w:val="38"/>
   </w:num>
   <w:num w:numId="29">
     <w:abstractNumId w:val="22"/>
@@ -11428,13 +10888,13 @@
     <w:abstractNumId w:val="20"/>
   </w:num>
   <w:num w:numId="32">
-    <w:abstractNumId w:val="26"/>
+    <w:abstractNumId w:val="27"/>
   </w:num>
   <w:num w:numId="33">
-    <w:abstractNumId w:val="35"/>
+    <w:abstractNumId w:val="37"/>
   </w:num>
   <w:num w:numId="34">
-    <w:abstractNumId w:val="33"/>
+    <w:abstractNumId w:val="35"/>
   </w:num>
   <w:num w:numId="35">
     <w:abstractNumId w:val="4"/>
@@ -11444,6 +10904,12 @@
   </w:num>
   <w:num w:numId="37">
     <w:abstractNumId w:val="5"/>
+  </w:num>
+  <w:num w:numId="38">
+    <w:abstractNumId w:val="31"/>
+  </w:num>
+  <w:num w:numId="39">
+    <w:abstractNumId w:val="23"/>
   </w:num>
 </w:numbering>
 </file>
@@ -11846,7 +11312,7 @@
   <w:style w:type="paragraph" w:default="1" w:styleId="a">
     <w:name w:val="Normal"/>
     <w:qFormat/>
-    <w:rsid w:val="00B94F9C"/>
+    <w:rsid w:val="00606A4E"/>
     <w:pPr>
       <w:jc w:val="both"/>
     </w:pPr>

--- a/6.docx
+++ b/6.docx
@@ -1,6 +1,6 @@
 
 <file path=word/document.xml><?xml version="1.0" encoding="utf-8"?>
-<w:document xmlns:wpc="http://schemas.microsoft.com/office/word/2010/wordprocessingCanvas" xmlns:cx="http://schemas.microsoft.com/office/drawing/2014/chartex" xmlns:cx1="http://schemas.microsoft.com/office/drawing/2015/9/8/chartex" xmlns:cx2="http://schemas.microsoft.com/office/drawing/2015/10/21/chartex" xmlns:cx3="http://schemas.microsoft.com/office/drawing/2016/5/9/chartex" xmlns:cx4="http://schemas.microsoft.com/office/drawing/2016/5/10/chartex" xmlns:cx5="http://schemas.microsoft.com/office/drawing/2016/5/11/chartex" xmlns:cx6="http://schemas.microsoft.com/office/drawing/2016/5/12/chartex" xmlns:cx7="http://schemas.microsoft.com/office/drawing/2016/5/13/chartex" xmlns:cx8="http://schemas.microsoft.com/office/drawing/2016/5/14/chartex" xmlns:mc="http://schemas.openxmlformats.org/markup-compatibility/2006" xmlns:aink="http://schemas.microsoft.com/office/drawing/2016/ink" xmlns:am3d="http://schemas.microsoft.com/office/drawing/2017/model3d" xmlns:o="urn:schemas-microsoft-com:office:office" xmlns:r="http://schemas.openxmlformats.org/officeDocument/2006/relationships" xmlns:m="http://schemas.openxmlformats.org/officeDocument/2006/math" xmlns:v="urn:schemas-microsoft-com:vml" xmlns:wp14="http://schemas.microsoft.com/office/word/2010/wordprocessingDrawing" xmlns:wp="http://schemas.openxmlformats.org/drawingml/2006/wordprocessingDrawing" xmlns:w10="urn:schemas-microsoft-com:office:word" xmlns:w="http://schemas.openxmlformats.org/wordprocessingml/2006/main" xmlns:w14="http://schemas.microsoft.com/office/word/2010/wordml" xmlns:w15="http://schemas.microsoft.com/office/word/2012/wordml" xmlns:w16cex="http://schemas.microsoft.com/office/word/2018/wordml/cex" xmlns:w16cid="http://schemas.microsoft.com/office/word/2016/wordml/cid" xmlns:w16="http://schemas.microsoft.com/office/word/2018/wordml" xmlns:w16sdtdh="http://schemas.microsoft.com/office/word/2020/wordml/sdtdatahash" xmlns:w16se="http://schemas.microsoft.com/office/word/2015/wordml/symex" xmlns:wpg="http://schemas.microsoft.com/office/word/2010/wordprocessingGroup" xmlns:wpi="http://schemas.microsoft.com/office/word/2010/wordprocessingInk" xmlns:wne="http://schemas.microsoft.com/office/word/2006/wordml" xmlns:wps="http://schemas.microsoft.com/office/word/2010/wordprocessingShape" mc:Ignorable="w14 w15 w16se w16cid w16 w16cex w16sdtdh wp14">
+<w:document xmlns:wpc="http://schemas.microsoft.com/office/word/2010/wordprocessingCanvas" xmlns:cx="http://schemas.microsoft.com/office/drawing/2014/chartex" xmlns:cx1="http://schemas.microsoft.com/office/drawing/2015/9/8/chartex" xmlns:cx2="http://schemas.microsoft.com/office/drawing/2015/10/21/chartex" xmlns:cx3="http://schemas.microsoft.com/office/drawing/2016/5/9/chartex" xmlns:cx4="http://schemas.microsoft.com/office/drawing/2016/5/10/chartex" xmlns:cx5="http://schemas.microsoft.com/office/drawing/2016/5/11/chartex" xmlns:cx6="http://schemas.microsoft.com/office/drawing/2016/5/12/chartex" xmlns:cx7="http://schemas.microsoft.com/office/drawing/2016/5/13/chartex" xmlns:cx8="http://schemas.microsoft.com/office/drawing/2016/5/14/chartex" xmlns:mc="http://schemas.openxmlformats.org/markup-compatibility/2006" xmlns:aink="http://schemas.microsoft.com/office/drawing/2016/ink" xmlns:am3d="http://schemas.microsoft.com/office/drawing/2017/model3d" xmlns:o="urn:schemas-microsoft-com:office:office" xmlns:r="http://schemas.openxmlformats.org/officeDocument/2006/relationships" xmlns:m="http://schemas.openxmlformats.org/officeDocument/2006/math" xmlns:v="urn:schemas-microsoft-com:vml" xmlns:wp14="http://schemas.microsoft.com/office/word/2010/wordprocessingDrawing" xmlns:wp="http://schemas.openxmlformats.org/drawingml/2006/wordprocessingDrawing" xmlns:w10="urn:schemas-microsoft-com:office:word" xmlns:w="http://schemas.openxmlformats.org/wordprocessingml/2006/main" xmlns:w14="http://schemas.microsoft.com/office/word/2010/wordml" xmlns:w15="http://schemas.microsoft.com/office/word/2012/wordml" xmlns:w16cid="http://schemas.microsoft.com/office/word/2016/wordml/cid" xmlns:w16se="http://schemas.microsoft.com/office/word/2015/wordml/symex" xmlns:wpg="http://schemas.microsoft.com/office/word/2010/wordprocessingGroup" xmlns:wpi="http://schemas.microsoft.com/office/word/2010/wordprocessingInk" xmlns:wne="http://schemas.microsoft.com/office/word/2006/wordml" xmlns:wps="http://schemas.microsoft.com/office/word/2010/wordprocessingShape" mc:Ignorable="w14 w15 w16se w16cid wp14">
   <w:body>
     <w:p>
       <w:pPr>
@@ -366,6 +366,8 @@
         </w:rPr>
         <w:t>2026</w:t>
       </w:r>
+      <w:bookmarkStart w:id="0" w:name="_GoBack"/>
+      <w:bookmarkEnd w:id="0"/>
     </w:p>
     <w:sdt>
       <w:sdtPr>
@@ -442,7 +444,7 @@
             </w:rPr>
             <w:fldChar w:fldCharType="separate"/>
           </w:r>
-          <w:hyperlink w:anchor="_Toc224842218" w:history="1">
+          <w:hyperlink w:anchor="_Toc224887569" w:history="1">
             <w:r>
               <w:rPr>
                 <w:rStyle w:val="a4"/>
@@ -485,7 +487,7 @@
                 <w:noProof/>
                 <w:webHidden/>
               </w:rPr>
-              <w:instrText xml:space="preserve"> PAGEREF _Toc224842218 \h </w:instrText>
+              <w:instrText xml:space="preserve"> PAGEREF _Toc224887569 \h </w:instrText>
             </w:r>
             <w:r>
               <w:rPr>
@@ -530,7 +532,7 @@
               <w:lang w:eastAsia="ru-RU"/>
             </w:rPr>
           </w:pPr>
-          <w:hyperlink w:anchor="_Toc224842219" w:history="1">
+          <w:hyperlink w:anchor="_Toc224887570" w:history="1">
             <w:r>
               <w:rPr>
                 <w:rStyle w:val="a4"/>
@@ -573,7 +575,7 @@
                 <w:noProof/>
                 <w:webHidden/>
               </w:rPr>
-              <w:instrText xml:space="preserve"> PAGEREF _Toc224842219 \h </w:instrText>
+              <w:instrText xml:space="preserve"> PAGEREF _Toc224887570 \h </w:instrText>
             </w:r>
             <w:r>
               <w:rPr>
@@ -618,7 +620,7 @@
               <w:lang w:eastAsia="ru-RU"/>
             </w:rPr>
           </w:pPr>
-          <w:hyperlink w:anchor="_Toc224842220" w:history="1">
+          <w:hyperlink w:anchor="_Toc224887571" w:history="1">
             <w:r>
               <w:rPr>
                 <w:rStyle w:val="a4"/>
@@ -661,7 +663,7 @@
                 <w:noProof/>
                 <w:webHidden/>
               </w:rPr>
-              <w:instrText xml:space="preserve"> PAGEREF _Toc224842220 \h </w:instrText>
+              <w:instrText xml:space="preserve"> PAGEREF _Toc224887571 \h </w:instrText>
             </w:r>
             <w:r>
               <w:rPr>
@@ -706,7 +708,7 @@
               <w:lang w:eastAsia="ru-RU"/>
             </w:rPr>
           </w:pPr>
-          <w:hyperlink w:anchor="_Toc224842221" w:history="1">
+          <w:hyperlink w:anchor="_Toc224887572" w:history="1">
             <w:r>
               <w:rPr>
                 <w:rStyle w:val="a4"/>
@@ -749,7 +751,7 @@
                 <w:noProof/>
                 <w:webHidden/>
               </w:rPr>
-              <w:instrText xml:space="preserve"> PAGEREF _Toc224842221 \h </w:instrText>
+              <w:instrText xml:space="preserve"> PAGEREF _Toc224887572 \h </w:instrText>
             </w:r>
             <w:r>
               <w:rPr>
@@ -794,7 +796,7 @@
               <w:lang w:eastAsia="ru-RU"/>
             </w:rPr>
           </w:pPr>
-          <w:hyperlink w:anchor="_Toc224842222" w:history="1">
+          <w:hyperlink w:anchor="_Toc224887573" w:history="1">
             <w:r>
               <w:rPr>
                 <w:rStyle w:val="a4"/>
@@ -837,7 +839,7 @@
                 <w:noProof/>
                 <w:webHidden/>
               </w:rPr>
-              <w:instrText xml:space="preserve"> PAGEREF _Toc224842222 \h </w:instrText>
+              <w:instrText xml:space="preserve"> PAGEREF _Toc224887573 \h </w:instrText>
             </w:r>
             <w:r>
               <w:rPr>
@@ -909,7 +911,7 @@
         </w:numPr>
         <w:spacing w:line="360" w:lineRule="auto"/>
       </w:pPr>
-      <w:bookmarkStart w:id="0" w:name="_Toc224842218"/>
+      <w:bookmarkStart w:id="1" w:name="_Toc224887569"/>
       <w:r>
         <w:lastRenderedPageBreak/>
         <w:t>Цель ра</w:t>
@@ -917,7 +919,7 @@
       <w:r>
         <w:t>боты</w:t>
       </w:r>
-      <w:bookmarkEnd w:id="0"/>
+      <w:bookmarkEnd w:id="1"/>
     </w:p>
     <w:p>
       <w:pPr>
@@ -992,12 +994,12 @@
         </w:numPr>
         <w:spacing w:line="360" w:lineRule="auto"/>
       </w:pPr>
-      <w:bookmarkStart w:id="1" w:name="_Toc224842219"/>
+      <w:bookmarkStart w:id="2" w:name="_Toc224887570"/>
       <w:r>
         <w:lastRenderedPageBreak/>
         <w:t>Определение объектов защиты информации;</w:t>
       </w:r>
-      <w:bookmarkEnd w:id="1"/>
+      <w:bookmarkEnd w:id="2"/>
     </w:p>
     <w:p>
       <w:pPr>
@@ -1086,12 +1088,12 @@
         </w:numPr>
         <w:spacing w:line="360" w:lineRule="auto"/>
       </w:pPr>
-      <w:bookmarkStart w:id="2" w:name="_Toc224842220"/>
+      <w:bookmarkStart w:id="3" w:name="_Toc224887571"/>
       <w:r>
         <w:lastRenderedPageBreak/>
         <w:t>Перечень возможных нарушителей;</w:t>
       </w:r>
-      <w:bookmarkEnd w:id="2"/>
+      <w:bookmarkEnd w:id="3"/>
     </w:p>
     <w:p>
       <w:pPr>
@@ -1474,12 +1476,12 @@
         </w:numPr>
         <w:spacing w:line="360" w:lineRule="auto"/>
       </w:pPr>
-      <w:bookmarkStart w:id="3" w:name="_Toc224842221"/>
+      <w:bookmarkStart w:id="4" w:name="_Toc224887572"/>
       <w:r>
         <w:lastRenderedPageBreak/>
         <w:t>Таблица модели угроз безопасности;</w:t>
       </w:r>
-      <w:bookmarkEnd w:id="3"/>
+      <w:bookmarkEnd w:id="4"/>
     </w:p>
     <w:tbl>
       <w:tblPr>
@@ -1918,23 +1920,7 @@
                   <w:rFonts w:cs="Times New Roman"/>
                   <w:szCs w:val="28"/>
                 </w:rPr>
-                <w:t>https://bdu.fstec.</w:t>
-              </w:r>
-              <w:r>
-                <w:rPr>
-                  <w:rStyle w:val="a4"/>
-                  <w:rFonts w:cs="Times New Roman"/>
-                  <w:szCs w:val="28"/>
-                </w:rPr>
-                <w:t>r</w:t>
-              </w:r>
-              <w:r>
-                <w:rPr>
-                  <w:rStyle w:val="a4"/>
-                  <w:rFonts w:cs="Times New Roman"/>
-                  <w:szCs w:val="28"/>
-                </w:rPr>
-                <w:t>u/threat/ubi.027</w:t>
+                <w:t>https://bdu.fstec.ru/threat/ubi.027</w:t>
               </w:r>
             </w:hyperlink>
           </w:p>
@@ -4243,23 +4229,7 @@
                   <w:rFonts w:cs="Times New Roman"/>
                   <w:szCs w:val="28"/>
                 </w:rPr>
-                <w:t>БДУ - Угр</w:t>
-              </w:r>
-              <w:r>
-                <w:rPr>
-                  <w:rStyle w:val="a4"/>
-                  <w:rFonts w:cs="Times New Roman"/>
-                  <w:szCs w:val="28"/>
-                </w:rPr>
-                <w:t>о</w:t>
-              </w:r>
-              <w:r>
-                <w:rPr>
-                  <w:rStyle w:val="a4"/>
-                  <w:rFonts w:cs="Times New Roman"/>
-                  <w:szCs w:val="28"/>
-                </w:rPr>
-                <w:t>зы</w:t>
+                <w:t>БДУ - Угрозы</w:t>
               </w:r>
             </w:hyperlink>
           </w:p>
@@ -5174,12 +5144,12 @@
         </w:numPr>
         <w:spacing w:line="360" w:lineRule="auto"/>
       </w:pPr>
-      <w:bookmarkStart w:id="4" w:name="_Toc224842222"/>
+      <w:bookmarkStart w:id="5" w:name="_Toc224887573"/>
       <w:r>
         <w:lastRenderedPageBreak/>
         <w:t>Вывод.</w:t>
       </w:r>
-      <w:bookmarkEnd w:id="4"/>
+      <w:bookmarkEnd w:id="5"/>
     </w:p>
     <w:p>
       <w:pPr>
@@ -5240,7 +5210,14 @@
           <w:rFonts w:cs="Times New Roman"/>
           <w:szCs w:val="24"/>
         </w:rPr>
-        <w:t>угроз</w:t>
+        <w:t xml:space="preserve">угроз </w:t>
+      </w:r>
+      <w:r>
+        <w:rPr>
+          <w:rFonts w:cs="Times New Roman"/>
+          <w:szCs w:val="24"/>
+        </w:rPr>
+        <w:t>В</w:t>
       </w:r>
       <w:proofErr w:type="gramEnd"/>
       <w:r>
@@ -5248,14 +5225,7 @@
           <w:rFonts w:cs="Times New Roman"/>
           <w:szCs w:val="24"/>
         </w:rPr>
-        <w:t xml:space="preserve"> </w:t>
-      </w:r>
-      <w:r>
-        <w:rPr>
-          <w:rFonts w:cs="Times New Roman"/>
-          <w:szCs w:val="24"/>
-        </w:rPr>
-        <w:t xml:space="preserve">В выбранных угрозах содержатся угрозы связанные с </w:t>
+        <w:t xml:space="preserve"> выбранных угрозах содержатся угрозы связанные с </w:t>
       </w:r>
       <w:r>
         <w:rPr>
@@ -5303,23 +5273,7 @@
           <w:rFonts w:cs="Times New Roman"/>
           <w:szCs w:val="24"/>
         </w:rPr>
-        <w:t xml:space="preserve"> как человеческий </w:t>
-      </w:r>
-      <w:proofErr w:type="gramStart"/>
-      <w:r>
-        <w:rPr>
-          <w:rFonts w:cs="Times New Roman"/>
-          <w:szCs w:val="24"/>
-        </w:rPr>
-        <w:t>фактор</w:t>
-      </w:r>
-      <w:proofErr w:type="gramEnd"/>
-      <w:r>
-        <w:rPr>
-          <w:rFonts w:cs="Times New Roman"/>
-          <w:szCs w:val="24"/>
-        </w:rPr>
-        <w:t xml:space="preserve"> так и </w:t>
+        <w:t xml:space="preserve"> как человеческий фактор так и </w:t>
       </w:r>
       <w:r>
         <w:rPr>
@@ -5436,7 +5390,7 @@
 </file>
 
 <file path=word/numbering.xml><?xml version="1.0" encoding="utf-8"?>
-<w:numbering xmlns:wpc="http://schemas.microsoft.com/office/word/2010/wordprocessingCanvas" xmlns:cx="http://schemas.microsoft.com/office/drawing/2014/chartex" xmlns:cx1="http://schemas.microsoft.com/office/drawing/2015/9/8/chartex" xmlns:cx2="http://schemas.microsoft.com/office/drawing/2015/10/21/chartex" xmlns:cx3="http://schemas.microsoft.com/office/drawing/2016/5/9/chartex" xmlns:cx4="http://schemas.microsoft.com/office/drawing/2016/5/10/chartex" xmlns:cx5="http://schemas.microsoft.com/office/drawing/2016/5/11/chartex" xmlns:cx6="http://schemas.microsoft.com/office/drawing/2016/5/12/chartex" xmlns:cx7="http://schemas.microsoft.com/office/drawing/2016/5/13/chartex" xmlns:cx8="http://schemas.microsoft.com/office/drawing/2016/5/14/chartex" xmlns:mc="http://schemas.openxmlformats.org/markup-compatibility/2006" xmlns:aink="http://schemas.microsoft.com/office/drawing/2016/ink" xmlns:am3d="http://schemas.microsoft.com/office/drawing/2017/model3d" xmlns:o="urn:schemas-microsoft-com:office:office" xmlns:r="http://schemas.openxmlformats.org/officeDocument/2006/relationships" xmlns:m="http://schemas.openxmlformats.org/officeDocument/2006/math" xmlns:v="urn:schemas-microsoft-com:vml" xmlns:wp14="http://schemas.microsoft.com/office/word/2010/wordprocessingDrawing" xmlns:wp="http://schemas.openxmlformats.org/drawingml/2006/wordprocessingDrawing" xmlns:w10="urn:schemas-microsoft-com:office:word" xmlns:w="http://schemas.openxmlformats.org/wordprocessingml/2006/main" xmlns:w14="http://schemas.microsoft.com/office/word/2010/wordml" xmlns:w15="http://schemas.microsoft.com/office/word/2012/wordml" xmlns:w16cex="http://schemas.microsoft.com/office/word/2018/wordml/cex" xmlns:w16cid="http://schemas.microsoft.com/office/word/2016/wordml/cid" xmlns:w16="http://schemas.microsoft.com/office/word/2018/wordml" xmlns:w16sdtdh="http://schemas.microsoft.com/office/word/2020/wordml/sdtdatahash" xmlns:w16se="http://schemas.microsoft.com/office/word/2015/wordml/symex" xmlns:wpg="http://schemas.microsoft.com/office/word/2010/wordprocessingGroup" xmlns:wpi="http://schemas.microsoft.com/office/word/2010/wordprocessingInk" xmlns:wne="http://schemas.microsoft.com/office/word/2006/wordml" xmlns:wps="http://schemas.microsoft.com/office/word/2010/wordprocessingShape" mc:Ignorable="w14 w15 w16se w16cid w16 w16cex w16sdtdh wp14">
+<w:numbering xmlns:wpc="http://schemas.microsoft.com/office/word/2010/wordprocessingCanvas" xmlns:cx="http://schemas.microsoft.com/office/drawing/2014/chartex" xmlns:cx1="http://schemas.microsoft.com/office/drawing/2015/9/8/chartex" xmlns:cx2="http://schemas.microsoft.com/office/drawing/2015/10/21/chartex" xmlns:cx3="http://schemas.microsoft.com/office/drawing/2016/5/9/chartex" xmlns:cx4="http://schemas.microsoft.com/office/drawing/2016/5/10/chartex" xmlns:cx5="http://schemas.microsoft.com/office/drawing/2016/5/11/chartex" xmlns:cx6="http://schemas.microsoft.com/office/drawing/2016/5/12/chartex" xmlns:cx7="http://schemas.microsoft.com/office/drawing/2016/5/13/chartex" xmlns:cx8="http://schemas.microsoft.com/office/drawing/2016/5/14/chartex" xmlns:mc="http://schemas.openxmlformats.org/markup-compatibility/2006" xmlns:aink="http://schemas.microsoft.com/office/drawing/2016/ink" xmlns:am3d="http://schemas.microsoft.com/office/drawing/2017/model3d" xmlns:o="urn:schemas-microsoft-com:office:office" xmlns:r="http://schemas.openxmlformats.org/officeDocument/2006/relationships" xmlns:m="http://schemas.openxmlformats.org/officeDocument/2006/math" xmlns:v="urn:schemas-microsoft-com:vml" xmlns:wp14="http://schemas.microsoft.com/office/word/2010/wordprocessingDrawing" xmlns:wp="http://schemas.openxmlformats.org/drawingml/2006/wordprocessingDrawing" xmlns:w10="urn:schemas-microsoft-com:office:word" xmlns:w="http://schemas.openxmlformats.org/wordprocessingml/2006/main" xmlns:w14="http://schemas.microsoft.com/office/word/2010/wordml" xmlns:w15="http://schemas.microsoft.com/office/word/2012/wordml" xmlns:w16cid="http://schemas.microsoft.com/office/word/2016/wordml/cid" xmlns:w16se="http://schemas.microsoft.com/office/word/2015/wordml/symex" xmlns:wpg="http://schemas.microsoft.com/office/word/2010/wordprocessingGroup" xmlns:wpi="http://schemas.microsoft.com/office/word/2010/wordprocessingInk" xmlns:wne="http://schemas.microsoft.com/office/word/2006/wordml" xmlns:wps="http://schemas.microsoft.com/office/word/2010/wordprocessingShape" mc:Ignorable="w14 w15 w16se w16cid wp14">
   <w:abstractNum w:abstractNumId="0" w15:restartNumberingAfterBreak="0">
     <w:nsid w:val="005270EA"/>
     <w:multiLevelType w:val="multilevel"/>
@@ -10915,7 +10869,7 @@
 </file>
 
 <file path=word/styles.xml><?xml version="1.0" encoding="utf-8"?>
-<w:styles xmlns:mc="http://schemas.openxmlformats.org/markup-compatibility/2006" xmlns:r="http://schemas.openxmlformats.org/officeDocument/2006/relationships" xmlns:w="http://schemas.openxmlformats.org/wordprocessingml/2006/main" xmlns:w14="http://schemas.microsoft.com/office/word/2010/wordml" xmlns:w15="http://schemas.microsoft.com/office/word/2012/wordml" xmlns:w16cex="http://schemas.microsoft.com/office/word/2018/wordml/cex" xmlns:w16cid="http://schemas.microsoft.com/office/word/2016/wordml/cid" xmlns:w16="http://schemas.microsoft.com/office/word/2018/wordml" xmlns:w16sdtdh="http://schemas.microsoft.com/office/word/2020/wordml/sdtdatahash" xmlns:w16se="http://schemas.microsoft.com/office/word/2015/wordml/symex" mc:Ignorable="w14 w15 w16se w16cid w16 w16cex w16sdtdh">
+<w:styles xmlns:mc="http://schemas.openxmlformats.org/markup-compatibility/2006" xmlns:r="http://schemas.openxmlformats.org/officeDocument/2006/relationships" xmlns:w="http://schemas.openxmlformats.org/wordprocessingml/2006/main" xmlns:w14="http://schemas.microsoft.com/office/word/2010/wordml" xmlns:w15="http://schemas.microsoft.com/office/word/2012/wordml" xmlns:w16cid="http://schemas.microsoft.com/office/word/2016/wordml/cid" xmlns:w16se="http://schemas.microsoft.com/office/word/2015/wordml/symex" mc:Ignorable="w14 w15 w16se w16cid">
   <w:docDefaults>
     <w:rPrDefault>
       <w:rPr>
@@ -10931,7 +10885,7 @@
       </w:pPr>
     </w:pPrDefault>
   </w:docDefaults>
-  <w:latentStyles w:defLockedState="0" w:defUIPriority="99" w:defSemiHidden="0" w:defUnhideWhenUsed="0" w:defQFormat="0" w:count="376">
+  <w:latentStyles w:defLockedState="0" w:defUIPriority="99" w:defSemiHidden="0" w:defUnhideWhenUsed="0" w:defQFormat="0" w:count="375">
     <w:lsdException w:name="Normal" w:uiPriority="0" w:qFormat="1"/>
     <w:lsdException w:name="heading 1" w:uiPriority="9" w:qFormat="1"/>
     <w:lsdException w:name="heading 2" w:semiHidden="1" w:uiPriority="9" w:unhideWhenUsed="1" w:qFormat="1"/>
@@ -11307,7 +11261,6 @@
     <w:lsdException w:name="Smart Hyperlink" w:semiHidden="1" w:unhideWhenUsed="1"/>
     <w:lsdException w:name="Hashtag" w:semiHidden="1" w:unhideWhenUsed="1"/>
     <w:lsdException w:name="Unresolved Mention" w:semiHidden="1" w:unhideWhenUsed="1"/>
-    <w:lsdException w:name="Smart Link" w:semiHidden="1" w:unhideWhenUsed="1"/>
   </w:latentStyles>
   <w:style w:type="paragraph" w:default="1" w:styleId="a">
     <w:name w:val="Normal"/>
@@ -11367,6 +11320,7 @@
   <w:style w:type="character" w:default="1" w:styleId="a0">
     <w:name w:val="Default Paragraph Font"/>
     <w:uiPriority w:val="1"/>
+    <w:semiHidden/>
     <w:unhideWhenUsed/>
   </w:style>
   <w:style w:type="table" w:default="1" w:styleId="a1">
@@ -11811,7 +11765,7 @@
 </file>
 
 <file path=customXml/itemProps1.xml><?xml version="1.0" encoding="utf-8"?>
-<ds:datastoreItem xmlns:ds="http://schemas.openxmlformats.org/officeDocument/2006/customXml" ds:itemID="{D7EB6285-D293-4EB5-99AC-30EF12AA90B4}">
+<ds:datastoreItem xmlns:ds="http://schemas.openxmlformats.org/officeDocument/2006/customXml" ds:itemID="{0C41E83C-8168-47F5-BBD0-F0C1DC371A4D}">
   <ds:schemaRefs>
     <ds:schemaRef ds:uri="http://schemas.openxmlformats.org/officeDocument/2006/bibliography"/>
   </ds:schemaRefs>
